--- a/latex/lec4/report_2412747_4.docx
+++ b/latex/lec4/report_2412747_4.docx
@@ -135,7 +135,7 @@
     <w:p>
       <w:pPr>
         <w:rPr>
-          <w:rFonts w:ascii="ＭＳ Ｐ明朝" w:eastAsia="ＭＳ Ｐ明朝" w:hAnsi="ＭＳ Ｐ明朝" w:hint="eastAsia"/>
+          <w:rFonts w:ascii="ＭＳ Ｐ明朝" w:eastAsia="ＭＳ Ｐ明朝" w:hAnsi="ＭＳ Ｐ明朝"/>
           <w:sz w:val="24"/>
         </w:rPr>
       </w:pPr>
@@ -172,14 +172,7 @@
           <w:rFonts w:ascii="ＭＳ Ｐ明朝" w:eastAsia="ＭＳ Ｐ明朝" w:hAnsi="ＭＳ Ｐ明朝"/>
           <w:sz w:val="24"/>
         </w:rPr>
-        <w:t>./</w:t>
-      </w:r>
-      <w:r>
-        <w:rPr>
-          <w:rFonts w:ascii="ＭＳ Ｐ明朝" w:eastAsia="ＭＳ Ｐ明朝" w:hAnsi="ＭＳ Ｐ明朝"/>
-          <w:sz w:val="24"/>
-        </w:rPr>
-        <w:t>2412747_4-1</w:t>
+        <w:t>./2412747_4-1</w:t>
       </w:r>
       <w:r>
         <w:rPr>
@@ -250,7 +243,7 @@
     <w:p>
       <w:pPr>
         <w:rPr>
-          <w:rFonts w:ascii="ＭＳ Ｐ明朝" w:eastAsia="ＭＳ Ｐ明朝" w:hAnsi="ＭＳ Ｐ明朝" w:hint="eastAsia"/>
+          <w:rFonts w:ascii="ＭＳ Ｐ明朝" w:eastAsia="ＭＳ Ｐ明朝" w:hAnsi="ＭＳ Ｐ明朝"/>
           <w:sz w:val="24"/>
         </w:rPr>
       </w:pPr>
@@ -284,27 +277,1249 @@
         </w:rPr>
         <w:t xml:space="preserve">　</w:t>
       </w:r>
-    </w:p>
-    <w:p>
-      <w:pPr>
-        <w:rPr>
-          <w:rFonts w:ascii="ＭＳ Ｐ明朝" w:eastAsia="ＭＳ Ｐ明朝" w:hAnsi="ＭＳ Ｐ明朝"/>
-          <w:sz w:val="24"/>
-        </w:rPr>
-      </w:pPr>
-    </w:p>
-    <w:p>
-      <w:pPr>
-        <w:rPr>
-          <w:rFonts w:ascii="ＭＳ Ｐ明朝" w:eastAsia="ＭＳ Ｐ明朝" w:hAnsi="ＭＳ Ｐ明朝"/>
-          <w:sz w:val="24"/>
-        </w:rPr>
-      </w:pPr>
-      <w:r>
-        <w:rPr>
-          <w:rFonts w:ascii="ＭＳ Ｐ明朝" w:eastAsia="ＭＳ Ｐ明朝" w:hAnsi="ＭＳ Ｐ明朝" w:hint="eastAsia"/>
-          <w:sz w:val="24"/>
-        </w:rPr>
+      <w:r>
+        <w:rPr>
+          <w:rFonts w:ascii="ＭＳ Ｐ明朝" w:eastAsia="ＭＳ Ｐ明朝" w:hAnsi="ＭＳ Ｐ明朝" w:hint="eastAsia"/>
+          <w:sz w:val="24"/>
+        </w:rPr>
+        <w:t>コマンドライン引数で入力された</w:t>
+      </w:r>
+      <w:r>
+        <w:rPr>
+          <w:rFonts w:ascii="ＭＳ Ｐ明朝" w:eastAsia="ＭＳ Ｐ明朝" w:hAnsi="ＭＳ Ｐ明朝"/>
+          <w:sz w:val="24"/>
+        </w:rPr>
+        <w:t>3</w:t>
+      </w:r>
+      <w:r>
+        <w:rPr>
+          <w:rFonts w:ascii="ＭＳ Ｐ明朝" w:eastAsia="ＭＳ Ｐ明朝" w:hAnsi="ＭＳ Ｐ明朝" w:hint="eastAsia"/>
+          <w:sz w:val="24"/>
+        </w:rPr>
+        <w:t>種類の値に対して、</w:t>
+      </w:r>
+    </w:p>
+    <w:p>
+      <w:pPr>
+        <w:rPr>
+          <w:rFonts w:ascii="ＭＳ Ｐ明朝" w:eastAsia="ＭＳ Ｐ明朝" w:hAnsi="ＭＳ Ｐ明朝"/>
+          <w:sz w:val="24"/>
+        </w:rPr>
+      </w:pPr>
+      <m:oMathPara>
+        <m:oMath>
+          <m:r>
+            <w:rPr>
+              <w:rFonts w:ascii="Cambria Math" w:eastAsia="ＭＳ Ｐ明朝" w:hAnsi="Cambria Math"/>
+              <w:sz w:val="24"/>
+            </w:rPr>
+            <m:t>a</m:t>
+          </m:r>
+          <m:sSup>
+            <m:sSupPr>
+              <m:ctrlPr>
+                <w:rPr>
+                  <w:rFonts w:ascii="Cambria Math" w:eastAsia="ＭＳ Ｐ明朝" w:hAnsi="Cambria Math"/>
+                  <w:i/>
+                  <w:sz w:val="24"/>
+                </w:rPr>
+              </m:ctrlPr>
+            </m:sSupPr>
+            <m:e>
+              <m:r>
+                <w:rPr>
+                  <w:rFonts w:ascii="Cambria Math" w:eastAsia="ＭＳ Ｐ明朝" w:hAnsi="Cambria Math"/>
+                  <w:sz w:val="24"/>
+                </w:rPr>
+                <m:t>x</m:t>
+              </m:r>
+            </m:e>
+            <m:sup>
+              <m:r>
+                <w:rPr>
+                  <w:rFonts w:ascii="Cambria Math" w:eastAsia="ＭＳ Ｐ明朝" w:hAnsi="Cambria Math"/>
+                  <w:sz w:val="24"/>
+                </w:rPr>
+                <m:t>2</m:t>
+              </m:r>
+            </m:sup>
+          </m:sSup>
+          <m:r>
+            <w:rPr>
+              <w:rFonts w:ascii="Cambria Math" w:eastAsia="ＭＳ Ｐ明朝" w:hAnsi="Cambria Math"/>
+              <w:sz w:val="24"/>
+            </w:rPr>
+            <m:t>+bx+c=0</m:t>
+          </m:r>
+        </m:oMath>
+      </m:oMathPara>
+    </w:p>
+    <w:p>
+      <w:pPr>
+        <w:rPr>
+          <w:rFonts w:ascii="ＭＳ Ｐ明朝" w:eastAsia="ＭＳ Ｐ明朝" w:hAnsi="ＭＳ Ｐ明朝"/>
+          <w:sz w:val="24"/>
+        </w:rPr>
+      </w:pPr>
+      <w:r>
+        <w:rPr>
+          <w:rFonts w:ascii="ＭＳ Ｐ明朝" w:eastAsia="ＭＳ Ｐ明朝" w:hAnsi="ＭＳ Ｐ明朝" w:hint="eastAsia"/>
+          <w:sz w:val="24"/>
+        </w:rPr>
+        <w:t>の</w:t>
+      </w:r>
+      <w:r>
+        <w:rPr>
+          <w:rFonts w:ascii="ＭＳ Ｐ明朝" w:eastAsia="ＭＳ Ｐ明朝" w:hAnsi="ＭＳ Ｐ明朝"/>
+          <w:sz w:val="24"/>
+        </w:rPr>
+        <w:t>2</w:t>
+      </w:r>
+      <w:r>
+        <w:rPr>
+          <w:rFonts w:ascii="ＭＳ Ｐ明朝" w:eastAsia="ＭＳ Ｐ明朝" w:hAnsi="ＭＳ Ｐ明朝" w:hint="eastAsia"/>
+          <w:sz w:val="24"/>
+        </w:rPr>
+        <w:t>次方程式を解くという課題である。</w:t>
+      </w:r>
+      <w:r>
+        <w:rPr>
+          <w:rFonts w:ascii="ＭＳ Ｐ明朝" w:eastAsia="ＭＳ Ｐ明朝" w:hAnsi="ＭＳ Ｐ明朝"/>
+          <w:sz w:val="24"/>
+        </w:rPr>
+        <w:t>2</w:t>
+      </w:r>
+      <w:r>
+        <w:rPr>
+          <w:rFonts w:ascii="ＭＳ Ｐ明朝" w:eastAsia="ＭＳ Ｐ明朝" w:hAnsi="ＭＳ Ｐ明朝" w:hint="eastAsia"/>
+          <w:sz w:val="24"/>
+        </w:rPr>
+        <w:t>次方程式の解の公式は、</w:t>
+      </w:r>
+    </w:p>
+    <w:p>
+      <w:pPr>
+        <w:rPr>
+          <w:rFonts w:ascii="ＭＳ Ｐ明朝" w:eastAsia="ＭＳ Ｐ明朝" w:hAnsi="ＭＳ Ｐ明朝"/>
+          <w:sz w:val="24"/>
+        </w:rPr>
+      </w:pPr>
+      <m:oMathPara>
+        <m:oMath>
+          <m:r>
+            <w:rPr>
+              <w:rFonts w:ascii="Cambria Math" w:eastAsia="ＭＳ Ｐ明朝" w:hAnsi="Cambria Math"/>
+              <w:sz w:val="24"/>
+            </w:rPr>
+            <m:t>x=</m:t>
+          </m:r>
+          <m:f>
+            <m:fPr>
+              <m:ctrlPr>
+                <w:rPr>
+                  <w:rFonts w:ascii="Cambria Math" w:eastAsia="ＭＳ Ｐ明朝" w:hAnsi="Cambria Math"/>
+                  <w:i/>
+                  <w:sz w:val="24"/>
+                </w:rPr>
+              </m:ctrlPr>
+            </m:fPr>
+            <m:num>
+              <m:r>
+                <w:rPr>
+                  <w:rFonts w:ascii="Cambria Math" w:eastAsia="ＭＳ Ｐ明朝" w:hAnsi="Cambria Math"/>
+                  <w:sz w:val="24"/>
+                </w:rPr>
+                <m:t>-b±</m:t>
+              </m:r>
+              <m:rad>
+                <m:radPr>
+                  <m:degHide m:val="1"/>
+                  <m:ctrlPr>
+                    <w:rPr>
+                      <w:rFonts w:ascii="Cambria Math" w:eastAsia="ＭＳ Ｐ明朝" w:hAnsi="Cambria Math"/>
+                      <w:i/>
+                      <w:sz w:val="24"/>
+                    </w:rPr>
+                  </m:ctrlPr>
+                </m:radPr>
+                <m:deg/>
+                <m:e>
+                  <m:sSup>
+                    <m:sSupPr>
+                      <m:ctrlPr>
+                        <w:rPr>
+                          <w:rFonts w:ascii="Cambria Math" w:eastAsia="ＭＳ Ｐ明朝" w:hAnsi="Cambria Math"/>
+                          <w:i/>
+                          <w:sz w:val="24"/>
+                        </w:rPr>
+                      </m:ctrlPr>
+                    </m:sSupPr>
+                    <m:e>
+                      <m:r>
+                        <w:rPr>
+                          <w:rFonts w:ascii="Cambria Math" w:eastAsia="ＭＳ Ｐ明朝" w:hAnsi="Cambria Math"/>
+                          <w:sz w:val="24"/>
+                        </w:rPr>
+                        <m:t>b</m:t>
+                      </m:r>
+                    </m:e>
+                    <m:sup>
+                      <m:r>
+                        <w:rPr>
+                          <w:rFonts w:ascii="Cambria Math" w:eastAsia="ＭＳ Ｐ明朝" w:hAnsi="Cambria Math"/>
+                          <w:sz w:val="24"/>
+                        </w:rPr>
+                        <m:t>2</m:t>
+                      </m:r>
+                    </m:sup>
+                  </m:sSup>
+                  <m:r>
+                    <w:rPr>
+                      <w:rFonts w:ascii="Cambria Math" w:eastAsia="ＭＳ Ｐ明朝" w:hAnsi="Cambria Math"/>
+                      <w:sz w:val="24"/>
+                    </w:rPr>
+                    <m:t>-4ac</m:t>
+                  </m:r>
+                </m:e>
+              </m:rad>
+            </m:num>
+            <m:den>
+              <m:r>
+                <w:rPr>
+                  <w:rFonts w:ascii="Cambria Math" w:eastAsia="ＭＳ Ｐ明朝" w:hAnsi="Cambria Math"/>
+                  <w:sz w:val="24"/>
+                </w:rPr>
+                <m:t>2a</m:t>
+              </m:r>
+            </m:den>
+          </m:f>
+        </m:oMath>
+      </m:oMathPara>
+    </w:p>
+    <w:p>
+      <w:pPr>
+        <w:rPr>
+          <w:rFonts w:ascii="ＭＳ Ｐ明朝" w:eastAsia="ＭＳ Ｐ明朝" w:hAnsi="ＭＳ Ｐ明朝"/>
+          <w:sz w:val="24"/>
+        </w:rPr>
+      </w:pPr>
+      <w:r>
+        <w:rPr>
+          <w:rFonts w:ascii="ＭＳ Ｐ明朝" w:eastAsia="ＭＳ Ｐ明朝" w:hAnsi="ＭＳ Ｐ明朝" w:hint="eastAsia"/>
+          <w:sz w:val="24"/>
+        </w:rPr>
+        <w:t>であるので、入力された値をこれに代入してプログラムに計算させれば解が導き出されるのだが、ここで</w:t>
+      </w:r>
+      <w:r>
+        <w:rPr>
+          <w:rFonts w:ascii="ＭＳ Ｐ明朝" w:eastAsia="ＭＳ Ｐ明朝" w:hAnsi="ＭＳ Ｐ明朝" w:hint="eastAsia"/>
+          <w:sz w:val="24"/>
+        </w:rPr>
+        <w:t>注意すること</w:t>
+      </w:r>
+      <w:r>
+        <w:rPr>
+          <w:rFonts w:ascii="ＭＳ Ｐ明朝" w:eastAsia="ＭＳ Ｐ明朝" w:hAnsi="ＭＳ Ｐ明朝" w:hint="eastAsia"/>
+          <w:sz w:val="24"/>
+        </w:rPr>
+        <w:t>がある。それは入力によっては虚数解が期待される場合である。</w:t>
+      </w:r>
+      <w:r>
+        <w:rPr>
+          <w:rFonts w:ascii="ＭＳ Ｐ明朝" w:eastAsia="ＭＳ Ｐ明朝" w:hAnsi="ＭＳ Ｐ明朝" w:hint="eastAsia"/>
+          <w:sz w:val="24"/>
+        </w:rPr>
+        <w:t>これにより特に対策をせずに計算をさせた場合、それぞれの値を</w:t>
+      </w:r>
+      <w:r>
+        <w:rPr>
+          <w:rFonts w:ascii="ＭＳ Ｐ明朝" w:eastAsia="ＭＳ Ｐ明朝" w:hAnsi="ＭＳ Ｐ明朝"/>
+          <w:sz w:val="24"/>
+        </w:rPr>
+        <w:t>double</w:t>
+      </w:r>
+      <w:r>
+        <w:rPr>
+          <w:rFonts w:ascii="ＭＳ Ｐ明朝" w:eastAsia="ＭＳ Ｐ明朝" w:hAnsi="ＭＳ Ｐ明朝" w:hint="eastAsia"/>
+          <w:sz w:val="24"/>
+        </w:rPr>
+        <w:t>型で持つとすると、</w:t>
+      </w:r>
+      <m:oMath>
+        <m:r>
+          <w:rPr>
+            <w:rFonts w:ascii="Cambria Math" w:eastAsia="ＭＳ Ｐ明朝" w:hAnsi="Cambria Math"/>
+            <w:sz w:val="24"/>
+          </w:rPr>
+          <m:t>x</m:t>
+        </m:r>
+      </m:oMath>
+      <w:r>
+        <w:rPr>
+          <w:rFonts w:ascii="ＭＳ Ｐ明朝" w:eastAsia="ＭＳ Ｐ明朝" w:hAnsi="ＭＳ Ｐ明朝" w:hint="eastAsia"/>
+          <w:sz w:val="24"/>
+        </w:rPr>
+        <w:t>が</w:t>
+      </w:r>
+      <w:proofErr w:type="spellStart"/>
+      <w:r>
+        <w:rPr>
+          <w:rFonts w:ascii="ＭＳ Ｐ明朝" w:eastAsia="ＭＳ Ｐ明朝" w:hAnsi="ＭＳ Ｐ明朝"/>
+          <w:sz w:val="24"/>
+        </w:rPr>
+        <w:t>NaN</w:t>
+      </w:r>
+      <w:proofErr w:type="spellEnd"/>
+      <w:r>
+        <w:rPr>
+          <w:rFonts w:ascii="ＭＳ Ｐ明朝" w:eastAsia="ＭＳ Ｐ明朝" w:hAnsi="ＭＳ Ｐ明朝" w:hint="eastAsia"/>
+          <w:sz w:val="24"/>
+        </w:rPr>
+        <w:t>となり導き出せない。そのため、</w:t>
+      </w:r>
+      <m:oMath>
+        <m:sSup>
+          <m:sSupPr>
+            <m:ctrlPr>
+              <w:rPr>
+                <w:rFonts w:ascii="Cambria Math" w:eastAsia="ＭＳ Ｐ明朝" w:hAnsi="Cambria Math"/>
+                <w:i/>
+                <w:sz w:val="24"/>
+              </w:rPr>
+            </m:ctrlPr>
+          </m:sSupPr>
+          <m:e>
+            <m:r>
+              <w:rPr>
+                <w:rFonts w:ascii="Cambria Math" w:eastAsia="ＭＳ Ｐ明朝" w:hAnsi="Cambria Math"/>
+                <w:sz w:val="24"/>
+              </w:rPr>
+              <m:t>b</m:t>
+            </m:r>
+          </m:e>
+          <m:sup>
+            <m:r>
+              <w:rPr>
+                <w:rFonts w:ascii="Cambria Math" w:eastAsia="ＭＳ Ｐ明朝" w:hAnsi="Cambria Math"/>
+                <w:sz w:val="24"/>
+              </w:rPr>
+              <m:t>2</m:t>
+            </m:r>
+          </m:sup>
+        </m:sSup>
+        <m:r>
+          <w:rPr>
+            <w:rFonts w:ascii="Cambria Math" w:eastAsia="ＭＳ Ｐ明朝" w:hAnsi="Cambria Math"/>
+            <w:sz w:val="24"/>
+          </w:rPr>
+          <m:t>-4ac</m:t>
+        </m:r>
+      </m:oMath>
+      <w:r>
+        <w:rPr>
+          <w:rFonts w:ascii="ＭＳ Ｐ明朝" w:eastAsia="ＭＳ Ｐ明朝" w:hAnsi="ＭＳ Ｐ明朝" w:hint="eastAsia"/>
+          <w:sz w:val="24"/>
+        </w:rPr>
+        <w:t>が</w:t>
+      </w:r>
+      <w:r>
+        <w:rPr>
+          <w:rFonts w:ascii="ＭＳ Ｐ明朝" w:eastAsia="ＭＳ Ｐ明朝" w:hAnsi="ＭＳ Ｐ明朝"/>
+          <w:sz w:val="24"/>
+        </w:rPr>
+        <w:t>0</w:t>
+      </w:r>
+      <w:r>
+        <w:rPr>
+          <w:rFonts w:ascii="ＭＳ Ｐ明朝" w:eastAsia="ＭＳ Ｐ明朝" w:hAnsi="ＭＳ Ｐ明朝" w:hint="eastAsia"/>
+          <w:sz w:val="24"/>
+        </w:rPr>
+        <w:t>より大きいかどうかをあらかじめ調べて、それによって計算の方法を場合わけさせなければならない。</w:t>
+      </w:r>
+      <w:r>
+        <w:rPr>
+          <w:rFonts w:ascii="ＭＳ Ｐ明朝" w:eastAsia="ＭＳ Ｐ明朝" w:hAnsi="ＭＳ Ｐ明朝" w:hint="eastAsia"/>
+          <w:sz w:val="24"/>
+        </w:rPr>
+        <w:t>この点を踏まえてコードの説明をする。</w:t>
+      </w:r>
+    </w:p>
+    <w:p>
+      <w:pPr>
+        <w:rPr>
+          <w:rFonts w:ascii="ＭＳ Ｐ明朝" w:eastAsia="ＭＳ Ｐ明朝" w:hAnsi="ＭＳ Ｐ明朝"/>
+          <w:sz w:val="24"/>
+        </w:rPr>
+      </w:pPr>
+      <w:r>
+        <w:rPr>
+          <w:rFonts w:ascii="ＭＳ Ｐ明朝" w:eastAsia="ＭＳ Ｐ明朝" w:hAnsi="ＭＳ Ｐ明朝" w:hint="eastAsia"/>
+          <w:sz w:val="24"/>
+        </w:rPr>
+        <w:t xml:space="preserve">　まずは引数のチェックを行った。</w:t>
+      </w:r>
+      <w:r>
+        <w:rPr>
+          <w:rFonts w:ascii="ＭＳ Ｐ明朝" w:eastAsia="ＭＳ Ｐ明朝" w:hAnsi="ＭＳ Ｐ明朝" w:hint="eastAsia"/>
+          <w:sz w:val="24"/>
+        </w:rPr>
+        <w:t>引数が</w:t>
+      </w:r>
+      <w:r>
+        <w:rPr>
+          <w:rFonts w:ascii="ＭＳ Ｐ明朝" w:eastAsia="ＭＳ Ｐ明朝" w:hAnsi="ＭＳ Ｐ明朝"/>
+          <w:sz w:val="24"/>
+        </w:rPr>
+        <w:t>3</w:t>
+      </w:r>
+      <w:r>
+        <w:rPr>
+          <w:rFonts w:ascii="ＭＳ Ｐ明朝" w:eastAsia="ＭＳ Ｐ明朝" w:hAnsi="ＭＳ Ｐ明朝" w:hint="eastAsia"/>
+          <w:sz w:val="24"/>
+        </w:rPr>
+        <w:t>つでない場合を弾き、また、</w:t>
+      </w:r>
+      <w:proofErr w:type="spellStart"/>
+      <w:r>
+        <w:rPr>
+          <w:rFonts w:ascii="ＭＳ Ｐ明朝" w:eastAsia="ＭＳ Ｐ明朝" w:hAnsi="ＭＳ Ｐ明朝"/>
+          <w:sz w:val="24"/>
+        </w:rPr>
+        <w:t>check_arg</w:t>
+      </w:r>
+      <w:proofErr w:type="spellEnd"/>
+      <w:r>
+        <w:rPr>
+          <w:rFonts w:ascii="ＭＳ Ｐ明朝" w:eastAsia="ＭＳ Ｐ明朝" w:hAnsi="ＭＳ Ｐ明朝" w:hint="eastAsia"/>
+          <w:sz w:val="24"/>
+        </w:rPr>
+        <w:t>関数によって、入力されたものが数字列であるか否かを判定した。今回は計算に必要な</w:t>
+      </w:r>
+      <w:r>
+        <w:rPr>
+          <w:rFonts w:ascii="ＭＳ Ｐ明朝" w:eastAsia="ＭＳ Ｐ明朝" w:hAnsi="ＭＳ Ｐ明朝"/>
+          <w:sz w:val="24"/>
+        </w:rPr>
+        <w:t>a</w:t>
+      </w:r>
+      <w:r>
+        <w:rPr>
+          <w:rFonts w:ascii="ＭＳ Ｐ明朝" w:eastAsia="ＭＳ Ｐ明朝" w:hAnsi="ＭＳ Ｐ明朝" w:hint="eastAsia"/>
+          <w:sz w:val="24"/>
+        </w:rPr>
+        <w:t>、</w:t>
+      </w:r>
+      <w:proofErr w:type="gramStart"/>
+      <w:r>
+        <w:rPr>
+          <w:rFonts w:ascii="ＭＳ Ｐ明朝" w:eastAsia="ＭＳ Ｐ明朝" w:hAnsi="ＭＳ Ｐ明朝"/>
+          <w:sz w:val="24"/>
+        </w:rPr>
+        <w:t>b</w:t>
+      </w:r>
+      <w:proofErr w:type="gramEnd"/>
+      <w:r>
+        <w:rPr>
+          <w:rFonts w:ascii="ＭＳ Ｐ明朝" w:eastAsia="ＭＳ Ｐ明朝" w:hAnsi="ＭＳ Ｐ明朝" w:hint="eastAsia"/>
+          <w:sz w:val="24"/>
+        </w:rPr>
+        <w:t>、</w:t>
+      </w:r>
+      <w:proofErr w:type="gramStart"/>
+      <w:r>
+        <w:rPr>
+          <w:rFonts w:ascii="ＭＳ Ｐ明朝" w:eastAsia="ＭＳ Ｐ明朝" w:hAnsi="ＭＳ Ｐ明朝"/>
+          <w:sz w:val="24"/>
+        </w:rPr>
+        <w:t>c</w:t>
+      </w:r>
+      <w:proofErr w:type="gramEnd"/>
+      <w:r>
+        <w:rPr>
+          <w:rFonts w:ascii="ＭＳ Ｐ明朝" w:eastAsia="ＭＳ Ｐ明朝" w:hAnsi="ＭＳ Ｐ明朝" w:hint="eastAsia"/>
+          <w:sz w:val="24"/>
+        </w:rPr>
+        <w:t>を</w:t>
+      </w:r>
+      <w:r>
+        <w:rPr>
+          <w:rFonts w:ascii="ＭＳ Ｐ明朝" w:eastAsia="ＭＳ Ｐ明朝" w:hAnsi="ＭＳ Ｐ明朝" w:hint="eastAsia"/>
+          <w:sz w:val="24"/>
+        </w:rPr>
+        <w:t>、</w:t>
+      </w:r>
+      <w:r>
+        <w:rPr>
+          <w:rFonts w:ascii="ＭＳ Ｐ明朝" w:eastAsia="ＭＳ Ｐ明朝" w:hAnsi="ＭＳ Ｐ明朝" w:hint="eastAsia"/>
+          <w:sz w:val="24"/>
+        </w:rPr>
+        <w:t>構造体を利用して保持させる必要があった。そのためそれらと、それから方程式から導き出せる</w:t>
+      </w:r>
+      <w:r>
+        <w:rPr>
+          <w:rFonts w:ascii="ＭＳ Ｐ明朝" w:eastAsia="ＭＳ Ｐ明朝" w:hAnsi="ＭＳ Ｐ明朝"/>
+          <w:sz w:val="24"/>
+        </w:rPr>
+        <w:t>2</w:t>
+      </w:r>
+      <w:r>
+        <w:rPr>
+          <w:rFonts w:ascii="ＭＳ Ｐ明朝" w:eastAsia="ＭＳ Ｐ明朝" w:hAnsi="ＭＳ Ｐ明朝" w:hint="eastAsia"/>
+          <w:sz w:val="24"/>
+        </w:rPr>
+        <w:t>つの解を保持する</w:t>
+      </w:r>
+      <w:proofErr w:type="spellStart"/>
+      <w:r>
+        <w:rPr>
+          <w:rFonts w:ascii="ＭＳ Ｐ明朝" w:eastAsia="ＭＳ Ｐ明朝" w:hAnsi="ＭＳ Ｐ明朝"/>
+          <w:sz w:val="24"/>
+        </w:rPr>
+        <w:t>t_quad</w:t>
+      </w:r>
+      <w:proofErr w:type="spellEnd"/>
+      <w:r>
+        <w:rPr>
+          <w:rFonts w:ascii="ＭＳ Ｐ明朝" w:eastAsia="ＭＳ Ｐ明朝" w:hAnsi="ＭＳ Ｐ明朝" w:hint="eastAsia"/>
+          <w:sz w:val="24"/>
+        </w:rPr>
+        <w:t>構造体を用意した。また、解は実部と虚部を含む可能性があるため、</w:t>
+      </w:r>
+      <w:proofErr w:type="spellStart"/>
+      <w:r>
+        <w:rPr>
+          <w:rFonts w:ascii="ＭＳ Ｐ明朝" w:eastAsia="ＭＳ Ｐ明朝" w:hAnsi="ＭＳ Ｐ明朝"/>
+          <w:sz w:val="24"/>
+        </w:rPr>
+        <w:t>t_comp_num</w:t>
+      </w:r>
+      <w:proofErr w:type="spellEnd"/>
+      <w:r>
+        <w:rPr>
+          <w:rFonts w:ascii="ＭＳ Ｐ明朝" w:eastAsia="ＭＳ Ｐ明朝" w:hAnsi="ＭＳ Ｐ明朝" w:hint="eastAsia"/>
+          <w:sz w:val="24"/>
+        </w:rPr>
+        <w:t>型を定義してそれを利用した。</w:t>
+      </w:r>
+      <w:r>
+        <w:rPr>
+          <w:rFonts w:ascii="ＭＳ Ｐ明朝" w:eastAsia="ＭＳ Ｐ明朝" w:hAnsi="ＭＳ Ｐ明朝" w:hint="eastAsia"/>
+          <w:sz w:val="24"/>
+        </w:rPr>
+        <w:t>用意した構造体のメンバに入力された値を</w:t>
+      </w:r>
+      <w:proofErr w:type="spellStart"/>
+      <w:r>
+        <w:rPr>
+          <w:rFonts w:ascii="ＭＳ Ｐ明朝" w:eastAsia="ＭＳ Ｐ明朝" w:hAnsi="ＭＳ Ｐ明朝"/>
+          <w:sz w:val="24"/>
+        </w:rPr>
+        <w:t>atoi</w:t>
+      </w:r>
+      <w:proofErr w:type="spellEnd"/>
+      <w:r>
+        <w:rPr>
+          <w:rFonts w:ascii="ＭＳ Ｐ明朝" w:eastAsia="ＭＳ Ｐ明朝" w:hAnsi="ＭＳ Ｐ明朝" w:hint="eastAsia"/>
+          <w:sz w:val="24"/>
+        </w:rPr>
+        <w:t>関数で格納する</w:t>
+      </w:r>
+      <w:proofErr w:type="spellStart"/>
+      <w:r>
+        <w:rPr>
+          <w:rFonts w:ascii="ＭＳ Ｐ明朝" w:eastAsia="ＭＳ Ｐ明朝" w:hAnsi="ＭＳ Ｐ明朝"/>
+          <w:sz w:val="24"/>
+        </w:rPr>
+        <w:t>initialize_quad</w:t>
+      </w:r>
+      <w:proofErr w:type="spellEnd"/>
+      <w:r>
+        <w:rPr>
+          <w:rFonts w:ascii="ＭＳ Ｐ明朝" w:eastAsia="ＭＳ Ｐ明朝" w:hAnsi="ＭＳ Ｐ明朝" w:hint="eastAsia"/>
+          <w:sz w:val="24"/>
+        </w:rPr>
+        <w:t>関数で初期設定を行った後、</w:t>
+      </w:r>
+      <w:r>
+        <w:rPr>
+          <w:rFonts w:ascii="ＭＳ Ｐ明朝" w:eastAsia="ＭＳ Ｐ明朝" w:hAnsi="ＭＳ Ｐ明朝"/>
+          <w:sz w:val="24"/>
+        </w:rPr>
+        <w:t>a</w:t>
+      </w:r>
+      <w:r>
+        <w:rPr>
+          <w:rFonts w:ascii="ＭＳ Ｐ明朝" w:eastAsia="ＭＳ Ｐ明朝" w:hAnsi="ＭＳ Ｐ明朝" w:hint="eastAsia"/>
+          <w:sz w:val="24"/>
+        </w:rPr>
+        <w:t>が</w:t>
+      </w:r>
+      <w:r>
+        <w:rPr>
+          <w:rFonts w:ascii="ＭＳ Ｐ明朝" w:eastAsia="ＭＳ Ｐ明朝" w:hAnsi="ＭＳ Ｐ明朝"/>
+          <w:sz w:val="24"/>
+        </w:rPr>
+        <w:t>0</w:t>
+      </w:r>
+      <w:r>
+        <w:rPr>
+          <w:rFonts w:ascii="ＭＳ Ｐ明朝" w:eastAsia="ＭＳ Ｐ明朝" w:hAnsi="ＭＳ Ｐ明朝" w:hint="eastAsia"/>
+          <w:sz w:val="24"/>
+        </w:rPr>
+        <w:t>でないかを調べて、</w:t>
+      </w:r>
+      <w:r>
+        <w:rPr>
+          <w:rFonts w:ascii="ＭＳ Ｐ明朝" w:eastAsia="ＭＳ Ｐ明朝" w:hAnsi="ＭＳ Ｐ明朝" w:hint="eastAsia"/>
+          <w:sz w:val="24"/>
+        </w:rPr>
+        <w:t>二次方程式を計算する</w:t>
+      </w:r>
+      <w:proofErr w:type="spellStart"/>
+      <w:r>
+        <w:rPr>
+          <w:rFonts w:ascii="ＭＳ Ｐ明朝" w:eastAsia="ＭＳ Ｐ明朝" w:hAnsi="ＭＳ Ｐ明朝"/>
+          <w:sz w:val="24"/>
+        </w:rPr>
+        <w:t>calc_quad</w:t>
+      </w:r>
+      <w:proofErr w:type="spellEnd"/>
+      <w:r>
+        <w:rPr>
+          <w:rFonts w:ascii="ＭＳ Ｐ明朝" w:eastAsia="ＭＳ Ｐ明朝" w:hAnsi="ＭＳ Ｐ明朝" w:hint="eastAsia"/>
+          <w:sz w:val="24"/>
+        </w:rPr>
+        <w:t>関数を</w:t>
+      </w:r>
+      <w:r>
+        <w:rPr>
+          <w:rFonts w:ascii="ＭＳ Ｐ明朝" w:eastAsia="ＭＳ Ｐ明朝" w:hAnsi="ＭＳ Ｐ明朝" w:hint="eastAsia"/>
+          <w:sz w:val="24"/>
+        </w:rPr>
+        <w:t>実行</w:t>
+      </w:r>
+      <w:r>
+        <w:rPr>
+          <w:rFonts w:ascii="ＭＳ Ｐ明朝" w:eastAsia="ＭＳ Ｐ明朝" w:hAnsi="ＭＳ Ｐ明朝" w:hint="eastAsia"/>
+          <w:sz w:val="24"/>
+        </w:rPr>
+        <w:lastRenderedPageBreak/>
+        <w:t>させた。</w:t>
+      </w:r>
+    </w:p>
+    <w:p>
+      <w:pPr>
+        <w:rPr>
+          <w:rFonts w:ascii="ＭＳ Ｐ明朝" w:eastAsia="ＭＳ Ｐ明朝" w:hAnsi="ＭＳ Ｐ明朝"/>
+          <w:sz w:val="24"/>
+        </w:rPr>
+      </w:pPr>
+      <w:r>
+        <w:rPr>
+          <w:rFonts w:ascii="ＭＳ Ｐ明朝" w:eastAsia="ＭＳ Ｐ明朝" w:hAnsi="ＭＳ Ｐ明朝" w:hint="eastAsia"/>
+          <w:sz w:val="24"/>
+        </w:rPr>
+        <w:t xml:space="preserve">　この関数では二次方程式の計算をするわけだが、先述したように虚数解かどうかで場合わけさせて計算している。</w:t>
+      </w:r>
+      <w:r>
+        <w:rPr>
+          <w:rFonts w:ascii="ＭＳ Ｐ明朝" w:eastAsia="ＭＳ Ｐ明朝" w:hAnsi="ＭＳ Ｐ明朝" w:hint="eastAsia"/>
+          <w:sz w:val="24"/>
+        </w:rPr>
+        <w:t>今回は課題</w:t>
+      </w:r>
+      <w:r>
+        <w:rPr>
+          <w:rFonts w:ascii="ＭＳ Ｐ明朝" w:eastAsia="ＭＳ Ｐ明朝" w:hAnsi="ＭＳ Ｐ明朝"/>
+          <w:sz w:val="24"/>
+        </w:rPr>
+        <w:t>PDF</w:t>
+      </w:r>
+      <w:r>
+        <w:rPr>
+          <w:rFonts w:ascii="ＭＳ Ｐ明朝" w:eastAsia="ＭＳ Ｐ明朝" w:hAnsi="ＭＳ Ｐ明朝" w:hint="eastAsia"/>
+          <w:sz w:val="24"/>
+        </w:rPr>
+        <w:t>で解と係数の関係を利用するよう記載されているので、和を表す</w:t>
+      </w:r>
+      <w:r>
+        <w:rPr>
+          <w:rFonts w:ascii="ＭＳ Ｐ明朝" w:eastAsia="ＭＳ Ｐ明朝" w:hAnsi="ＭＳ Ｐ明朝"/>
+          <w:sz w:val="24"/>
+        </w:rPr>
+        <w:t>sum</w:t>
+      </w:r>
+      <w:r>
+        <w:rPr>
+          <w:rFonts w:ascii="ＭＳ Ｐ明朝" w:eastAsia="ＭＳ Ｐ明朝" w:hAnsi="ＭＳ Ｐ明朝" w:hint="eastAsia"/>
+          <w:sz w:val="24"/>
+        </w:rPr>
+        <w:t>変数と積を表す</w:t>
+      </w:r>
+      <w:r>
+        <w:rPr>
+          <w:rFonts w:ascii="ＭＳ Ｐ明朝" w:eastAsia="ＭＳ Ｐ明朝" w:hAnsi="ＭＳ Ｐ明朝"/>
+          <w:sz w:val="24"/>
+        </w:rPr>
+        <w:t>pro</w:t>
+      </w:r>
+      <w:r>
+        <w:rPr>
+          <w:rFonts w:ascii="ＭＳ Ｐ明朝" w:eastAsia="ＭＳ Ｐ明朝" w:hAnsi="ＭＳ Ｐ明朝" w:hint="eastAsia"/>
+          <w:sz w:val="24"/>
+        </w:rPr>
+        <w:t>変数、そして判別式を表す</w:t>
+      </w:r>
+      <w:r>
+        <w:rPr>
+          <w:rFonts w:ascii="ＭＳ Ｐ明朝" w:eastAsia="ＭＳ Ｐ明朝" w:hAnsi="ＭＳ Ｐ明朝"/>
+          <w:sz w:val="24"/>
+        </w:rPr>
+        <w:t>disc</w:t>
+      </w:r>
+      <w:r>
+        <w:rPr>
+          <w:rFonts w:ascii="ＭＳ Ｐ明朝" w:eastAsia="ＭＳ Ｐ明朝" w:hAnsi="ＭＳ Ｐ明朝" w:hint="eastAsia"/>
+          <w:sz w:val="24"/>
+        </w:rPr>
+        <w:t>変数を用意した。</w:t>
+      </w:r>
+      <w:r>
+        <w:rPr>
+          <w:rFonts w:ascii="ＭＳ Ｐ明朝" w:eastAsia="ＭＳ Ｐ明朝" w:hAnsi="ＭＳ Ｐ明朝" w:hint="eastAsia"/>
+          <w:sz w:val="24"/>
+        </w:rPr>
+        <w:t>解と係数の関係とは、</w:t>
+      </w:r>
+      <w:r>
+        <w:rPr>
+          <w:rFonts w:ascii="ＭＳ Ｐ明朝" w:eastAsia="ＭＳ Ｐ明朝" w:hAnsi="ＭＳ Ｐ明朝"/>
+          <w:sz w:val="24"/>
+        </w:rPr>
+        <w:t>2</w:t>
+      </w:r>
+      <w:r>
+        <w:rPr>
+          <w:rFonts w:ascii="ＭＳ Ｐ明朝" w:eastAsia="ＭＳ Ｐ明朝" w:hAnsi="ＭＳ Ｐ明朝" w:hint="eastAsia"/>
+          <w:sz w:val="24"/>
+        </w:rPr>
+        <w:t>つの解について、</w:t>
+      </w:r>
+    </w:p>
+    <w:p>
+      <w:pPr>
+        <w:rPr>
+          <w:rFonts w:ascii="ＭＳ Ｐ明朝" w:eastAsia="ＭＳ Ｐ明朝" w:hAnsi="ＭＳ Ｐ明朝" w:hint="eastAsia"/>
+          <w:sz w:val="24"/>
+        </w:rPr>
+      </w:pPr>
+      <m:oMathPara>
+        <m:oMath>
+          <m:r>
+            <w:rPr>
+              <w:rFonts w:ascii="Cambria Math" w:eastAsia="ＭＳ Ｐ明朝" w:hAnsi="Cambria Math"/>
+              <w:sz w:val="24"/>
+            </w:rPr>
+            <m:t>α+β= -</m:t>
+          </m:r>
+          <m:f>
+            <m:fPr>
+              <m:ctrlPr>
+                <w:rPr>
+                  <w:rFonts w:ascii="Cambria Math" w:eastAsia="ＭＳ Ｐ明朝" w:hAnsi="Cambria Math"/>
+                  <w:i/>
+                  <w:sz w:val="24"/>
+                </w:rPr>
+              </m:ctrlPr>
+            </m:fPr>
+            <m:num>
+              <m:r>
+                <w:rPr>
+                  <w:rFonts w:ascii="Cambria Math" w:eastAsia="ＭＳ Ｐ明朝" w:hAnsi="Cambria Math"/>
+                  <w:sz w:val="24"/>
+                </w:rPr>
+                <m:t>b</m:t>
+              </m:r>
+            </m:num>
+            <m:den>
+              <m:r>
+                <w:rPr>
+                  <w:rFonts w:ascii="Cambria Math" w:eastAsia="ＭＳ Ｐ明朝" w:hAnsi="Cambria Math"/>
+                  <w:sz w:val="24"/>
+                </w:rPr>
+                <m:t>a</m:t>
+              </m:r>
+            </m:den>
+          </m:f>
+          <m:r>
+            <w:rPr>
+              <w:rFonts w:ascii="Cambria Math" w:eastAsia="ＭＳ Ｐ明朝" w:hAnsi="Cambria Math"/>
+              <w:sz w:val="24"/>
+            </w:rPr>
+            <m:t>,    αβ=</m:t>
+          </m:r>
+          <m:f>
+            <m:fPr>
+              <m:ctrlPr>
+                <w:rPr>
+                  <w:rFonts w:ascii="Cambria Math" w:eastAsia="ＭＳ Ｐ明朝" w:hAnsi="Cambria Math"/>
+                  <w:i/>
+                  <w:sz w:val="24"/>
+                </w:rPr>
+              </m:ctrlPr>
+            </m:fPr>
+            <m:num>
+              <m:r>
+                <w:rPr>
+                  <w:rFonts w:ascii="Cambria Math" w:eastAsia="ＭＳ Ｐ明朝" w:hAnsi="Cambria Math"/>
+                  <w:sz w:val="24"/>
+                </w:rPr>
+                <m:t>c</m:t>
+              </m:r>
+            </m:num>
+            <m:den>
+              <m:r>
+                <w:rPr>
+                  <w:rFonts w:ascii="Cambria Math" w:eastAsia="ＭＳ Ｐ明朝" w:hAnsi="Cambria Math"/>
+                  <w:sz w:val="24"/>
+                </w:rPr>
+                <m:t>a</m:t>
+              </m:r>
+            </m:den>
+          </m:f>
+        </m:oMath>
+      </m:oMathPara>
+    </w:p>
+    <w:p>
+      <w:pPr>
+        <w:rPr>
+          <w:rFonts w:ascii="ＭＳ Ｐ明朝" w:eastAsia="ＭＳ Ｐ明朝" w:hAnsi="ＭＳ Ｐ明朝"/>
+          <w:sz w:val="24"/>
+        </w:rPr>
+      </w:pPr>
+      <w:r>
+        <w:rPr>
+          <w:rFonts w:ascii="ＭＳ Ｐ明朝" w:eastAsia="ＭＳ Ｐ明朝" w:hAnsi="ＭＳ Ｐ明朝" w:hint="eastAsia"/>
+          <w:sz w:val="24"/>
+        </w:rPr>
+        <w:t>が成り立つことなので、これに当てはめて計算を行った。</w:t>
+      </w:r>
+      <w:r>
+        <w:rPr>
+          <w:rFonts w:ascii="ＭＳ Ｐ明朝" w:eastAsia="ＭＳ Ｐ明朝" w:hAnsi="ＭＳ Ｐ明朝" w:hint="eastAsia"/>
+          <w:sz w:val="24"/>
+        </w:rPr>
+        <w:t>まずは判別式が</w:t>
+      </w:r>
+      <w:r>
+        <w:rPr>
+          <w:rFonts w:ascii="ＭＳ Ｐ明朝" w:eastAsia="ＭＳ Ｐ明朝" w:hAnsi="ＭＳ Ｐ明朝"/>
+          <w:sz w:val="24"/>
+        </w:rPr>
+        <w:t>0</w:t>
+      </w:r>
+      <w:r>
+        <w:rPr>
+          <w:rFonts w:ascii="ＭＳ Ｐ明朝" w:eastAsia="ＭＳ Ｐ明朝" w:hAnsi="ＭＳ Ｐ明朝" w:hint="eastAsia"/>
+          <w:sz w:val="24"/>
+        </w:rPr>
+        <w:t>以上、すなわち虚数解でない場合についてだが、解と係数の関係単体では解を求めることができないため、</w:t>
+      </w:r>
+      <w:r>
+        <w:rPr>
+          <w:rFonts w:ascii="ＭＳ Ｐ明朝" w:eastAsia="ＭＳ Ｐ明朝" w:hAnsi="ＭＳ Ｐ明朝"/>
+          <w:sz w:val="24"/>
+        </w:rPr>
+        <w:t>1</w:t>
+      </w:r>
+      <w:r>
+        <w:rPr>
+          <w:rFonts w:ascii="ＭＳ Ｐ明朝" w:eastAsia="ＭＳ Ｐ明朝" w:hAnsi="ＭＳ Ｐ明朝" w:hint="eastAsia"/>
+          <w:sz w:val="24"/>
+        </w:rPr>
+        <w:t>つの解については解の公式を用いて普通に計算を行う。この後もう一方の解を、</w:t>
+      </w:r>
+      <w:r>
+        <w:rPr>
+          <w:rFonts w:ascii="ＭＳ Ｐ明朝" w:eastAsia="ＭＳ Ｐ明朝" w:hAnsi="ＭＳ Ｐ明朝"/>
+          <w:sz w:val="24"/>
+        </w:rPr>
+        <w:t>0</w:t>
+      </w:r>
+      <w:r>
+        <w:rPr>
+          <w:rFonts w:ascii="ＭＳ Ｐ明朝" w:eastAsia="ＭＳ Ｐ明朝" w:hAnsi="ＭＳ Ｐ明朝" w:hint="eastAsia"/>
+          <w:sz w:val="24"/>
+        </w:rPr>
+        <w:t>以外の場合は積を、</w:t>
+      </w:r>
+      <w:r>
+        <w:rPr>
+          <w:rFonts w:ascii="ＭＳ Ｐ明朝" w:eastAsia="ＭＳ Ｐ明朝" w:hAnsi="ＭＳ Ｐ明朝"/>
+          <w:sz w:val="24"/>
+        </w:rPr>
+        <w:t>0</w:t>
+      </w:r>
+      <w:r>
+        <w:rPr>
+          <w:rFonts w:ascii="ＭＳ Ｐ明朝" w:eastAsia="ＭＳ Ｐ明朝" w:hAnsi="ＭＳ Ｐ明朝" w:hint="eastAsia"/>
+          <w:sz w:val="24"/>
+        </w:rPr>
+        <w:t>の場合のみ和を利用して求めている。</w:t>
+      </w:r>
+      <w:r>
+        <w:rPr>
+          <w:rFonts w:ascii="ＭＳ Ｐ明朝" w:eastAsia="ＭＳ Ｐ明朝" w:hAnsi="ＭＳ Ｐ明朝"/>
+          <w:sz w:val="24"/>
+        </w:rPr>
+        <w:t>0</w:t>
+      </w:r>
+      <w:r>
+        <w:rPr>
+          <w:rFonts w:ascii="ＭＳ Ｐ明朝" w:eastAsia="ＭＳ Ｐ明朝" w:hAnsi="ＭＳ Ｐ明朝" w:hint="eastAsia"/>
+          <w:sz w:val="24"/>
+        </w:rPr>
+        <w:t>での場合分けは</w:t>
+      </w:r>
+      <w:r>
+        <w:rPr>
+          <w:rFonts w:ascii="ＭＳ Ｐ明朝" w:eastAsia="ＭＳ Ｐ明朝" w:hAnsi="ＭＳ Ｐ明朝"/>
+          <w:sz w:val="24"/>
+        </w:rPr>
+        <w:t>0</w:t>
+      </w:r>
+      <w:r>
+        <w:rPr>
+          <w:rFonts w:ascii="ＭＳ Ｐ明朝" w:eastAsia="ＭＳ Ｐ明朝" w:hAnsi="ＭＳ Ｐ明朝" w:hint="eastAsia"/>
+          <w:sz w:val="24"/>
+        </w:rPr>
+        <w:t>除算回避のためだが、それならすべての場合で和を利用して差分を取れば良いということが思いつく。しかしながら、</w:t>
+      </w:r>
+      <w:r>
+        <w:rPr>
+          <w:rFonts w:ascii="ＭＳ Ｐ明朝" w:eastAsia="ＭＳ Ｐ明朝" w:hAnsi="ＭＳ Ｐ明朝"/>
+          <w:sz w:val="24"/>
+        </w:rPr>
+        <w:t>double</w:t>
+      </w:r>
+      <w:r>
+        <w:rPr>
+          <w:rFonts w:ascii="ＭＳ Ｐ明朝" w:eastAsia="ＭＳ Ｐ明朝" w:hAnsi="ＭＳ Ｐ明朝" w:hint="eastAsia"/>
+          <w:sz w:val="24"/>
+        </w:rPr>
+        <w:t>型では</w:t>
+      </w:r>
+      <w:r>
+        <w:rPr>
+          <w:rFonts w:ascii="ＭＳ Ｐ明朝" w:eastAsia="ＭＳ Ｐ明朝" w:hAnsi="ＭＳ Ｐ明朝" w:hint="eastAsia"/>
+          <w:sz w:val="24"/>
+        </w:rPr>
+        <w:t>近い値の引き算の精度が失われる、</w:t>
+      </w:r>
+      <w:r>
+        <w:rPr>
+          <w:rFonts w:ascii="ＭＳ Ｐ明朝" w:eastAsia="ＭＳ Ｐ明朝" w:hAnsi="ＭＳ Ｐ明朝" w:hint="eastAsia"/>
+          <w:sz w:val="24"/>
+        </w:rPr>
+        <w:t>桁落ちが発生する</w:t>
+      </w:r>
+      <w:r>
+        <w:rPr>
+          <w:rFonts w:ascii="ＭＳ Ｐ明朝" w:eastAsia="ＭＳ Ｐ明朝" w:hAnsi="ＭＳ Ｐ明朝" w:hint="eastAsia"/>
+          <w:sz w:val="24"/>
+        </w:rPr>
+        <w:t>ようになっている。これを回避するためにできるだけ積の割り算を使用するようにしている。</w:t>
+      </w:r>
+      <w:r>
+        <w:rPr>
+          <w:rFonts w:ascii="ＭＳ Ｐ明朝" w:eastAsia="ＭＳ Ｐ明朝" w:hAnsi="ＭＳ Ｐ明朝" w:hint="eastAsia"/>
+          <w:sz w:val="24"/>
+        </w:rPr>
+        <w:t>これによって求まったら、</w:t>
+      </w:r>
+      <w:proofErr w:type="spellStart"/>
+      <w:r>
+        <w:rPr>
+          <w:rFonts w:ascii="ＭＳ Ｐ明朝" w:eastAsia="ＭＳ Ｐ明朝" w:hAnsi="ＭＳ Ｐ明朝"/>
+          <w:sz w:val="24"/>
+        </w:rPr>
+        <w:t>t_comp_num</w:t>
+      </w:r>
+      <w:proofErr w:type="spellEnd"/>
+      <w:r>
+        <w:rPr>
+          <w:rFonts w:ascii="ＭＳ Ｐ明朝" w:eastAsia="ＭＳ Ｐ明朝" w:hAnsi="ＭＳ Ｐ明朝" w:hint="eastAsia"/>
+          <w:sz w:val="24"/>
+        </w:rPr>
+        <w:t>型の値に実数部は解を、虚数部は</w:t>
+      </w:r>
+      <w:r>
+        <w:rPr>
+          <w:rFonts w:ascii="ＭＳ Ｐ明朝" w:eastAsia="ＭＳ Ｐ明朝" w:hAnsi="ＭＳ Ｐ明朝"/>
+          <w:sz w:val="24"/>
+        </w:rPr>
+        <w:t>0</w:t>
+      </w:r>
+      <w:r>
+        <w:rPr>
+          <w:rFonts w:ascii="ＭＳ Ｐ明朝" w:eastAsia="ＭＳ Ｐ明朝" w:hAnsi="ＭＳ Ｐ明朝" w:hint="eastAsia"/>
+          <w:sz w:val="24"/>
+        </w:rPr>
+        <w:t>を代入して終了となる。</w:t>
+      </w:r>
+    </w:p>
+    <w:p>
+      <w:pPr>
+        <w:rPr>
+          <w:rFonts w:ascii="ＭＳ Ｐ明朝" w:eastAsia="ＭＳ Ｐ明朝" w:hAnsi="ＭＳ Ｐ明朝" w:hint="eastAsia"/>
+          <w:sz w:val="24"/>
+        </w:rPr>
+      </w:pPr>
+      <w:r>
+        <w:rPr>
+          <w:rFonts w:ascii="ＭＳ Ｐ明朝" w:eastAsia="ＭＳ Ｐ明朝" w:hAnsi="ＭＳ Ｐ明朝" w:hint="eastAsia"/>
+          <w:sz w:val="24"/>
+        </w:rPr>
+        <w:t xml:space="preserve">　次は判別式が</w:t>
+      </w:r>
+      <w:r>
+        <w:rPr>
+          <w:rFonts w:ascii="ＭＳ Ｐ明朝" w:eastAsia="ＭＳ Ｐ明朝" w:hAnsi="ＭＳ Ｐ明朝"/>
+          <w:sz w:val="24"/>
+        </w:rPr>
+        <w:t>0</w:t>
+      </w:r>
+      <w:r>
+        <w:rPr>
+          <w:rFonts w:ascii="ＭＳ Ｐ明朝" w:eastAsia="ＭＳ Ｐ明朝" w:hAnsi="ＭＳ Ｐ明朝" w:hint="eastAsia"/>
+          <w:sz w:val="24"/>
+        </w:rPr>
+        <w:t>未満、すなわち虚数解である場合についてである。</w:t>
+      </w:r>
+      <w:r>
+        <w:rPr>
+          <w:rFonts w:ascii="ＭＳ Ｐ明朝" w:eastAsia="ＭＳ Ｐ明朝" w:hAnsi="ＭＳ Ｐ明朝" w:hint="eastAsia"/>
+          <w:sz w:val="24"/>
+        </w:rPr>
+        <w:t>こちらも先ほどと同様に、解と係数の関係単体では求められないので、</w:t>
+      </w:r>
+      <w:r>
+        <w:rPr>
+          <w:rFonts w:ascii="ＭＳ Ｐ明朝" w:eastAsia="ＭＳ Ｐ明朝" w:hAnsi="ＭＳ Ｐ明朝"/>
+          <w:sz w:val="24"/>
+        </w:rPr>
+        <w:t>1</w:t>
+      </w:r>
+      <w:r>
+        <w:rPr>
+          <w:rFonts w:ascii="ＭＳ Ｐ明朝" w:eastAsia="ＭＳ Ｐ明朝" w:hAnsi="ＭＳ Ｐ明朝" w:hint="eastAsia"/>
+          <w:sz w:val="24"/>
+        </w:rPr>
+        <w:t>つの解を求めている。</w:t>
+      </w:r>
+      <w:r>
+        <w:rPr>
+          <w:rFonts w:ascii="ＭＳ Ｐ明朝" w:eastAsia="ＭＳ Ｐ明朝" w:hAnsi="ＭＳ Ｐ明朝" w:hint="eastAsia"/>
+          <w:sz w:val="24"/>
+        </w:rPr>
+        <w:t>こちらは</w:t>
+      </w:r>
+      <w:r>
+        <w:rPr>
+          <w:rFonts w:ascii="ＭＳ Ｐ明朝" w:eastAsia="ＭＳ Ｐ明朝" w:hAnsi="ＭＳ Ｐ明朝"/>
+          <w:sz w:val="24"/>
+        </w:rPr>
+        <w:t>0</w:t>
+      </w:r>
+      <w:r>
+        <w:rPr>
+          <w:rFonts w:ascii="ＭＳ Ｐ明朝" w:eastAsia="ＭＳ Ｐ明朝" w:hAnsi="ＭＳ Ｐ明朝" w:hint="eastAsia"/>
+          <w:sz w:val="24"/>
+        </w:rPr>
+        <w:t>である可能性がないので積の割り算を利用して求めるが、分母に虚数が存在するためにそのままでは求められない。そこで</w:t>
+      </w:r>
+      <w:proofErr w:type="spellStart"/>
+      <w:r>
+        <w:rPr>
+          <w:rFonts w:ascii="ＭＳ Ｐ明朝" w:eastAsia="ＭＳ Ｐ明朝" w:hAnsi="ＭＳ Ｐ明朝"/>
+          <w:sz w:val="24"/>
+        </w:rPr>
+        <w:t>denom</w:t>
+      </w:r>
+      <w:proofErr w:type="spellEnd"/>
+      <w:r>
+        <w:rPr>
+          <w:rFonts w:ascii="ＭＳ Ｐ明朝" w:eastAsia="ＭＳ Ｐ明朝" w:hAnsi="ＭＳ Ｐ明朝" w:hint="eastAsia"/>
+          <w:sz w:val="24"/>
+        </w:rPr>
+        <w:t>変数によって共役複素数をかけて分母を実数にする処理を行い、計算を可能にしている。</w:t>
+      </w:r>
+      <w:r>
+        <w:rPr>
+          <w:rFonts w:ascii="ＭＳ Ｐ明朝" w:eastAsia="ＭＳ Ｐ明朝" w:hAnsi="ＭＳ Ｐ明朝" w:hint="eastAsia"/>
+          <w:sz w:val="24"/>
+        </w:rPr>
+        <w:t>あとはこれによって値を代入して完了となる。</w:t>
+      </w:r>
+      <w:r>
+        <w:rPr>
+          <w:rFonts w:ascii="ＭＳ Ｐ明朝" w:eastAsia="ＭＳ Ｐ明朝" w:hAnsi="ＭＳ Ｐ明朝" w:hint="eastAsia"/>
+          <w:sz w:val="24"/>
+        </w:rPr>
+        <w:t>なお、解の公式だけではなく、解と係数の関係を利用して求めさせたのは、実数解において先ほど述べた桁落ちを回避できる点にあると考えている。</w:t>
+      </w:r>
+      <w:r>
+        <w:rPr>
+          <w:rFonts w:ascii="ＭＳ Ｐ明朝" w:eastAsia="ＭＳ Ｐ明朝" w:hAnsi="ＭＳ Ｐ明朝" w:hint="eastAsia"/>
+          <w:sz w:val="24"/>
+        </w:rPr>
+        <w:t>足し算や引き算の計算をできるだけ抑えることで、これを可能にしているという理由によりそのように考えた。しかし虚数解では、</w:t>
+      </w:r>
+      <w:r>
+        <w:rPr>
+          <w:rFonts w:ascii="ＭＳ Ｐ明朝" w:eastAsia="ＭＳ Ｐ明朝" w:hAnsi="ＭＳ Ｐ明朝"/>
+          <w:sz w:val="24"/>
+        </w:rPr>
+        <w:t>2</w:t>
+      </w:r>
+      <w:r>
+        <w:rPr>
+          <w:rFonts w:ascii="ＭＳ Ｐ明朝" w:eastAsia="ＭＳ Ｐ明朝" w:hAnsi="ＭＳ Ｐ明朝" w:hint="eastAsia"/>
+          <w:sz w:val="24"/>
+        </w:rPr>
+        <w:t>つの解が共役複素数となるためあまり効果はないと感じている。</w:t>
+      </w:r>
+    </w:p>
+    <w:p>
+      <w:pPr>
+        <w:rPr>
+          <w:rFonts w:ascii="ＭＳ Ｐ明朝" w:eastAsia="ＭＳ Ｐ明朝" w:hAnsi="ＭＳ Ｐ明朝" w:hint="eastAsia"/>
+          <w:sz w:val="24"/>
+        </w:rPr>
+      </w:pPr>
+      <w:r>
+        <w:rPr>
+          <w:rFonts w:ascii="ＭＳ Ｐ明朝" w:eastAsia="ＭＳ Ｐ明朝" w:hAnsi="ＭＳ Ｐ明朝" w:hint="eastAsia"/>
+          <w:sz w:val="24"/>
+        </w:rPr>
+        <w:t xml:space="preserve">　</w:t>
+      </w:r>
+      <w:r>
+        <w:rPr>
+          <w:rFonts w:ascii="ＭＳ Ｐ明朝" w:eastAsia="ＭＳ Ｐ明朝" w:hAnsi="ＭＳ Ｐ明朝" w:hint="eastAsia"/>
+          <w:sz w:val="24"/>
+        </w:rPr>
+        <w:t>以上により解が</w:t>
+      </w:r>
+      <w:r>
+        <w:rPr>
+          <w:rFonts w:ascii="ＭＳ Ｐ明朝" w:eastAsia="ＭＳ Ｐ明朝" w:hAnsi="ＭＳ Ｐ明朝" w:hint="eastAsia"/>
+          <w:sz w:val="24"/>
+        </w:rPr>
+        <w:t>もとまったためあとは出力するだけなのだが、ここで</w:t>
+      </w:r>
+      <w:proofErr w:type="spellStart"/>
+      <w:r>
+        <w:rPr>
+          <w:rFonts w:ascii="ＭＳ Ｐ明朝" w:eastAsia="ＭＳ Ｐ明朝" w:hAnsi="ＭＳ Ｐ明朝"/>
+          <w:sz w:val="24"/>
+        </w:rPr>
+        <w:t>print_quad</w:t>
+      </w:r>
+      <w:proofErr w:type="spellEnd"/>
+      <w:r>
+        <w:rPr>
+          <w:rFonts w:ascii="ＭＳ Ｐ明朝" w:eastAsia="ＭＳ Ｐ明朝" w:hAnsi="ＭＳ Ｐ明朝" w:hint="eastAsia"/>
+          <w:sz w:val="24"/>
+        </w:rPr>
+        <w:t>関数という関数を実装して出力を工夫した。全部を説明すると冗長になるので割愛するが、例えば</w:t>
+      </w:r>
+      <w:r>
+        <w:rPr>
+          <w:rFonts w:ascii="ＭＳ Ｐ明朝" w:eastAsia="ＭＳ Ｐ明朝" w:hAnsi="ＭＳ Ｐ明朝"/>
+          <w:sz w:val="24"/>
+        </w:rPr>
+        <w:t>b</w:t>
+      </w:r>
+      <w:r>
+        <w:rPr>
+          <w:rFonts w:ascii="ＭＳ Ｐ明朝" w:eastAsia="ＭＳ Ｐ明朝" w:hAnsi="ＭＳ Ｐ明朝" w:hint="eastAsia"/>
+          <w:sz w:val="24"/>
+        </w:rPr>
+        <w:t>が</w:t>
+      </w:r>
+      <w:r>
+        <w:rPr>
+          <w:rFonts w:ascii="ＭＳ Ｐ明朝" w:eastAsia="ＭＳ Ｐ明朝" w:hAnsi="ＭＳ Ｐ明朝"/>
+          <w:sz w:val="24"/>
+        </w:rPr>
+        <w:t>0</w:t>
+      </w:r>
+      <w:r>
+        <w:rPr>
+          <w:rFonts w:ascii="ＭＳ Ｐ明朝" w:eastAsia="ＭＳ Ｐ明朝" w:hAnsi="ＭＳ Ｐ明朝" w:hint="eastAsia"/>
+          <w:sz w:val="24"/>
+        </w:rPr>
+        <w:t>のとき</w:t>
+      </w:r>
+      <w:r>
+        <w:rPr>
+          <w:rFonts w:ascii="ＭＳ Ｐ明朝" w:eastAsia="ＭＳ Ｐ明朝" w:hAnsi="ＭＳ Ｐ明朝" w:hint="eastAsia"/>
+          <w:sz w:val="24"/>
+        </w:rPr>
+        <w:t>にわざわざ</w:t>
+      </w:r>
+      <m:oMath>
+        <m:r>
+          <w:rPr>
+            <w:rFonts w:ascii="Cambria Math" w:eastAsia="ＭＳ Ｐ明朝" w:hAnsi="Cambria Math"/>
+            <w:sz w:val="24"/>
+          </w:rPr>
+          <m:t>0x</m:t>
+        </m:r>
+      </m:oMath>
+      <w:r>
+        <w:rPr>
+          <w:rFonts w:ascii="ＭＳ Ｐ明朝" w:eastAsia="ＭＳ Ｐ明朝" w:hAnsi="ＭＳ Ｐ明朝" w:hint="eastAsia"/>
+          <w:sz w:val="24"/>
+        </w:rPr>
+        <w:t>と出力したり、解が負のときに</w:t>
+      </w:r>
+      <w:r>
+        <w:rPr>
+          <w:rFonts w:ascii="ＭＳ Ｐ明朝" w:eastAsia="ＭＳ Ｐ明朝" w:hAnsi="ＭＳ Ｐ明朝"/>
+          <w:sz w:val="24"/>
+        </w:rPr>
+        <w:t>+-2</w:t>
+      </w:r>
+      <w:r>
+        <w:rPr>
+          <w:rFonts w:ascii="ＭＳ Ｐ明朝" w:eastAsia="ＭＳ Ｐ明朝" w:hAnsi="ＭＳ Ｐ明朝" w:hint="eastAsia"/>
+          <w:sz w:val="24"/>
+        </w:rPr>
+        <w:t>のように符号が重複したりすることを防ぐためである。また重解であるときは重解だと出力するようにした。これらの詳細はコードにコメントアウトして載せてある。</w:t>
+      </w:r>
+      <w:r>
+        <w:rPr>
+          <w:rFonts w:ascii="ＭＳ Ｐ明朝" w:eastAsia="ＭＳ Ｐ明朝" w:hAnsi="ＭＳ Ｐ明朝" w:hint="eastAsia"/>
+          <w:sz w:val="24"/>
+        </w:rPr>
+        <w:t>これにより滑らかな出力が可能となり、ユーザーが見やすいようになった。</w:t>
+      </w:r>
+    </w:p>
+    <w:p>
+      <w:pPr>
+        <w:rPr>
+          <w:rFonts w:ascii="ＭＳ Ｐ明朝" w:eastAsia="ＭＳ Ｐ明朝" w:hAnsi="ＭＳ Ｐ明朝"/>
+          <w:sz w:val="24"/>
+        </w:rPr>
+      </w:pPr>
+      <w:r>
+        <w:rPr>
+          <w:rFonts w:ascii="ＭＳ Ｐ明朝" w:eastAsia="ＭＳ Ｐ明朝" w:hAnsi="ＭＳ Ｐ明朝" w:hint="eastAsia"/>
+          <w:sz w:val="24"/>
+        </w:rPr>
+        <w:lastRenderedPageBreak/>
         <w:t>・実行結果</w:t>
       </w:r>
     </w:p>
@@ -375,7 +1590,7 @@
       <w:pPr>
         <w:ind w:firstLineChars="50" w:firstLine="120"/>
         <w:rPr>
-          <w:rFonts w:ascii="ＭＳ Ｐ明朝" w:eastAsia="ＭＳ Ｐ明朝" w:hAnsi="ＭＳ Ｐ明朝" w:hint="eastAsia"/>
+          <w:rFonts w:ascii="ＭＳ Ｐ明朝" w:eastAsia="ＭＳ Ｐ明朝" w:hAnsi="ＭＳ Ｐ明朝"/>
           <w:sz w:val="24"/>
         </w:rPr>
       </w:pPr>
@@ -391,28 +1606,7 @@
           <w:rFonts w:ascii="ＭＳ Ｐ明朝" w:eastAsia="ＭＳ Ｐ明朝" w:hAnsi="ＭＳ Ｐ明朝"/>
           <w:sz w:val="24"/>
         </w:rPr>
-        <w:t>g++ 2412747_4-</w:t>
-      </w:r>
-      <w:r>
-        <w:rPr>
-          <w:rFonts w:ascii="ＭＳ Ｐ明朝" w:eastAsia="ＭＳ Ｐ明朝" w:hAnsi="ＭＳ Ｐ明朝"/>
-          <w:sz w:val="24"/>
-        </w:rPr>
-        <w:t>2</w:t>
-      </w:r>
-      <w:r>
-        <w:rPr>
-          <w:rFonts w:ascii="ＭＳ Ｐ明朝" w:eastAsia="ＭＳ Ｐ明朝" w:hAnsi="ＭＳ Ｐ明朝"/>
-          <w:sz w:val="24"/>
-        </w:rPr>
-        <w:t>.cpp -o 2412747_4-</w:t>
-      </w:r>
-      <w:r>
-        <w:rPr>
-          <w:rFonts w:ascii="ＭＳ Ｐ明朝" w:eastAsia="ＭＳ Ｐ明朝" w:hAnsi="ＭＳ Ｐ明朝"/>
-          <w:sz w:val="24"/>
-        </w:rPr>
-        <w:t>2</w:t>
+        <w:t>g++ 2412747_4-2.cpp -o 2412747_4-2</w:t>
       </w:r>
       <w:r>
         <w:rPr>
@@ -426,14 +1620,7 @@
           <w:rFonts w:ascii="ＭＳ Ｐ明朝" w:eastAsia="ＭＳ Ｐ明朝" w:hAnsi="ＭＳ Ｐ明朝"/>
           <w:sz w:val="24"/>
         </w:rPr>
-        <w:t>./2412747_4-</w:t>
-      </w:r>
-      <w:r>
-        <w:rPr>
-          <w:rFonts w:ascii="ＭＳ Ｐ明朝" w:eastAsia="ＭＳ Ｐ明朝" w:hAnsi="ＭＳ Ｐ明朝"/>
-          <w:sz w:val="24"/>
-        </w:rPr>
-        <w:t>2</w:t>
+        <w:t>./2412747_4-2</w:t>
       </w:r>
       <w:r>
         <w:rPr>
@@ -454,14 +1641,6 @@
     <w:p>
       <w:pPr>
         <w:rPr>
-          <w:rFonts w:ascii="ＭＳ Ｐ明朝" w:eastAsia="ＭＳ Ｐ明朝" w:hAnsi="ＭＳ Ｐ明朝" w:hint="eastAsia"/>
-          <w:sz w:val="24"/>
-        </w:rPr>
-      </w:pPr>
-    </w:p>
-    <w:p>
-      <w:pPr>
-        <w:rPr>
           <w:rFonts w:ascii="ＭＳ Ｐ明朝" w:eastAsia="ＭＳ Ｐ明朝" w:hAnsi="ＭＳ Ｐ明朝"/>
           <w:sz w:val="24"/>
         </w:rPr>
@@ -488,28 +1667,642 @@
         </w:rPr>
         <w:t xml:space="preserve">　</w:t>
       </w:r>
-    </w:p>
-    <w:p>
-      <w:pPr>
-        <w:rPr>
-          <w:rFonts w:ascii="ＭＳ Ｐ明朝" w:eastAsia="ＭＳ Ｐ明朝" w:hAnsi="ＭＳ Ｐ明朝"/>
-          <w:sz w:val="24"/>
-        </w:rPr>
-      </w:pPr>
-    </w:p>
-    <w:p>
-      <w:pPr>
-        <w:rPr>
-          <w:rFonts w:ascii="ＭＳ Ｐ明朝" w:eastAsia="ＭＳ Ｐ明朝" w:hAnsi="ＭＳ Ｐ明朝"/>
-          <w:sz w:val="24"/>
-        </w:rPr>
-      </w:pPr>
+      <w:r>
+        <w:rPr>
+          <w:rFonts w:ascii="ＭＳ Ｐ明朝" w:eastAsia="ＭＳ Ｐ明朝" w:hAnsi="ＭＳ Ｐ明朝" w:hint="eastAsia"/>
+          <w:sz w:val="24"/>
+        </w:rPr>
+        <w:t>いよいよこの</w:t>
+      </w:r>
+      <w:r>
+        <w:rPr>
+          <w:rFonts w:ascii="ＭＳ Ｐ明朝" w:eastAsia="ＭＳ Ｐ明朝" w:hAnsi="ＭＳ Ｐ明朝" w:hint="eastAsia"/>
+          <w:sz w:val="24"/>
+        </w:rPr>
+        <w:t>問題</w:t>
+      </w:r>
+      <w:r>
+        <w:rPr>
+          <w:rFonts w:ascii="ＭＳ Ｐ明朝" w:eastAsia="ＭＳ Ｐ明朝" w:hAnsi="ＭＳ Ｐ明朝" w:hint="eastAsia"/>
+          <w:sz w:val="24"/>
+        </w:rPr>
+        <w:t>から</w:t>
+      </w:r>
+      <w:r>
+        <w:rPr>
+          <w:rFonts w:ascii="ＭＳ Ｐ明朝" w:eastAsia="ＭＳ Ｐ明朝" w:hAnsi="ＭＳ Ｐ明朝"/>
+          <w:sz w:val="24"/>
+        </w:rPr>
+        <w:t>C++</w:t>
+      </w:r>
+      <w:r>
+        <w:rPr>
+          <w:rFonts w:ascii="ＭＳ Ｐ明朝" w:eastAsia="ＭＳ Ｐ明朝" w:hAnsi="ＭＳ Ｐ明朝" w:hint="eastAsia"/>
+          <w:sz w:val="24"/>
+        </w:rPr>
+        <w:t>の真骨頂であるクラスの利用が始まる。</w:t>
+      </w:r>
+      <w:r>
+        <w:rPr>
+          <w:rFonts w:ascii="ＭＳ Ｐ明朝" w:eastAsia="ＭＳ Ｐ明朝" w:hAnsi="ＭＳ Ｐ明朝" w:hint="eastAsia"/>
+          <w:sz w:val="24"/>
+        </w:rPr>
+        <w:t>この問題はクラス</w:t>
+      </w:r>
+      <w:r>
+        <w:rPr>
+          <w:rFonts w:ascii="ＭＳ Ｐ明朝" w:eastAsia="ＭＳ Ｐ明朝" w:hAnsi="ＭＳ Ｐ明朝" w:hint="eastAsia"/>
+          <w:sz w:val="24"/>
+        </w:rPr>
+        <w:t>の</w:t>
+      </w:r>
+      <w:r>
+        <w:rPr>
+          <w:rFonts w:ascii="ＭＳ Ｐ明朝" w:eastAsia="ＭＳ Ｐ明朝" w:hAnsi="ＭＳ Ｐ明朝" w:hint="eastAsia"/>
+          <w:sz w:val="24"/>
+        </w:rPr>
+        <w:t>基本的</w:t>
+      </w:r>
+      <w:r>
+        <w:rPr>
+          <w:rFonts w:ascii="ＭＳ Ｐ明朝" w:eastAsia="ＭＳ Ｐ明朝" w:hAnsi="ＭＳ Ｐ明朝" w:hint="eastAsia"/>
+          <w:sz w:val="24"/>
+        </w:rPr>
+        <w:t>な</w:t>
+      </w:r>
+      <w:r>
+        <w:rPr>
+          <w:rFonts w:ascii="ＭＳ Ｐ明朝" w:eastAsia="ＭＳ Ｐ明朝" w:hAnsi="ＭＳ Ｐ明朝" w:hint="eastAsia"/>
+          <w:sz w:val="24"/>
+        </w:rPr>
+        <w:t>構文</w:t>
+      </w:r>
+      <w:r>
+        <w:rPr>
+          <w:rFonts w:ascii="ＭＳ Ｐ明朝" w:eastAsia="ＭＳ Ｐ明朝" w:hAnsi="ＭＳ Ｐ明朝" w:hint="eastAsia"/>
+          <w:sz w:val="24"/>
+        </w:rPr>
+        <w:t>、子クラスへの継承、オーバーライド</w:t>
+      </w:r>
+      <w:r>
+        <w:rPr>
+          <w:rFonts w:ascii="ＭＳ Ｐ明朝" w:eastAsia="ＭＳ Ｐ明朝" w:hAnsi="ＭＳ Ｐ明朝" w:hint="eastAsia"/>
+          <w:sz w:val="24"/>
+        </w:rPr>
+        <w:t>を実際に記述していく課題である。用意するクラスは教室というクラスと、これを継承した</w:t>
+      </w:r>
+      <w:r>
+        <w:rPr>
+          <w:rFonts w:ascii="ＭＳ Ｐ明朝" w:eastAsia="ＭＳ Ｐ明朝" w:hAnsi="ＭＳ Ｐ明朝"/>
+          <w:sz w:val="24"/>
+        </w:rPr>
+        <w:t>PC</w:t>
+      </w:r>
+      <w:r>
+        <w:rPr>
+          <w:rFonts w:ascii="ＭＳ Ｐ明朝" w:eastAsia="ＭＳ Ｐ明朝" w:hAnsi="ＭＳ Ｐ明朝" w:hint="eastAsia"/>
+          <w:sz w:val="24"/>
+        </w:rPr>
+        <w:t>教室というクラスで、それぞれのクラスのオブジェクトの情報を出力する</w:t>
+      </w:r>
+      <w:r>
+        <w:rPr>
+          <w:rFonts w:ascii="ＭＳ Ｐ明朝" w:eastAsia="ＭＳ Ｐ明朝" w:hAnsi="ＭＳ Ｐ明朝" w:hint="eastAsia"/>
+          <w:sz w:val="24"/>
+        </w:rPr>
+        <w:t>ことがこのプログラムの内容である。</w:t>
+      </w:r>
+      <w:r>
+        <w:rPr>
+          <w:rFonts w:ascii="ＭＳ Ｐ明朝" w:eastAsia="ＭＳ Ｐ明朝" w:hAnsi="ＭＳ Ｐ明朝" w:hint="eastAsia"/>
+          <w:sz w:val="24"/>
+        </w:rPr>
+        <w:t>従って</w:t>
+      </w:r>
+      <w:r>
+        <w:rPr>
+          <w:rFonts w:ascii="ＭＳ Ｐ明朝" w:eastAsia="ＭＳ Ｐ明朝" w:hAnsi="ＭＳ Ｐ明朝"/>
+          <w:sz w:val="24"/>
+        </w:rPr>
+        <w:t>main</w:t>
+      </w:r>
+      <w:r>
+        <w:rPr>
+          <w:rFonts w:ascii="ＭＳ Ｐ明朝" w:eastAsia="ＭＳ Ｐ明朝" w:hAnsi="ＭＳ Ｐ明朝" w:hint="eastAsia"/>
+          <w:sz w:val="24"/>
+        </w:rPr>
+        <w:t>関数では</w:t>
+      </w:r>
+      <w:r>
+        <w:rPr>
+          <w:rFonts w:ascii="ＭＳ Ｐ明朝" w:eastAsia="ＭＳ Ｐ明朝" w:hAnsi="ＭＳ Ｐ明朝" w:hint="eastAsia"/>
+          <w:sz w:val="24"/>
+        </w:rPr>
+        <w:t>クラスをインスタンス化して、それぞれの情報を出力するメンバ関数を実行すれば良い。よって、</w:t>
+      </w:r>
+      <w:r>
+        <w:rPr>
+          <w:rFonts w:ascii="ＭＳ Ｐ明朝" w:eastAsia="ＭＳ Ｐ明朝" w:hAnsi="ＭＳ Ｐ明朝"/>
+          <w:sz w:val="24"/>
+        </w:rPr>
+        <w:t>public</w:t>
+      </w:r>
+      <w:r>
+        <w:rPr>
+          <w:rFonts w:ascii="ＭＳ Ｐ明朝" w:eastAsia="ＭＳ Ｐ明朝" w:hAnsi="ＭＳ Ｐ明朝" w:hint="eastAsia"/>
+          <w:sz w:val="24"/>
+        </w:rPr>
+        <w:t>にするのは</w:t>
+      </w:r>
+      <w:r>
+        <w:rPr>
+          <w:rFonts w:ascii="ＭＳ Ｐ明朝" w:eastAsia="ＭＳ Ｐ明朝" w:hAnsi="ＭＳ Ｐ明朝" w:hint="eastAsia"/>
+          <w:sz w:val="24"/>
+        </w:rPr>
+        <w:t>コンストラクタ及び出力用関数の</w:t>
+      </w:r>
+      <w:proofErr w:type="spellStart"/>
+      <w:r>
+        <w:rPr>
+          <w:rFonts w:ascii="ＭＳ Ｐ明朝" w:eastAsia="ＭＳ Ｐ明朝" w:hAnsi="ＭＳ Ｐ明朝"/>
+          <w:sz w:val="24"/>
+        </w:rPr>
+        <w:t>PrintMem</w:t>
+      </w:r>
+      <w:proofErr w:type="spellEnd"/>
+      <w:r>
+        <w:rPr>
+          <w:rFonts w:ascii="ＭＳ Ｐ明朝" w:eastAsia="ＭＳ Ｐ明朝" w:hAnsi="ＭＳ Ｐ明朝" w:hint="eastAsia"/>
+          <w:sz w:val="24"/>
+        </w:rPr>
+        <w:t>関数</w:t>
+      </w:r>
+      <w:r>
+        <w:rPr>
+          <w:rFonts w:ascii="ＭＳ Ｐ明朝" w:eastAsia="ＭＳ Ｐ明朝" w:hAnsi="ＭＳ Ｐ明朝" w:hint="eastAsia"/>
+          <w:sz w:val="24"/>
+        </w:rPr>
+        <w:t>のみでよく、クラスの情報を記憶するメンバ変数はすべて</w:t>
+      </w:r>
+      <w:r>
+        <w:rPr>
+          <w:rFonts w:ascii="ＭＳ Ｐ明朝" w:eastAsia="ＭＳ Ｐ明朝" w:hAnsi="ＭＳ Ｐ明朝"/>
+          <w:sz w:val="24"/>
+        </w:rPr>
+        <w:t>private</w:t>
+      </w:r>
+      <w:r>
+        <w:rPr>
+          <w:rFonts w:ascii="ＭＳ Ｐ明朝" w:eastAsia="ＭＳ Ｐ明朝" w:hAnsi="ＭＳ Ｐ明朝" w:hint="eastAsia"/>
+          <w:sz w:val="24"/>
+        </w:rPr>
+        <w:t>とすれば良い。ただし今回は親クラスの</w:t>
+      </w:r>
+      <w:proofErr w:type="spellStart"/>
+      <w:r>
+        <w:rPr>
+          <w:rFonts w:ascii="ＭＳ Ｐ明朝" w:eastAsia="ＭＳ Ｐ明朝" w:hAnsi="ＭＳ Ｐ明朝"/>
+          <w:sz w:val="24"/>
+        </w:rPr>
+        <w:t>ClassRoom</w:t>
+      </w:r>
+      <w:proofErr w:type="spellEnd"/>
+      <w:r>
+        <w:rPr>
+          <w:rFonts w:ascii="ＭＳ Ｐ明朝" w:eastAsia="ＭＳ Ｐ明朝" w:hAnsi="ＭＳ Ｐ明朝" w:hint="eastAsia"/>
+          <w:sz w:val="24"/>
+        </w:rPr>
+        <w:t>のメンバは子クラスの</w:t>
+      </w:r>
+      <w:proofErr w:type="spellStart"/>
+      <w:r>
+        <w:rPr>
+          <w:rFonts w:ascii="ＭＳ Ｐ明朝" w:eastAsia="ＭＳ Ｐ明朝" w:hAnsi="ＭＳ Ｐ明朝"/>
+          <w:sz w:val="24"/>
+        </w:rPr>
+        <w:t>PCRoom</w:t>
+      </w:r>
+      <w:proofErr w:type="spellEnd"/>
+      <w:r>
+        <w:rPr>
+          <w:rFonts w:ascii="ＭＳ Ｐ明朝" w:eastAsia="ＭＳ Ｐ明朝" w:hAnsi="ＭＳ Ｐ明朝" w:hint="eastAsia"/>
+          <w:sz w:val="24"/>
+        </w:rPr>
+        <w:t>に継承されるので、</w:t>
+      </w:r>
+      <w:r>
+        <w:rPr>
+          <w:rFonts w:ascii="ＭＳ Ｐ明朝" w:eastAsia="ＭＳ Ｐ明朝" w:hAnsi="ＭＳ Ｐ明朝"/>
+          <w:sz w:val="24"/>
+        </w:rPr>
+        <w:t>private</w:t>
+      </w:r>
+      <w:r>
+        <w:rPr>
+          <w:rFonts w:ascii="ＭＳ Ｐ明朝" w:eastAsia="ＭＳ Ｐ明朝" w:hAnsi="ＭＳ Ｐ明朝" w:hint="eastAsia"/>
+          <w:sz w:val="24"/>
+        </w:rPr>
+        <w:t>なメンバは</w:t>
+      </w:r>
+      <w:r>
+        <w:rPr>
+          <w:rFonts w:ascii="ＭＳ Ｐ明朝" w:eastAsia="ＭＳ Ｐ明朝" w:hAnsi="ＭＳ Ｐ明朝"/>
+          <w:sz w:val="24"/>
+        </w:rPr>
+        <w:t>protected</w:t>
+      </w:r>
+      <w:r>
+        <w:rPr>
+          <w:rFonts w:ascii="ＭＳ Ｐ明朝" w:eastAsia="ＭＳ Ｐ明朝" w:hAnsi="ＭＳ Ｐ明朝" w:hint="eastAsia"/>
+          <w:sz w:val="24"/>
+        </w:rPr>
+        <w:t>にしなくてはならない。また</w:t>
+      </w:r>
+      <w:proofErr w:type="spellStart"/>
+      <w:r>
+        <w:rPr>
+          <w:rFonts w:ascii="ＭＳ Ｐ明朝" w:eastAsia="ＭＳ Ｐ明朝" w:hAnsi="ＭＳ Ｐ明朝"/>
+          <w:sz w:val="24"/>
+        </w:rPr>
+        <w:t>PrintMem</w:t>
+      </w:r>
+      <w:proofErr w:type="spellEnd"/>
+      <w:r>
+        <w:rPr>
+          <w:rFonts w:ascii="ＭＳ Ｐ明朝" w:eastAsia="ＭＳ Ｐ明朝" w:hAnsi="ＭＳ Ｐ明朝" w:hint="eastAsia"/>
+          <w:sz w:val="24"/>
+        </w:rPr>
+        <w:t>関数と</w:t>
+      </w:r>
+      <w:proofErr w:type="spellStart"/>
+      <w:r>
+        <w:rPr>
+          <w:rFonts w:ascii="ＭＳ Ｐ明朝" w:eastAsia="ＭＳ Ｐ明朝" w:hAnsi="ＭＳ Ｐ明朝"/>
+          <w:sz w:val="24"/>
+        </w:rPr>
+        <w:t>PrintMem</w:t>
+      </w:r>
+      <w:proofErr w:type="spellEnd"/>
+      <w:r>
+        <w:rPr>
+          <w:rFonts w:ascii="ＭＳ Ｐ明朝" w:eastAsia="ＭＳ Ｐ明朝" w:hAnsi="ＭＳ Ｐ明朝" w:hint="eastAsia"/>
+          <w:sz w:val="24"/>
+        </w:rPr>
+        <w:t>に使用される</w:t>
+      </w:r>
+      <w:proofErr w:type="spellStart"/>
+      <w:r>
+        <w:rPr>
+          <w:rFonts w:ascii="ＭＳ Ｐ明朝" w:eastAsia="ＭＳ Ｐ明朝" w:hAnsi="ＭＳ Ｐ明朝"/>
+          <w:sz w:val="24"/>
+        </w:rPr>
+        <w:t>PrintProjectorInfo</w:t>
+      </w:r>
+      <w:proofErr w:type="spellEnd"/>
+      <w:r>
+        <w:rPr>
+          <w:rFonts w:ascii="ＭＳ Ｐ明朝" w:eastAsia="ＭＳ Ｐ明朝" w:hAnsi="ＭＳ Ｐ明朝" w:hint="eastAsia"/>
+          <w:sz w:val="24"/>
+        </w:rPr>
+        <w:t>関数は子クラスでオーバーライドするので、仮想関数とする必要がある。このようにしてクラス及びメンバを定義した。</w:t>
+      </w:r>
+    </w:p>
+    <w:p>
+      <w:pPr>
+        <w:rPr>
+          <w:rFonts w:ascii="ＭＳ Ｐ明朝" w:eastAsia="ＭＳ Ｐ明朝" w:hAnsi="ＭＳ Ｐ明朝"/>
+          <w:sz w:val="24"/>
+        </w:rPr>
+      </w:pPr>
+      <w:r>
+        <w:rPr>
+          <w:rFonts w:ascii="ＭＳ Ｐ明朝" w:eastAsia="ＭＳ Ｐ明朝" w:hAnsi="ＭＳ Ｐ明朝" w:hint="eastAsia"/>
+          <w:sz w:val="24"/>
+        </w:rPr>
+        <w:t xml:space="preserve">　</w:t>
+      </w:r>
+      <w:r>
+        <w:rPr>
+          <w:rFonts w:ascii="ＭＳ Ｐ明朝" w:eastAsia="ＭＳ Ｐ明朝" w:hAnsi="ＭＳ Ｐ明朝" w:hint="eastAsia"/>
+          <w:sz w:val="24"/>
+        </w:rPr>
+        <w:t>親クラスの</w:t>
+      </w:r>
+      <w:proofErr w:type="spellStart"/>
+      <w:r>
+        <w:rPr>
+          <w:rFonts w:ascii="ＭＳ Ｐ明朝" w:eastAsia="ＭＳ Ｐ明朝" w:hAnsi="ＭＳ Ｐ明朝"/>
+          <w:sz w:val="24"/>
+        </w:rPr>
+        <w:t>ClassRoom</w:t>
+      </w:r>
+      <w:proofErr w:type="spellEnd"/>
+      <w:r>
+        <w:rPr>
+          <w:rFonts w:ascii="ＭＳ Ｐ明朝" w:eastAsia="ＭＳ Ｐ明朝" w:hAnsi="ＭＳ Ｐ明朝" w:hint="eastAsia"/>
+          <w:sz w:val="24"/>
+        </w:rPr>
+        <w:t>ではコンストラクタで試験定員、座席定員、座席定員</w:t>
+      </w:r>
+      <w:r>
+        <w:rPr>
+          <w:rFonts w:ascii="ＭＳ Ｐ明朝" w:eastAsia="ＭＳ Ｐ明朝" w:hAnsi="ＭＳ Ｐ明朝"/>
+          <w:sz w:val="24"/>
+        </w:rPr>
+        <w:t>(</w:t>
+      </w:r>
+      <w:r>
+        <w:rPr>
+          <w:rFonts w:ascii="ＭＳ Ｐ明朝" w:eastAsia="ＭＳ Ｐ明朝" w:hAnsi="ＭＳ Ｐ明朝" w:hint="eastAsia"/>
+          <w:sz w:val="24"/>
+        </w:rPr>
+        <w:t>コロナ禍</w:t>
+      </w:r>
+      <w:r>
+        <w:rPr>
+          <w:rFonts w:ascii="ＭＳ Ｐ明朝" w:eastAsia="ＭＳ Ｐ明朝" w:hAnsi="ＭＳ Ｐ明朝"/>
+          <w:sz w:val="24"/>
+        </w:rPr>
+        <w:t>)</w:t>
+      </w:r>
+      <w:r>
+        <w:rPr>
+          <w:rFonts w:ascii="ＭＳ Ｐ明朝" w:eastAsia="ＭＳ Ｐ明朝" w:hAnsi="ＭＳ Ｐ明朝" w:hint="eastAsia"/>
+          <w:sz w:val="24"/>
+        </w:rPr>
+        <w:t>、プロジェクターの有無、スクリーンの有無を初期化した。ここで</w:t>
+      </w:r>
+      <w:r>
+        <w:rPr>
+          <w:rFonts w:ascii="ＭＳ Ｐ明朝" w:eastAsia="ＭＳ Ｐ明朝" w:hAnsi="ＭＳ Ｐ明朝" w:hint="eastAsia"/>
+          <w:sz w:val="24"/>
+        </w:rPr>
+        <w:t>定員</w:t>
+      </w:r>
+      <w:r>
+        <w:rPr>
+          <w:rFonts w:ascii="ＭＳ Ｐ明朝" w:eastAsia="ＭＳ Ｐ明朝" w:hAnsi="ＭＳ Ｐ明朝" w:hint="eastAsia"/>
+          <w:sz w:val="24"/>
+        </w:rPr>
+        <w:t>の値は</w:t>
+      </w:r>
+      <w:r>
+        <w:rPr>
+          <w:rFonts w:ascii="ＭＳ Ｐ明朝" w:eastAsia="ＭＳ Ｐ明朝" w:hAnsi="ＭＳ Ｐ明朝" w:hint="eastAsia"/>
+          <w:sz w:val="24"/>
+        </w:rPr>
+        <w:t>可読性の観点から</w:t>
+      </w:r>
+      <w:r>
+        <w:rPr>
+          <w:rFonts w:ascii="ＭＳ Ｐ明朝" w:eastAsia="ＭＳ Ｐ明朝" w:hAnsi="ＭＳ Ｐ明朝"/>
+          <w:sz w:val="24"/>
+        </w:rPr>
+        <w:t>const</w:t>
+      </w:r>
+      <w:r>
+        <w:rPr>
+          <w:rFonts w:ascii="ＭＳ Ｐ明朝" w:eastAsia="ＭＳ Ｐ明朝" w:hAnsi="ＭＳ Ｐ明朝" w:hint="eastAsia"/>
+          <w:sz w:val="24"/>
+        </w:rPr>
+        <w:t>定数として定義した。プロジェクターやスクリーンの有無は</w:t>
+      </w:r>
+      <w:r>
+        <w:rPr>
+          <w:rFonts w:ascii="ＭＳ Ｐ明朝" w:eastAsia="ＭＳ Ｐ明朝" w:hAnsi="ＭＳ Ｐ明朝"/>
+          <w:sz w:val="24"/>
+        </w:rPr>
+        <w:t>bool</w:t>
+      </w:r>
+      <w:r>
+        <w:rPr>
+          <w:rFonts w:ascii="ＭＳ Ｐ明朝" w:eastAsia="ＭＳ Ｐ明朝" w:hAnsi="ＭＳ Ｐ明朝" w:hint="eastAsia"/>
+          <w:sz w:val="24"/>
+        </w:rPr>
+        <w:t>型で直接定義した。</w:t>
+      </w:r>
+      <w:proofErr w:type="spellStart"/>
+      <w:r>
+        <w:rPr>
+          <w:rFonts w:ascii="ＭＳ Ｐ明朝" w:eastAsia="ＭＳ Ｐ明朝" w:hAnsi="ＭＳ Ｐ明朝"/>
+          <w:sz w:val="24"/>
+        </w:rPr>
+        <w:t>PCRoom</w:t>
+      </w:r>
+      <w:proofErr w:type="spellEnd"/>
+      <w:r>
+        <w:rPr>
+          <w:rFonts w:ascii="ＭＳ Ｐ明朝" w:eastAsia="ＭＳ Ｐ明朝" w:hAnsi="ＭＳ Ｐ明朝" w:hint="eastAsia"/>
+          <w:sz w:val="24"/>
+        </w:rPr>
+        <w:t>クラスでは親クラスの</w:t>
+      </w:r>
+      <w:proofErr w:type="spellStart"/>
+      <w:r>
+        <w:rPr>
+          <w:rFonts w:ascii="ＭＳ Ｐ明朝" w:eastAsia="ＭＳ Ｐ明朝" w:hAnsi="ＭＳ Ｐ明朝"/>
+          <w:sz w:val="24"/>
+        </w:rPr>
+        <w:t>ClassRoom</w:t>
+      </w:r>
+      <w:proofErr w:type="spellEnd"/>
+      <w:r>
+        <w:rPr>
+          <w:rFonts w:ascii="ＭＳ Ｐ明朝" w:eastAsia="ＭＳ Ｐ明朝" w:hAnsi="ＭＳ Ｐ明朝" w:hint="eastAsia"/>
+          <w:sz w:val="24"/>
+        </w:rPr>
+        <w:t>コンストラクタにより初期化したのち、未初期化の</w:t>
+      </w:r>
+      <w:r>
+        <w:rPr>
+          <w:rFonts w:ascii="ＭＳ Ｐ明朝" w:eastAsia="ＭＳ Ｐ明朝" w:hAnsi="ＭＳ Ｐ明朝"/>
+          <w:sz w:val="24"/>
+        </w:rPr>
+        <w:t>PC</w:t>
+      </w:r>
+      <w:r>
+        <w:rPr>
+          <w:rFonts w:ascii="ＭＳ Ｐ明朝" w:eastAsia="ＭＳ Ｐ明朝" w:hAnsi="ＭＳ Ｐ明朝" w:hint="eastAsia"/>
+          <w:sz w:val="24"/>
+        </w:rPr>
+        <w:t>の台数、プロジェクターの台数、マイクの有無、無線</w:t>
+      </w:r>
+      <w:r>
+        <w:rPr>
+          <w:rFonts w:ascii="ＭＳ Ｐ明朝" w:eastAsia="ＭＳ Ｐ明朝" w:hAnsi="ＭＳ Ｐ明朝"/>
+          <w:sz w:val="24"/>
+        </w:rPr>
+        <w:t>LAN</w:t>
+      </w:r>
+      <w:r>
+        <w:rPr>
+          <w:rFonts w:ascii="ＭＳ Ｐ明朝" w:eastAsia="ＭＳ Ｐ明朝" w:hAnsi="ＭＳ Ｐ明朝" w:hint="eastAsia"/>
+          <w:sz w:val="24"/>
+        </w:rPr>
+        <w:t>の有無を初期化した。ここで、親クラスのオブジェクトにプロジェクターが存在しないときは、継承という観点からプロジェクターの台数を</w:t>
+      </w:r>
+      <w:r>
+        <w:rPr>
+          <w:rFonts w:ascii="ＭＳ Ｐ明朝" w:eastAsia="ＭＳ Ｐ明朝" w:hAnsi="ＭＳ Ｐ明朝"/>
+          <w:sz w:val="24"/>
+        </w:rPr>
+        <w:t>0</w:t>
+      </w:r>
+      <w:r>
+        <w:rPr>
+          <w:rFonts w:ascii="ＭＳ Ｐ明朝" w:eastAsia="ＭＳ Ｐ明朝" w:hAnsi="ＭＳ Ｐ明朝" w:hint="eastAsia"/>
+          <w:sz w:val="24"/>
+        </w:rPr>
+        <w:t>台にするように実装した。どのみち</w:t>
+      </w:r>
+      <w:proofErr w:type="spellStart"/>
+      <w:r>
+        <w:rPr>
+          <w:rFonts w:ascii="ＭＳ Ｐ明朝" w:eastAsia="ＭＳ Ｐ明朝" w:hAnsi="ＭＳ Ｐ明朝"/>
+          <w:sz w:val="24"/>
+        </w:rPr>
+        <w:t>PrintProjectorInfo</w:t>
+      </w:r>
+      <w:proofErr w:type="spellEnd"/>
+      <w:r>
+        <w:rPr>
+          <w:rFonts w:ascii="ＭＳ Ｐ明朝" w:eastAsia="ＭＳ Ｐ明朝" w:hAnsi="ＭＳ Ｐ明朝" w:hint="eastAsia"/>
+          <w:sz w:val="24"/>
+        </w:rPr>
+        <w:t>でプロジェクターの有無によって出力を変えるように実装しているため</w:t>
+      </w:r>
+      <w:r>
+        <w:rPr>
+          <w:rFonts w:ascii="ＭＳ Ｐ明朝" w:eastAsia="ＭＳ Ｐ明朝" w:hAnsi="ＭＳ Ｐ明朝"/>
+          <w:sz w:val="24"/>
+        </w:rPr>
+        <w:t>MUST</w:t>
+      </w:r>
+      <w:r>
+        <w:rPr>
+          <w:rFonts w:ascii="ＭＳ Ｐ明朝" w:eastAsia="ＭＳ Ｐ明朝" w:hAnsi="ＭＳ Ｐ明朝" w:hint="eastAsia"/>
+          <w:sz w:val="24"/>
+        </w:rPr>
+        <w:t>ではないが、プロジェクターが存在しないのに台数が</w:t>
+      </w:r>
+      <w:r>
+        <w:rPr>
+          <w:rFonts w:ascii="ＭＳ Ｐ明朝" w:eastAsia="ＭＳ Ｐ明朝" w:hAnsi="ＭＳ Ｐ明朝"/>
+          <w:sz w:val="24"/>
+        </w:rPr>
+        <w:t>0</w:t>
+      </w:r>
+      <w:r>
+        <w:rPr>
+          <w:rFonts w:ascii="ＭＳ Ｐ明朝" w:eastAsia="ＭＳ Ｐ明朝" w:hAnsi="ＭＳ Ｐ明朝" w:hint="eastAsia"/>
+          <w:sz w:val="24"/>
+        </w:rPr>
+        <w:t>でないのは不自然</w:t>
+      </w:r>
       <w:r>
         <w:rPr>
           <w:rFonts w:ascii="ＭＳ Ｐ明朝" w:eastAsia="ＭＳ Ｐ明朝" w:hAnsi="ＭＳ Ｐ明朝" w:hint="eastAsia"/>
           <w:sz w:val="24"/>
         </w:rPr>
         <w:lastRenderedPageBreak/>
+        <w:t>であるため、そのようにした。</w:t>
+      </w:r>
+    </w:p>
+    <w:p>
+      <w:pPr>
+        <w:rPr>
+          <w:rFonts w:ascii="ＭＳ Ｐ明朝" w:eastAsia="ＭＳ Ｐ明朝" w:hAnsi="ＭＳ Ｐ明朝" w:hint="eastAsia"/>
+          <w:sz w:val="24"/>
+        </w:rPr>
+      </w:pPr>
+      <w:r>
+        <w:rPr>
+          <w:rFonts w:ascii="ＭＳ Ｐ明朝" w:eastAsia="ＭＳ Ｐ明朝" w:hAnsi="ＭＳ Ｐ明朝" w:hint="eastAsia"/>
+          <w:sz w:val="24"/>
+        </w:rPr>
+        <w:t xml:space="preserve">　次に出力用の</w:t>
+      </w:r>
+      <w:proofErr w:type="spellStart"/>
+      <w:r>
+        <w:rPr>
+          <w:rFonts w:ascii="ＭＳ Ｐ明朝" w:eastAsia="ＭＳ Ｐ明朝" w:hAnsi="ＭＳ Ｐ明朝"/>
+          <w:sz w:val="24"/>
+        </w:rPr>
+        <w:t>PrintMem</w:t>
+      </w:r>
+      <w:proofErr w:type="spellEnd"/>
+      <w:r>
+        <w:rPr>
+          <w:rFonts w:ascii="ＭＳ Ｐ明朝" w:eastAsia="ＭＳ Ｐ明朝" w:hAnsi="ＭＳ Ｐ明朝" w:hint="eastAsia"/>
+          <w:sz w:val="24"/>
+        </w:rPr>
+        <w:t>関数について説明する。</w:t>
+      </w:r>
+      <w:r>
+        <w:rPr>
+          <w:rFonts w:ascii="ＭＳ Ｐ明朝" w:eastAsia="ＭＳ Ｐ明朝" w:hAnsi="ＭＳ Ｐ明朝" w:hint="eastAsia"/>
+          <w:sz w:val="24"/>
+        </w:rPr>
+        <w:t>基本的には適切なメッセージをつけて、オブジェクトの情報を出力するようにしている。子クラスではこれをオーバーライドする形で使用しており、新たに子クラス限定の情報を出力するようにしている。</w:t>
+      </w:r>
+      <w:proofErr w:type="spellStart"/>
+      <w:r>
+        <w:rPr>
+          <w:rFonts w:ascii="ＭＳ Ｐ明朝" w:eastAsia="ＭＳ Ｐ明朝" w:hAnsi="ＭＳ Ｐ明朝"/>
+          <w:sz w:val="24"/>
+        </w:rPr>
+        <w:t>PrintProjectorInfo</w:t>
+      </w:r>
+      <w:proofErr w:type="spellEnd"/>
+      <w:r>
+        <w:rPr>
+          <w:rFonts w:ascii="ＭＳ Ｐ明朝" w:eastAsia="ＭＳ Ｐ明朝" w:hAnsi="ＭＳ Ｐ明朝" w:hint="eastAsia"/>
+          <w:sz w:val="24"/>
+        </w:rPr>
+        <w:t>関数</w:t>
+      </w:r>
+      <w:r>
+        <w:rPr>
+          <w:rFonts w:ascii="ＭＳ Ｐ明朝" w:eastAsia="ＭＳ Ｐ明朝" w:hAnsi="ＭＳ Ｐ明朝" w:hint="eastAsia"/>
+          <w:sz w:val="24"/>
+        </w:rPr>
+        <w:t>は、プロジェクターの情報が親クラスであるかないかを、子クラスでは台数を出力しないといけなく、内容が統一されていないために個別に</w:t>
+      </w:r>
+      <w:r>
+        <w:rPr>
+          <w:rFonts w:ascii="ＭＳ Ｐ明朝" w:eastAsia="ＭＳ Ｐ明朝" w:hAnsi="ＭＳ Ｐ明朝" w:hint="eastAsia"/>
+          <w:sz w:val="24"/>
+        </w:rPr>
+        <w:t>処理を行うため実装した。</w:t>
+      </w:r>
+      <w:r>
+        <w:rPr>
+          <w:rFonts w:ascii="ＭＳ Ｐ明朝" w:eastAsia="ＭＳ Ｐ明朝" w:hAnsi="ＭＳ Ｐ明朝" w:hint="eastAsia"/>
+          <w:sz w:val="24"/>
+        </w:rPr>
+        <w:t>これらの実装により正常な実行が可能となった。</w:t>
+      </w:r>
+    </w:p>
+    <w:p>
+      <w:pPr>
+        <w:rPr>
+          <w:rFonts w:ascii="ＭＳ Ｐ明朝" w:eastAsia="ＭＳ Ｐ明朝" w:hAnsi="ＭＳ Ｐ明朝"/>
+          <w:sz w:val="24"/>
+        </w:rPr>
+      </w:pPr>
+    </w:p>
+    <w:p>
+      <w:pPr>
+        <w:rPr>
+          <w:rFonts w:ascii="ＭＳ Ｐ明朝" w:eastAsia="ＭＳ Ｐ明朝" w:hAnsi="ＭＳ Ｐ明朝"/>
+          <w:sz w:val="24"/>
+        </w:rPr>
+      </w:pPr>
+      <w:r>
+        <w:rPr>
+          <w:rFonts w:ascii="ＭＳ Ｐ明朝" w:eastAsia="ＭＳ Ｐ明朝" w:hAnsi="ＭＳ Ｐ明朝" w:hint="eastAsia"/>
+          <w:sz w:val="24"/>
+        </w:rPr>
         <w:t>・実行結果</w:t>
       </w:r>
     </w:p>
@@ -531,7 +2324,7 @@
     <w:p>
       <w:pPr>
         <w:rPr>
-          <w:rFonts w:ascii="ＭＳ Ｐ明朝" w:eastAsia="ＭＳ Ｐ明朝" w:hAnsi="ＭＳ Ｐ明朝" w:hint="eastAsia"/>
+          <w:rFonts w:ascii="ＭＳ Ｐ明朝" w:eastAsia="ＭＳ Ｐ明朝" w:hAnsi="ＭＳ Ｐ明朝"/>
           <w:sz w:val="24"/>
         </w:rPr>
       </w:pPr>
@@ -603,28 +2396,7 @@
           <w:rFonts w:ascii="ＭＳ Ｐ明朝" w:eastAsia="ＭＳ Ｐ明朝" w:hAnsi="ＭＳ Ｐ明朝"/>
           <w:sz w:val="24"/>
         </w:rPr>
-        <w:t>g++ 2412747_4-</w:t>
-      </w:r>
-      <w:r>
-        <w:rPr>
-          <w:rFonts w:ascii="ＭＳ Ｐ明朝" w:eastAsia="ＭＳ Ｐ明朝" w:hAnsi="ＭＳ Ｐ明朝"/>
-          <w:sz w:val="24"/>
-        </w:rPr>
-        <w:t>3</w:t>
-      </w:r>
-      <w:r>
-        <w:rPr>
-          <w:rFonts w:ascii="ＭＳ Ｐ明朝" w:eastAsia="ＭＳ Ｐ明朝" w:hAnsi="ＭＳ Ｐ明朝"/>
-          <w:sz w:val="24"/>
-        </w:rPr>
-        <w:t>.cpp -o 2412747_4-</w:t>
-      </w:r>
-      <w:r>
-        <w:rPr>
-          <w:rFonts w:ascii="ＭＳ Ｐ明朝" w:eastAsia="ＭＳ Ｐ明朝" w:hAnsi="ＭＳ Ｐ明朝"/>
-          <w:sz w:val="24"/>
-        </w:rPr>
-        <w:t>3</w:t>
+        <w:t>g++ 2412747_4-3.cpp -o 2412747_4-3</w:t>
       </w:r>
       <w:r>
         <w:rPr>
@@ -638,14 +2410,7 @@
           <w:rFonts w:ascii="ＭＳ Ｐ明朝" w:eastAsia="ＭＳ Ｐ明朝" w:hAnsi="ＭＳ Ｐ明朝"/>
           <w:sz w:val="24"/>
         </w:rPr>
-        <w:t>./2412747_4-</w:t>
-      </w:r>
-      <w:r>
-        <w:rPr>
-          <w:rFonts w:ascii="ＭＳ Ｐ明朝" w:eastAsia="ＭＳ Ｐ明朝" w:hAnsi="ＭＳ Ｐ明朝"/>
-          <w:sz w:val="24"/>
-        </w:rPr>
-        <w:t>3</w:t>
+        <w:t>./2412747_4-3</w:t>
       </w:r>
       <w:r>
         <w:rPr>
@@ -666,14 +2431,6 @@
     <w:p>
       <w:pPr>
         <w:rPr>
-          <w:rFonts w:ascii="ＭＳ Ｐ明朝" w:eastAsia="ＭＳ Ｐ明朝" w:hAnsi="ＭＳ Ｐ明朝" w:hint="eastAsia"/>
-          <w:sz w:val="24"/>
-        </w:rPr>
-      </w:pPr>
-    </w:p>
-    <w:p>
-      <w:pPr>
-        <w:rPr>
           <w:rFonts w:ascii="ＭＳ Ｐ明朝" w:eastAsia="ＭＳ Ｐ明朝" w:hAnsi="ＭＳ Ｐ明朝"/>
           <w:sz w:val="24"/>
         </w:rPr>
@@ -689,7 +2446,7 @@
     <w:p>
       <w:pPr>
         <w:rPr>
-          <w:rFonts w:ascii="ＭＳ Ｐ明朝" w:eastAsia="ＭＳ Ｐ明朝" w:hAnsi="ＭＳ Ｐ明朝"/>
+          <w:rFonts w:ascii="ＭＳ Ｐ明朝" w:eastAsia="ＭＳ Ｐ明朝" w:hAnsi="ＭＳ Ｐ明朝" w:hint="eastAsia"/>
           <w:sz w:val="24"/>
         </w:rPr>
       </w:pPr>
@@ -700,6 +2457,13 @@
         </w:rPr>
         <w:t xml:space="preserve">　</w:t>
       </w:r>
+      <w:r>
+        <w:rPr>
+          <w:rFonts w:ascii="ＭＳ Ｐ明朝" w:eastAsia="ＭＳ Ｐ明朝" w:hAnsi="ＭＳ Ｐ明朝" w:hint="eastAsia"/>
+          <w:sz w:val="24"/>
+        </w:rPr>
+        <w:t>この問題は、クラスを利用して行列の様々な演算を行うというものである。</w:t>
+      </w:r>
     </w:p>
     <w:p>
       <w:pPr>
@@ -742,7 +2506,7 @@
     <w:p>
       <w:pPr>
         <w:rPr>
-          <w:rFonts w:ascii="ＭＳ Ｐ明朝" w:eastAsia="ＭＳ Ｐ明朝" w:hAnsi="ＭＳ Ｐ明朝" w:hint="eastAsia"/>
+          <w:rFonts w:ascii="ＭＳ Ｐ明朝" w:eastAsia="ＭＳ Ｐ明朝" w:hAnsi="ＭＳ Ｐ明朝"/>
           <w:sz w:val="24"/>
         </w:rPr>
       </w:pPr>
@@ -791,15 +2555,16 @@
       <w:pPr>
         <w:ind w:firstLineChars="50" w:firstLine="120"/>
         <w:rPr>
-          <w:rFonts w:ascii="ＭＳ Ｐ明朝" w:eastAsia="ＭＳ Ｐ明朝" w:hAnsi="ＭＳ Ｐ明朝" w:hint="eastAsia"/>
-          <w:sz w:val="24"/>
-        </w:rPr>
-      </w:pPr>
-      <w:r>
-        <w:rPr>
-          <w:rFonts w:ascii="ＭＳ Ｐ明朝" w:eastAsia="ＭＳ Ｐ明朝" w:hAnsi="ＭＳ Ｐ明朝" w:hint="eastAsia"/>
-          <w:sz w:val="24"/>
-        </w:rPr>
+          <w:rFonts w:ascii="ＭＳ Ｐ明朝" w:eastAsia="ＭＳ Ｐ明朝" w:hAnsi="ＭＳ Ｐ明朝"/>
+          <w:sz w:val="24"/>
+        </w:rPr>
+      </w:pPr>
+      <w:r>
+        <w:rPr>
+          <w:rFonts w:ascii="ＭＳ Ｐ明朝" w:eastAsia="ＭＳ Ｐ明朝" w:hAnsi="ＭＳ Ｐ明朝" w:hint="eastAsia"/>
+          <w:sz w:val="24"/>
+        </w:rPr>
+        <w:lastRenderedPageBreak/>
         <w:t xml:space="preserve">　</w:t>
       </w:r>
       <w:r>
@@ -814,28 +2579,7 @@
           <w:rFonts w:ascii="ＭＳ Ｐ明朝" w:eastAsia="ＭＳ Ｐ明朝" w:hAnsi="ＭＳ Ｐ明朝"/>
           <w:sz w:val="24"/>
         </w:rPr>
-        <w:t>g++ 2412747_4-</w:t>
-      </w:r>
-      <w:r>
-        <w:rPr>
-          <w:rFonts w:ascii="ＭＳ Ｐ明朝" w:eastAsia="ＭＳ Ｐ明朝" w:hAnsi="ＭＳ Ｐ明朝"/>
-          <w:sz w:val="24"/>
-        </w:rPr>
-        <w:t>4</w:t>
-      </w:r>
-      <w:r>
-        <w:rPr>
-          <w:rFonts w:ascii="ＭＳ Ｐ明朝" w:eastAsia="ＭＳ Ｐ明朝" w:hAnsi="ＭＳ Ｐ明朝"/>
-          <w:sz w:val="24"/>
-        </w:rPr>
-        <w:t>.cpp -o 2412747_4-</w:t>
-      </w:r>
-      <w:r>
-        <w:rPr>
-          <w:rFonts w:ascii="ＭＳ Ｐ明朝" w:eastAsia="ＭＳ Ｐ明朝" w:hAnsi="ＭＳ Ｐ明朝"/>
-          <w:sz w:val="24"/>
-        </w:rPr>
-        <w:t>4</w:t>
+        <w:t>g++ 2412747_4-4.cpp -o 2412747_4-4</w:t>
       </w:r>
       <w:r>
         <w:rPr>
@@ -849,14 +2593,7 @@
           <w:rFonts w:ascii="ＭＳ Ｐ明朝" w:eastAsia="ＭＳ Ｐ明朝" w:hAnsi="ＭＳ Ｐ明朝"/>
           <w:sz w:val="24"/>
         </w:rPr>
-        <w:t>./2412747_4-</w:t>
-      </w:r>
-      <w:r>
-        <w:rPr>
-          <w:rFonts w:ascii="ＭＳ Ｐ明朝" w:eastAsia="ＭＳ Ｐ明朝" w:hAnsi="ＭＳ Ｐ明朝"/>
-          <w:sz w:val="24"/>
-        </w:rPr>
-        <w:t>4</w:t>
+        <w:t>./2412747_4-4</w:t>
       </w:r>
       <w:r>
         <w:rPr>
@@ -877,7 +2614,7 @@
     <w:p>
       <w:pPr>
         <w:rPr>
-          <w:rFonts w:ascii="ＭＳ Ｐ明朝" w:eastAsia="ＭＳ Ｐ明朝" w:hAnsi="ＭＳ Ｐ明朝" w:hint="eastAsia"/>
+          <w:rFonts w:ascii="ＭＳ Ｐ明朝" w:eastAsia="ＭＳ Ｐ明朝" w:hAnsi="ＭＳ Ｐ明朝"/>
           <w:sz w:val="24"/>
         </w:rPr>
       </w:pPr>
@@ -953,7 +2690,7 @@
     <w:p>
       <w:pPr>
         <w:rPr>
-          <w:rFonts w:ascii="ＭＳ Ｐ明朝" w:eastAsia="ＭＳ Ｐ明朝" w:hAnsi="ＭＳ Ｐ明朝" w:hint="eastAsia"/>
+          <w:rFonts w:ascii="ＭＳ Ｐ明朝" w:eastAsia="ＭＳ Ｐ明朝" w:hAnsi="ＭＳ Ｐ明朝"/>
           <w:sz w:val="24"/>
         </w:rPr>
       </w:pPr>
@@ -1002,7 +2739,7 @@
       <w:pPr>
         <w:ind w:firstLineChars="50" w:firstLine="120"/>
         <w:rPr>
-          <w:rFonts w:ascii="ＭＳ Ｐ明朝" w:eastAsia="ＭＳ Ｐ明朝" w:hAnsi="ＭＳ Ｐ明朝" w:hint="eastAsia"/>
+          <w:rFonts w:ascii="ＭＳ Ｐ明朝" w:eastAsia="ＭＳ Ｐ明朝" w:hAnsi="ＭＳ Ｐ明朝"/>
           <w:sz w:val="24"/>
         </w:rPr>
       </w:pPr>
@@ -1025,28 +2762,7 @@
           <w:rFonts w:ascii="ＭＳ Ｐ明朝" w:eastAsia="ＭＳ Ｐ明朝" w:hAnsi="ＭＳ Ｐ明朝"/>
           <w:sz w:val="24"/>
         </w:rPr>
-        <w:t>g++ 2412747_4-</w:t>
-      </w:r>
-      <w:r>
-        <w:rPr>
-          <w:rFonts w:ascii="ＭＳ Ｐ明朝" w:eastAsia="ＭＳ Ｐ明朝" w:hAnsi="ＭＳ Ｐ明朝"/>
-          <w:sz w:val="24"/>
-        </w:rPr>
-        <w:t>5</w:t>
-      </w:r>
-      <w:r>
-        <w:rPr>
-          <w:rFonts w:ascii="ＭＳ Ｐ明朝" w:eastAsia="ＭＳ Ｐ明朝" w:hAnsi="ＭＳ Ｐ明朝"/>
-          <w:sz w:val="24"/>
-        </w:rPr>
-        <w:t>.cpp -o 2412747_4-</w:t>
-      </w:r>
-      <w:r>
-        <w:rPr>
-          <w:rFonts w:ascii="ＭＳ Ｐ明朝" w:eastAsia="ＭＳ Ｐ明朝" w:hAnsi="ＭＳ Ｐ明朝"/>
-          <w:sz w:val="24"/>
-        </w:rPr>
-        <w:t>5</w:t>
+        <w:t>g++ 2412747_4-5.cpp -o 2412747_4-5</w:t>
       </w:r>
       <w:r>
         <w:rPr>
@@ -1060,14 +2776,7 @@
           <w:rFonts w:ascii="ＭＳ Ｐ明朝" w:eastAsia="ＭＳ Ｐ明朝" w:hAnsi="ＭＳ Ｐ明朝"/>
           <w:sz w:val="24"/>
         </w:rPr>
-        <w:t>./2412747_4-</w:t>
-      </w:r>
-      <w:r>
-        <w:rPr>
-          <w:rFonts w:ascii="ＭＳ Ｐ明朝" w:eastAsia="ＭＳ Ｐ明朝" w:hAnsi="ＭＳ Ｐ明朝"/>
-          <w:sz w:val="24"/>
-        </w:rPr>
-        <w:t>5</w:t>
+        <w:t>./2412747_4-5</w:t>
       </w:r>
       <w:r>
         <w:rPr>
@@ -1088,7 +2797,7 @@
     <w:p>
       <w:pPr>
         <w:rPr>
-          <w:rFonts w:ascii="ＭＳ Ｐ明朝" w:eastAsia="ＭＳ Ｐ明朝" w:hAnsi="ＭＳ Ｐ明朝" w:hint="eastAsia"/>
+          <w:rFonts w:ascii="ＭＳ Ｐ明朝" w:eastAsia="ＭＳ Ｐ明朝" w:hAnsi="ＭＳ Ｐ明朝"/>
           <w:sz w:val="24"/>
         </w:rPr>
       </w:pPr>
@@ -1164,15 +2873,15 @@
     <w:p>
       <w:pPr>
         <w:rPr>
-          <w:rFonts w:ascii="ＭＳ Ｐ明朝" w:eastAsia="ＭＳ Ｐ明朝" w:hAnsi="ＭＳ Ｐ明朝" w:hint="eastAsia"/>
-          <w:sz w:val="24"/>
-        </w:rPr>
-      </w:pPr>
-    </w:p>
-    <w:p>
-      <w:pPr>
-        <w:rPr>
-          <w:rFonts w:ascii="ＭＳ Ｐ明朝" w:eastAsia="ＭＳ Ｐ明朝" w:hAnsi="ＭＳ Ｐ明朝" w:hint="eastAsia"/>
+          <w:rFonts w:ascii="ＭＳ Ｐ明朝" w:eastAsia="ＭＳ Ｐ明朝" w:hAnsi="ＭＳ Ｐ明朝"/>
+          <w:sz w:val="24"/>
+        </w:rPr>
+      </w:pPr>
+    </w:p>
+    <w:p>
+      <w:pPr>
+        <w:rPr>
+          <w:rFonts w:ascii="ＭＳ Ｐ明朝" w:eastAsia="ＭＳ Ｐ明朝" w:hAnsi="ＭＳ Ｐ明朝"/>
           <w:sz w:val="24"/>
         </w:rPr>
       </w:pPr>
@@ -2303,6 +4012,16 @@
     <w:unhideWhenUsed/>
     <w:rsid w:val="00750878"/>
   </w:style>
+  <w:style w:type="character" w:styleId="ad">
+    <w:name w:val="Placeholder Text"/>
+    <w:basedOn w:val="a0"/>
+    <w:uiPriority w:val="99"/>
+    <w:semiHidden/>
+    <w:rsid w:val="00831563"/>
+    <w:rPr>
+      <w:color w:val="666666"/>
+    </w:rPr>
+  </w:style>
 </w:styles>
 </file>
 

--- a/latex/lec4/report_2412747_4.docx
+++ b/latex/lec4/report_2412747_4.docx
@@ -2446,7 +2446,7 @@
     <w:p>
       <w:pPr>
         <w:rPr>
-          <w:rFonts w:ascii="ＭＳ Ｐ明朝" w:eastAsia="ＭＳ Ｐ明朝" w:hAnsi="ＭＳ Ｐ明朝" w:hint="eastAsia"/>
+          <w:rFonts w:ascii="ＭＳ Ｐ明朝" w:eastAsia="ＭＳ Ｐ明朝" w:hAnsi="ＭＳ Ｐ明朝"/>
           <w:sz w:val="24"/>
         </w:rPr>
       </w:pPr>
@@ -2464,11 +2464,2280 @@
         </w:rPr>
         <w:t>この問題は、クラスを利用して行列の様々な演算を行うというものである。</w:t>
       </w:r>
-    </w:p>
-    <w:p>
-      <w:pPr>
-        <w:rPr>
-          <w:rFonts w:ascii="ＭＳ Ｐ明朝" w:eastAsia="ＭＳ Ｐ明朝" w:hAnsi="ＭＳ Ｐ明朝"/>
+      <w:r>
+        <w:rPr>
+          <w:rFonts w:ascii="ＭＳ Ｐ明朝" w:eastAsia="ＭＳ Ｐ明朝" w:hAnsi="ＭＳ Ｐ明朝" w:hint="eastAsia"/>
+          <w:sz w:val="24"/>
+        </w:rPr>
+        <w:t>課題では行列クラスに縦と横のサイズを格納するメンバ変数、</w:t>
+      </w:r>
+      <w:r>
+        <w:rPr>
+          <w:rFonts w:ascii="ＭＳ Ｐ明朝" w:eastAsia="ＭＳ Ｐ明朝" w:hAnsi="ＭＳ Ｐ明朝" w:hint="eastAsia"/>
+          <w:sz w:val="24"/>
+        </w:rPr>
+        <w:t>行列として定義するロジック、オブジェクトを作成するコンストラクタ、和や差、積、行列式を演算するメンバ関数の実装を要求されている。従ってこれを満たすように実装を行なった。</w:t>
+      </w:r>
+    </w:p>
+    <w:p>
+      <w:pPr>
+        <w:rPr>
+          <w:rFonts w:ascii="ＭＳ Ｐ明朝" w:eastAsia="ＭＳ Ｐ明朝" w:hAnsi="ＭＳ Ｐ明朝"/>
+          <w:sz w:val="24"/>
+        </w:rPr>
+      </w:pPr>
+      <w:r>
+        <w:rPr>
+          <w:rFonts w:ascii="ＭＳ Ｐ明朝" w:eastAsia="ＭＳ Ｐ明朝" w:hAnsi="ＭＳ Ｐ明朝" w:hint="eastAsia"/>
+          <w:sz w:val="24"/>
+        </w:rPr>
+        <w:t xml:space="preserve">　行列に関する全体のクラスを</w:t>
+      </w:r>
+      <w:r>
+        <w:rPr>
+          <w:rFonts w:ascii="ＭＳ Ｐ明朝" w:eastAsia="ＭＳ Ｐ明朝" w:hAnsi="ＭＳ Ｐ明朝"/>
+          <w:sz w:val="24"/>
+        </w:rPr>
+        <w:t>Matrix</w:t>
+      </w:r>
+      <w:r>
+        <w:rPr>
+          <w:rFonts w:ascii="ＭＳ Ｐ明朝" w:eastAsia="ＭＳ Ｐ明朝" w:hAnsi="ＭＳ Ｐ明朝" w:hint="eastAsia"/>
+          <w:sz w:val="24"/>
+        </w:rPr>
+        <w:t>クラスとして定義した。メンバ変数として行列のサイズを表す</w:t>
+      </w:r>
+      <w:r>
+        <w:rPr>
+          <w:rFonts w:ascii="ＭＳ Ｐ明朝" w:eastAsia="ＭＳ Ｐ明朝" w:hAnsi="ＭＳ Ｐ明朝"/>
+          <w:sz w:val="24"/>
+        </w:rPr>
+        <w:t>width</w:t>
+      </w:r>
+      <w:r>
+        <w:rPr>
+          <w:rFonts w:ascii="ＭＳ Ｐ明朝" w:eastAsia="ＭＳ Ｐ明朝" w:hAnsi="ＭＳ Ｐ明朝" w:hint="eastAsia"/>
+          <w:sz w:val="24"/>
+        </w:rPr>
+        <w:t>と</w:t>
+      </w:r>
+      <w:r>
+        <w:rPr>
+          <w:rFonts w:ascii="ＭＳ Ｐ明朝" w:eastAsia="ＭＳ Ｐ明朝" w:hAnsi="ＭＳ Ｐ明朝"/>
+          <w:sz w:val="24"/>
+        </w:rPr>
+        <w:t>height</w:t>
+      </w:r>
+      <w:r>
+        <w:rPr>
+          <w:rFonts w:ascii="ＭＳ Ｐ明朝" w:eastAsia="ＭＳ Ｐ明朝" w:hAnsi="ＭＳ Ｐ明朝" w:hint="eastAsia"/>
+          <w:sz w:val="24"/>
+        </w:rPr>
+        <w:t>変数、そして行列の値のデータを保持する</w:t>
+      </w:r>
+      <w:r>
+        <w:rPr>
+          <w:rFonts w:ascii="ＭＳ Ｐ明朝" w:eastAsia="ＭＳ Ｐ明朝" w:hAnsi="ＭＳ Ｐ明朝"/>
+          <w:sz w:val="24"/>
+        </w:rPr>
+        <w:t>data</w:t>
+      </w:r>
+      <w:r>
+        <w:rPr>
+          <w:rFonts w:ascii="ＭＳ Ｐ明朝" w:eastAsia="ＭＳ Ｐ明朝" w:hAnsi="ＭＳ Ｐ明朝" w:hint="eastAsia"/>
+          <w:sz w:val="24"/>
+        </w:rPr>
+        <w:t>変数を用意した。メンバ関数は、</w:t>
+      </w:r>
+      <w:r>
+        <w:rPr>
+          <w:rFonts w:ascii="ＭＳ Ｐ明朝" w:eastAsia="ＭＳ Ｐ明朝" w:hAnsi="ＭＳ Ｐ明朝" w:hint="eastAsia"/>
+          <w:sz w:val="24"/>
+        </w:rPr>
+        <w:t>行列の内容を作成するコンストラクタ、オブジェクト破棄時のデストラクタ、行列演算用の</w:t>
+      </w:r>
+      <w:r>
+        <w:rPr>
+          <w:rFonts w:ascii="ＭＳ Ｐ明朝" w:eastAsia="ＭＳ Ｐ明朝" w:hAnsi="ＭＳ Ｐ明朝"/>
+          <w:sz w:val="24"/>
+        </w:rPr>
+        <w:t>add</w:t>
+      </w:r>
+      <w:r>
+        <w:rPr>
+          <w:rFonts w:ascii="ＭＳ Ｐ明朝" w:eastAsia="ＭＳ Ｐ明朝" w:hAnsi="ＭＳ Ｐ明朝" w:hint="eastAsia"/>
+          <w:sz w:val="24"/>
+        </w:rPr>
+        <w:t>、</w:t>
+      </w:r>
+      <w:r>
+        <w:rPr>
+          <w:rFonts w:ascii="ＭＳ Ｐ明朝" w:eastAsia="ＭＳ Ｐ明朝" w:hAnsi="ＭＳ Ｐ明朝"/>
+          <w:sz w:val="24"/>
+        </w:rPr>
+        <w:t>sub</w:t>
+      </w:r>
+      <w:r>
+        <w:rPr>
+          <w:rFonts w:ascii="ＭＳ Ｐ明朝" w:eastAsia="ＭＳ Ｐ明朝" w:hAnsi="ＭＳ Ｐ明朝" w:hint="eastAsia"/>
+          <w:sz w:val="24"/>
+        </w:rPr>
+        <w:t>、</w:t>
+      </w:r>
+      <w:proofErr w:type="spellStart"/>
+      <w:r>
+        <w:rPr>
+          <w:rFonts w:ascii="ＭＳ Ｐ明朝" w:eastAsia="ＭＳ Ｐ明朝" w:hAnsi="ＭＳ Ｐ明朝"/>
+          <w:sz w:val="24"/>
+        </w:rPr>
+        <w:t>mul</w:t>
+      </w:r>
+      <w:proofErr w:type="spellEnd"/>
+      <w:r>
+        <w:rPr>
+          <w:rFonts w:ascii="ＭＳ Ｐ明朝" w:eastAsia="ＭＳ Ｐ明朝" w:hAnsi="ＭＳ Ｐ明朝" w:hint="eastAsia"/>
+          <w:sz w:val="24"/>
+        </w:rPr>
+        <w:t>、</w:t>
+      </w:r>
+      <w:r>
+        <w:rPr>
+          <w:rFonts w:ascii="ＭＳ Ｐ明朝" w:eastAsia="ＭＳ Ｐ明朝" w:hAnsi="ＭＳ Ｐ明朝"/>
+          <w:sz w:val="24"/>
+        </w:rPr>
+        <w:t>det</w:t>
+      </w:r>
+      <w:r>
+        <w:rPr>
+          <w:rFonts w:ascii="ＭＳ Ｐ明朝" w:eastAsia="ＭＳ Ｐ明朝" w:hAnsi="ＭＳ Ｐ明朝" w:hint="eastAsia"/>
+          <w:sz w:val="24"/>
+        </w:rPr>
+        <w:t>関数、行列式計算で用いる余因子展開の</w:t>
+      </w:r>
+      <w:proofErr w:type="spellStart"/>
+      <w:r>
+        <w:rPr>
+          <w:rFonts w:ascii="ＭＳ Ｐ明朝" w:eastAsia="ＭＳ Ｐ明朝" w:hAnsi="ＭＳ Ｐ明朝"/>
+          <w:sz w:val="24"/>
+        </w:rPr>
+        <w:t>getCofactor</w:t>
+      </w:r>
+      <w:proofErr w:type="spellEnd"/>
+      <w:r>
+        <w:rPr>
+          <w:rFonts w:ascii="ＭＳ Ｐ明朝" w:eastAsia="ＭＳ Ｐ明朝" w:hAnsi="ＭＳ Ｐ明朝" w:hint="eastAsia"/>
+          <w:sz w:val="24"/>
+        </w:rPr>
+        <w:t>関数、そして出力用の</w:t>
+      </w:r>
+      <w:r>
+        <w:rPr>
+          <w:rFonts w:ascii="ＭＳ Ｐ明朝" w:eastAsia="ＭＳ Ｐ明朝" w:hAnsi="ＭＳ Ｐ明朝"/>
+          <w:sz w:val="24"/>
+        </w:rPr>
+        <w:t>print</w:t>
+      </w:r>
+      <w:r>
+        <w:rPr>
+          <w:rFonts w:ascii="ＭＳ Ｐ明朝" w:eastAsia="ＭＳ Ｐ明朝" w:hAnsi="ＭＳ Ｐ明朝" w:hint="eastAsia"/>
+          <w:sz w:val="24"/>
+        </w:rPr>
+        <w:t>関数を用意した。</w:t>
+      </w:r>
+      <w:r>
+        <w:rPr>
+          <w:rFonts w:ascii="ＭＳ Ｐ明朝" w:eastAsia="ＭＳ Ｐ明朝" w:hAnsi="ＭＳ Ｐ明朝" w:hint="eastAsia"/>
+          <w:sz w:val="24"/>
+        </w:rPr>
+        <w:t>それぞれのメンバ関数について順番に説明をしていく。</w:t>
+      </w:r>
+    </w:p>
+    <w:p>
+      <w:pPr>
+        <w:rPr>
+          <w:rFonts w:ascii="ＭＳ Ｐ明朝" w:eastAsia="ＭＳ Ｐ明朝" w:hAnsi="ＭＳ Ｐ明朝"/>
+          <w:sz w:val="24"/>
+        </w:rPr>
+      </w:pPr>
+      <w:r>
+        <w:rPr>
+          <w:rFonts w:ascii="ＭＳ Ｐ明朝" w:eastAsia="ＭＳ Ｐ明朝" w:hAnsi="ＭＳ Ｐ明朝" w:hint="eastAsia"/>
+          <w:sz w:val="24"/>
+        </w:rPr>
+        <w:lastRenderedPageBreak/>
+        <w:t xml:space="preserve">　まずコンストラクタとは、クラスのインスタンス化が行われた際に自動で実行される関数で、クラス名と同名のものとなっている。</w:t>
+      </w:r>
+      <w:r>
+        <w:rPr>
+          <w:rFonts w:ascii="ＭＳ Ｐ明朝" w:eastAsia="ＭＳ Ｐ明朝" w:hAnsi="ＭＳ Ｐ明朝" w:hint="eastAsia"/>
+          <w:sz w:val="24"/>
+        </w:rPr>
+        <w:t>ここではまず</w:t>
+      </w:r>
+      <w:r>
+        <w:rPr>
+          <w:rFonts w:ascii="ＭＳ Ｐ明朝" w:eastAsia="ＭＳ Ｐ明朝" w:hAnsi="ＭＳ Ｐ明朝"/>
+          <w:sz w:val="24"/>
+        </w:rPr>
+        <w:t>width</w:t>
+      </w:r>
+      <w:r>
+        <w:rPr>
+          <w:rFonts w:ascii="ＭＳ Ｐ明朝" w:eastAsia="ＭＳ Ｐ明朝" w:hAnsi="ＭＳ Ｐ明朝" w:hint="eastAsia"/>
+          <w:sz w:val="24"/>
+        </w:rPr>
+        <w:t>と</w:t>
+      </w:r>
+      <w:r>
+        <w:rPr>
+          <w:rFonts w:ascii="ＭＳ Ｐ明朝" w:eastAsia="ＭＳ Ｐ明朝" w:hAnsi="ＭＳ Ｐ明朝"/>
+          <w:sz w:val="24"/>
+        </w:rPr>
+        <w:t>height</w:t>
+      </w:r>
+      <w:r>
+        <w:rPr>
+          <w:rFonts w:ascii="ＭＳ Ｐ明朝" w:eastAsia="ＭＳ Ｐ明朝" w:hAnsi="ＭＳ Ｐ明朝" w:hint="eastAsia"/>
+          <w:sz w:val="24"/>
+        </w:rPr>
+        <w:t>を引数の</w:t>
+      </w:r>
+      <w:proofErr w:type="gramStart"/>
+      <w:r>
+        <w:rPr>
+          <w:rFonts w:ascii="ＭＳ Ｐ明朝" w:eastAsia="ＭＳ Ｐ明朝" w:hAnsi="ＭＳ Ｐ明朝"/>
+          <w:sz w:val="24"/>
+        </w:rPr>
+        <w:t>w</w:t>
+      </w:r>
+      <w:proofErr w:type="gramEnd"/>
+      <w:r>
+        <w:rPr>
+          <w:rFonts w:ascii="ＭＳ Ｐ明朝" w:eastAsia="ＭＳ Ｐ明朝" w:hAnsi="ＭＳ Ｐ明朝" w:hint="eastAsia"/>
+          <w:sz w:val="24"/>
+        </w:rPr>
+        <w:t>と</w:t>
+      </w:r>
+      <w:r>
+        <w:rPr>
+          <w:rFonts w:ascii="ＭＳ Ｐ明朝" w:eastAsia="ＭＳ Ｐ明朝" w:hAnsi="ＭＳ Ｐ明朝"/>
+          <w:sz w:val="24"/>
+        </w:rPr>
+        <w:t>h</w:t>
+      </w:r>
+      <w:r>
+        <w:rPr>
+          <w:rFonts w:ascii="ＭＳ Ｐ明朝" w:eastAsia="ＭＳ Ｐ明朝" w:hAnsi="ＭＳ Ｐ明朝" w:hint="eastAsia"/>
+          <w:sz w:val="24"/>
+        </w:rPr>
+        <w:t>で初期化し、</w:t>
+      </w:r>
+      <w:r>
+        <w:rPr>
+          <w:rFonts w:ascii="ＭＳ Ｐ明朝" w:eastAsia="ＭＳ Ｐ明朝" w:hAnsi="ＭＳ Ｐ明朝"/>
+          <w:sz w:val="24"/>
+        </w:rPr>
+        <w:t>data</w:t>
+      </w:r>
+      <w:r>
+        <w:rPr>
+          <w:rFonts w:ascii="ＭＳ Ｐ明朝" w:eastAsia="ＭＳ Ｐ明朝" w:hAnsi="ＭＳ Ｐ明朝" w:hint="eastAsia"/>
+          <w:sz w:val="24"/>
+        </w:rPr>
+        <w:t>を後のメモリエラー対策のために</w:t>
+      </w:r>
+      <w:proofErr w:type="spellStart"/>
+      <w:r>
+        <w:rPr>
+          <w:rFonts w:ascii="ＭＳ Ｐ明朝" w:eastAsia="ＭＳ Ｐ明朝" w:hAnsi="ＭＳ Ｐ明朝"/>
+          <w:sz w:val="24"/>
+        </w:rPr>
+        <w:t>nullptr</w:t>
+      </w:r>
+      <w:proofErr w:type="spellEnd"/>
+      <w:r>
+        <w:rPr>
+          <w:rFonts w:ascii="ＭＳ Ｐ明朝" w:eastAsia="ＭＳ Ｐ明朝" w:hAnsi="ＭＳ Ｐ明朝" w:hint="eastAsia"/>
+          <w:sz w:val="24"/>
+        </w:rPr>
+        <w:t>で初期化する。</w:t>
+      </w:r>
+      <w:r>
+        <w:rPr>
+          <w:rFonts w:ascii="ＭＳ Ｐ明朝" w:eastAsia="ＭＳ Ｐ明朝" w:hAnsi="ＭＳ Ｐ明朝" w:hint="eastAsia"/>
+          <w:sz w:val="24"/>
+        </w:rPr>
+        <w:t>次に</w:t>
+      </w:r>
+      <w:r>
+        <w:rPr>
+          <w:rFonts w:ascii="ＭＳ Ｐ明朝" w:eastAsia="ＭＳ Ｐ明朝" w:hAnsi="ＭＳ Ｐ明朝"/>
+          <w:sz w:val="24"/>
+        </w:rPr>
+        <w:t>data</w:t>
+      </w:r>
+      <w:r>
+        <w:rPr>
+          <w:rFonts w:ascii="ＭＳ Ｐ明朝" w:eastAsia="ＭＳ Ｐ明朝" w:hAnsi="ＭＳ Ｐ明朝" w:hint="eastAsia"/>
+          <w:sz w:val="24"/>
+        </w:rPr>
+        <w:t>を動的にメモリの確保し、引数の</w:t>
+      </w:r>
+      <w:r>
+        <w:rPr>
+          <w:rFonts w:ascii="ＭＳ Ｐ明朝" w:eastAsia="ＭＳ Ｐ明朝" w:hAnsi="ＭＳ Ｐ明朝"/>
+          <w:sz w:val="24"/>
+        </w:rPr>
+        <w:t>1</w:t>
+      </w:r>
+      <w:r>
+        <w:rPr>
+          <w:rFonts w:ascii="ＭＳ Ｐ明朝" w:eastAsia="ＭＳ Ｐ明朝" w:hAnsi="ＭＳ Ｐ明朝" w:hint="eastAsia"/>
+          <w:sz w:val="24"/>
+        </w:rPr>
+        <w:t>次元配列の</w:t>
+      </w:r>
+      <w:proofErr w:type="spellStart"/>
+      <w:r>
+        <w:rPr>
+          <w:rFonts w:ascii="ＭＳ Ｐ明朝" w:eastAsia="ＭＳ Ｐ明朝" w:hAnsi="ＭＳ Ｐ明朝"/>
+          <w:sz w:val="24"/>
+        </w:rPr>
+        <w:t>elem</w:t>
+      </w:r>
+      <w:proofErr w:type="spellEnd"/>
+      <w:r>
+        <w:rPr>
+          <w:rFonts w:ascii="ＭＳ Ｐ明朝" w:eastAsia="ＭＳ Ｐ明朝" w:hAnsi="ＭＳ Ｐ明朝" w:hint="eastAsia"/>
+          <w:sz w:val="24"/>
+        </w:rPr>
+        <w:t>の値を参照して</w:t>
+      </w:r>
+      <w:r>
+        <w:rPr>
+          <w:rFonts w:ascii="ＭＳ Ｐ明朝" w:eastAsia="ＭＳ Ｐ明朝" w:hAnsi="ＭＳ Ｐ明朝"/>
+          <w:sz w:val="24"/>
+        </w:rPr>
+        <w:t>2</w:t>
+      </w:r>
+      <w:r>
+        <w:rPr>
+          <w:rFonts w:ascii="ＭＳ Ｐ明朝" w:eastAsia="ＭＳ Ｐ明朝" w:hAnsi="ＭＳ Ｐ明朝" w:hint="eastAsia"/>
+          <w:sz w:val="24"/>
+        </w:rPr>
+        <w:t>次元配列となる</w:t>
+      </w:r>
+      <w:r>
+        <w:rPr>
+          <w:rFonts w:ascii="ＭＳ Ｐ明朝" w:eastAsia="ＭＳ Ｐ明朝" w:hAnsi="ＭＳ Ｐ明朝"/>
+          <w:sz w:val="24"/>
+        </w:rPr>
+        <w:t>data</w:t>
+      </w:r>
+      <w:r>
+        <w:rPr>
+          <w:rFonts w:ascii="ＭＳ Ｐ明朝" w:eastAsia="ＭＳ Ｐ明朝" w:hAnsi="ＭＳ Ｐ明朝" w:hint="eastAsia"/>
+          <w:sz w:val="24"/>
+        </w:rPr>
+        <w:t>にそれぞれ値を入れていく。ここで今回はメモリの扱いに十分注意しなければならないことに注意した。というのもコンストラクタの実行の途中で</w:t>
+      </w:r>
+      <w:r>
+        <w:rPr>
+          <w:rFonts w:ascii="ＭＳ Ｐ明朝" w:eastAsia="ＭＳ Ｐ明朝" w:hAnsi="ＭＳ Ｐ明朝" w:hint="eastAsia"/>
+          <w:sz w:val="24"/>
+        </w:rPr>
+        <w:t>メモリの確保が失敗したとき、それまでに確保したメモリは適切に解放しなければならない。また、</w:t>
+      </w:r>
+      <w:r>
+        <w:rPr>
+          <w:rFonts w:ascii="ＭＳ Ｐ明朝" w:eastAsia="ＭＳ Ｐ明朝" w:hAnsi="ＭＳ Ｐ明朝"/>
+          <w:sz w:val="24"/>
+        </w:rPr>
+        <w:t>1</w:t>
+      </w:r>
+      <w:r>
+        <w:rPr>
+          <w:rFonts w:ascii="ＭＳ Ｐ明朝" w:eastAsia="ＭＳ Ｐ明朝" w:hAnsi="ＭＳ Ｐ明朝" w:hint="eastAsia"/>
+          <w:sz w:val="24"/>
+        </w:rPr>
+        <w:t>つの行列をインスタンス化し、もう</w:t>
+      </w:r>
+      <w:r>
+        <w:rPr>
+          <w:rFonts w:ascii="ＭＳ Ｐ明朝" w:eastAsia="ＭＳ Ｐ明朝" w:hAnsi="ＭＳ Ｐ明朝"/>
+          <w:sz w:val="24"/>
+        </w:rPr>
+        <w:t>1</w:t>
+      </w:r>
+      <w:r>
+        <w:rPr>
+          <w:rFonts w:ascii="ＭＳ Ｐ明朝" w:eastAsia="ＭＳ Ｐ明朝" w:hAnsi="ＭＳ Ｐ明朝" w:hint="eastAsia"/>
+          <w:sz w:val="24"/>
+        </w:rPr>
+        <w:t>つの行列をインスタンス化する際に途中でメモリエラーが発生した場合</w:t>
+      </w:r>
+      <w:r>
+        <w:rPr>
+          <w:rFonts w:ascii="ＭＳ Ｐ明朝" w:eastAsia="ＭＳ Ｐ明朝" w:hAnsi="ＭＳ Ｐ明朝" w:hint="eastAsia"/>
+          <w:sz w:val="24"/>
+        </w:rPr>
+        <w:t>も適切にメモリを解放しなければならない。</w:t>
+      </w:r>
+      <w:r>
+        <w:rPr>
+          <w:rFonts w:ascii="ＭＳ Ｐ明朝" w:eastAsia="ＭＳ Ｐ明朝" w:hAnsi="ＭＳ Ｐ明朝" w:hint="eastAsia"/>
+          <w:sz w:val="24"/>
+        </w:rPr>
+        <w:t>そのためメモリの確保時に</w:t>
+      </w:r>
+      <w:r>
+        <w:rPr>
+          <w:rFonts w:ascii="ＭＳ Ｐ明朝" w:eastAsia="ＭＳ Ｐ明朝" w:hAnsi="ＭＳ Ｐ明朝"/>
+          <w:sz w:val="24"/>
+        </w:rPr>
+        <w:t>try-catch</w:t>
+      </w:r>
+      <w:r>
+        <w:rPr>
+          <w:rFonts w:ascii="ＭＳ Ｐ明朝" w:eastAsia="ＭＳ Ｐ明朝" w:hAnsi="ＭＳ Ｐ明朝" w:hint="eastAsia"/>
+          <w:sz w:val="24"/>
+        </w:rPr>
+        <w:t>文を使用して、メモリエラーが発生したときに投げられる</w:t>
+      </w:r>
+      <w:proofErr w:type="spellStart"/>
+      <w:r>
+        <w:rPr>
+          <w:rFonts w:ascii="ＭＳ Ｐ明朝" w:eastAsia="ＭＳ Ｐ明朝" w:hAnsi="ＭＳ Ｐ明朝"/>
+          <w:sz w:val="24"/>
+        </w:rPr>
+        <w:t>bad_alloc</w:t>
+      </w:r>
+      <w:proofErr w:type="spellEnd"/>
+      <w:r>
+        <w:rPr>
+          <w:rFonts w:ascii="ＭＳ Ｐ明朝" w:eastAsia="ＭＳ Ｐ明朝" w:hAnsi="ＭＳ Ｐ明朝" w:hint="eastAsia"/>
+          <w:sz w:val="24"/>
+        </w:rPr>
+        <w:t>の例外を拾い、それにより失敗時にはメモリを解放するようにしてある。</w:t>
+      </w:r>
+      <w:r>
+        <w:rPr>
+          <w:rFonts w:ascii="ＭＳ Ｐ明朝" w:eastAsia="ＭＳ Ｐ明朝" w:hAnsi="ＭＳ Ｐ明朝" w:hint="eastAsia"/>
+          <w:sz w:val="24"/>
+        </w:rPr>
+        <w:t>これはコンストラクタ、</w:t>
+      </w:r>
+      <w:r>
+        <w:rPr>
+          <w:rFonts w:ascii="ＭＳ Ｐ明朝" w:eastAsia="ＭＳ Ｐ明朝" w:hAnsi="ＭＳ Ｐ明朝"/>
+          <w:sz w:val="24"/>
+        </w:rPr>
+        <w:t>add</w:t>
+      </w:r>
+      <w:r>
+        <w:rPr>
+          <w:rFonts w:ascii="ＭＳ Ｐ明朝" w:eastAsia="ＭＳ Ｐ明朝" w:hAnsi="ＭＳ Ｐ明朝" w:hint="eastAsia"/>
+          <w:sz w:val="24"/>
+        </w:rPr>
+        <w:t>、</w:t>
+      </w:r>
+      <w:r>
+        <w:rPr>
+          <w:rFonts w:ascii="ＭＳ Ｐ明朝" w:eastAsia="ＭＳ Ｐ明朝" w:hAnsi="ＭＳ Ｐ明朝"/>
+          <w:sz w:val="24"/>
+        </w:rPr>
+        <w:t>sub</w:t>
+      </w:r>
+      <w:r>
+        <w:rPr>
+          <w:rFonts w:ascii="ＭＳ Ｐ明朝" w:eastAsia="ＭＳ Ｐ明朝" w:hAnsi="ＭＳ Ｐ明朝" w:hint="eastAsia"/>
+          <w:sz w:val="24"/>
+        </w:rPr>
+        <w:t>、</w:t>
+      </w:r>
+      <w:proofErr w:type="spellStart"/>
+      <w:r>
+        <w:rPr>
+          <w:rFonts w:ascii="ＭＳ Ｐ明朝" w:eastAsia="ＭＳ Ｐ明朝" w:hAnsi="ＭＳ Ｐ明朝"/>
+          <w:sz w:val="24"/>
+        </w:rPr>
+        <w:t>mul</w:t>
+      </w:r>
+      <w:proofErr w:type="spellEnd"/>
+      <w:r>
+        <w:rPr>
+          <w:rFonts w:ascii="ＭＳ Ｐ明朝" w:eastAsia="ＭＳ Ｐ明朝" w:hAnsi="ＭＳ Ｐ明朝" w:hint="eastAsia"/>
+          <w:sz w:val="24"/>
+        </w:rPr>
+        <w:t>、</w:t>
+      </w:r>
+      <w:proofErr w:type="spellStart"/>
+      <w:r>
+        <w:rPr>
+          <w:rFonts w:ascii="ＭＳ Ｐ明朝" w:eastAsia="ＭＳ Ｐ明朝" w:hAnsi="ＭＳ Ｐ明朝"/>
+          <w:sz w:val="24"/>
+        </w:rPr>
+        <w:t>getCofactor</w:t>
+      </w:r>
+      <w:proofErr w:type="spellEnd"/>
+      <w:r>
+        <w:rPr>
+          <w:rFonts w:ascii="ＭＳ Ｐ明朝" w:eastAsia="ＭＳ Ｐ明朝" w:hAnsi="ＭＳ Ｐ明朝" w:hint="eastAsia"/>
+          <w:sz w:val="24"/>
+        </w:rPr>
+        <w:t>、</w:t>
+      </w:r>
+      <w:r>
+        <w:rPr>
+          <w:rFonts w:ascii="ＭＳ Ｐ明朝" w:eastAsia="ＭＳ Ｐ明朝" w:hAnsi="ＭＳ Ｐ明朝"/>
+          <w:sz w:val="24"/>
+        </w:rPr>
+        <w:t>main</w:t>
+      </w:r>
+      <w:r>
+        <w:rPr>
+          <w:rFonts w:ascii="ＭＳ Ｐ明朝" w:eastAsia="ＭＳ Ｐ明朝" w:hAnsi="ＭＳ Ｐ明朝" w:hint="eastAsia"/>
+          <w:sz w:val="24"/>
+        </w:rPr>
+        <w:t>で行なっている。</w:t>
+      </w:r>
+      <w:r>
+        <w:rPr>
+          <w:rFonts w:ascii="ＭＳ Ｐ明朝" w:eastAsia="ＭＳ Ｐ明朝" w:hAnsi="ＭＳ Ｐ明朝" w:hint="eastAsia"/>
+          <w:sz w:val="24"/>
+        </w:rPr>
+        <w:t>また、オブジェクトが破棄される際に実行されるデストラクタと呼ばれるものでは、プログラムの終了時に全てのメモリを解放するようにしてある。</w:t>
+      </w:r>
+    </w:p>
+    <w:p>
+      <w:pPr>
+        <w:rPr>
+          <w:rFonts w:ascii="ＭＳ Ｐ明朝" w:eastAsia="ＭＳ Ｐ明朝" w:hAnsi="ＭＳ Ｐ明朝"/>
+          <w:sz w:val="24"/>
+        </w:rPr>
+      </w:pPr>
+      <w:r>
+        <w:rPr>
+          <w:rFonts w:ascii="ＭＳ Ｐ明朝" w:eastAsia="ＭＳ Ｐ明朝" w:hAnsi="ＭＳ Ｐ明朝" w:hint="eastAsia"/>
+          <w:sz w:val="24"/>
+        </w:rPr>
+        <w:t xml:space="preserve">　</w:t>
+      </w:r>
+      <w:r>
+        <w:rPr>
+          <w:rFonts w:ascii="ＭＳ Ｐ明朝" w:eastAsia="ＭＳ Ｐ明朝" w:hAnsi="ＭＳ Ｐ明朝" w:hint="eastAsia"/>
+          <w:sz w:val="24"/>
+        </w:rPr>
+        <w:t>次に演算用の関数について説明する</w:t>
+      </w:r>
+      <w:r>
+        <w:rPr>
+          <w:rFonts w:ascii="ＭＳ Ｐ明朝" w:eastAsia="ＭＳ Ｐ明朝" w:hAnsi="ＭＳ Ｐ明朝" w:hint="eastAsia"/>
+          <w:sz w:val="24"/>
+        </w:rPr>
+        <w:t>が、その前に各演算の方法について整理する。</w:t>
+      </w:r>
+      <w:r>
+        <w:rPr>
+          <w:rFonts w:ascii="ＭＳ Ｐ明朝" w:eastAsia="ＭＳ Ｐ明朝" w:hAnsi="ＭＳ Ｐ明朝" w:hint="eastAsia"/>
+          <w:sz w:val="24"/>
+        </w:rPr>
+        <w:t>和算と引き算は</w:t>
+      </w:r>
+      <w:r>
+        <w:rPr>
+          <w:rFonts w:ascii="ＭＳ Ｐ明朝" w:eastAsia="ＭＳ Ｐ明朝" w:hAnsi="ＭＳ Ｐ明朝"/>
+          <w:sz w:val="24"/>
+        </w:rPr>
+        <w:t>2</w:t>
+      </w:r>
+      <w:r>
+        <w:rPr>
+          <w:rFonts w:ascii="ＭＳ Ｐ明朝" w:eastAsia="ＭＳ Ｐ明朝" w:hAnsi="ＭＳ Ｐ明朝" w:hint="eastAsia"/>
+          <w:sz w:val="24"/>
+        </w:rPr>
+        <w:t>つの行列の成分を足し合わせたり引いたりするだけで良い。そのため</w:t>
+      </w:r>
+      <w:r>
+        <w:rPr>
+          <w:rFonts w:ascii="ＭＳ Ｐ明朝" w:eastAsia="ＭＳ Ｐ明朝" w:hAnsi="ＭＳ Ｐ明朝"/>
+          <w:sz w:val="24"/>
+        </w:rPr>
+        <w:t>2</w:t>
+      </w:r>
+      <w:r>
+        <w:rPr>
+          <w:rFonts w:ascii="ＭＳ Ｐ明朝" w:eastAsia="ＭＳ Ｐ明朝" w:hAnsi="ＭＳ Ｐ明朝" w:hint="eastAsia"/>
+          <w:sz w:val="24"/>
+        </w:rPr>
+        <w:t>つの行列のサイズが等しいことが計算をすることの条件となる。</w:t>
+      </w:r>
+      <w:r>
+        <w:rPr>
+          <w:rFonts w:ascii="ＭＳ Ｐ明朝" w:eastAsia="ＭＳ Ｐ明朝" w:hAnsi="ＭＳ Ｐ明朝" w:hint="eastAsia"/>
+          <w:sz w:val="24"/>
+        </w:rPr>
+        <w:t>積は、</w:t>
+      </w:r>
+      <w:r>
+        <w:rPr>
+          <w:rFonts w:ascii="ＭＳ Ｐ明朝" w:eastAsia="ＭＳ Ｐ明朝" w:hAnsi="ＭＳ Ｐ明朝"/>
+          <w:sz w:val="24"/>
+        </w:rPr>
+        <w:t>2</w:t>
+      </w:r>
+      <w:r>
+        <w:rPr>
+          <w:rFonts w:ascii="ＭＳ Ｐ明朝" w:eastAsia="ＭＳ Ｐ明朝" w:hAnsi="ＭＳ Ｐ明朝" w:hint="eastAsia"/>
+          <w:sz w:val="24"/>
+        </w:rPr>
+        <w:t>つの行列</w:t>
+      </w:r>
+      <w:r>
+        <w:rPr>
+          <w:rFonts w:ascii="ＭＳ Ｐ明朝" w:eastAsia="ＭＳ Ｐ明朝" w:hAnsi="ＭＳ Ｐ明朝"/>
+          <w:sz w:val="24"/>
+        </w:rPr>
+        <w:t>A</w:t>
+      </w:r>
+      <w:r>
+        <w:rPr>
+          <w:rFonts w:ascii="ＭＳ Ｐ明朝" w:eastAsia="ＭＳ Ｐ明朝" w:hAnsi="ＭＳ Ｐ明朝" w:hint="eastAsia"/>
+          <w:sz w:val="24"/>
+        </w:rPr>
+        <w:t>、</w:t>
+      </w:r>
+      <w:r>
+        <w:rPr>
+          <w:rFonts w:ascii="ＭＳ Ｐ明朝" w:eastAsia="ＭＳ Ｐ明朝" w:hAnsi="ＭＳ Ｐ明朝"/>
+          <w:sz w:val="24"/>
+        </w:rPr>
+        <w:t>B</w:t>
+      </w:r>
+      <w:r>
+        <w:rPr>
+          <w:rFonts w:ascii="ＭＳ Ｐ明朝" w:eastAsia="ＭＳ Ｐ明朝" w:hAnsi="ＭＳ Ｐ明朝" w:hint="eastAsia"/>
+          <w:sz w:val="24"/>
+        </w:rPr>
+        <w:t>について、</w:t>
+      </w:r>
+      <w:r>
+        <w:rPr>
+          <w:rFonts w:ascii="ＭＳ Ｐ明朝" w:eastAsia="ＭＳ Ｐ明朝" w:hAnsi="ＭＳ Ｐ明朝"/>
+          <w:sz w:val="24"/>
+        </w:rPr>
+        <w:t>A</w:t>
+      </w:r>
+      <w:r>
+        <w:rPr>
+          <w:rFonts w:ascii="ＭＳ Ｐ明朝" w:eastAsia="ＭＳ Ｐ明朝" w:hAnsi="ＭＳ Ｐ明朝" w:hint="eastAsia"/>
+          <w:sz w:val="24"/>
+        </w:rPr>
+        <w:t>の</w:t>
+      </w:r>
+      <w:r>
+        <w:rPr>
+          <w:rFonts w:ascii="ＭＳ Ｐ明朝" w:eastAsia="ＭＳ Ｐ明朝" w:hAnsi="ＭＳ Ｐ明朝" w:hint="eastAsia"/>
+          <w:sz w:val="24"/>
+        </w:rPr>
+        <w:t>第</w:t>
+      </w:r>
+      <w:proofErr w:type="gramStart"/>
+      <w:r>
+        <w:rPr>
+          <w:rFonts w:ascii="ＭＳ Ｐ明朝" w:eastAsia="ＭＳ Ｐ明朝" w:hAnsi="ＭＳ Ｐ明朝"/>
+          <w:sz w:val="24"/>
+        </w:rPr>
+        <w:t>m</w:t>
+      </w:r>
+      <w:proofErr w:type="gramEnd"/>
+      <w:r>
+        <w:rPr>
+          <w:rFonts w:ascii="ＭＳ Ｐ明朝" w:eastAsia="ＭＳ Ｐ明朝" w:hAnsi="ＭＳ Ｐ明朝" w:hint="eastAsia"/>
+          <w:sz w:val="24"/>
+        </w:rPr>
+        <w:t>行の各成分と</w:t>
+      </w:r>
+      <w:r>
+        <w:rPr>
+          <w:rFonts w:ascii="ＭＳ Ｐ明朝" w:eastAsia="ＭＳ Ｐ明朝" w:hAnsi="ＭＳ Ｐ明朝"/>
+          <w:sz w:val="24"/>
+        </w:rPr>
+        <w:t>B</w:t>
+      </w:r>
+      <w:r>
+        <w:rPr>
+          <w:rFonts w:ascii="ＭＳ Ｐ明朝" w:eastAsia="ＭＳ Ｐ明朝" w:hAnsi="ＭＳ Ｐ明朝" w:hint="eastAsia"/>
+          <w:sz w:val="24"/>
+        </w:rPr>
+        <w:t>の第</w:t>
+      </w:r>
+      <w:r>
+        <w:rPr>
+          <w:rFonts w:ascii="ＭＳ Ｐ明朝" w:eastAsia="ＭＳ Ｐ明朝" w:hAnsi="ＭＳ Ｐ明朝"/>
+          <w:sz w:val="24"/>
+        </w:rPr>
+        <w:t>n</w:t>
+      </w:r>
+      <w:r>
+        <w:rPr>
+          <w:rFonts w:ascii="ＭＳ Ｐ明朝" w:eastAsia="ＭＳ Ｐ明朝" w:hAnsi="ＭＳ Ｐ明朝" w:hint="eastAsia"/>
+          <w:sz w:val="24"/>
+        </w:rPr>
+        <w:t>行の各成分の積の和が行列</w:t>
+      </w:r>
+      <w:r>
+        <w:rPr>
+          <w:rFonts w:ascii="ＭＳ Ｐ明朝" w:eastAsia="ＭＳ Ｐ明朝" w:hAnsi="ＭＳ Ｐ明朝"/>
+          <w:sz w:val="24"/>
+        </w:rPr>
+        <w:t>AB</w:t>
+      </w:r>
+      <w:r>
+        <w:rPr>
+          <w:rFonts w:ascii="ＭＳ Ｐ明朝" w:eastAsia="ＭＳ Ｐ明朝" w:hAnsi="ＭＳ Ｐ明朝" w:hint="eastAsia"/>
+          <w:sz w:val="24"/>
+        </w:rPr>
+        <w:t>の</w:t>
+      </w:r>
+      <w:proofErr w:type="gramStart"/>
+      <w:r>
+        <w:rPr>
+          <w:rFonts w:ascii="ＭＳ Ｐ明朝" w:eastAsia="ＭＳ Ｐ明朝" w:hAnsi="ＭＳ Ｐ明朝"/>
+          <w:sz w:val="24"/>
+        </w:rPr>
+        <w:t>m</w:t>
+      </w:r>
+      <w:proofErr w:type="gramEnd"/>
+      <w:r>
+        <w:rPr>
+          <w:rFonts w:ascii="ＭＳ Ｐ明朝" w:eastAsia="ＭＳ Ｐ明朝" w:hAnsi="ＭＳ Ｐ明朝" w:hint="eastAsia"/>
+          <w:sz w:val="24"/>
+        </w:rPr>
+        <w:t>行</w:t>
+      </w:r>
+      <w:r>
+        <w:rPr>
+          <w:rFonts w:ascii="ＭＳ Ｐ明朝" w:eastAsia="ＭＳ Ｐ明朝" w:hAnsi="ＭＳ Ｐ明朝"/>
+          <w:sz w:val="24"/>
+        </w:rPr>
+        <w:t>n</w:t>
+      </w:r>
+      <w:r>
+        <w:rPr>
+          <w:rFonts w:ascii="ＭＳ Ｐ明朝" w:eastAsia="ＭＳ Ｐ明朝" w:hAnsi="ＭＳ Ｐ明朝" w:hint="eastAsia"/>
+          <w:sz w:val="24"/>
+        </w:rPr>
+        <w:t>列の成分となるので、これを演算して求めれば良い。したがって、</w:t>
+      </w:r>
+      <w:r>
+        <w:rPr>
+          <w:rFonts w:ascii="ＭＳ Ｐ明朝" w:eastAsia="ＭＳ Ｐ明朝" w:hAnsi="ＭＳ Ｐ明朝"/>
+          <w:sz w:val="24"/>
+        </w:rPr>
+        <w:t>A</w:t>
+      </w:r>
+      <w:r>
+        <w:rPr>
+          <w:rFonts w:ascii="ＭＳ Ｐ明朝" w:eastAsia="ＭＳ Ｐ明朝" w:hAnsi="ＭＳ Ｐ明朝" w:hint="eastAsia"/>
+          <w:sz w:val="24"/>
+        </w:rPr>
+        <w:t>の列数と</w:t>
+      </w:r>
+      <w:r>
+        <w:rPr>
+          <w:rFonts w:ascii="ＭＳ Ｐ明朝" w:eastAsia="ＭＳ Ｐ明朝" w:hAnsi="ＭＳ Ｐ明朝"/>
+          <w:sz w:val="24"/>
+        </w:rPr>
+        <w:t>B</w:t>
+      </w:r>
+      <w:r>
+        <w:rPr>
+          <w:rFonts w:ascii="ＭＳ Ｐ明朝" w:eastAsia="ＭＳ Ｐ明朝" w:hAnsi="ＭＳ Ｐ明朝" w:hint="eastAsia"/>
+          <w:sz w:val="24"/>
+        </w:rPr>
+        <w:t>の行数が等しいことが条件となる。</w:t>
+      </w:r>
+      <w:r>
+        <w:rPr>
+          <w:rFonts w:ascii="ＭＳ Ｐ明朝" w:eastAsia="ＭＳ Ｐ明朝" w:hAnsi="ＭＳ Ｐ明朝" w:hint="eastAsia"/>
+          <w:sz w:val="24"/>
+        </w:rPr>
+        <w:t>行列式は行数と列数の等しい正方行列において、</w:t>
+      </w:r>
+    </w:p>
+    <w:p>
+      <w:pPr>
+        <w:rPr>
+          <w:rFonts w:ascii="ＭＳ Ｐ明朝" w:eastAsia="ＭＳ Ｐ明朝" w:hAnsi="ＭＳ Ｐ明朝"/>
+          <w:sz w:val="24"/>
+        </w:rPr>
+      </w:pPr>
+      <m:oMathPara>
+        <m:oMath>
+          <m:nary>
+            <m:naryPr>
+              <m:chr m:val="∑"/>
+              <m:limLoc m:val="undOvr"/>
+              <m:subHide m:val="1"/>
+              <m:supHide m:val="1"/>
+              <m:ctrlPr>
+                <w:rPr>
+                  <w:rFonts w:ascii="Cambria Math" w:eastAsia="ＭＳ Ｐ明朝" w:hAnsi="Cambria Math"/>
+                  <w:i/>
+                  <w:sz w:val="24"/>
+                </w:rPr>
+              </m:ctrlPr>
+            </m:naryPr>
+            <m:sub/>
+            <m:sup/>
+            <m:e>
+              <m:r>
+                <m:rPr>
+                  <m:sty m:val="p"/>
+                </m:rPr>
+                <w:rPr>
+                  <w:rFonts w:ascii="Cambria Math" w:eastAsia="ＭＳ Ｐ明朝" w:hAnsi="Cambria Math"/>
+                  <w:sz w:val="24"/>
+                </w:rPr>
+                <m:t>sgn</m:t>
+              </m:r>
+              <m:d>
+                <m:dPr>
+                  <m:ctrlPr>
+                    <w:rPr>
+                      <w:rFonts w:ascii="Cambria Math" w:eastAsia="ＭＳ Ｐ明朝" w:hAnsi="Cambria Math"/>
+                      <w:iCs/>
+                      <w:sz w:val="24"/>
+                    </w:rPr>
+                  </m:ctrlPr>
+                </m:dPr>
+                <m:e>
+                  <m:m>
+                    <m:mPr>
+                      <m:mcs>
+                        <m:mc>
+                          <m:mcPr>
+                            <m:count m:val="2"/>
+                            <m:mcJc m:val="center"/>
+                          </m:mcPr>
+                        </m:mc>
+                      </m:mcs>
+                      <m:ctrlPr>
+                        <w:rPr>
+                          <w:rFonts w:ascii="Cambria Math" w:eastAsia="ＭＳ Ｐ明朝" w:hAnsi="Cambria Math"/>
+                          <w:iCs/>
+                          <w:sz w:val="24"/>
+                        </w:rPr>
+                      </m:ctrlPr>
+                    </m:mPr>
+                    <m:mr>
+                      <m:e>
+                        <m:r>
+                          <w:rPr>
+                            <w:rFonts w:ascii="Cambria Math" w:eastAsia="ＭＳ Ｐ明朝" w:hAnsi="Cambria Math"/>
+                            <w:sz w:val="24"/>
+                          </w:rPr>
+                          <m:t>1</m:t>
+                        </m:r>
+                      </m:e>
+                      <m:e>
+                        <m:m>
+                          <m:mPr>
+                            <m:mcs>
+                              <m:mc>
+                                <m:mcPr>
+                                  <m:count m:val="2"/>
+                                  <m:mcJc m:val="center"/>
+                                </m:mcPr>
+                              </m:mc>
+                            </m:mcs>
+                            <m:ctrlPr>
+                              <w:rPr>
+                                <w:rFonts w:ascii="Cambria Math" w:eastAsia="ＭＳ Ｐ明朝" w:hAnsi="Cambria Math"/>
+                                <w:i/>
+                                <w:iCs/>
+                                <w:sz w:val="24"/>
+                              </w:rPr>
+                            </m:ctrlPr>
+                          </m:mPr>
+                          <m:mr>
+                            <m:e>
+                              <m:r>
+                                <w:rPr>
+                                  <w:rFonts w:ascii="Cambria Math" w:eastAsia="ＭＳ Ｐ明朝" w:hAnsi="Cambria Math"/>
+                                  <w:sz w:val="24"/>
+                                </w:rPr>
+                                <m:t>⋯</m:t>
+                              </m:r>
+                            </m:e>
+                            <m:e>
+                              <m:r>
+                                <w:rPr>
+                                  <w:rFonts w:ascii="Cambria Math" w:eastAsia="ＭＳ Ｐ明朝" w:hAnsi="Cambria Math"/>
+                                  <w:sz w:val="24"/>
+                                </w:rPr>
+                                <m:t>n</m:t>
+                              </m:r>
+                            </m:e>
+                          </m:mr>
+                        </m:m>
+                      </m:e>
+                    </m:mr>
+                    <m:mr>
+                      <m:e>
+                        <m:m>
+                          <m:mPr>
+                            <m:mcs>
+                              <m:mc>
+                                <m:mcPr>
+                                  <m:count m:val="1"/>
+                                  <m:mcJc m:val="center"/>
+                                </m:mcPr>
+                              </m:mc>
+                            </m:mcs>
+                            <m:ctrlPr>
+                              <w:rPr>
+                                <w:rFonts w:ascii="Cambria Math" w:eastAsia="ＭＳ Ｐ明朝" w:hAnsi="Cambria Math"/>
+                                <w:i/>
+                                <w:iCs/>
+                                <w:sz w:val="24"/>
+                              </w:rPr>
+                            </m:ctrlPr>
+                          </m:mPr>
+                          <m:mr>
+                            <m:e>
+                              <m:r>
+                                <w:rPr>
+                                  <w:rFonts w:ascii="Cambria Math" w:eastAsia="ＭＳ Ｐ明朝" w:hAnsi="Cambria Math"/>
+                                  <w:sz w:val="24"/>
+                                </w:rPr>
+                                <m:t>⋮</m:t>
+                              </m:r>
+                            </m:e>
+                          </m:mr>
+                          <m:mr>
+                            <m:e>
+                              <m:sSub>
+                                <m:sSubPr>
+                                  <m:ctrlPr>
+                                    <w:rPr>
+                                      <w:rFonts w:ascii="Cambria Math" w:eastAsia="ＭＳ Ｐ明朝" w:hAnsi="Cambria Math"/>
+                                      <w:i/>
+                                      <w:iCs/>
+                                      <w:sz w:val="24"/>
+                                    </w:rPr>
+                                  </m:ctrlPr>
+                                </m:sSubPr>
+                                <m:e>
+                                  <m:r>
+                                    <w:rPr>
+                                      <w:rFonts w:ascii="Cambria Math" w:eastAsia="ＭＳ Ｐ明朝" w:hAnsi="Cambria Math"/>
+                                      <w:sz w:val="24"/>
+                                    </w:rPr>
+                                    <m:t>i</m:t>
+                                  </m:r>
+                                </m:e>
+                                <m:sub>
+                                  <m:r>
+                                    <w:rPr>
+                                      <w:rFonts w:ascii="Cambria Math" w:eastAsia="ＭＳ Ｐ明朝" w:hAnsi="Cambria Math"/>
+                                      <w:sz w:val="24"/>
+                                    </w:rPr>
+                                    <m:t>1</m:t>
+                                  </m:r>
+                                </m:sub>
+                              </m:sSub>
+                            </m:e>
+                          </m:mr>
+                        </m:m>
+                      </m:e>
+                      <m:e>
+                        <m:m>
+                          <m:mPr>
+                            <m:mcs>
+                              <m:mc>
+                                <m:mcPr>
+                                  <m:count m:val="2"/>
+                                  <m:mcJc m:val="center"/>
+                                </m:mcPr>
+                              </m:mc>
+                            </m:mcs>
+                            <m:ctrlPr>
+                              <w:rPr>
+                                <w:rFonts w:ascii="Cambria Math" w:eastAsia="ＭＳ Ｐ明朝" w:hAnsi="Cambria Math"/>
+                                <w:i/>
+                                <w:iCs/>
+                                <w:sz w:val="24"/>
+                              </w:rPr>
+                            </m:ctrlPr>
+                          </m:mPr>
+                          <m:mr>
+                            <m:e>
+                              <m:m>
+                                <m:mPr>
+                                  <m:mcs>
+                                    <m:mc>
+                                      <m:mcPr>
+                                        <m:count m:val="1"/>
+                                        <m:mcJc m:val="center"/>
+                                      </m:mcPr>
+                                    </m:mc>
+                                  </m:mcs>
+                                  <m:ctrlPr>
+                                    <w:rPr>
+                                      <w:rFonts w:ascii="Cambria Math" w:eastAsia="ＭＳ Ｐ明朝" w:hAnsi="Cambria Math"/>
+                                      <w:i/>
+                                      <w:iCs/>
+                                      <w:sz w:val="24"/>
+                                    </w:rPr>
+                                  </m:ctrlPr>
+                                </m:mPr>
+                                <m:mr>
+                                  <m:e>
+                                    <m:r>
+                                      <w:rPr>
+                                        <w:rFonts w:ascii="Cambria Math" w:eastAsia="ＭＳ Ｐ明朝" w:hAnsi="Cambria Math"/>
+                                        <w:sz w:val="24"/>
+                                      </w:rPr>
+                                      <m:t>⋱</m:t>
+                                    </m:r>
+                                  </m:e>
+                                </m:mr>
+                                <m:mr>
+                                  <m:e>
+                                    <m:r>
+                                      <w:rPr>
+                                        <w:rFonts w:ascii="Cambria Math" w:eastAsia="ＭＳ Ｐ明朝" w:hAnsi="Cambria Math"/>
+                                        <w:sz w:val="24"/>
+                                      </w:rPr>
+                                      <m:t>⋯</m:t>
+                                    </m:r>
+                                  </m:e>
+                                </m:mr>
+                              </m:m>
+                            </m:e>
+                            <m:e>
+                              <m:m>
+                                <m:mPr>
+                                  <m:mcs>
+                                    <m:mc>
+                                      <m:mcPr>
+                                        <m:count m:val="1"/>
+                                        <m:mcJc m:val="center"/>
+                                      </m:mcPr>
+                                    </m:mc>
+                                  </m:mcs>
+                                  <m:ctrlPr>
+                                    <w:rPr>
+                                      <w:rFonts w:ascii="Cambria Math" w:eastAsia="ＭＳ Ｐ明朝" w:hAnsi="Cambria Math"/>
+                                      <w:i/>
+                                      <w:iCs/>
+                                      <w:sz w:val="24"/>
+                                    </w:rPr>
+                                  </m:ctrlPr>
+                                </m:mPr>
+                                <m:mr>
+                                  <m:e>
+                                    <m:r>
+                                      <w:rPr>
+                                        <w:rFonts w:ascii="Cambria Math" w:eastAsia="ＭＳ Ｐ明朝" w:hAnsi="Cambria Math"/>
+                                        <w:sz w:val="24"/>
+                                      </w:rPr>
+                                      <m:t>⋮</m:t>
+                                    </m:r>
+                                  </m:e>
+                                </m:mr>
+                                <m:mr>
+                                  <m:e>
+                                    <m:sSub>
+                                      <m:sSubPr>
+                                        <m:ctrlPr>
+                                          <w:rPr>
+                                            <w:rFonts w:ascii="Cambria Math" w:eastAsia="ＭＳ Ｐ明朝" w:hAnsi="Cambria Math"/>
+                                            <w:i/>
+                                            <w:iCs/>
+                                            <w:sz w:val="24"/>
+                                          </w:rPr>
+                                        </m:ctrlPr>
+                                      </m:sSubPr>
+                                      <m:e>
+                                        <m:r>
+                                          <w:rPr>
+                                            <w:rFonts w:ascii="Cambria Math" w:eastAsia="ＭＳ Ｐ明朝" w:hAnsi="Cambria Math"/>
+                                            <w:sz w:val="24"/>
+                                          </w:rPr>
+                                          <m:t>i</m:t>
+                                        </m:r>
+                                      </m:e>
+                                      <m:sub>
+                                        <m:r>
+                                          <w:rPr>
+                                            <w:rFonts w:ascii="Cambria Math" w:eastAsia="ＭＳ Ｐ明朝" w:hAnsi="Cambria Math"/>
+                                            <w:sz w:val="24"/>
+                                          </w:rPr>
+                                          <m:t>n</m:t>
+                                        </m:r>
+                                      </m:sub>
+                                    </m:sSub>
+                                  </m:e>
+                                </m:mr>
+                              </m:m>
+                            </m:e>
+                          </m:mr>
+                        </m:m>
+                      </m:e>
+                    </m:mr>
+                  </m:m>
+                </m:e>
+              </m:d>
+            </m:e>
+          </m:nary>
+          <m:sSub>
+            <m:sSubPr>
+              <m:ctrlPr>
+                <w:rPr>
+                  <w:rFonts w:ascii="Cambria Math" w:eastAsia="ＭＳ Ｐ明朝" w:hAnsi="Cambria Math"/>
+                  <w:i/>
+                  <w:sz w:val="24"/>
+                </w:rPr>
+              </m:ctrlPr>
+            </m:sSubPr>
+            <m:e>
+              <m:r>
+                <w:rPr>
+                  <w:rFonts w:ascii="Cambria Math" w:eastAsia="ＭＳ Ｐ明朝" w:hAnsi="Cambria Math"/>
+                  <w:sz w:val="24"/>
+                </w:rPr>
+                <m:t>a</m:t>
+              </m:r>
+            </m:e>
+            <m:sub>
+              <m:r>
+                <w:rPr>
+                  <w:rFonts w:ascii="Cambria Math" w:eastAsia="ＭＳ Ｐ明朝" w:hAnsi="Cambria Math"/>
+                  <w:sz w:val="24"/>
+                </w:rPr>
+                <m:t>1</m:t>
+              </m:r>
+              <m:sSub>
+                <m:sSubPr>
+                  <m:ctrlPr>
+                    <w:rPr>
+                      <w:rFonts w:ascii="Cambria Math" w:eastAsia="ＭＳ Ｐ明朝" w:hAnsi="Cambria Math"/>
+                      <w:i/>
+                      <w:sz w:val="24"/>
+                    </w:rPr>
+                  </m:ctrlPr>
+                </m:sSubPr>
+                <m:e>
+                  <m:r>
+                    <w:rPr>
+                      <w:rFonts w:ascii="Cambria Math" w:eastAsia="ＭＳ Ｐ明朝" w:hAnsi="Cambria Math"/>
+                      <w:sz w:val="24"/>
+                    </w:rPr>
+                    <m:t>i</m:t>
+                  </m:r>
+                </m:e>
+                <m:sub>
+                  <m:r>
+                    <w:rPr>
+                      <w:rFonts w:ascii="Cambria Math" w:eastAsia="ＭＳ Ｐ明朝" w:hAnsi="Cambria Math"/>
+                      <w:sz w:val="24"/>
+                    </w:rPr>
+                    <m:t>1</m:t>
+                  </m:r>
+                </m:sub>
+              </m:sSub>
+            </m:sub>
+          </m:sSub>
+          <m:r>
+            <w:rPr>
+              <w:rFonts w:ascii="Cambria Math" w:eastAsia="ＭＳ Ｐ明朝" w:hAnsi="Cambria Math"/>
+              <w:sz w:val="24"/>
+            </w:rPr>
+            <m:t>⋯</m:t>
+          </m:r>
+          <m:sSub>
+            <m:sSubPr>
+              <m:ctrlPr>
+                <w:rPr>
+                  <w:rFonts w:ascii="Cambria Math" w:eastAsia="ＭＳ Ｐ明朝" w:hAnsi="Cambria Math"/>
+                  <w:i/>
+                  <w:sz w:val="24"/>
+                </w:rPr>
+              </m:ctrlPr>
+            </m:sSubPr>
+            <m:e>
+              <m:r>
+                <w:rPr>
+                  <w:rFonts w:ascii="Cambria Math" w:eastAsia="ＭＳ Ｐ明朝" w:hAnsi="Cambria Math"/>
+                  <w:sz w:val="24"/>
+                </w:rPr>
+                <m:t>a</m:t>
+              </m:r>
+            </m:e>
+            <m:sub>
+              <m:r>
+                <w:rPr>
+                  <w:rFonts w:ascii="Cambria Math" w:eastAsia="ＭＳ Ｐ明朝" w:hAnsi="Cambria Math"/>
+                  <w:sz w:val="24"/>
+                </w:rPr>
+                <m:t>n</m:t>
+              </m:r>
+              <m:sSub>
+                <m:sSubPr>
+                  <m:ctrlPr>
+                    <w:rPr>
+                      <w:rFonts w:ascii="Cambria Math" w:eastAsia="ＭＳ Ｐ明朝" w:hAnsi="Cambria Math"/>
+                      <w:i/>
+                      <w:sz w:val="24"/>
+                    </w:rPr>
+                  </m:ctrlPr>
+                </m:sSubPr>
+                <m:e>
+                  <m:r>
+                    <w:rPr>
+                      <w:rFonts w:ascii="Cambria Math" w:eastAsia="ＭＳ Ｐ明朝" w:hAnsi="Cambria Math"/>
+                      <w:sz w:val="24"/>
+                    </w:rPr>
+                    <m:t>i</m:t>
+                  </m:r>
+                </m:e>
+                <m:sub>
+                  <m:r>
+                    <w:rPr>
+                      <w:rFonts w:ascii="Cambria Math" w:eastAsia="ＭＳ Ｐ明朝" w:hAnsi="Cambria Math"/>
+                      <w:sz w:val="24"/>
+                    </w:rPr>
+                    <m:t>n</m:t>
+                  </m:r>
+                </m:sub>
+              </m:sSub>
+            </m:sub>
+          </m:sSub>
+        </m:oMath>
+      </m:oMathPara>
+    </w:p>
+    <w:p>
+      <w:pPr>
+        <w:rPr>
+          <w:rFonts w:ascii="ＭＳ Ｐ明朝" w:eastAsia="ＭＳ Ｐ明朝" w:hAnsi="ＭＳ Ｐ明朝"/>
+          <w:sz w:val="24"/>
+        </w:rPr>
+      </w:pPr>
+      <w:r>
+        <w:rPr>
+          <w:rFonts w:ascii="ＭＳ Ｐ明朝" w:eastAsia="ＭＳ Ｐ明朝" w:hAnsi="ＭＳ Ｐ明朝" w:hint="eastAsia"/>
+          <w:sz w:val="24"/>
+        </w:rPr>
+        <w:t>で計算できる式である。</w:t>
+      </w:r>
+      <w:r>
+        <w:rPr>
+          <w:rFonts w:ascii="ＭＳ Ｐ明朝" w:eastAsia="ＭＳ Ｐ明朝" w:hAnsi="ＭＳ Ｐ明朝" w:hint="eastAsia"/>
+          <w:sz w:val="24"/>
+        </w:rPr>
+        <w:t>例えば</w:t>
+      </w:r>
+      <w:r>
+        <w:rPr>
+          <w:rFonts w:ascii="ＭＳ Ｐ明朝" w:eastAsia="ＭＳ Ｐ明朝" w:hAnsi="ＭＳ Ｐ明朝"/>
+          <w:sz w:val="24"/>
+        </w:rPr>
+        <w:t>3</w:t>
+      </w:r>
+      <w:r>
+        <w:rPr>
+          <w:rFonts w:ascii="ＭＳ Ｐ明朝" w:eastAsia="ＭＳ Ｐ明朝" w:hAnsi="ＭＳ Ｐ明朝" w:hint="eastAsia"/>
+          <w:sz w:val="24"/>
+        </w:rPr>
+        <w:t>次の正方行列、</w:t>
+      </w:r>
+    </w:p>
+    <w:p>
+      <w:pPr>
+        <w:rPr>
+          <w:rFonts w:ascii="ＭＳ Ｐ明朝" w:eastAsia="ＭＳ Ｐ明朝" w:hAnsi="ＭＳ Ｐ明朝" w:hint="eastAsia"/>
+          <w:sz w:val="24"/>
+        </w:rPr>
+      </w:pPr>
+      <m:oMathPara>
+        <m:oMath>
+          <m:r>
+            <w:rPr>
+              <w:rFonts w:ascii="Cambria Math" w:eastAsia="ＭＳ Ｐ明朝" w:hAnsi="Cambria Math"/>
+              <w:sz w:val="24"/>
+            </w:rPr>
+            <m:t>A=</m:t>
+          </m:r>
+          <m:d>
+            <m:dPr>
+              <m:ctrlPr>
+                <w:rPr>
+                  <w:rFonts w:ascii="Cambria Math" w:eastAsia="ＭＳ Ｐ明朝" w:hAnsi="Cambria Math"/>
+                  <w:i/>
+                  <w:sz w:val="24"/>
+                </w:rPr>
+              </m:ctrlPr>
+            </m:dPr>
+            <m:e>
+              <m:m>
+                <m:mPr>
+                  <m:mcs>
+                    <m:mc>
+                      <m:mcPr>
+                        <m:count m:val="3"/>
+                        <m:mcJc m:val="center"/>
+                      </m:mcPr>
+                    </m:mc>
+                  </m:mcs>
+                  <m:ctrlPr>
+                    <w:rPr>
+                      <w:rFonts w:ascii="Cambria Math" w:eastAsia="ＭＳ Ｐ明朝" w:hAnsi="Cambria Math"/>
+                      <w:i/>
+                      <w:sz w:val="24"/>
+                    </w:rPr>
+                  </m:ctrlPr>
+                </m:mPr>
+                <m:mr>
+                  <m:e>
+                    <m:r>
+                      <w:rPr>
+                        <w:rFonts w:ascii="Cambria Math" w:eastAsia="ＭＳ Ｐ明朝" w:hAnsi="Cambria Math"/>
+                        <w:sz w:val="24"/>
+                      </w:rPr>
+                      <m:t>1</m:t>
+                    </m:r>
+                  </m:e>
+                  <m:e>
+                    <m:r>
+                      <w:rPr>
+                        <w:rFonts w:ascii="Cambria Math" w:eastAsia="ＭＳ Ｐ明朝" w:hAnsi="Cambria Math"/>
+                        <w:sz w:val="24"/>
+                      </w:rPr>
+                      <m:t>2</m:t>
+                    </m:r>
+                  </m:e>
+                  <m:e>
+                    <m:r>
+                      <w:rPr>
+                        <w:rFonts w:ascii="Cambria Math" w:eastAsia="ＭＳ Ｐ明朝" w:hAnsi="Cambria Math"/>
+                        <w:sz w:val="24"/>
+                      </w:rPr>
+                      <m:t>3</m:t>
+                    </m:r>
+                  </m:e>
+                </m:mr>
+                <m:mr>
+                  <m:e>
+                    <m:r>
+                      <w:rPr>
+                        <w:rFonts w:ascii="Cambria Math" w:eastAsia="ＭＳ Ｐ明朝" w:hAnsi="Cambria Math"/>
+                        <w:sz w:val="24"/>
+                      </w:rPr>
+                      <m:t>4</m:t>
+                    </m:r>
+                  </m:e>
+                  <m:e>
+                    <m:r>
+                      <w:rPr>
+                        <w:rFonts w:ascii="Cambria Math" w:eastAsia="ＭＳ Ｐ明朝" w:hAnsi="Cambria Math"/>
+                        <w:sz w:val="24"/>
+                      </w:rPr>
+                      <m:t>5</m:t>
+                    </m:r>
+                  </m:e>
+                  <m:e>
+                    <m:r>
+                      <w:rPr>
+                        <w:rFonts w:ascii="Cambria Math" w:eastAsia="ＭＳ Ｐ明朝" w:hAnsi="Cambria Math"/>
+                        <w:sz w:val="24"/>
+                      </w:rPr>
+                      <m:t>6</m:t>
+                    </m:r>
+                  </m:e>
+                </m:mr>
+                <m:mr>
+                  <m:e>
+                    <m:r>
+                      <w:rPr>
+                        <w:rFonts w:ascii="Cambria Math" w:eastAsia="ＭＳ Ｐ明朝" w:hAnsi="Cambria Math"/>
+                        <w:sz w:val="24"/>
+                      </w:rPr>
+                      <m:t>7</m:t>
+                    </m:r>
+                  </m:e>
+                  <m:e>
+                    <m:r>
+                      <w:rPr>
+                        <w:rFonts w:ascii="Cambria Math" w:eastAsia="ＭＳ Ｐ明朝" w:hAnsi="Cambria Math"/>
+                        <w:sz w:val="24"/>
+                      </w:rPr>
+                      <m:t>8</m:t>
+                    </m:r>
+                  </m:e>
+                  <m:e>
+                    <m:r>
+                      <w:rPr>
+                        <w:rFonts w:ascii="Cambria Math" w:eastAsia="ＭＳ Ｐ明朝" w:hAnsi="Cambria Math"/>
+                        <w:sz w:val="24"/>
+                      </w:rPr>
+                      <m:t>9</m:t>
+                    </m:r>
+                  </m:e>
+                </m:mr>
+              </m:m>
+            </m:e>
+          </m:d>
+        </m:oMath>
+      </m:oMathPara>
+    </w:p>
+    <w:p>
+      <w:pPr>
+        <w:rPr>
+          <w:rFonts w:ascii="ＭＳ Ｐ明朝" w:eastAsia="ＭＳ Ｐ明朝" w:hAnsi="ＭＳ Ｐ明朝"/>
+          <w:sz w:val="24"/>
+        </w:rPr>
+      </w:pPr>
+      <w:r>
+        <w:rPr>
+          <w:rFonts w:ascii="ＭＳ Ｐ明朝" w:eastAsia="ＭＳ Ｐ明朝" w:hAnsi="ＭＳ Ｐ明朝" w:hint="eastAsia"/>
+          <w:sz w:val="24"/>
+        </w:rPr>
+        <w:t>があったときに、</w:t>
+      </w:r>
+    </w:p>
+    <w:p>
+      <w:pPr>
+        <w:rPr>
+          <w:rFonts w:ascii="ＭＳ Ｐ明朝" w:eastAsia="ＭＳ Ｐ明朝" w:hAnsi="ＭＳ Ｐ明朝"/>
+          <w:iCs/>
+          <w:sz w:val="24"/>
+        </w:rPr>
+      </w:pPr>
+      <m:oMathPara>
+        <m:oMath>
+          <m:r>
+            <m:rPr>
+              <m:sty m:val="p"/>
+            </m:rPr>
+            <w:rPr>
+              <w:rFonts w:ascii="Cambria Math" w:eastAsia="ＭＳ Ｐ明朝" w:hAnsi="Cambria Math"/>
+              <w:sz w:val="24"/>
+            </w:rPr>
+            <m:t>det</m:t>
+          </m:r>
+          <m:d>
+            <m:dPr>
+              <m:begChr m:val="|"/>
+              <m:endChr m:val="|"/>
+              <m:ctrlPr>
+                <w:rPr>
+                  <w:rFonts w:ascii="Cambria Math" w:eastAsia="ＭＳ Ｐ明朝" w:hAnsi="Cambria Math"/>
+                  <w:iCs/>
+                  <w:sz w:val="24"/>
+                </w:rPr>
+              </m:ctrlPr>
+            </m:dPr>
+            <m:e>
+              <m:r>
+                <w:rPr>
+                  <w:rFonts w:ascii="Cambria Math" w:eastAsia="ＭＳ Ｐ明朝" w:hAnsi="Cambria Math"/>
+                  <w:sz w:val="24"/>
+                </w:rPr>
+                <m:t>A</m:t>
+              </m:r>
+            </m:e>
+          </m:d>
+          <m:r>
+            <w:rPr>
+              <w:rFonts w:ascii="Cambria Math" w:eastAsia="ＭＳ Ｐ明朝" w:hAnsi="Cambria Math"/>
+              <w:sz w:val="24"/>
+            </w:rPr>
+            <m:t>=1×1×</m:t>
+          </m:r>
+          <m:d>
+            <m:dPr>
+              <m:begChr m:val="|"/>
+              <m:endChr m:val="|"/>
+              <m:ctrlPr>
+                <w:rPr>
+                  <w:rFonts w:ascii="Cambria Math" w:eastAsia="ＭＳ Ｐ明朝" w:hAnsi="Cambria Math"/>
+                  <w:i/>
+                  <w:iCs/>
+                  <w:sz w:val="24"/>
+                </w:rPr>
+              </m:ctrlPr>
+            </m:dPr>
+            <m:e>
+              <m:m>
+                <m:mPr>
+                  <m:mcs>
+                    <m:mc>
+                      <m:mcPr>
+                        <m:count m:val="2"/>
+                        <m:mcJc m:val="center"/>
+                      </m:mcPr>
+                    </m:mc>
+                  </m:mcs>
+                  <m:ctrlPr>
+                    <w:rPr>
+                      <w:rFonts w:ascii="Cambria Math" w:eastAsia="ＭＳ Ｐ明朝" w:hAnsi="Cambria Math"/>
+                      <w:i/>
+                      <w:iCs/>
+                      <w:sz w:val="24"/>
+                    </w:rPr>
+                  </m:ctrlPr>
+                </m:mPr>
+                <m:mr>
+                  <m:e>
+                    <m:r>
+                      <w:rPr>
+                        <w:rFonts w:ascii="Cambria Math" w:eastAsia="ＭＳ Ｐ明朝" w:hAnsi="Cambria Math"/>
+                        <w:sz w:val="24"/>
+                      </w:rPr>
+                      <m:t>5</m:t>
+                    </m:r>
+                  </m:e>
+                  <m:e>
+                    <m:r>
+                      <w:rPr>
+                        <w:rFonts w:ascii="Cambria Math" w:eastAsia="ＭＳ Ｐ明朝" w:hAnsi="Cambria Math"/>
+                        <w:sz w:val="24"/>
+                      </w:rPr>
+                      <m:t>6</m:t>
+                    </m:r>
+                  </m:e>
+                </m:mr>
+                <m:mr>
+                  <m:e>
+                    <m:r>
+                      <w:rPr>
+                        <w:rFonts w:ascii="Cambria Math" w:eastAsia="ＭＳ Ｐ明朝" w:hAnsi="Cambria Math"/>
+                        <w:sz w:val="24"/>
+                      </w:rPr>
+                      <m:t>8</m:t>
+                    </m:r>
+                  </m:e>
+                  <m:e>
+                    <m:r>
+                      <w:rPr>
+                        <w:rFonts w:ascii="Cambria Math" w:eastAsia="ＭＳ Ｐ明朝" w:hAnsi="Cambria Math"/>
+                        <w:sz w:val="24"/>
+                      </w:rPr>
+                      <m:t>9</m:t>
+                    </m:r>
+                  </m:e>
+                </m:mr>
+              </m:m>
+            </m:e>
+          </m:d>
+          <m:r>
+            <w:rPr>
+              <w:rFonts w:ascii="Cambria Math" w:eastAsia="ＭＳ Ｐ明朝" w:hAnsi="Cambria Math"/>
+              <w:sz w:val="24"/>
+            </w:rPr>
+            <m:t>+</m:t>
+          </m:r>
+          <m:d>
+            <m:dPr>
+              <m:ctrlPr>
+                <w:rPr>
+                  <w:rFonts w:ascii="Cambria Math" w:eastAsia="ＭＳ Ｐ明朝" w:hAnsi="Cambria Math"/>
+                  <w:i/>
+                  <w:iCs/>
+                  <w:sz w:val="24"/>
+                </w:rPr>
+              </m:ctrlPr>
+            </m:dPr>
+            <m:e>
+              <m:r>
+                <w:rPr>
+                  <w:rFonts w:ascii="Cambria Math" w:eastAsia="ＭＳ Ｐ明朝" w:hAnsi="Cambria Math"/>
+                  <w:sz w:val="24"/>
+                </w:rPr>
+                <m:t>-1</m:t>
+              </m:r>
+            </m:e>
+          </m:d>
+          <m:r>
+            <w:rPr>
+              <w:rFonts w:ascii="Cambria Math" w:eastAsia="ＭＳ Ｐ明朝" w:hAnsi="Cambria Math"/>
+              <w:sz w:val="24"/>
+            </w:rPr>
+            <m:t>×2×</m:t>
+          </m:r>
+          <m:d>
+            <m:dPr>
+              <m:begChr m:val="|"/>
+              <m:endChr m:val="|"/>
+              <m:ctrlPr>
+                <w:rPr>
+                  <w:rFonts w:ascii="Cambria Math" w:eastAsia="ＭＳ Ｐ明朝" w:hAnsi="Cambria Math"/>
+                  <w:i/>
+                  <w:iCs/>
+                  <w:sz w:val="24"/>
+                </w:rPr>
+              </m:ctrlPr>
+            </m:dPr>
+            <m:e>
+              <m:m>
+                <m:mPr>
+                  <m:mcs>
+                    <m:mc>
+                      <m:mcPr>
+                        <m:count m:val="2"/>
+                        <m:mcJc m:val="center"/>
+                      </m:mcPr>
+                    </m:mc>
+                  </m:mcs>
+                  <m:ctrlPr>
+                    <w:rPr>
+                      <w:rFonts w:ascii="Cambria Math" w:eastAsia="ＭＳ Ｐ明朝" w:hAnsi="Cambria Math"/>
+                      <w:i/>
+                      <w:iCs/>
+                      <w:sz w:val="24"/>
+                    </w:rPr>
+                  </m:ctrlPr>
+                </m:mPr>
+                <m:mr>
+                  <m:e>
+                    <m:r>
+                      <w:rPr>
+                        <w:rFonts w:ascii="Cambria Math" w:eastAsia="ＭＳ Ｐ明朝" w:hAnsi="Cambria Math"/>
+                        <w:sz w:val="24"/>
+                      </w:rPr>
+                      <m:t>4</m:t>
+                    </m:r>
+                  </m:e>
+                  <m:e>
+                    <m:r>
+                      <w:rPr>
+                        <w:rFonts w:ascii="Cambria Math" w:eastAsia="ＭＳ Ｐ明朝" w:hAnsi="Cambria Math"/>
+                        <w:sz w:val="24"/>
+                      </w:rPr>
+                      <m:t>6</m:t>
+                    </m:r>
+                  </m:e>
+                </m:mr>
+                <m:mr>
+                  <m:e>
+                    <m:r>
+                      <w:rPr>
+                        <w:rFonts w:ascii="Cambria Math" w:eastAsia="ＭＳ Ｐ明朝" w:hAnsi="Cambria Math"/>
+                        <w:sz w:val="24"/>
+                      </w:rPr>
+                      <m:t>7</m:t>
+                    </m:r>
+                  </m:e>
+                  <m:e>
+                    <m:r>
+                      <w:rPr>
+                        <w:rFonts w:ascii="Cambria Math" w:eastAsia="ＭＳ Ｐ明朝" w:hAnsi="Cambria Math"/>
+                        <w:sz w:val="24"/>
+                      </w:rPr>
+                      <m:t>9</m:t>
+                    </m:r>
+                  </m:e>
+                </m:mr>
+              </m:m>
+            </m:e>
+          </m:d>
+          <m:r>
+            <w:rPr>
+              <w:rFonts w:ascii="Cambria Math" w:eastAsia="ＭＳ Ｐ明朝" w:hAnsi="Cambria Math"/>
+              <w:sz w:val="24"/>
+            </w:rPr>
+            <m:t>+1×3×</m:t>
+          </m:r>
+          <m:d>
+            <m:dPr>
+              <m:begChr m:val="|"/>
+              <m:endChr m:val="|"/>
+              <m:ctrlPr>
+                <w:rPr>
+                  <w:rFonts w:ascii="Cambria Math" w:eastAsia="ＭＳ Ｐ明朝" w:hAnsi="Cambria Math"/>
+                  <w:i/>
+                  <w:iCs/>
+                  <w:sz w:val="24"/>
+                </w:rPr>
+              </m:ctrlPr>
+            </m:dPr>
+            <m:e>
+              <m:m>
+                <m:mPr>
+                  <m:mcs>
+                    <m:mc>
+                      <m:mcPr>
+                        <m:count m:val="2"/>
+                        <m:mcJc m:val="center"/>
+                      </m:mcPr>
+                    </m:mc>
+                  </m:mcs>
+                  <m:ctrlPr>
+                    <w:rPr>
+                      <w:rFonts w:ascii="Cambria Math" w:eastAsia="ＭＳ Ｐ明朝" w:hAnsi="Cambria Math"/>
+                      <w:i/>
+                      <w:iCs/>
+                      <w:sz w:val="24"/>
+                    </w:rPr>
+                  </m:ctrlPr>
+                </m:mPr>
+                <m:mr>
+                  <m:e>
+                    <m:r>
+                      <w:rPr>
+                        <w:rFonts w:ascii="Cambria Math" w:eastAsia="ＭＳ Ｐ明朝" w:hAnsi="Cambria Math"/>
+                        <w:sz w:val="24"/>
+                      </w:rPr>
+                      <m:t>4</m:t>
+                    </m:r>
+                  </m:e>
+                  <m:e>
+                    <m:r>
+                      <w:rPr>
+                        <w:rFonts w:ascii="Cambria Math" w:eastAsia="ＭＳ Ｐ明朝" w:hAnsi="Cambria Math"/>
+                        <w:sz w:val="24"/>
+                      </w:rPr>
+                      <m:t>5</m:t>
+                    </m:r>
+                  </m:e>
+                </m:mr>
+                <m:mr>
+                  <m:e>
+                    <m:r>
+                      <w:rPr>
+                        <w:rFonts w:ascii="Cambria Math" w:eastAsia="ＭＳ Ｐ明朝" w:hAnsi="Cambria Math"/>
+                        <w:sz w:val="24"/>
+                      </w:rPr>
+                      <m:t>7</m:t>
+                    </m:r>
+                  </m:e>
+                  <m:e>
+                    <m:r>
+                      <w:rPr>
+                        <w:rFonts w:ascii="Cambria Math" w:eastAsia="ＭＳ Ｐ明朝" w:hAnsi="Cambria Math"/>
+                        <w:sz w:val="24"/>
+                      </w:rPr>
+                      <m:t>8</m:t>
+                    </m:r>
+                  </m:e>
+                </m:mr>
+              </m:m>
+            </m:e>
+          </m:d>
+        </m:oMath>
+      </m:oMathPara>
+    </w:p>
+    <w:p>
+      <w:pPr>
+        <w:rPr>
+          <w:rFonts w:ascii="ＭＳ Ｐ明朝" w:eastAsia="ＭＳ Ｐ明朝" w:hAnsi="ＭＳ Ｐ明朝"/>
+          <w:iCs/>
+          <w:sz w:val="24"/>
+        </w:rPr>
+      </w:pPr>
+      <m:oMathPara>
+        <m:oMath>
+          <m:r>
+            <w:rPr>
+              <w:rFonts w:ascii="Cambria Math" w:eastAsia="ＭＳ Ｐ明朝" w:hAnsi="Cambria Math"/>
+              <w:sz w:val="24"/>
+            </w:rPr>
+            <w:lastRenderedPageBreak/>
+            <m:t>=</m:t>
+          </m:r>
+          <m:d>
+            <m:dPr>
+              <m:ctrlPr>
+                <w:rPr>
+                  <w:rFonts w:ascii="Cambria Math" w:eastAsia="ＭＳ Ｐ明朝" w:hAnsi="Cambria Math"/>
+                  <w:i/>
+                  <w:iCs/>
+                  <w:sz w:val="24"/>
+                </w:rPr>
+              </m:ctrlPr>
+            </m:dPr>
+            <m:e>
+              <m:r>
+                <w:rPr>
+                  <w:rFonts w:ascii="Cambria Math" w:eastAsia="ＭＳ Ｐ明朝" w:hAnsi="Cambria Math"/>
+                  <w:sz w:val="24"/>
+                </w:rPr>
+                <m:t>5×9-6×8</m:t>
+              </m:r>
+            </m:e>
+          </m:d>
+          <m:r>
+            <w:rPr>
+              <w:rFonts w:ascii="Cambria Math" w:eastAsia="ＭＳ Ｐ明朝" w:hAnsi="Cambria Math"/>
+              <w:sz w:val="24"/>
+            </w:rPr>
+            <m:t>-2×</m:t>
+          </m:r>
+          <m:d>
+            <m:dPr>
+              <m:ctrlPr>
+                <w:rPr>
+                  <w:rFonts w:ascii="Cambria Math" w:eastAsia="ＭＳ Ｐ明朝" w:hAnsi="Cambria Math"/>
+                  <w:i/>
+                  <w:iCs/>
+                  <w:sz w:val="24"/>
+                </w:rPr>
+              </m:ctrlPr>
+            </m:dPr>
+            <m:e>
+              <m:r>
+                <w:rPr>
+                  <w:rFonts w:ascii="Cambria Math" w:eastAsia="ＭＳ Ｐ明朝" w:hAnsi="Cambria Math"/>
+                  <w:sz w:val="24"/>
+                </w:rPr>
+                <m:t>4×9-6×7</m:t>
+              </m:r>
+            </m:e>
+          </m:d>
+          <m:r>
+            <w:rPr>
+              <w:rFonts w:ascii="Cambria Math" w:eastAsia="ＭＳ Ｐ明朝" w:hAnsi="Cambria Math"/>
+              <w:sz w:val="24"/>
+            </w:rPr>
+            <m:t>+3×</m:t>
+          </m:r>
+          <m:d>
+            <m:dPr>
+              <m:ctrlPr>
+                <w:rPr>
+                  <w:rFonts w:ascii="Cambria Math" w:eastAsia="ＭＳ Ｐ明朝" w:hAnsi="Cambria Math"/>
+                  <w:i/>
+                  <w:iCs/>
+                  <w:sz w:val="24"/>
+                </w:rPr>
+              </m:ctrlPr>
+            </m:dPr>
+            <m:e>
+              <m:r>
+                <w:rPr>
+                  <w:rFonts w:ascii="Cambria Math" w:eastAsia="ＭＳ Ｐ明朝" w:hAnsi="Cambria Math"/>
+                  <w:sz w:val="24"/>
+                </w:rPr>
+                <m:t>4×8-5×7</m:t>
+              </m:r>
+            </m:e>
+          </m:d>
+        </m:oMath>
+      </m:oMathPara>
+    </w:p>
+    <w:p>
+      <w:pPr>
+        <w:rPr>
+          <w:rFonts w:ascii="ＭＳ Ｐ明朝" w:eastAsia="ＭＳ Ｐ明朝" w:hAnsi="ＭＳ Ｐ明朝"/>
+          <w:iCs/>
+          <w:sz w:val="24"/>
+        </w:rPr>
+      </w:pPr>
+      <m:oMathPara>
+        <m:oMath>
+          <m:r>
+            <w:rPr>
+              <w:rFonts w:ascii="Cambria Math" w:eastAsia="ＭＳ Ｐ明朝" w:hAnsi="Cambria Math"/>
+              <w:sz w:val="24"/>
+            </w:rPr>
+            <m:t>=0</m:t>
+          </m:r>
+        </m:oMath>
+      </m:oMathPara>
+    </w:p>
+    <w:p>
+      <w:pPr>
+        <w:rPr>
+          <w:rFonts w:ascii="ＭＳ Ｐ明朝" w:eastAsia="ＭＳ Ｐ明朝" w:hAnsi="ＭＳ Ｐ明朝"/>
+          <w:iCs/>
+          <w:sz w:val="24"/>
+        </w:rPr>
+      </w:pPr>
+      <w:r>
+        <w:rPr>
+          <w:rFonts w:ascii="ＭＳ Ｐ明朝" w:eastAsia="ＭＳ Ｐ明朝" w:hAnsi="ＭＳ Ｐ明朝" w:hint="eastAsia"/>
+          <w:iCs/>
+          <w:sz w:val="24"/>
+        </w:rPr>
+        <w:t>で表されることとなる。</w:t>
+      </w:r>
+      <w:r>
+        <w:rPr>
+          <w:rFonts w:ascii="ＭＳ Ｐ明朝" w:eastAsia="ＭＳ Ｐ明朝" w:hAnsi="ＭＳ Ｐ明朝" w:hint="eastAsia"/>
+          <w:iCs/>
+          <w:sz w:val="24"/>
+        </w:rPr>
+        <w:t>このようにして計算すれば良い。</w:t>
+      </w:r>
+    </w:p>
+    <w:p>
+      <w:pPr>
+        <w:rPr>
+          <w:rFonts w:ascii="ＭＳ Ｐ明朝" w:eastAsia="ＭＳ Ｐ明朝" w:hAnsi="ＭＳ Ｐ明朝"/>
+          <w:iCs/>
+          <w:sz w:val="24"/>
+        </w:rPr>
+      </w:pPr>
+      <w:r>
+        <w:rPr>
+          <w:rFonts w:ascii="ＭＳ Ｐ明朝" w:eastAsia="ＭＳ Ｐ明朝" w:hAnsi="ＭＳ Ｐ明朝" w:hint="eastAsia"/>
+          <w:iCs/>
+          <w:sz w:val="24"/>
+        </w:rPr>
+        <w:t xml:space="preserve">　それぞれの計算ロジックは異なるが関数の大枠は同一のものとなっている。</w:t>
+      </w:r>
+      <w:r>
+        <w:rPr>
+          <w:rFonts w:ascii="ＭＳ Ｐ明朝" w:eastAsia="ＭＳ Ｐ明朝" w:hAnsi="ＭＳ Ｐ明朝" w:hint="eastAsia"/>
+          <w:iCs/>
+          <w:sz w:val="24"/>
+        </w:rPr>
+        <w:t>まずは</w:t>
+      </w:r>
+      <w:r>
+        <w:rPr>
+          <w:rFonts w:ascii="ＭＳ Ｐ明朝" w:eastAsia="ＭＳ Ｐ明朝" w:hAnsi="ＭＳ Ｐ明朝" w:hint="eastAsia"/>
+          <w:iCs/>
+          <w:sz w:val="24"/>
+        </w:rPr>
+        <w:t>演算を行う上で、行列のサイズが正しいかどうかを判別し、不適当であれば</w:t>
+      </w:r>
+      <w:proofErr w:type="spellStart"/>
+      <w:r>
+        <w:rPr>
+          <w:rFonts w:ascii="ＭＳ Ｐ明朝" w:eastAsia="ＭＳ Ｐ明朝" w:hAnsi="ＭＳ Ｐ明朝"/>
+          <w:iCs/>
+          <w:sz w:val="24"/>
+        </w:rPr>
+        <w:t>invalid_argument</w:t>
+      </w:r>
+      <w:proofErr w:type="spellEnd"/>
+      <w:r>
+        <w:rPr>
+          <w:rFonts w:ascii="ＭＳ Ｐ明朝" w:eastAsia="ＭＳ Ｐ明朝" w:hAnsi="ＭＳ Ｐ明朝" w:hint="eastAsia"/>
+          <w:iCs/>
+          <w:sz w:val="24"/>
+        </w:rPr>
+        <w:t>の例外を投げるようにした。</w:t>
+      </w:r>
+      <w:r>
+        <w:rPr>
+          <w:rFonts w:ascii="ＭＳ Ｐ明朝" w:eastAsia="ＭＳ Ｐ明朝" w:hAnsi="ＭＳ Ｐ明朝" w:hint="eastAsia"/>
+          <w:iCs/>
+          <w:sz w:val="24"/>
+        </w:rPr>
+        <w:t>このチェックの終了後、次は行列の成分数に合わせた</w:t>
+      </w:r>
+      <w:r>
+        <w:rPr>
+          <w:rFonts w:ascii="ＭＳ Ｐ明朝" w:eastAsia="ＭＳ Ｐ明朝" w:hAnsi="ＭＳ Ｐ明朝"/>
+          <w:iCs/>
+          <w:sz w:val="24"/>
+        </w:rPr>
+        <w:t>int</w:t>
+      </w:r>
+      <w:r>
+        <w:rPr>
+          <w:rFonts w:ascii="ＭＳ Ｐ明朝" w:eastAsia="ＭＳ Ｐ明朝" w:hAnsi="ＭＳ Ｐ明朝" w:hint="eastAsia"/>
+          <w:iCs/>
+          <w:sz w:val="24"/>
+        </w:rPr>
+        <w:t>型の</w:t>
+      </w:r>
+      <w:r>
+        <w:rPr>
+          <w:rFonts w:ascii="ＭＳ Ｐ明朝" w:eastAsia="ＭＳ Ｐ明朝" w:hAnsi="ＭＳ Ｐ明朝"/>
+          <w:iCs/>
+          <w:sz w:val="24"/>
+        </w:rPr>
+        <w:t>1</w:t>
+      </w:r>
+      <w:r>
+        <w:rPr>
+          <w:rFonts w:ascii="ＭＳ Ｐ明朝" w:eastAsia="ＭＳ Ｐ明朝" w:hAnsi="ＭＳ Ｐ明朝" w:hint="eastAsia"/>
+          <w:iCs/>
+          <w:sz w:val="24"/>
+        </w:rPr>
+        <w:t>次元配列</w:t>
+      </w:r>
+      <w:proofErr w:type="spellStart"/>
+      <w:r>
+        <w:rPr>
+          <w:rFonts w:ascii="ＭＳ Ｐ明朝" w:eastAsia="ＭＳ Ｐ明朝" w:hAnsi="ＭＳ Ｐ明朝"/>
+          <w:iCs/>
+          <w:sz w:val="24"/>
+        </w:rPr>
+        <w:t>elem</w:t>
+      </w:r>
+      <w:proofErr w:type="spellEnd"/>
+      <w:r>
+        <w:rPr>
+          <w:rFonts w:ascii="ＭＳ Ｐ明朝" w:eastAsia="ＭＳ Ｐ明朝" w:hAnsi="ＭＳ Ｐ明朝" w:hint="eastAsia"/>
+          <w:iCs/>
+          <w:sz w:val="24"/>
+        </w:rPr>
+        <w:t>を用意し、それぞれの要素に行列の成分の</w:t>
+      </w:r>
+      <w:r>
+        <w:rPr>
+          <w:rFonts w:ascii="ＭＳ Ｐ明朝" w:eastAsia="ＭＳ Ｐ明朝" w:hAnsi="ＭＳ Ｐ明朝" w:hint="eastAsia"/>
+          <w:iCs/>
+          <w:sz w:val="24"/>
+        </w:rPr>
+        <w:t>演算結果</w:t>
+      </w:r>
+      <w:r>
+        <w:rPr>
+          <w:rFonts w:ascii="ＭＳ Ｐ明朝" w:eastAsia="ＭＳ Ｐ明朝" w:hAnsi="ＭＳ Ｐ明朝" w:hint="eastAsia"/>
+          <w:iCs/>
+          <w:sz w:val="24"/>
+        </w:rPr>
+        <w:t>を入れていった。ここでも動的にメモリを確保しているため、メモリ</w:t>
+      </w:r>
+      <w:r>
+        <w:rPr>
+          <w:rFonts w:ascii="ＭＳ Ｐ明朝" w:eastAsia="ＭＳ Ｐ明朝" w:hAnsi="ＭＳ Ｐ明朝" w:hint="eastAsia"/>
+          <w:iCs/>
+          <w:sz w:val="24"/>
+        </w:rPr>
+        <w:t>エラーを拾うようにしている。</w:t>
+      </w:r>
+      <w:r>
+        <w:rPr>
+          <w:rFonts w:ascii="ＭＳ Ｐ明朝" w:eastAsia="ＭＳ Ｐ明朝" w:hAnsi="ＭＳ Ｐ明朝" w:hint="eastAsia"/>
+          <w:iCs/>
+          <w:sz w:val="24"/>
+        </w:rPr>
+        <w:t>演算結果を全て格納したあとは行列クラスのオブジェクトを生成し、</w:t>
+      </w:r>
+      <w:r>
+        <w:rPr>
+          <w:rFonts w:ascii="ＭＳ Ｐ明朝" w:eastAsia="ＭＳ Ｐ明朝" w:hAnsi="ＭＳ Ｐ明朝" w:hint="eastAsia"/>
+          <w:iCs/>
+          <w:sz w:val="24"/>
+        </w:rPr>
+        <w:t>コンストラクタの実行後は不要になった</w:t>
+      </w:r>
+      <w:proofErr w:type="spellStart"/>
+      <w:r>
+        <w:rPr>
+          <w:rFonts w:ascii="ＭＳ Ｐ明朝" w:eastAsia="ＭＳ Ｐ明朝" w:hAnsi="ＭＳ Ｐ明朝"/>
+          <w:iCs/>
+          <w:sz w:val="24"/>
+        </w:rPr>
+        <w:t>elem</w:t>
+      </w:r>
+      <w:proofErr w:type="spellEnd"/>
+      <w:r>
+        <w:rPr>
+          <w:rFonts w:ascii="ＭＳ Ｐ明朝" w:eastAsia="ＭＳ Ｐ明朝" w:hAnsi="ＭＳ Ｐ明朝" w:hint="eastAsia"/>
+          <w:iCs/>
+          <w:sz w:val="24"/>
+        </w:rPr>
+        <w:t>を解放して、オブジェクトを返すようにした。</w:t>
+      </w:r>
+      <w:r>
+        <w:rPr>
+          <w:rFonts w:ascii="ＭＳ Ｐ明朝" w:eastAsia="ＭＳ Ｐ明朝" w:hAnsi="ＭＳ Ｐ明朝" w:hint="eastAsia"/>
+          <w:iCs/>
+          <w:sz w:val="24"/>
+        </w:rPr>
+        <w:t>これにより演算部分の実装が完了した。ここで行列式の演算には余因子展開を用いるように指定されているが、これは任意の大きさの行列式を計算できるように、</w:t>
+      </w:r>
+      <w:r>
+        <w:rPr>
+          <w:rFonts w:ascii="ＭＳ Ｐ明朝" w:eastAsia="ＭＳ Ｐ明朝" w:hAnsi="ＭＳ Ｐ明朝"/>
+          <w:iCs/>
+          <w:sz w:val="24"/>
+        </w:rPr>
+        <w:t>3</w:t>
+      </w:r>
+      <w:r>
+        <w:rPr>
+          <w:rFonts w:ascii="ＭＳ Ｐ明朝" w:eastAsia="ＭＳ Ｐ明朝" w:hAnsi="ＭＳ Ｐ明朝" w:hint="eastAsia"/>
+          <w:iCs/>
+          <w:sz w:val="24"/>
+        </w:rPr>
+        <w:t>次行列式の計算に用いられるようなサラスの式を使用しないという意味であると解釈した。そのため、先ほど示した計算ロジックに基づいて実装すれば特に問題はない。</w:t>
+      </w:r>
+    </w:p>
+    <w:p>
+      <w:pPr>
+        <w:rPr>
+          <w:rFonts w:ascii="ＭＳ Ｐ明朝" w:eastAsia="ＭＳ Ｐ明朝" w:hAnsi="ＭＳ Ｐ明朝"/>
+          <w:iCs/>
+          <w:sz w:val="24"/>
+        </w:rPr>
+      </w:pPr>
+      <w:r>
+        <w:rPr>
+          <w:rFonts w:ascii="ＭＳ Ｐ明朝" w:eastAsia="ＭＳ Ｐ明朝" w:hAnsi="ＭＳ Ｐ明朝" w:hint="eastAsia"/>
+          <w:iCs/>
+          <w:sz w:val="24"/>
+        </w:rPr>
+        <w:t xml:space="preserve">　行列および行列の演算結果の出力は行列クラスの</w:t>
+      </w:r>
+      <w:r>
+        <w:rPr>
+          <w:rFonts w:ascii="ＭＳ Ｐ明朝" w:eastAsia="ＭＳ Ｐ明朝" w:hAnsi="ＭＳ Ｐ明朝"/>
+          <w:iCs/>
+          <w:sz w:val="24"/>
+        </w:rPr>
+        <w:t>print</w:t>
+      </w:r>
+      <w:r>
+        <w:rPr>
+          <w:rFonts w:ascii="ＭＳ Ｐ明朝" w:eastAsia="ＭＳ Ｐ明朝" w:hAnsi="ＭＳ Ｐ明朝" w:hint="eastAsia"/>
+          <w:iCs/>
+          <w:sz w:val="24"/>
+        </w:rPr>
+        <w:t>関数で行なっている。ここでは行列の各成分を出力するが、出力を見やすくするためにタブを使用して区切っている。</w:t>
+      </w:r>
+    </w:p>
+    <w:p>
+      <w:pPr>
+        <w:rPr>
+          <w:rFonts w:ascii="ＭＳ Ｐ明朝" w:eastAsia="ＭＳ Ｐ明朝" w:hAnsi="ＭＳ Ｐ明朝" w:hint="eastAsia"/>
+          <w:iCs/>
+          <w:sz w:val="24"/>
+        </w:rPr>
+      </w:pPr>
+      <w:r>
+        <w:rPr>
+          <w:rFonts w:ascii="ＭＳ Ｐ明朝" w:eastAsia="ＭＳ Ｐ明朝" w:hAnsi="ＭＳ Ｐ明朝" w:hint="eastAsia"/>
+          <w:iCs/>
+          <w:sz w:val="24"/>
+        </w:rPr>
+        <w:t xml:space="preserve">　最後に</w:t>
+      </w:r>
+      <w:r>
+        <w:rPr>
+          <w:rFonts w:ascii="ＭＳ Ｐ明朝" w:eastAsia="ＭＳ Ｐ明朝" w:hAnsi="ＭＳ Ｐ明朝"/>
+          <w:iCs/>
+          <w:sz w:val="24"/>
+        </w:rPr>
+        <w:t>main</w:t>
+      </w:r>
+      <w:r>
+        <w:rPr>
+          <w:rFonts w:ascii="ＭＳ Ｐ明朝" w:eastAsia="ＭＳ Ｐ明朝" w:hAnsi="ＭＳ Ｐ明朝" w:hint="eastAsia"/>
+          <w:iCs/>
+          <w:sz w:val="24"/>
+        </w:rPr>
+        <w:t>関数だが、まずは任意の大きさの配列を</w:t>
+      </w:r>
+      <w:r>
+        <w:rPr>
+          <w:rFonts w:ascii="ＭＳ Ｐ明朝" w:eastAsia="ＭＳ Ｐ明朝" w:hAnsi="ＭＳ Ｐ明朝"/>
+          <w:iCs/>
+          <w:sz w:val="24"/>
+        </w:rPr>
+        <w:t>2</w:t>
+      </w:r>
+      <w:r>
+        <w:rPr>
+          <w:rFonts w:ascii="ＭＳ Ｐ明朝" w:eastAsia="ＭＳ Ｐ明朝" w:hAnsi="ＭＳ Ｐ明朝" w:hint="eastAsia"/>
+          <w:iCs/>
+          <w:sz w:val="24"/>
+        </w:rPr>
+        <w:t>つ用意するようにした。これは行列の成分値を表すもので、これは課題</w:t>
+      </w:r>
+      <w:r>
+        <w:rPr>
+          <w:rFonts w:ascii="ＭＳ Ｐ明朝" w:eastAsia="ＭＳ Ｐ明朝" w:hAnsi="ＭＳ Ｐ明朝"/>
+          <w:iCs/>
+          <w:sz w:val="24"/>
+        </w:rPr>
+        <w:t>PDF</w:t>
+      </w:r>
+      <w:r>
+        <w:rPr>
+          <w:rFonts w:ascii="ＭＳ Ｐ明朝" w:eastAsia="ＭＳ Ｐ明朝" w:hAnsi="ＭＳ Ｐ明朝" w:hint="eastAsia"/>
+          <w:iCs/>
+          <w:sz w:val="24"/>
+        </w:rPr>
+        <w:t>でのプログラム内で成分の値を指定するという指示に沿ったものとなっている。</w:t>
+      </w:r>
+      <w:r>
+        <w:rPr>
+          <w:rFonts w:ascii="ＭＳ Ｐ明朝" w:eastAsia="ＭＳ Ｐ明朝" w:hAnsi="ＭＳ Ｐ明朝" w:hint="eastAsia"/>
+          <w:iCs/>
+          <w:sz w:val="24"/>
+        </w:rPr>
+        <w:t>次に行列の大きさを表す変数を</w:t>
+      </w:r>
+      <w:r>
+        <w:rPr>
+          <w:rFonts w:ascii="ＭＳ Ｐ明朝" w:eastAsia="ＭＳ Ｐ明朝" w:hAnsi="ＭＳ Ｐ明朝"/>
+          <w:iCs/>
+          <w:sz w:val="24"/>
+        </w:rPr>
+        <w:t>2</w:t>
+      </w:r>
+      <w:r>
+        <w:rPr>
+          <w:rFonts w:ascii="ＭＳ Ｐ明朝" w:eastAsia="ＭＳ Ｐ明朝" w:hAnsi="ＭＳ Ｐ明朝" w:hint="eastAsia"/>
+          <w:iCs/>
+          <w:sz w:val="24"/>
+        </w:rPr>
+        <w:t>つの行列についてそれぞれ縦と横の分だけ用意し、数値を指定した。この次に最初に作成した配列とこの大きさが等しいかどうかを判別し、不正であったらエラーを出すようにしている。これは行列クラスのコンストラクタで</w:t>
+      </w:r>
+      <w:r>
+        <w:rPr>
+          <w:rFonts w:ascii="ＭＳ Ｐ明朝" w:eastAsia="ＭＳ Ｐ明朝" w:hAnsi="ＭＳ Ｐ明朝" w:hint="eastAsia"/>
+          <w:iCs/>
+          <w:sz w:val="24"/>
+        </w:rPr>
+        <w:t>不正な配列が作成されることを防ぐためである。</w:t>
+      </w:r>
+      <w:r>
+        <w:rPr>
+          <w:rFonts w:ascii="ＭＳ Ｐ明朝" w:eastAsia="ＭＳ Ｐ明朝" w:hAnsi="ＭＳ Ｐ明朝" w:hint="eastAsia"/>
+          <w:iCs/>
+          <w:sz w:val="24"/>
+        </w:rPr>
+        <w:t>その後、</w:t>
+      </w:r>
+      <w:r>
+        <w:rPr>
+          <w:rFonts w:ascii="ＭＳ Ｐ明朝" w:eastAsia="ＭＳ Ｐ明朝" w:hAnsi="ＭＳ Ｐ明朝"/>
+          <w:iCs/>
+          <w:sz w:val="24"/>
+        </w:rPr>
+        <w:t>2</w:t>
+      </w:r>
+      <w:r>
+        <w:rPr>
+          <w:rFonts w:ascii="ＭＳ Ｐ明朝" w:eastAsia="ＭＳ Ｐ明朝" w:hAnsi="ＭＳ Ｐ明朝" w:hint="eastAsia"/>
+          <w:iCs/>
+          <w:sz w:val="24"/>
+        </w:rPr>
+        <w:t>つの行列クラスのオブジェクトの宣言を行い、それぞれの演算を行なった。ここでは</w:t>
+      </w:r>
+      <w:r>
+        <w:rPr>
+          <w:rFonts w:ascii="ＭＳ Ｐ明朝" w:eastAsia="ＭＳ Ｐ明朝" w:hAnsi="ＭＳ Ｐ明朝"/>
+          <w:iCs/>
+          <w:sz w:val="24"/>
+        </w:rPr>
+        <w:t>try-catch</w:t>
+      </w:r>
+      <w:r>
+        <w:rPr>
+          <w:rFonts w:ascii="ＭＳ Ｐ明朝" w:eastAsia="ＭＳ Ｐ明朝" w:hAnsi="ＭＳ Ｐ明朝" w:hint="eastAsia"/>
+          <w:iCs/>
+          <w:sz w:val="24"/>
+        </w:rPr>
+        <w:t>文を使用することで、行列クラスのコンストラクタおよびメンバ関数内で投げられた例外をしっかりと拾って、エラーメッセージとともに異常終了をすることを可能にしている。これにより実装が完了した。</w:t>
+      </w:r>
+    </w:p>
+    <w:p>
+      <w:pPr>
+        <w:rPr>
+          <w:rFonts w:ascii="ＭＳ Ｐ明朝" w:eastAsia="ＭＳ Ｐ明朝" w:hAnsi="ＭＳ Ｐ明朝" w:hint="eastAsia"/>
           <w:sz w:val="24"/>
         </w:rPr>
       </w:pPr>
@@ -2564,7 +4833,6 @@
           <w:rFonts w:ascii="ＭＳ Ｐ明朝" w:eastAsia="ＭＳ Ｐ明朝" w:hAnsi="ＭＳ Ｐ明朝" w:hint="eastAsia"/>
           <w:sz w:val="24"/>
         </w:rPr>
-        <w:lastRenderedPageBreak/>
         <w:t xml:space="preserve">　</w:t>
       </w:r>
       <w:r>
@@ -2597,19 +4865,46 @@
       </w:r>
       <w:r>
         <w:rPr>
-          <w:rFonts w:ascii="ＭＳ Ｐ明朝" w:eastAsia="ＭＳ Ｐ明朝" w:hAnsi="ＭＳ Ｐ明朝" w:hint="eastAsia"/>
-          <w:sz w:val="24"/>
-        </w:rPr>
-        <w:t>」のように実行する。</w:t>
-      </w:r>
-    </w:p>
-    <w:p>
-      <w:pPr>
-        <w:rPr>
-          <w:rFonts w:ascii="ＭＳ Ｐ明朝" w:eastAsia="ＭＳ Ｐ明朝" w:hAnsi="ＭＳ Ｐ明朝"/>
-          <w:sz w:val="24"/>
-        </w:rPr>
-      </w:pPr>
+          <w:rFonts w:ascii="ＭＳ Ｐ明朝" w:eastAsia="ＭＳ Ｐ明朝" w:hAnsi="ＭＳ Ｐ明朝"/>
+          <w:sz w:val="24"/>
+        </w:rPr>
+        <w:t xml:space="preserve"> alphabetA_2026.txt alphabetB_2026.txt</w:t>
+      </w:r>
+      <w:r>
+        <w:rPr>
+          <w:rFonts w:ascii="ＭＳ Ｐ明朝" w:eastAsia="ＭＳ Ｐ明朝" w:hAnsi="ＭＳ Ｐ明朝" w:hint="eastAsia"/>
+          <w:sz w:val="24"/>
+        </w:rPr>
+        <w:t>」のように</w:t>
+      </w:r>
+      <w:r>
+        <w:rPr>
+          <w:rFonts w:ascii="ＭＳ Ｐ明朝" w:eastAsia="ＭＳ Ｐ明朝" w:hAnsi="ＭＳ Ｐ明朝" w:hint="eastAsia"/>
+          <w:sz w:val="24"/>
+        </w:rPr>
+        <w:t>、</w:t>
+      </w:r>
+      <w:r>
+        <w:rPr>
+          <w:rFonts w:ascii="ＭＳ Ｐ明朝" w:eastAsia="ＭＳ Ｐ明朝" w:hAnsi="ＭＳ Ｐ明朝"/>
+          <w:sz w:val="24"/>
+        </w:rPr>
+        <w:t>2</w:t>
+      </w:r>
+      <w:r>
+        <w:rPr>
+          <w:rFonts w:ascii="ＭＳ Ｐ明朝" w:eastAsia="ＭＳ Ｐ明朝" w:hAnsi="ＭＳ Ｐ明朝" w:hint="eastAsia"/>
+          <w:sz w:val="24"/>
+        </w:rPr>
+        <w:t>つの引数にそれぞれ単語の長さごとの出現頻度を調べたいテキストファイルのパス名を指定して</w:t>
+      </w:r>
+      <w:r>
+        <w:rPr>
+          <w:rFonts w:ascii="ＭＳ Ｐ明朝" w:eastAsia="ＭＳ Ｐ明朝" w:hAnsi="ＭＳ Ｐ明朝" w:hint="eastAsia"/>
+          <w:sz w:val="24"/>
+        </w:rPr>
+        <w:t>実行する。</w:t>
+      </w:r>
     </w:p>
     <w:p>
       <w:pPr>

--- a/latex/lec4/report_2412747_4.docx
+++ b/latex/lec4/report_2412747_4.docx
@@ -209,7 +209,6 @@
         </w:rPr>
         <w:t>と</w:t>
       </w:r>
-      <w:proofErr w:type="gramStart"/>
       <w:r>
         <w:rPr>
           <w:rFonts w:ascii="ＭＳ Ｐ明朝" w:eastAsia="ＭＳ Ｐ明朝" w:hAnsi="ＭＳ Ｐ明朝"/>
@@ -217,7 +216,6 @@
         </w:rPr>
         <w:t>b</w:t>
       </w:r>
-      <w:proofErr w:type="gramEnd"/>
       <w:r>
         <w:rPr>
           <w:rFonts w:ascii="ＭＳ Ｐ明朝" w:eastAsia="ＭＳ Ｐ明朝" w:hAnsi="ＭＳ Ｐ明朝" w:hint="eastAsia"/>
@@ -561,7 +559,6 @@
         </w:rPr>
         <w:t>が</w:t>
       </w:r>
-      <w:proofErr w:type="spellStart"/>
       <w:r>
         <w:rPr>
           <w:rFonts w:ascii="ＭＳ Ｐ明朝" w:eastAsia="ＭＳ Ｐ明朝" w:hAnsi="ＭＳ Ｐ明朝"/>
@@ -569,7 +566,6 @@
         </w:rPr>
         <w:t>NaN</w:t>
       </w:r>
-      <w:proofErr w:type="spellEnd"/>
       <w:r>
         <w:rPr>
           <w:rFonts w:ascii="ＭＳ Ｐ明朝" w:eastAsia="ＭＳ Ｐ明朝" w:hAnsi="ＭＳ Ｐ明朝" w:hint="eastAsia"/>
@@ -679,7 +675,6 @@
         </w:rPr>
         <w:t>つでない場合を弾き、また、</w:t>
       </w:r>
-      <w:proofErr w:type="spellStart"/>
       <w:r>
         <w:rPr>
           <w:rFonts w:ascii="ＭＳ Ｐ明朝" w:eastAsia="ＭＳ Ｐ明朝" w:hAnsi="ＭＳ Ｐ明朝"/>
@@ -687,7 +682,6 @@
         </w:rPr>
         <w:t>check_arg</w:t>
       </w:r>
-      <w:proofErr w:type="spellEnd"/>
       <w:r>
         <w:rPr>
           <w:rFonts w:ascii="ＭＳ Ｐ明朝" w:eastAsia="ＭＳ Ｐ明朝" w:hAnsi="ＭＳ Ｐ明朝" w:hint="eastAsia"/>
@@ -709,7 +703,6 @@
         </w:rPr>
         <w:t>、</w:t>
       </w:r>
-      <w:proofErr w:type="gramStart"/>
       <w:r>
         <w:rPr>
           <w:rFonts w:ascii="ＭＳ Ｐ明朝" w:eastAsia="ＭＳ Ｐ明朝" w:hAnsi="ＭＳ Ｐ明朝"/>
@@ -717,7 +710,6 @@
         </w:rPr>
         <w:t>b</w:t>
       </w:r>
-      <w:proofErr w:type="gramEnd"/>
       <w:r>
         <w:rPr>
           <w:rFonts w:ascii="ＭＳ Ｐ明朝" w:eastAsia="ＭＳ Ｐ明朝" w:hAnsi="ＭＳ Ｐ明朝" w:hint="eastAsia"/>
@@ -725,7 +717,6 @@
         </w:rPr>
         <w:t>、</w:t>
       </w:r>
-      <w:proofErr w:type="gramStart"/>
       <w:r>
         <w:rPr>
           <w:rFonts w:ascii="ＭＳ Ｐ明朝" w:eastAsia="ＭＳ Ｐ明朝" w:hAnsi="ＭＳ Ｐ明朝"/>
@@ -733,7 +724,6 @@
         </w:rPr>
         <w:t>c</w:t>
       </w:r>
-      <w:proofErr w:type="gramEnd"/>
       <w:r>
         <w:rPr>
           <w:rFonts w:ascii="ＭＳ Ｐ明朝" w:eastAsia="ＭＳ Ｐ明朝" w:hAnsi="ＭＳ Ｐ明朝" w:hint="eastAsia"/>
@@ -769,7 +759,6 @@
         </w:rPr>
         <w:t>つの解を保持する</w:t>
       </w:r>
-      <w:proofErr w:type="spellStart"/>
       <w:r>
         <w:rPr>
           <w:rFonts w:ascii="ＭＳ Ｐ明朝" w:eastAsia="ＭＳ Ｐ明朝" w:hAnsi="ＭＳ Ｐ明朝"/>
@@ -777,7 +766,6 @@
         </w:rPr>
         <w:t>t_quad</w:t>
       </w:r>
-      <w:proofErr w:type="spellEnd"/>
       <w:r>
         <w:rPr>
           <w:rFonts w:ascii="ＭＳ Ｐ明朝" w:eastAsia="ＭＳ Ｐ明朝" w:hAnsi="ＭＳ Ｐ明朝" w:hint="eastAsia"/>
@@ -785,7 +773,6 @@
         </w:rPr>
         <w:t>構造体を用意した。また、解は実部と虚部を含む可能性があるため、</w:t>
       </w:r>
-      <w:proofErr w:type="spellStart"/>
       <w:r>
         <w:rPr>
           <w:rFonts w:ascii="ＭＳ Ｐ明朝" w:eastAsia="ＭＳ Ｐ明朝" w:hAnsi="ＭＳ Ｐ明朝"/>
@@ -793,7 +780,6 @@
         </w:rPr>
         <w:t>t_comp_num</w:t>
       </w:r>
-      <w:proofErr w:type="spellEnd"/>
       <w:r>
         <w:rPr>
           <w:rFonts w:ascii="ＭＳ Ｐ明朝" w:eastAsia="ＭＳ Ｐ明朝" w:hAnsi="ＭＳ Ｐ明朝" w:hint="eastAsia"/>
@@ -808,7 +794,6 @@
         </w:rPr>
         <w:t>用意した構造体のメンバに入力された値を</w:t>
       </w:r>
-      <w:proofErr w:type="spellStart"/>
       <w:r>
         <w:rPr>
           <w:rFonts w:ascii="ＭＳ Ｐ明朝" w:eastAsia="ＭＳ Ｐ明朝" w:hAnsi="ＭＳ Ｐ明朝"/>
@@ -816,7 +801,6 @@
         </w:rPr>
         <w:t>atoi</w:t>
       </w:r>
-      <w:proofErr w:type="spellEnd"/>
       <w:r>
         <w:rPr>
           <w:rFonts w:ascii="ＭＳ Ｐ明朝" w:eastAsia="ＭＳ Ｐ明朝" w:hAnsi="ＭＳ Ｐ明朝" w:hint="eastAsia"/>
@@ -824,7 +808,6 @@
         </w:rPr>
         <w:t>関数で格納する</w:t>
       </w:r>
-      <w:proofErr w:type="spellStart"/>
       <w:r>
         <w:rPr>
           <w:rFonts w:ascii="ＭＳ Ｐ明朝" w:eastAsia="ＭＳ Ｐ明朝" w:hAnsi="ＭＳ Ｐ明朝"/>
@@ -832,7 +815,6 @@
         </w:rPr>
         <w:t>initialize_quad</w:t>
       </w:r>
-      <w:proofErr w:type="spellEnd"/>
       <w:r>
         <w:rPr>
           <w:rFonts w:ascii="ＭＳ Ｐ明朝" w:eastAsia="ＭＳ Ｐ明朝" w:hAnsi="ＭＳ Ｐ明朝" w:hint="eastAsia"/>
@@ -875,7 +857,6 @@
         </w:rPr>
         <w:t>二次方程式を計算する</w:t>
       </w:r>
-      <w:proofErr w:type="spellStart"/>
       <w:r>
         <w:rPr>
           <w:rFonts w:ascii="ＭＳ Ｐ明朝" w:eastAsia="ＭＳ Ｐ明朝" w:hAnsi="ＭＳ Ｐ明朝"/>
@@ -883,7 +864,6 @@
         </w:rPr>
         <w:t>calc_quad</w:t>
       </w:r>
-      <w:proofErr w:type="spellEnd"/>
       <w:r>
         <w:rPr>
           <w:rFonts w:ascii="ＭＳ Ｐ明朝" w:eastAsia="ＭＳ Ｐ明朝" w:hAnsi="ＭＳ Ｐ明朝" w:hint="eastAsia"/>
@@ -1237,7 +1217,6 @@
         </w:rPr>
         <w:t>これによって求まったら、</w:t>
       </w:r>
-      <w:proofErr w:type="spellStart"/>
       <w:r>
         <w:rPr>
           <w:rFonts w:ascii="ＭＳ Ｐ明朝" w:eastAsia="ＭＳ Ｐ明朝" w:hAnsi="ＭＳ Ｐ明朝"/>
@@ -1245,7 +1224,6 @@
         </w:rPr>
         <w:t>t_comp_num</w:t>
       </w:r>
-      <w:proofErr w:type="spellEnd"/>
       <w:r>
         <w:rPr>
           <w:rFonts w:ascii="ＭＳ Ｐ明朝" w:eastAsia="ＭＳ Ｐ明朝" w:hAnsi="ＭＳ Ｐ明朝" w:hint="eastAsia"/>
@@ -1338,7 +1316,6 @@
         </w:rPr>
         <w:t>である可能性がないので積の割り算を利用して求めるが、分母に虚数が存在するためにそのままでは求められない。そこで</w:t>
       </w:r>
-      <w:proofErr w:type="spellStart"/>
       <w:r>
         <w:rPr>
           <w:rFonts w:ascii="ＭＳ Ｐ明朝" w:eastAsia="ＭＳ Ｐ明朝" w:hAnsi="ＭＳ Ｐ明朝"/>
@@ -1346,7 +1323,6 @@
         </w:rPr>
         <w:t>denom</w:t>
       </w:r>
-      <w:proofErr w:type="spellEnd"/>
       <w:r>
         <w:rPr>
           <w:rFonts w:ascii="ＭＳ Ｐ明朝" w:eastAsia="ＭＳ Ｐ明朝" w:hAnsi="ＭＳ Ｐ明朝" w:hint="eastAsia"/>
@@ -1418,7 +1394,6 @@
         </w:rPr>
         <w:t>もとまったためあとは出力するだけなのだが、ここで</w:t>
       </w:r>
-      <w:proofErr w:type="spellStart"/>
       <w:r>
         <w:rPr>
           <w:rFonts w:ascii="ＭＳ Ｐ明朝" w:eastAsia="ＭＳ Ｐ明朝" w:hAnsi="ＭＳ Ｐ明朝"/>
@@ -1426,7 +1401,6 @@
         </w:rPr>
         <w:t>print_quad</w:t>
       </w:r>
-      <w:proofErr w:type="spellEnd"/>
       <w:r>
         <w:rPr>
           <w:rFonts w:ascii="ＭＳ Ｐ明朝" w:eastAsia="ＭＳ Ｐ明朝" w:hAnsi="ＭＳ Ｐ明朝" w:hint="eastAsia"/>
@@ -1821,7 +1795,6 @@
         </w:rPr>
         <w:t>コンストラクタ及び出力用関数の</w:t>
       </w:r>
-      <w:proofErr w:type="spellStart"/>
       <w:r>
         <w:rPr>
           <w:rFonts w:ascii="ＭＳ Ｐ明朝" w:eastAsia="ＭＳ Ｐ明朝" w:hAnsi="ＭＳ Ｐ明朝"/>
@@ -1829,7 +1802,6 @@
         </w:rPr>
         <w:t>PrintMem</w:t>
       </w:r>
-      <w:proofErr w:type="spellEnd"/>
       <w:r>
         <w:rPr>
           <w:rFonts w:ascii="ＭＳ Ｐ明朝" w:eastAsia="ＭＳ Ｐ明朝" w:hAnsi="ＭＳ Ｐ明朝" w:hint="eastAsia"/>
@@ -1858,7 +1830,6 @@
         </w:rPr>
         <w:t>とすれば良い。ただし今回は親クラスの</w:t>
       </w:r>
-      <w:proofErr w:type="spellStart"/>
       <w:r>
         <w:rPr>
           <w:rFonts w:ascii="ＭＳ Ｐ明朝" w:eastAsia="ＭＳ Ｐ明朝" w:hAnsi="ＭＳ Ｐ明朝"/>
@@ -1866,7 +1837,6 @@
         </w:rPr>
         <w:t>ClassRoom</w:t>
       </w:r>
-      <w:proofErr w:type="spellEnd"/>
       <w:r>
         <w:rPr>
           <w:rFonts w:ascii="ＭＳ Ｐ明朝" w:eastAsia="ＭＳ Ｐ明朝" w:hAnsi="ＭＳ Ｐ明朝" w:hint="eastAsia"/>
@@ -1874,7 +1844,6 @@
         </w:rPr>
         <w:t>のメンバは子クラスの</w:t>
       </w:r>
-      <w:proofErr w:type="spellStart"/>
       <w:r>
         <w:rPr>
           <w:rFonts w:ascii="ＭＳ Ｐ明朝" w:eastAsia="ＭＳ Ｐ明朝" w:hAnsi="ＭＳ Ｐ明朝"/>
@@ -1882,7 +1851,6 @@
         </w:rPr>
         <w:t>PCRoom</w:t>
       </w:r>
-      <w:proofErr w:type="spellEnd"/>
       <w:r>
         <w:rPr>
           <w:rFonts w:ascii="ＭＳ Ｐ明朝" w:eastAsia="ＭＳ Ｐ明朝" w:hAnsi="ＭＳ Ｐ明朝" w:hint="eastAsia"/>
@@ -1918,7 +1886,6 @@
         </w:rPr>
         <w:t>にしなくてはならない。また</w:t>
       </w:r>
-      <w:proofErr w:type="spellStart"/>
       <w:r>
         <w:rPr>
           <w:rFonts w:ascii="ＭＳ Ｐ明朝" w:eastAsia="ＭＳ Ｐ明朝" w:hAnsi="ＭＳ Ｐ明朝"/>
@@ -1926,7 +1893,6 @@
         </w:rPr>
         <w:t>PrintMem</w:t>
       </w:r>
-      <w:proofErr w:type="spellEnd"/>
       <w:r>
         <w:rPr>
           <w:rFonts w:ascii="ＭＳ Ｐ明朝" w:eastAsia="ＭＳ Ｐ明朝" w:hAnsi="ＭＳ Ｐ明朝" w:hint="eastAsia"/>
@@ -1934,7 +1900,6 @@
         </w:rPr>
         <w:t>関数と</w:t>
       </w:r>
-      <w:proofErr w:type="spellStart"/>
       <w:r>
         <w:rPr>
           <w:rFonts w:ascii="ＭＳ Ｐ明朝" w:eastAsia="ＭＳ Ｐ明朝" w:hAnsi="ＭＳ Ｐ明朝"/>
@@ -1942,7 +1907,6 @@
         </w:rPr>
         <w:t>PrintMem</w:t>
       </w:r>
-      <w:proofErr w:type="spellEnd"/>
       <w:r>
         <w:rPr>
           <w:rFonts w:ascii="ＭＳ Ｐ明朝" w:eastAsia="ＭＳ Ｐ明朝" w:hAnsi="ＭＳ Ｐ明朝" w:hint="eastAsia"/>
@@ -1950,7 +1914,6 @@
         </w:rPr>
         <w:t>に使用される</w:t>
       </w:r>
-      <w:proofErr w:type="spellStart"/>
       <w:r>
         <w:rPr>
           <w:rFonts w:ascii="ＭＳ Ｐ明朝" w:eastAsia="ＭＳ Ｐ明朝" w:hAnsi="ＭＳ Ｐ明朝"/>
@@ -1958,7 +1921,6 @@
         </w:rPr>
         <w:t>PrintProjectorInfo</w:t>
       </w:r>
-      <w:proofErr w:type="spellEnd"/>
       <w:r>
         <w:rPr>
           <w:rFonts w:ascii="ＭＳ Ｐ明朝" w:eastAsia="ＭＳ Ｐ明朝" w:hAnsi="ＭＳ Ｐ明朝" w:hint="eastAsia"/>
@@ -1988,7 +1950,6 @@
         </w:rPr>
         <w:t>親クラスの</w:t>
       </w:r>
-      <w:proofErr w:type="spellStart"/>
       <w:r>
         <w:rPr>
           <w:rFonts w:ascii="ＭＳ Ｐ明朝" w:eastAsia="ＭＳ Ｐ明朝" w:hAnsi="ＭＳ Ｐ明朝"/>
@@ -1996,7 +1957,6 @@
         </w:rPr>
         <w:t>ClassRoom</w:t>
       </w:r>
-      <w:proofErr w:type="spellEnd"/>
       <w:r>
         <w:rPr>
           <w:rFonts w:ascii="ＭＳ Ｐ明朝" w:eastAsia="ＭＳ Ｐ明朝" w:hAnsi="ＭＳ Ｐ明朝" w:hint="eastAsia"/>
@@ -2081,7 +2041,6 @@
         </w:rPr>
         <w:t>型で直接定義した。</w:t>
       </w:r>
-      <w:proofErr w:type="spellStart"/>
       <w:r>
         <w:rPr>
           <w:rFonts w:ascii="ＭＳ Ｐ明朝" w:eastAsia="ＭＳ Ｐ明朝" w:hAnsi="ＭＳ Ｐ明朝"/>
@@ -2089,7 +2048,6 @@
         </w:rPr>
         <w:t>PCRoom</w:t>
       </w:r>
-      <w:proofErr w:type="spellEnd"/>
       <w:r>
         <w:rPr>
           <w:rFonts w:ascii="ＭＳ Ｐ明朝" w:eastAsia="ＭＳ Ｐ明朝" w:hAnsi="ＭＳ Ｐ明朝" w:hint="eastAsia"/>
@@ -2097,7 +2055,6 @@
         </w:rPr>
         <w:t>クラスでは親クラスの</w:t>
       </w:r>
-      <w:proofErr w:type="spellStart"/>
       <w:r>
         <w:rPr>
           <w:rFonts w:ascii="ＭＳ Ｐ明朝" w:eastAsia="ＭＳ Ｐ明朝" w:hAnsi="ＭＳ Ｐ明朝"/>
@@ -2105,7 +2062,6 @@
         </w:rPr>
         <w:t>ClassRoom</w:t>
       </w:r>
-      <w:proofErr w:type="spellEnd"/>
       <w:r>
         <w:rPr>
           <w:rFonts w:ascii="ＭＳ Ｐ明朝" w:eastAsia="ＭＳ Ｐ明朝" w:hAnsi="ＭＳ Ｐ明朝" w:hint="eastAsia"/>
@@ -2155,7 +2111,6 @@
         </w:rPr>
         <w:t>台にするように実装した。どのみち</w:t>
       </w:r>
-      <w:proofErr w:type="spellStart"/>
       <w:r>
         <w:rPr>
           <w:rFonts w:ascii="ＭＳ Ｐ明朝" w:eastAsia="ＭＳ Ｐ明朝" w:hAnsi="ＭＳ Ｐ明朝"/>
@@ -2163,7 +2118,6 @@
         </w:rPr>
         <w:t>PrintProjectorInfo</w:t>
       </w:r>
-      <w:proofErr w:type="spellEnd"/>
       <w:r>
         <w:rPr>
           <w:rFonts w:ascii="ＭＳ Ｐ明朝" w:eastAsia="ＭＳ Ｐ明朝" w:hAnsi="ＭＳ Ｐ明朝" w:hint="eastAsia"/>
@@ -2222,7 +2176,6 @@
         </w:rPr>
         <w:t xml:space="preserve">　次に出力用の</w:t>
       </w:r>
-      <w:proofErr w:type="spellStart"/>
       <w:r>
         <w:rPr>
           <w:rFonts w:ascii="ＭＳ Ｐ明朝" w:eastAsia="ＭＳ Ｐ明朝" w:hAnsi="ＭＳ Ｐ明朝"/>
@@ -2230,7 +2183,6 @@
         </w:rPr>
         <w:t>PrintMem</w:t>
       </w:r>
-      <w:proofErr w:type="spellEnd"/>
       <w:r>
         <w:rPr>
           <w:rFonts w:ascii="ＭＳ Ｐ明朝" w:eastAsia="ＭＳ Ｐ明朝" w:hAnsi="ＭＳ Ｐ明朝" w:hint="eastAsia"/>
@@ -2245,7 +2197,6 @@
         </w:rPr>
         <w:t>基本的には適切なメッセージをつけて、オブジェクトの情報を出力するようにしている。子クラスではこれをオーバーライドする形で使用しており、新たに子クラス限定の情報を出力するようにしている。</w:t>
       </w:r>
-      <w:proofErr w:type="spellStart"/>
       <w:r>
         <w:rPr>
           <w:rFonts w:ascii="ＭＳ Ｐ明朝" w:eastAsia="ＭＳ Ｐ明朝" w:hAnsi="ＭＳ Ｐ明朝"/>
@@ -2253,7 +2204,6 @@
         </w:rPr>
         <w:t>PrintProjectorInfo</w:t>
       </w:r>
-      <w:proofErr w:type="spellEnd"/>
       <w:r>
         <w:rPr>
           <w:rFonts w:ascii="ＭＳ Ｐ明朝" w:eastAsia="ＭＳ Ｐ明朝" w:hAnsi="ＭＳ Ｐ明朝" w:hint="eastAsia"/>
@@ -2584,7 +2534,6 @@
         </w:rPr>
         <w:t>、</w:t>
       </w:r>
-      <w:proofErr w:type="spellStart"/>
       <w:r>
         <w:rPr>
           <w:rFonts w:ascii="ＭＳ Ｐ明朝" w:eastAsia="ＭＳ Ｐ明朝" w:hAnsi="ＭＳ Ｐ明朝"/>
@@ -2592,7 +2541,6 @@
         </w:rPr>
         <w:t>mul</w:t>
       </w:r>
-      <w:proofErr w:type="spellEnd"/>
       <w:r>
         <w:rPr>
           <w:rFonts w:ascii="ＭＳ Ｐ明朝" w:eastAsia="ＭＳ Ｐ明朝" w:hAnsi="ＭＳ Ｐ明朝" w:hint="eastAsia"/>
@@ -2614,7 +2562,6 @@
         </w:rPr>
         <w:t>関数、行列式計算で用いる余因子展開の</w:t>
       </w:r>
-      <w:proofErr w:type="spellStart"/>
       <w:r>
         <w:rPr>
           <w:rFonts w:ascii="ＭＳ Ｐ明朝" w:eastAsia="ＭＳ Ｐ明朝" w:hAnsi="ＭＳ Ｐ明朝"/>
@@ -2622,7 +2569,6 @@
         </w:rPr>
         <w:t>getCofactor</w:t>
       </w:r>
-      <w:proofErr w:type="spellEnd"/>
       <w:r>
         <w:rPr>
           <w:rFonts w:ascii="ＭＳ Ｐ明朝" w:eastAsia="ＭＳ Ｐ明朝" w:hAnsi="ＭＳ Ｐ明朝" w:hint="eastAsia"/>
@@ -2702,7 +2648,6 @@
         </w:rPr>
         <w:t>を引数の</w:t>
       </w:r>
-      <w:proofErr w:type="gramStart"/>
       <w:r>
         <w:rPr>
           <w:rFonts w:ascii="ＭＳ Ｐ明朝" w:eastAsia="ＭＳ Ｐ明朝" w:hAnsi="ＭＳ Ｐ明朝"/>
@@ -2710,7 +2655,6 @@
         </w:rPr>
         <w:t>w</w:t>
       </w:r>
-      <w:proofErr w:type="gramEnd"/>
       <w:r>
         <w:rPr>
           <w:rFonts w:ascii="ＭＳ Ｐ明朝" w:eastAsia="ＭＳ Ｐ明朝" w:hAnsi="ＭＳ Ｐ明朝" w:hint="eastAsia"/>
@@ -2746,7 +2690,6 @@
         </w:rPr>
         <w:t>を後のメモリエラー対策のために</w:t>
       </w:r>
-      <w:proofErr w:type="spellStart"/>
       <w:r>
         <w:rPr>
           <w:rFonts w:ascii="ＭＳ Ｐ明朝" w:eastAsia="ＭＳ Ｐ明朝" w:hAnsi="ＭＳ Ｐ明朝"/>
@@ -2754,7 +2697,6 @@
         </w:rPr>
         <w:t>nullptr</w:t>
       </w:r>
-      <w:proofErr w:type="spellEnd"/>
       <w:r>
         <w:rPr>
           <w:rFonts w:ascii="ＭＳ Ｐ明朝" w:eastAsia="ＭＳ Ｐ明朝" w:hAnsi="ＭＳ Ｐ明朝" w:hint="eastAsia"/>
@@ -2797,7 +2739,6 @@
         </w:rPr>
         <w:t>次元配列の</w:t>
       </w:r>
-      <w:proofErr w:type="spellStart"/>
       <w:r>
         <w:rPr>
           <w:rFonts w:ascii="ＭＳ Ｐ明朝" w:eastAsia="ＭＳ Ｐ明朝" w:hAnsi="ＭＳ Ｐ明朝"/>
@@ -2805,7 +2746,6 @@
         </w:rPr>
         <w:t>elem</w:t>
       </w:r>
-      <w:proofErr w:type="spellEnd"/>
       <w:r>
         <w:rPr>
           <w:rFonts w:ascii="ＭＳ Ｐ明朝" w:eastAsia="ＭＳ Ｐ明朝" w:hAnsi="ＭＳ Ｐ明朝" w:hint="eastAsia"/>
@@ -2904,7 +2844,6 @@
         </w:rPr>
         <w:t>文を使用して、メモリエラーが発生したときに投げられる</w:t>
       </w:r>
-      <w:proofErr w:type="spellStart"/>
       <w:r>
         <w:rPr>
           <w:rFonts w:ascii="ＭＳ Ｐ明朝" w:eastAsia="ＭＳ Ｐ明朝" w:hAnsi="ＭＳ Ｐ明朝"/>
@@ -2912,7 +2851,6 @@
         </w:rPr>
         <w:t>bad_alloc</w:t>
       </w:r>
-      <w:proofErr w:type="spellEnd"/>
       <w:r>
         <w:rPr>
           <w:rFonts w:ascii="ＭＳ Ｐ明朝" w:eastAsia="ＭＳ Ｐ明朝" w:hAnsi="ＭＳ Ｐ明朝" w:hint="eastAsia"/>
@@ -2955,7 +2893,6 @@
         </w:rPr>
         <w:t>、</w:t>
       </w:r>
-      <w:proofErr w:type="spellStart"/>
       <w:r>
         <w:rPr>
           <w:rFonts w:ascii="ＭＳ Ｐ明朝" w:eastAsia="ＭＳ Ｐ明朝" w:hAnsi="ＭＳ Ｐ明朝"/>
@@ -2963,7 +2900,6 @@
         </w:rPr>
         <w:t>mul</w:t>
       </w:r>
-      <w:proofErr w:type="spellEnd"/>
       <w:r>
         <w:rPr>
           <w:rFonts w:ascii="ＭＳ Ｐ明朝" w:eastAsia="ＭＳ Ｐ明朝" w:hAnsi="ＭＳ Ｐ明朝" w:hint="eastAsia"/>
@@ -2971,7 +2907,6 @@
         </w:rPr>
         <w:t>、</w:t>
       </w:r>
-      <w:proofErr w:type="spellStart"/>
       <w:r>
         <w:rPr>
           <w:rFonts w:ascii="ＭＳ Ｐ明朝" w:eastAsia="ＭＳ Ｐ明朝" w:hAnsi="ＭＳ Ｐ明朝"/>
@@ -2979,7 +2914,6 @@
         </w:rPr>
         <w:t>getCofactor</w:t>
       </w:r>
-      <w:proofErr w:type="spellEnd"/>
       <w:r>
         <w:rPr>
           <w:rFonts w:ascii="ＭＳ Ｐ明朝" w:eastAsia="ＭＳ Ｐ明朝" w:hAnsi="ＭＳ Ｐ明朝" w:hint="eastAsia"/>
@@ -3142,7 +3076,6 @@
         </w:rPr>
         <w:t>第</w:t>
       </w:r>
-      <w:proofErr w:type="gramStart"/>
       <w:r>
         <w:rPr>
           <w:rFonts w:ascii="ＭＳ Ｐ明朝" w:eastAsia="ＭＳ Ｐ明朝" w:hAnsi="ＭＳ Ｐ明朝"/>
@@ -3150,7 +3083,6 @@
         </w:rPr>
         <w:t>m</w:t>
       </w:r>
-      <w:proofErr w:type="gramEnd"/>
       <w:r>
         <w:rPr>
           <w:rFonts w:ascii="ＭＳ Ｐ明朝" w:eastAsia="ＭＳ Ｐ明朝" w:hAnsi="ＭＳ Ｐ明朝" w:hint="eastAsia"/>
@@ -3200,7 +3132,6 @@
         </w:rPr>
         <w:t>の</w:t>
       </w:r>
-      <w:proofErr w:type="gramStart"/>
       <w:r>
         <w:rPr>
           <w:rFonts w:ascii="ＭＳ Ｐ明朝" w:eastAsia="ＭＳ Ｐ明朝" w:hAnsi="ＭＳ Ｐ明朝"/>
@@ -3208,7 +3139,6 @@
         </w:rPr>
         <w:t>m</w:t>
       </w:r>
-      <w:proofErr w:type="gramEnd"/>
       <w:r>
         <w:rPr>
           <w:rFonts w:ascii="ＭＳ Ｐ明朝" w:eastAsia="ＭＳ Ｐ明朝" w:hAnsi="ＭＳ Ｐ明朝" w:hint="eastAsia"/>
@@ -4405,7 +4335,6 @@
         </w:rPr>
         <w:t>演算を行う上で、行列のサイズが正しいかどうかを判別し、不適当であれば</w:t>
       </w:r>
-      <w:proofErr w:type="spellStart"/>
       <w:r>
         <w:rPr>
           <w:rFonts w:ascii="ＭＳ Ｐ明朝" w:eastAsia="ＭＳ Ｐ明朝" w:hAnsi="ＭＳ Ｐ明朝"/>
@@ -4414,7 +4343,6 @@
         </w:rPr>
         <w:t>invalid_argument</w:t>
       </w:r>
-      <w:proofErr w:type="spellEnd"/>
       <w:r>
         <w:rPr>
           <w:rFonts w:ascii="ＭＳ Ｐ明朝" w:eastAsia="ＭＳ Ｐ明朝" w:hAnsi="ＭＳ Ｐ明朝" w:hint="eastAsia"/>
@@ -4463,7 +4391,6 @@
         </w:rPr>
         <w:t>次元配列</w:t>
       </w:r>
-      <w:proofErr w:type="spellStart"/>
       <w:r>
         <w:rPr>
           <w:rFonts w:ascii="ＭＳ Ｐ明朝" w:eastAsia="ＭＳ Ｐ明朝" w:hAnsi="ＭＳ Ｐ明朝"/>
@@ -4472,7 +4399,6 @@
         </w:rPr>
         <w:t>elem</w:t>
       </w:r>
-      <w:proofErr w:type="spellEnd"/>
       <w:r>
         <w:rPr>
           <w:rFonts w:ascii="ＭＳ Ｐ明朝" w:eastAsia="ＭＳ Ｐ明朝" w:hAnsi="ＭＳ Ｐ明朝" w:hint="eastAsia"/>
@@ -4521,7 +4447,6 @@
         </w:rPr>
         <w:t>コンストラクタの実行後は不要になった</w:t>
       </w:r>
-      <w:proofErr w:type="spellStart"/>
       <w:r>
         <w:rPr>
           <w:rFonts w:ascii="ＭＳ Ｐ明朝" w:eastAsia="ＭＳ Ｐ明朝" w:hAnsi="ＭＳ Ｐ明朝"/>
@@ -4530,7 +4455,6 @@
         </w:rPr>
         <w:t>elem</w:t>
       </w:r>
-      <w:proofErr w:type="spellEnd"/>
       <w:r>
         <w:rPr>
           <w:rFonts w:ascii="ＭＳ Ｐ明朝" w:eastAsia="ＭＳ Ｐ明朝" w:hAnsi="ＭＳ Ｐ明朝" w:hint="eastAsia"/>
@@ -4943,6 +4867,999 @@
         </w:rPr>
         <w:t xml:space="preserve">　</w:t>
       </w:r>
+      <w:r>
+        <w:rPr>
+          <w:rFonts w:ascii="ＭＳ Ｐ明朝" w:eastAsia="ＭＳ Ｐ明朝" w:hAnsi="ＭＳ Ｐ明朝" w:hint="eastAsia"/>
+          <w:sz w:val="24"/>
+        </w:rPr>
+        <w:t>この課題では、コマンドライン引数に与えられた、英文の記載された</w:t>
+      </w:r>
+      <w:r>
+        <w:rPr>
+          <w:rFonts w:ascii="ＭＳ Ｐ明朝" w:eastAsia="ＭＳ Ｐ明朝" w:hAnsi="ＭＳ Ｐ明朝"/>
+          <w:sz w:val="24"/>
+        </w:rPr>
+        <w:t>2</w:t>
+      </w:r>
+      <w:r>
+        <w:rPr>
+          <w:rFonts w:ascii="ＭＳ Ｐ明朝" w:eastAsia="ＭＳ Ｐ明朝" w:hAnsi="ＭＳ Ｐ明朝" w:hint="eastAsia"/>
+          <w:sz w:val="24"/>
+        </w:rPr>
+        <w:t>つのテキストファイルから単語の長さ毎の出現頻度を読み取るプログラムを実装する。</w:t>
+      </w:r>
+      <w:r>
+        <w:rPr>
+          <w:rFonts w:ascii="ＭＳ Ｐ明朝" w:eastAsia="ＭＳ Ｐ明朝" w:hAnsi="ＭＳ Ｐ明朝"/>
+          <w:sz w:val="24"/>
+        </w:rPr>
+        <w:t>PDF</w:t>
+      </w:r>
+      <w:r>
+        <w:rPr>
+          <w:rFonts w:ascii="ＭＳ Ｐ明朝" w:eastAsia="ＭＳ Ｐ明朝" w:hAnsi="ＭＳ Ｐ明朝" w:hint="eastAsia"/>
+          <w:sz w:val="24"/>
+        </w:rPr>
+        <w:t>では、単語の長さと出現頻度をクラスで定義してカプセル化することや出現頻度のソートプログラムの実装を要求されている。そのため今回は、出現頻度等を表す</w:t>
+      </w:r>
+      <w:r>
+        <w:rPr>
+          <w:rFonts w:ascii="ＭＳ Ｐ明朝" w:eastAsia="ＭＳ Ｐ明朝" w:hAnsi="ＭＳ Ｐ明朝"/>
+          <w:sz w:val="24"/>
+        </w:rPr>
+        <w:t>WordFreq</w:t>
+      </w:r>
+      <w:r>
+        <w:rPr>
+          <w:rFonts w:ascii="ＭＳ Ｐ明朝" w:eastAsia="ＭＳ Ｐ明朝" w:hAnsi="ＭＳ Ｐ明朝" w:hint="eastAsia"/>
+          <w:sz w:val="24"/>
+        </w:rPr>
+        <w:t>クラスと、文章解析用の</w:t>
+      </w:r>
+      <w:r>
+        <w:rPr>
+          <w:rFonts w:ascii="ＭＳ Ｐ明朝" w:eastAsia="ＭＳ Ｐ明朝" w:hAnsi="ＭＳ Ｐ明朝"/>
+          <w:sz w:val="24"/>
+        </w:rPr>
+        <w:t>TextAnayzer</w:t>
+      </w:r>
+      <w:r>
+        <w:rPr>
+          <w:rFonts w:ascii="ＭＳ Ｐ明朝" w:eastAsia="ＭＳ Ｐ明朝" w:hAnsi="ＭＳ Ｐ明朝" w:hint="eastAsia"/>
+          <w:sz w:val="24"/>
+        </w:rPr>
+        <w:t>クラスを用意した。</w:t>
+      </w:r>
+    </w:p>
+    <w:p>
+      <w:pPr>
+        <w:rPr>
+          <w:rFonts w:ascii="ＭＳ Ｐ明朝" w:eastAsia="ＭＳ Ｐ明朝" w:hAnsi="ＭＳ Ｐ明朝"/>
+          <w:sz w:val="24"/>
+        </w:rPr>
+      </w:pPr>
+      <w:r>
+        <w:rPr>
+          <w:rFonts w:ascii="ＭＳ Ｐ明朝" w:eastAsia="ＭＳ Ｐ明朝" w:hAnsi="ＭＳ Ｐ明朝" w:hint="eastAsia"/>
+          <w:sz w:val="24"/>
+        </w:rPr>
+        <w:t xml:space="preserve">　</w:t>
+      </w:r>
+      <w:r>
+        <w:rPr>
+          <w:rFonts w:ascii="ＭＳ Ｐ明朝" w:eastAsia="ＭＳ Ｐ明朝" w:hAnsi="ＭＳ Ｐ明朝"/>
+          <w:sz w:val="24"/>
+        </w:rPr>
+        <w:t>WordFreq</w:t>
+      </w:r>
+      <w:r>
+        <w:rPr>
+          <w:rFonts w:ascii="ＭＳ Ｐ明朝" w:eastAsia="ＭＳ Ｐ明朝" w:hAnsi="ＭＳ Ｐ明朝" w:hint="eastAsia"/>
+          <w:sz w:val="24"/>
+        </w:rPr>
+        <w:t>クラスでは、</w:t>
+      </w:r>
+      <w:r>
+        <w:rPr>
+          <w:rFonts w:ascii="ＭＳ Ｐ明朝" w:eastAsia="ＭＳ Ｐ明朝" w:hAnsi="ＭＳ Ｐ明朝" w:hint="eastAsia"/>
+          <w:sz w:val="24"/>
+        </w:rPr>
+        <w:t>初期化を行うコンストラクタおよびコピーコンストラクタ、単語の長さを返す</w:t>
+      </w:r>
+      <w:r>
+        <w:rPr>
+          <w:rFonts w:ascii="ＭＳ Ｐ明朝" w:eastAsia="ＭＳ Ｐ明朝" w:hAnsi="ＭＳ Ｐ明朝"/>
+          <w:sz w:val="24"/>
+        </w:rPr>
+        <w:t>getLen</w:t>
+      </w:r>
+      <w:r>
+        <w:rPr>
+          <w:rFonts w:ascii="ＭＳ Ｐ明朝" w:eastAsia="ＭＳ Ｐ明朝" w:hAnsi="ＭＳ Ｐ明朝" w:hint="eastAsia"/>
+          <w:sz w:val="24"/>
+        </w:rPr>
+        <w:t>関数、単語の出現頻度を返す</w:t>
+      </w:r>
+      <w:r>
+        <w:rPr>
+          <w:rFonts w:ascii="ＭＳ Ｐ明朝" w:eastAsia="ＭＳ Ｐ明朝" w:hAnsi="ＭＳ Ｐ明朝"/>
+          <w:sz w:val="24"/>
+        </w:rPr>
+        <w:t>getFreq</w:t>
+      </w:r>
+      <w:r>
+        <w:rPr>
+          <w:rFonts w:ascii="ＭＳ Ｐ明朝" w:eastAsia="ＭＳ Ｐ明朝" w:hAnsi="ＭＳ Ｐ明朝" w:hint="eastAsia"/>
+          <w:sz w:val="24"/>
+        </w:rPr>
+        <w:t>関数、出現頻度をインクリメントする</w:t>
+      </w:r>
+      <w:r>
+        <w:rPr>
+          <w:rFonts w:ascii="ＭＳ Ｐ明朝" w:eastAsia="ＭＳ Ｐ明朝" w:hAnsi="ＭＳ Ｐ明朝"/>
+          <w:sz w:val="24"/>
+        </w:rPr>
+        <w:t>addFreq</w:t>
+      </w:r>
+      <w:r>
+        <w:rPr>
+          <w:rFonts w:ascii="ＭＳ Ｐ明朝" w:eastAsia="ＭＳ Ｐ明朝" w:hAnsi="ＭＳ Ｐ明朝" w:hint="eastAsia"/>
+          <w:sz w:val="24"/>
+        </w:rPr>
+        <w:t>関数を定義し、</w:t>
+      </w:r>
+      <w:r>
+        <w:rPr>
+          <w:rFonts w:ascii="ＭＳ Ｐ明朝" w:eastAsia="ＭＳ Ｐ明朝" w:hAnsi="ＭＳ Ｐ明朝"/>
+          <w:sz w:val="24"/>
+        </w:rPr>
+        <w:t>private</w:t>
+      </w:r>
+      <w:r>
+        <w:rPr>
+          <w:rFonts w:ascii="ＭＳ Ｐ明朝" w:eastAsia="ＭＳ Ｐ明朝" w:hAnsi="ＭＳ Ｐ明朝" w:hint="eastAsia"/>
+          <w:sz w:val="24"/>
+        </w:rPr>
+        <w:t>なメンバ変数として、単語の長さを表す</w:t>
+      </w:r>
+      <w:r>
+        <w:rPr>
+          <w:rFonts w:ascii="ＭＳ Ｐ明朝" w:eastAsia="ＭＳ Ｐ明朝" w:hAnsi="ＭＳ Ｐ明朝"/>
+          <w:sz w:val="24"/>
+        </w:rPr>
+        <w:t>len</w:t>
+      </w:r>
+      <w:r>
+        <w:rPr>
+          <w:rFonts w:ascii="ＭＳ Ｐ明朝" w:eastAsia="ＭＳ Ｐ明朝" w:hAnsi="ＭＳ Ｐ明朝" w:hint="eastAsia"/>
+          <w:sz w:val="24"/>
+        </w:rPr>
+        <w:t>と単語の出現頻度を表す</w:t>
+      </w:r>
+      <w:r>
+        <w:rPr>
+          <w:rFonts w:ascii="ＭＳ Ｐ明朝" w:eastAsia="ＭＳ Ｐ明朝" w:hAnsi="ＭＳ Ｐ明朝"/>
+          <w:sz w:val="24"/>
+        </w:rPr>
+        <w:t>freq</w:t>
+      </w:r>
+      <w:r>
+        <w:rPr>
+          <w:rFonts w:ascii="ＭＳ Ｐ明朝" w:eastAsia="ＭＳ Ｐ明朝" w:hAnsi="ＭＳ Ｐ明朝" w:hint="eastAsia"/>
+          <w:sz w:val="24"/>
+        </w:rPr>
+        <w:t>をカプセル化して定義した。</w:t>
+      </w:r>
+      <w:r>
+        <w:rPr>
+          <w:rFonts w:ascii="ＭＳ Ｐ明朝" w:eastAsia="ＭＳ Ｐ明朝" w:hAnsi="ＭＳ Ｐ明朝" w:hint="eastAsia"/>
+          <w:sz w:val="24"/>
+        </w:rPr>
+        <w:t>これをどのように扱うかは次の</w:t>
+      </w:r>
+      <w:r>
+        <w:rPr>
+          <w:rFonts w:ascii="ＭＳ Ｐ明朝" w:eastAsia="ＭＳ Ｐ明朝" w:hAnsi="ＭＳ Ｐ明朝"/>
+          <w:sz w:val="24"/>
+        </w:rPr>
+        <w:t>TextAnalyzer</w:t>
+      </w:r>
+      <w:r>
+        <w:rPr>
+          <w:rFonts w:ascii="ＭＳ Ｐ明朝" w:eastAsia="ＭＳ Ｐ明朝" w:hAnsi="ＭＳ Ｐ明朝" w:hint="eastAsia"/>
+          <w:sz w:val="24"/>
+        </w:rPr>
+        <w:t>クラスの説明であわせて行う。</w:t>
+      </w:r>
+    </w:p>
+    <w:p>
+      <w:pPr>
+        <w:rPr>
+          <w:rFonts w:ascii="ＭＳ Ｐ明朝" w:eastAsia="ＭＳ Ｐ明朝" w:hAnsi="ＭＳ Ｐ明朝"/>
+          <w:sz w:val="24"/>
+        </w:rPr>
+      </w:pPr>
+      <w:r>
+        <w:rPr>
+          <w:rFonts w:ascii="ＭＳ Ｐ明朝" w:eastAsia="ＭＳ Ｐ明朝" w:hAnsi="ＭＳ Ｐ明朝" w:hint="eastAsia"/>
+          <w:sz w:val="24"/>
+        </w:rPr>
+        <w:t xml:space="preserve">　</w:t>
+      </w:r>
+      <w:r>
+        <w:rPr>
+          <w:rFonts w:ascii="ＭＳ Ｐ明朝" w:eastAsia="ＭＳ Ｐ明朝" w:hAnsi="ＭＳ Ｐ明朝"/>
+          <w:sz w:val="24"/>
+        </w:rPr>
+        <w:t>TextAnalyzer</w:t>
+      </w:r>
+      <w:r>
+        <w:rPr>
+          <w:rFonts w:ascii="ＭＳ Ｐ明朝" w:eastAsia="ＭＳ Ｐ明朝" w:hAnsi="ＭＳ Ｐ明朝" w:hint="eastAsia"/>
+          <w:sz w:val="24"/>
+        </w:rPr>
+        <w:t>クラスでは、メンバ変数として単語の</w:t>
+      </w:r>
+      <w:r>
+        <w:rPr>
+          <w:rFonts w:ascii="ＭＳ Ｐ明朝" w:eastAsia="ＭＳ Ｐ明朝" w:hAnsi="ＭＳ Ｐ明朝"/>
+          <w:sz w:val="24"/>
+        </w:rPr>
+        <w:t>vector</w:t>
+      </w:r>
+      <w:r>
+        <w:rPr>
+          <w:rFonts w:ascii="ＭＳ Ｐ明朝" w:eastAsia="ＭＳ Ｐ明朝" w:hAnsi="ＭＳ Ｐ明朝" w:hint="eastAsia"/>
+          <w:sz w:val="24"/>
+        </w:rPr>
+        <w:t>の</w:t>
+      </w:r>
+      <w:r>
+        <w:rPr>
+          <w:rFonts w:ascii="ＭＳ Ｐ明朝" w:eastAsia="ＭＳ Ｐ明朝" w:hAnsi="ＭＳ Ｐ明朝"/>
+          <w:sz w:val="24"/>
+        </w:rPr>
+        <w:t>words</w:t>
+      </w:r>
+      <w:r>
+        <w:rPr>
+          <w:rFonts w:ascii="ＭＳ Ｐ明朝" w:eastAsia="ＭＳ Ｐ明朝" w:hAnsi="ＭＳ Ｐ明朝" w:hint="eastAsia"/>
+          <w:sz w:val="24"/>
+        </w:rPr>
+        <w:t>、出現頻度の</w:t>
+      </w:r>
+      <w:r>
+        <w:rPr>
+          <w:rFonts w:ascii="ＭＳ Ｐ明朝" w:eastAsia="ＭＳ Ｐ明朝" w:hAnsi="ＭＳ Ｐ明朝"/>
+          <w:sz w:val="24"/>
+        </w:rPr>
+        <w:t>vector</w:t>
+      </w:r>
+      <w:r>
+        <w:rPr>
+          <w:rFonts w:ascii="ＭＳ Ｐ明朝" w:eastAsia="ＭＳ Ｐ明朝" w:hAnsi="ＭＳ Ｐ明朝" w:hint="eastAsia"/>
+          <w:sz w:val="24"/>
+        </w:rPr>
+        <w:t>の</w:t>
+      </w:r>
+      <w:r>
+        <w:rPr>
+          <w:rFonts w:ascii="ＭＳ Ｐ明朝" w:eastAsia="ＭＳ Ｐ明朝" w:hAnsi="ＭＳ Ｐ明朝"/>
+          <w:sz w:val="24"/>
+        </w:rPr>
+        <w:t>freqtable</w:t>
+      </w:r>
+      <w:r>
+        <w:rPr>
+          <w:rFonts w:ascii="ＭＳ Ｐ明朝" w:eastAsia="ＭＳ Ｐ明朝" w:hAnsi="ＭＳ Ｐ明朝" w:hint="eastAsia"/>
+          <w:sz w:val="24"/>
+        </w:rPr>
+        <w:t>、解析する文を格納する</w:t>
+      </w:r>
+      <w:r>
+        <w:rPr>
+          <w:rFonts w:ascii="ＭＳ Ｐ明朝" w:eastAsia="ＭＳ Ｐ明朝" w:hAnsi="ＭＳ Ｐ明朝"/>
+          <w:sz w:val="24"/>
+        </w:rPr>
+        <w:t>text</w:t>
+      </w:r>
+      <w:r>
+        <w:rPr>
+          <w:rFonts w:ascii="ＭＳ Ｐ明朝" w:eastAsia="ＭＳ Ｐ明朝" w:hAnsi="ＭＳ Ｐ明朝" w:hint="eastAsia"/>
+          <w:sz w:val="24"/>
+        </w:rPr>
+        <w:t>を定義した。メンバ関数としては、</w:t>
+      </w:r>
+      <w:r>
+        <w:rPr>
+          <w:rFonts w:ascii="ＭＳ Ｐ明朝" w:eastAsia="ＭＳ Ｐ明朝" w:hAnsi="ＭＳ Ｐ明朝" w:hint="eastAsia"/>
+          <w:sz w:val="24"/>
+        </w:rPr>
+        <w:t>ファイルの読み込みおよび</w:t>
+      </w:r>
+      <w:r>
+        <w:rPr>
+          <w:rFonts w:ascii="ＭＳ Ｐ明朝" w:eastAsia="ＭＳ Ｐ明朝" w:hAnsi="ＭＳ Ｐ明朝"/>
+          <w:sz w:val="24"/>
+        </w:rPr>
+        <w:t>text</w:t>
+      </w:r>
+      <w:r>
+        <w:rPr>
+          <w:rFonts w:ascii="ＭＳ Ｐ明朝" w:eastAsia="ＭＳ Ｐ明朝" w:hAnsi="ＭＳ Ｐ明朝" w:hint="eastAsia"/>
+          <w:sz w:val="24"/>
+        </w:rPr>
+        <w:t>の構成を行う</w:t>
+      </w:r>
+      <w:r>
+        <w:rPr>
+          <w:rFonts w:ascii="ＭＳ Ｐ明朝" w:eastAsia="ＭＳ Ｐ明朝" w:hAnsi="ＭＳ Ｐ明朝"/>
+          <w:sz w:val="24"/>
+        </w:rPr>
+        <w:t>loadFile</w:t>
+      </w:r>
+      <w:r>
+        <w:rPr>
+          <w:rFonts w:ascii="ＭＳ Ｐ明朝" w:eastAsia="ＭＳ Ｐ明朝" w:hAnsi="ＭＳ Ｐ明朝" w:hint="eastAsia"/>
+          <w:sz w:val="24"/>
+        </w:rPr>
+        <w:t>、単語の出現頻度の計算をする</w:t>
+      </w:r>
+      <w:r>
+        <w:rPr>
+          <w:rFonts w:ascii="ＭＳ Ｐ明朝" w:eastAsia="ＭＳ Ｐ明朝" w:hAnsi="ＭＳ Ｐ明朝"/>
+          <w:sz w:val="24"/>
+        </w:rPr>
+        <w:t>countFreq</w:t>
+      </w:r>
+      <w:r>
+        <w:rPr>
+          <w:rFonts w:ascii="ＭＳ Ｐ明朝" w:eastAsia="ＭＳ Ｐ明朝" w:hAnsi="ＭＳ Ｐ明朝" w:hint="eastAsia"/>
+          <w:sz w:val="24"/>
+        </w:rPr>
+        <w:t>、出現頻度の多い順にソートする</w:t>
+      </w:r>
+      <w:r>
+        <w:rPr>
+          <w:rFonts w:ascii="ＭＳ Ｐ明朝" w:eastAsia="ＭＳ Ｐ明朝" w:hAnsi="ＭＳ Ｐ明朝"/>
+          <w:sz w:val="24"/>
+        </w:rPr>
+        <w:t>sortFreq</w:t>
+      </w:r>
+      <w:r>
+        <w:rPr>
+          <w:rFonts w:ascii="ＭＳ Ｐ明朝" w:eastAsia="ＭＳ Ｐ明朝" w:hAnsi="ＭＳ Ｐ明朝" w:hint="eastAsia"/>
+          <w:sz w:val="24"/>
+        </w:rPr>
+        <w:t>、出力用の</w:t>
+      </w:r>
+      <w:r>
+        <w:rPr>
+          <w:rFonts w:ascii="ＭＳ Ｐ明朝" w:eastAsia="ＭＳ Ｐ明朝" w:hAnsi="ＭＳ Ｐ明朝"/>
+          <w:sz w:val="24"/>
+        </w:rPr>
+        <w:t>print</w:t>
+      </w:r>
+      <w:r>
+        <w:rPr>
+          <w:rFonts w:ascii="ＭＳ Ｐ明朝" w:eastAsia="ＭＳ Ｐ明朝" w:hAnsi="ＭＳ Ｐ明朝" w:hint="eastAsia"/>
+          <w:sz w:val="24"/>
+        </w:rPr>
+        <w:t>と</w:t>
+      </w:r>
+      <w:r>
+        <w:rPr>
+          <w:rFonts w:ascii="ＭＳ Ｐ明朝" w:eastAsia="ＭＳ Ｐ明朝" w:hAnsi="ＭＳ Ｐ明朝"/>
+          <w:sz w:val="24"/>
+        </w:rPr>
+        <w:t>printCompare</w:t>
+      </w:r>
+      <w:r>
+        <w:rPr>
+          <w:rFonts w:ascii="ＭＳ Ｐ明朝" w:eastAsia="ＭＳ Ｐ明朝" w:hAnsi="ＭＳ Ｐ明朝" w:hint="eastAsia"/>
+          <w:sz w:val="24"/>
+        </w:rPr>
+        <w:t>、文の数を返す</w:t>
+      </w:r>
+      <w:r>
+        <w:rPr>
+          <w:rFonts w:ascii="ＭＳ Ｐ明朝" w:eastAsia="ＭＳ Ｐ明朝" w:hAnsi="ＭＳ Ｐ明朝"/>
+          <w:sz w:val="24"/>
+        </w:rPr>
+        <w:t>getSentenceCount</w:t>
+      </w:r>
+      <w:r>
+        <w:rPr>
+          <w:rFonts w:ascii="ＭＳ Ｐ明朝" w:eastAsia="ＭＳ Ｐ明朝" w:hAnsi="ＭＳ Ｐ明朝" w:hint="eastAsia"/>
+          <w:sz w:val="24"/>
+        </w:rPr>
+        <w:t>、総単語数を返す</w:t>
+      </w:r>
+      <w:r>
+        <w:rPr>
+          <w:rFonts w:ascii="ＭＳ Ｐ明朝" w:eastAsia="ＭＳ Ｐ明朝" w:hAnsi="ＭＳ Ｐ明朝"/>
+          <w:sz w:val="24"/>
+        </w:rPr>
+        <w:t>getTotalWord</w:t>
+      </w:r>
+      <w:r>
+        <w:rPr>
+          <w:rFonts w:ascii="ＭＳ Ｐ明朝" w:eastAsia="ＭＳ Ｐ明朝" w:hAnsi="ＭＳ Ｐ明朝" w:hint="eastAsia"/>
+          <w:sz w:val="24"/>
+        </w:rPr>
+        <w:t>、</w:t>
+      </w:r>
+      <w:r>
+        <w:rPr>
+          <w:rFonts w:ascii="ＭＳ Ｐ明朝" w:eastAsia="ＭＳ Ｐ明朝" w:hAnsi="ＭＳ Ｐ明朝"/>
+          <w:sz w:val="24"/>
+        </w:rPr>
+        <w:t>1</w:t>
+      </w:r>
+      <w:r>
+        <w:rPr>
+          <w:rFonts w:ascii="ＭＳ Ｐ明朝" w:eastAsia="ＭＳ Ｐ明朝" w:hAnsi="ＭＳ Ｐ明朝" w:hint="eastAsia"/>
+          <w:sz w:val="24"/>
+        </w:rPr>
+        <w:t>文あたりの平均単語数を返す</w:t>
+      </w:r>
+      <w:r>
+        <w:rPr>
+          <w:rFonts w:ascii="ＭＳ Ｐ明朝" w:eastAsia="ＭＳ Ｐ明朝" w:hAnsi="ＭＳ Ｐ明朝"/>
+          <w:sz w:val="24"/>
+        </w:rPr>
+        <w:t>getWordAve</w:t>
+      </w:r>
+      <w:r>
+        <w:rPr>
+          <w:rFonts w:ascii="ＭＳ Ｐ明朝" w:eastAsia="ＭＳ Ｐ明朝" w:hAnsi="ＭＳ Ｐ明朝" w:hint="eastAsia"/>
+          <w:sz w:val="24"/>
+        </w:rPr>
+        <w:t>を定義した。まず</w:t>
+      </w:r>
+      <w:r>
+        <w:rPr>
+          <w:rFonts w:ascii="ＭＳ Ｐ明朝" w:eastAsia="ＭＳ Ｐ明朝" w:hAnsi="ＭＳ Ｐ明朝"/>
+          <w:sz w:val="24"/>
+        </w:rPr>
+        <w:t>loadFile</w:t>
+      </w:r>
+      <w:r>
+        <w:rPr>
+          <w:rFonts w:ascii="ＭＳ Ｐ明朝" w:eastAsia="ＭＳ Ｐ明朝" w:hAnsi="ＭＳ Ｐ明朝" w:hint="eastAsia"/>
+          <w:sz w:val="24"/>
+        </w:rPr>
+        <w:t>では、引数の文字列のファイルを開き、それを</w:t>
+      </w:r>
+      <w:r>
+        <w:rPr>
+          <w:rFonts w:ascii="ＭＳ Ｐ明朝" w:eastAsia="ＭＳ Ｐ明朝" w:hAnsi="ＭＳ Ｐ明朝"/>
+          <w:sz w:val="24"/>
+        </w:rPr>
+        <w:t>1</w:t>
+      </w:r>
+      <w:r>
+        <w:rPr>
+          <w:rFonts w:ascii="ＭＳ Ｐ明朝" w:eastAsia="ＭＳ Ｐ明朝" w:hAnsi="ＭＳ Ｐ明朝" w:hint="eastAsia"/>
+          <w:sz w:val="24"/>
+        </w:rPr>
+        <w:t>行ずつ読み取って</w:t>
+      </w:r>
+      <w:r>
+        <w:rPr>
+          <w:rFonts w:ascii="ＭＳ Ｐ明朝" w:eastAsia="ＭＳ Ｐ明朝" w:hAnsi="ＭＳ Ｐ明朝" w:hint="eastAsia"/>
+          <w:sz w:val="24"/>
+        </w:rPr>
+        <w:t>空白で</w:t>
+      </w:r>
+      <w:r>
+        <w:rPr>
+          <w:rFonts w:ascii="ＭＳ Ｐ明朝" w:eastAsia="ＭＳ Ｐ明朝" w:hAnsi="ＭＳ Ｐ明朝" w:hint="eastAsia"/>
+          <w:sz w:val="24"/>
+        </w:rPr>
+        <w:t>区切っていき、区切られた</w:t>
+      </w:r>
+      <w:r>
+        <w:rPr>
+          <w:rFonts w:ascii="ＭＳ Ｐ明朝" w:eastAsia="ＭＳ Ｐ明朝" w:hAnsi="ＭＳ Ｐ明朝" w:hint="eastAsia"/>
+          <w:sz w:val="24"/>
+        </w:rPr>
+        <w:t>文</w:t>
+      </w:r>
+      <w:r>
+        <w:rPr>
+          <w:rFonts w:ascii="ＭＳ Ｐ明朝" w:eastAsia="ＭＳ Ｐ明朝" w:hAnsi="ＭＳ Ｐ明朝" w:hint="eastAsia"/>
+          <w:sz w:val="24"/>
+        </w:rPr>
+        <w:t>を</w:t>
+      </w:r>
+      <w:r>
+        <w:rPr>
+          <w:rFonts w:ascii="ＭＳ Ｐ明朝" w:eastAsia="ＭＳ Ｐ明朝" w:hAnsi="ＭＳ Ｐ明朝"/>
+          <w:sz w:val="24"/>
+        </w:rPr>
+        <w:t>text</w:t>
+      </w:r>
+      <w:r>
+        <w:rPr>
+          <w:rFonts w:ascii="ＭＳ Ｐ明朝" w:eastAsia="ＭＳ Ｐ明朝" w:hAnsi="ＭＳ Ｐ明朝" w:hint="eastAsia"/>
+          <w:sz w:val="24"/>
+        </w:rPr>
+        <w:t>に格納している。</w:t>
+      </w:r>
+      <w:r>
+        <w:rPr>
+          <w:rFonts w:ascii="ＭＳ Ｐ明朝" w:eastAsia="ＭＳ Ｐ明朝" w:hAnsi="ＭＳ Ｐ明朝" w:hint="eastAsia"/>
+          <w:sz w:val="24"/>
+        </w:rPr>
+        <w:t>このとき実装して色々試して見たところ、元のテキストファイルにはどうやら＼</w:t>
+      </w:r>
+      <w:r>
+        <w:rPr>
+          <w:rFonts w:ascii="ＭＳ Ｐ明朝" w:eastAsia="ＭＳ Ｐ明朝" w:hAnsi="ＭＳ Ｐ明朝"/>
+          <w:sz w:val="24"/>
+        </w:rPr>
+        <w:t>r</w:t>
+      </w:r>
+      <w:r>
+        <w:rPr>
+          <w:rFonts w:ascii="ＭＳ Ｐ明朝" w:eastAsia="ＭＳ Ｐ明朝" w:hAnsi="ＭＳ Ｐ明朝" w:hint="eastAsia"/>
+          <w:sz w:val="24"/>
+        </w:rPr>
+        <w:t>が含まれていたらしく、そのためこれを除去するように条件を追加した。</w:t>
+      </w:r>
+      <w:r>
+        <w:rPr>
+          <w:rFonts w:ascii="ＭＳ Ｐ明朝" w:eastAsia="ＭＳ Ｐ明朝" w:hAnsi="ＭＳ Ｐ明朝" w:hint="eastAsia"/>
+          <w:sz w:val="24"/>
+        </w:rPr>
+        <w:t>これを行わないと正常な実行結果が得られなかった。</w:t>
+      </w:r>
+    </w:p>
+    <w:p>
+      <w:pPr>
+        <w:ind w:firstLineChars="50" w:firstLine="120"/>
+        <w:rPr>
+          <w:rFonts w:ascii="ＭＳ Ｐ明朝" w:eastAsia="ＭＳ Ｐ明朝" w:hAnsi="ＭＳ Ｐ明朝"/>
+          <w:sz w:val="24"/>
+        </w:rPr>
+      </w:pPr>
+      <w:r>
+        <w:rPr>
+          <w:rFonts w:ascii="ＭＳ Ｐ明朝" w:eastAsia="ＭＳ Ｐ明朝" w:hAnsi="ＭＳ Ｐ明朝" w:hint="eastAsia"/>
+          <w:sz w:val="24"/>
+        </w:rPr>
+        <w:t>次に、</w:t>
+      </w:r>
+      <w:r>
+        <w:rPr>
+          <w:rFonts w:ascii="ＭＳ Ｐ明朝" w:eastAsia="ＭＳ Ｐ明朝" w:hAnsi="ＭＳ Ｐ明朝"/>
+          <w:sz w:val="24"/>
+        </w:rPr>
+        <w:t>countFreq</w:t>
+      </w:r>
+      <w:r>
+        <w:rPr>
+          <w:rFonts w:ascii="ＭＳ Ｐ明朝" w:eastAsia="ＭＳ Ｐ明朝" w:hAnsi="ＭＳ Ｐ明朝" w:hint="eastAsia"/>
+          <w:sz w:val="24"/>
+        </w:rPr>
+        <w:t>で、構成された</w:t>
+      </w:r>
+      <w:r>
+        <w:rPr>
+          <w:rFonts w:ascii="ＭＳ Ｐ明朝" w:eastAsia="ＭＳ Ｐ明朝" w:hAnsi="ＭＳ Ｐ明朝"/>
+          <w:sz w:val="24"/>
+        </w:rPr>
+        <w:t>text</w:t>
+      </w:r>
+      <w:r>
+        <w:rPr>
+          <w:rFonts w:ascii="ＭＳ Ｐ明朝" w:eastAsia="ＭＳ Ｐ明朝" w:hAnsi="ＭＳ Ｐ明朝" w:hint="eastAsia"/>
+          <w:sz w:val="24"/>
+        </w:rPr>
+        <w:t>を単語毎に区切ってその単語長を測定し、出</w:t>
+      </w:r>
+      <w:r>
+        <w:rPr>
+          <w:rFonts w:ascii="ＭＳ Ｐ明朝" w:eastAsia="ＭＳ Ｐ明朝" w:hAnsi="ＭＳ Ｐ明朝" w:hint="eastAsia"/>
+          <w:sz w:val="24"/>
+        </w:rPr>
+        <w:lastRenderedPageBreak/>
+        <w:t>現頻度毎にまとめていった。</w:t>
+      </w:r>
+      <w:r>
+        <w:rPr>
+          <w:rFonts w:ascii="ＭＳ Ｐ明朝" w:eastAsia="ＭＳ Ｐ明朝" w:hAnsi="ＭＳ Ｐ明朝" w:hint="eastAsia"/>
+          <w:sz w:val="24"/>
+        </w:rPr>
+        <w:t>単語の</w:t>
+      </w:r>
+      <w:r>
+        <w:rPr>
+          <w:rFonts w:ascii="ＭＳ Ｐ明朝" w:eastAsia="ＭＳ Ｐ明朝" w:hAnsi="ＭＳ Ｐ明朝"/>
+          <w:sz w:val="24"/>
+        </w:rPr>
+        <w:t>vector</w:t>
+      </w:r>
+      <w:r>
+        <w:rPr>
+          <w:rFonts w:ascii="ＭＳ Ｐ明朝" w:eastAsia="ＭＳ Ｐ明朝" w:hAnsi="ＭＳ Ｐ明朝" w:hint="eastAsia"/>
+          <w:sz w:val="24"/>
+        </w:rPr>
+        <w:t>の</w:t>
+      </w:r>
+      <w:r>
+        <w:rPr>
+          <w:rFonts w:ascii="ＭＳ Ｐ明朝" w:eastAsia="ＭＳ Ｐ明朝" w:hAnsi="ＭＳ Ｐ明朝"/>
+          <w:sz w:val="24"/>
+        </w:rPr>
+        <w:t>words</w:t>
+      </w:r>
+      <w:r>
+        <w:rPr>
+          <w:rFonts w:ascii="ＭＳ Ｐ明朝" w:eastAsia="ＭＳ Ｐ明朝" w:hAnsi="ＭＳ Ｐ明朝" w:hint="eastAsia"/>
+          <w:sz w:val="24"/>
+        </w:rPr>
+        <w:t>を初期化し、文字列型の</w:t>
+      </w:r>
+      <w:r>
+        <w:rPr>
+          <w:rFonts w:ascii="ＭＳ Ｐ明朝" w:eastAsia="ＭＳ Ｐ明朝" w:hAnsi="ＭＳ Ｐ明朝"/>
+          <w:sz w:val="24"/>
+        </w:rPr>
+        <w:t>tmp</w:t>
+      </w:r>
+      <w:r>
+        <w:rPr>
+          <w:rFonts w:ascii="ＭＳ Ｐ明朝" w:eastAsia="ＭＳ Ｐ明朝" w:hAnsi="ＭＳ Ｐ明朝" w:hint="eastAsia"/>
+          <w:sz w:val="24"/>
+        </w:rPr>
+        <w:t>を宣言した。</w:t>
+      </w:r>
+      <w:r>
+        <w:rPr>
+          <w:rFonts w:ascii="ＭＳ Ｐ明朝" w:eastAsia="ＭＳ Ｐ明朝" w:hAnsi="ＭＳ Ｐ明朝"/>
+          <w:sz w:val="24"/>
+        </w:rPr>
+        <w:t>1</w:t>
+      </w:r>
+      <w:r>
+        <w:rPr>
+          <w:rFonts w:ascii="ＭＳ Ｐ明朝" w:eastAsia="ＭＳ Ｐ明朝" w:hAnsi="ＭＳ Ｐ明朝" w:hint="eastAsia"/>
+          <w:sz w:val="24"/>
+        </w:rPr>
+        <w:t>文字ずつ</w:t>
+      </w:r>
+      <w:r>
+        <w:rPr>
+          <w:rFonts w:ascii="ＭＳ Ｐ明朝" w:eastAsia="ＭＳ Ｐ明朝" w:hAnsi="ＭＳ Ｐ明朝"/>
+          <w:sz w:val="24"/>
+        </w:rPr>
+        <w:t>text</w:t>
+      </w:r>
+      <w:r>
+        <w:rPr>
+          <w:rFonts w:ascii="ＭＳ Ｐ明朝" w:eastAsia="ＭＳ Ｐ明朝" w:hAnsi="ＭＳ Ｐ明朝" w:hint="eastAsia"/>
+          <w:sz w:val="24"/>
+        </w:rPr>
+        <w:t>から文字を読み取り、その文字の内容をみて、単語が英語かもしくは英語</w:t>
+      </w:r>
+      <w:r>
+        <w:rPr>
+          <w:rFonts w:ascii="ＭＳ Ｐ明朝" w:eastAsia="ＭＳ Ｐ明朝" w:hAnsi="ＭＳ Ｐ明朝"/>
+          <w:sz w:val="24"/>
+        </w:rPr>
+        <w:t>+</w:t>
+      </w:r>
+      <w:r>
+        <w:rPr>
+          <w:rFonts w:ascii="ＭＳ Ｐ明朝" w:eastAsia="ＭＳ Ｐ明朝" w:hAnsi="ＭＳ Ｐ明朝" w:hint="eastAsia"/>
+          <w:sz w:val="24"/>
+        </w:rPr>
+        <w:t>数字かを判別し、それを小文字に統一する。そして空白が現れたらそこまでが単語であるため、それを</w:t>
+      </w:r>
+      <w:r>
+        <w:rPr>
+          <w:rFonts w:ascii="ＭＳ Ｐ明朝" w:eastAsia="ＭＳ Ｐ明朝" w:hAnsi="ＭＳ Ｐ明朝"/>
+          <w:sz w:val="24"/>
+        </w:rPr>
+        <w:t>words</w:t>
+      </w:r>
+      <w:r>
+        <w:rPr>
+          <w:rFonts w:ascii="ＭＳ Ｐ明朝" w:eastAsia="ＭＳ Ｐ明朝" w:hAnsi="ＭＳ Ｐ明朝" w:hint="eastAsia"/>
+          <w:sz w:val="24"/>
+        </w:rPr>
+        <w:t>に追加する。</w:t>
+      </w:r>
+      <w:r>
+        <w:rPr>
+          <w:rFonts w:ascii="ＭＳ Ｐ明朝" w:eastAsia="ＭＳ Ｐ明朝" w:hAnsi="ＭＳ Ｐ明朝" w:hint="eastAsia"/>
+          <w:sz w:val="24"/>
+        </w:rPr>
+        <w:t>この流れを行なってまずは単語群をまとめた。</w:t>
+      </w:r>
+      <w:r>
+        <w:rPr>
+          <w:rFonts w:ascii="ＭＳ Ｐ明朝" w:eastAsia="ＭＳ Ｐ明朝" w:hAnsi="ＭＳ Ｐ明朝" w:hint="eastAsia"/>
+          <w:sz w:val="24"/>
+        </w:rPr>
+        <w:t>そのあとは単語の最大長を記録する</w:t>
+      </w:r>
+      <w:r>
+        <w:rPr>
+          <w:rFonts w:ascii="ＭＳ Ｐ明朝" w:eastAsia="ＭＳ Ｐ明朝" w:hAnsi="ＭＳ Ｐ明朝"/>
+          <w:sz w:val="24"/>
+        </w:rPr>
+        <w:t>max_len</w:t>
+      </w:r>
+      <w:r>
+        <w:rPr>
+          <w:rFonts w:ascii="ＭＳ Ｐ明朝" w:eastAsia="ＭＳ Ｐ明朝" w:hAnsi="ＭＳ Ｐ明朝" w:hint="eastAsia"/>
+          <w:sz w:val="24"/>
+        </w:rPr>
+        <w:t>変数を宣言し、単語群の中から単語の最大長がいくらかを求めた。そしてその値から単語長ごとの出現頻度を記録するための出現頻度テーブルを構成し、そして再度</w:t>
+      </w:r>
+      <w:r>
+        <w:rPr>
+          <w:rFonts w:ascii="ＭＳ Ｐ明朝" w:eastAsia="ＭＳ Ｐ明朝" w:hAnsi="ＭＳ Ｐ明朝"/>
+          <w:sz w:val="24"/>
+        </w:rPr>
+        <w:t>for</w:t>
+      </w:r>
+      <w:r>
+        <w:rPr>
+          <w:rFonts w:ascii="ＭＳ Ｐ明朝" w:eastAsia="ＭＳ Ｐ明朝" w:hAnsi="ＭＳ Ｐ明朝" w:hint="eastAsia"/>
+          <w:sz w:val="24"/>
+        </w:rPr>
+        <w:t>文により出現頻度を記録していった。これにより出力するものの用意ができた。</w:t>
+      </w:r>
+    </w:p>
+    <w:p>
+      <w:pPr>
+        <w:rPr>
+          <w:rFonts w:ascii="ＭＳ Ｐ明朝" w:eastAsia="ＭＳ Ｐ明朝" w:hAnsi="ＭＳ Ｐ明朝" w:hint="eastAsia"/>
+          <w:sz w:val="24"/>
+        </w:rPr>
+      </w:pPr>
+      <w:r>
+        <w:rPr>
+          <w:rFonts w:ascii="ＭＳ Ｐ明朝" w:eastAsia="ＭＳ Ｐ明朝" w:hAnsi="ＭＳ Ｐ明朝" w:hint="eastAsia"/>
+          <w:sz w:val="24"/>
+        </w:rPr>
+        <w:t xml:space="preserve">　課題では出現頻度の多い順に出力することが要求されているため、出現頻度テーブルを自前のバブルソートを行う</w:t>
+      </w:r>
+      <w:r>
+        <w:rPr>
+          <w:rFonts w:ascii="ＭＳ Ｐ明朝" w:eastAsia="ＭＳ Ｐ明朝" w:hAnsi="ＭＳ Ｐ明朝"/>
+          <w:sz w:val="24"/>
+        </w:rPr>
+        <w:t>sortFreq</w:t>
+      </w:r>
+      <w:r>
+        <w:rPr>
+          <w:rFonts w:ascii="ＭＳ Ｐ明朝" w:eastAsia="ＭＳ Ｐ明朝" w:hAnsi="ＭＳ Ｐ明朝" w:hint="eastAsia"/>
+          <w:sz w:val="24"/>
+        </w:rPr>
+        <w:t>関数でソートを行い整理した。</w:t>
+      </w:r>
+      <w:r>
+        <w:rPr>
+          <w:rFonts w:ascii="ＭＳ Ｐ明朝" w:eastAsia="ＭＳ Ｐ明朝" w:hAnsi="ＭＳ Ｐ明朝" w:hint="eastAsia"/>
+          <w:sz w:val="24"/>
+        </w:rPr>
+        <w:t>そして出力用の</w:t>
+      </w:r>
+      <w:r>
+        <w:rPr>
+          <w:rFonts w:ascii="ＭＳ Ｐ明朝" w:eastAsia="ＭＳ Ｐ明朝" w:hAnsi="ＭＳ Ｐ明朝"/>
+          <w:sz w:val="24"/>
+        </w:rPr>
+        <w:t>printFreq</w:t>
+      </w:r>
+      <w:r>
+        <w:rPr>
+          <w:rFonts w:ascii="ＭＳ Ｐ明朝" w:eastAsia="ＭＳ Ｐ明朝" w:hAnsi="ＭＳ Ｐ明朝" w:hint="eastAsia"/>
+          <w:sz w:val="24"/>
+        </w:rPr>
+        <w:t>関数で出現頻度が多い順に出力を行なった。これを</w:t>
+      </w:r>
+      <w:r>
+        <w:rPr>
+          <w:rFonts w:ascii="ＭＳ Ｐ明朝" w:eastAsia="ＭＳ Ｐ明朝" w:hAnsi="ＭＳ Ｐ明朝"/>
+          <w:sz w:val="24"/>
+        </w:rPr>
+        <w:t>1</w:t>
+      </w:r>
+      <w:r>
+        <w:rPr>
+          <w:rFonts w:ascii="ＭＳ Ｐ明朝" w:eastAsia="ＭＳ Ｐ明朝" w:hAnsi="ＭＳ Ｐ明朝" w:hint="eastAsia"/>
+          <w:sz w:val="24"/>
+        </w:rPr>
+        <w:t>つ目のテキストファイル</w:t>
+      </w:r>
+      <w:r>
+        <w:rPr>
+          <w:rFonts w:ascii="ＭＳ Ｐ明朝" w:eastAsia="ＭＳ Ｐ明朝" w:hAnsi="ＭＳ Ｐ明朝"/>
+          <w:sz w:val="24"/>
+        </w:rPr>
+        <w:t>A</w:t>
+      </w:r>
+      <w:r>
+        <w:rPr>
+          <w:rFonts w:ascii="ＭＳ Ｐ明朝" w:eastAsia="ＭＳ Ｐ明朝" w:hAnsi="ＭＳ Ｐ明朝" w:hint="eastAsia"/>
+          <w:sz w:val="24"/>
+        </w:rPr>
+        <w:t>と</w:t>
+      </w:r>
+      <w:r>
+        <w:rPr>
+          <w:rFonts w:ascii="ＭＳ Ｐ明朝" w:eastAsia="ＭＳ Ｐ明朝" w:hAnsi="ＭＳ Ｐ明朝"/>
+          <w:sz w:val="24"/>
+        </w:rPr>
+        <w:t>2</w:t>
+      </w:r>
+      <w:r>
+        <w:rPr>
+          <w:rFonts w:ascii="ＭＳ Ｐ明朝" w:eastAsia="ＭＳ Ｐ明朝" w:hAnsi="ＭＳ Ｐ明朝" w:hint="eastAsia"/>
+          <w:sz w:val="24"/>
+        </w:rPr>
+        <w:t>つ目のテキストファイル</w:t>
+      </w:r>
+      <w:r>
+        <w:rPr>
+          <w:rFonts w:ascii="ＭＳ Ｐ明朝" w:eastAsia="ＭＳ Ｐ明朝" w:hAnsi="ＭＳ Ｐ明朝"/>
+          <w:sz w:val="24"/>
+        </w:rPr>
+        <w:t>B</w:t>
+      </w:r>
+      <w:r>
+        <w:rPr>
+          <w:rFonts w:ascii="ＭＳ Ｐ明朝" w:eastAsia="ＭＳ Ｐ明朝" w:hAnsi="ＭＳ Ｐ明朝" w:hint="eastAsia"/>
+          <w:sz w:val="24"/>
+        </w:rPr>
+        <w:t>について行い、最後に</w:t>
+      </w:r>
+      <w:r>
+        <w:rPr>
+          <w:rFonts w:ascii="ＭＳ Ｐ明朝" w:eastAsia="ＭＳ Ｐ明朝" w:hAnsi="ＭＳ Ｐ明朝"/>
+          <w:sz w:val="24"/>
+        </w:rPr>
+        <w:t>printCompare</w:t>
+      </w:r>
+      <w:r>
+        <w:rPr>
+          <w:rFonts w:ascii="ＭＳ Ｐ明朝" w:eastAsia="ＭＳ Ｐ明朝" w:hAnsi="ＭＳ Ｐ明朝" w:hint="eastAsia"/>
+          <w:sz w:val="24"/>
+        </w:rPr>
+        <w:t>関数を実行した。</w:t>
+      </w:r>
+      <w:r>
+        <w:rPr>
+          <w:rFonts w:ascii="ＭＳ Ｐ明朝" w:eastAsia="ＭＳ Ｐ明朝" w:hAnsi="ＭＳ Ｐ明朝" w:hint="eastAsia"/>
+          <w:sz w:val="24"/>
+        </w:rPr>
+        <w:t>ここでは両者の</w:t>
+      </w:r>
+      <w:r>
+        <w:rPr>
+          <w:rFonts w:ascii="ＭＳ Ｐ明朝" w:eastAsia="ＭＳ Ｐ明朝" w:hAnsi="ＭＳ Ｐ明朝"/>
+          <w:sz w:val="24"/>
+        </w:rPr>
+        <w:t>1</w:t>
+      </w:r>
+      <w:r>
+        <w:rPr>
+          <w:rFonts w:ascii="ＭＳ Ｐ明朝" w:eastAsia="ＭＳ Ｐ明朝" w:hAnsi="ＭＳ Ｐ明朝" w:hint="eastAsia"/>
+          <w:sz w:val="24"/>
+        </w:rPr>
+        <w:t>文あたりの単語数を計算する</w:t>
+      </w:r>
+      <w:r>
+        <w:rPr>
+          <w:rFonts w:ascii="ＭＳ Ｐ明朝" w:eastAsia="ＭＳ Ｐ明朝" w:hAnsi="ＭＳ Ｐ明朝"/>
+          <w:sz w:val="24"/>
+        </w:rPr>
+        <w:t>getWordAve</w:t>
+      </w:r>
+      <w:r>
+        <w:rPr>
+          <w:rFonts w:ascii="ＭＳ Ｐ明朝" w:eastAsia="ＭＳ Ｐ明朝" w:hAnsi="ＭＳ Ｐ明朝" w:hint="eastAsia"/>
+          <w:sz w:val="24"/>
+        </w:rPr>
+        <w:t>により平均単語数を求めて、それの値を比較してどちらの方が長い文章を書くかを出力する。平均を求める</w:t>
+      </w:r>
+      <w:r>
+        <w:rPr>
+          <w:rFonts w:ascii="ＭＳ Ｐ明朝" w:eastAsia="ＭＳ Ｐ明朝" w:hAnsi="ＭＳ Ｐ明朝"/>
+          <w:sz w:val="24"/>
+        </w:rPr>
+        <w:t>getWordAve</w:t>
+      </w:r>
+      <w:r>
+        <w:rPr>
+          <w:rFonts w:ascii="ＭＳ Ｐ明朝" w:eastAsia="ＭＳ Ｐ明朝" w:hAnsi="ＭＳ Ｐ明朝" w:hint="eastAsia"/>
+          <w:sz w:val="24"/>
+        </w:rPr>
+        <w:t>関数は、総単語数を返す</w:t>
+      </w:r>
+      <w:r>
+        <w:rPr>
+          <w:rFonts w:ascii="ＭＳ Ｐ明朝" w:eastAsia="ＭＳ Ｐ明朝" w:hAnsi="ＭＳ Ｐ明朝"/>
+          <w:sz w:val="24"/>
+        </w:rPr>
+        <w:t>getTotalWord</w:t>
+      </w:r>
+      <w:r>
+        <w:rPr>
+          <w:rFonts w:ascii="ＭＳ Ｐ明朝" w:eastAsia="ＭＳ Ｐ明朝" w:hAnsi="ＭＳ Ｐ明朝" w:hint="eastAsia"/>
+          <w:sz w:val="24"/>
+        </w:rPr>
+        <w:t>関数の値を、文の数を返す</w:t>
+      </w:r>
+      <w:r>
+        <w:rPr>
+          <w:rFonts w:ascii="ＭＳ Ｐ明朝" w:eastAsia="ＭＳ Ｐ明朝" w:hAnsi="ＭＳ Ｐ明朝"/>
+          <w:sz w:val="24"/>
+        </w:rPr>
+        <w:t>getCountSentence</w:t>
+      </w:r>
+      <w:r>
+        <w:rPr>
+          <w:rFonts w:ascii="ＭＳ Ｐ明朝" w:eastAsia="ＭＳ Ｐ明朝" w:hAnsi="ＭＳ Ｐ明朝" w:hint="eastAsia"/>
+          <w:sz w:val="24"/>
+        </w:rPr>
+        <w:t>関数の値で割ることで平均値を算出している。総合単語数は</w:t>
+      </w:r>
+      <w:r>
+        <w:rPr>
+          <w:rFonts w:ascii="ＭＳ Ｐ明朝" w:eastAsia="ＭＳ Ｐ明朝" w:hAnsi="ＭＳ Ｐ明朝"/>
+          <w:sz w:val="24"/>
+        </w:rPr>
+        <w:t>vector</w:t>
+      </w:r>
+      <w:r>
+        <w:rPr>
+          <w:rFonts w:ascii="ＭＳ Ｐ明朝" w:eastAsia="ＭＳ Ｐ明朝" w:hAnsi="ＭＳ Ｐ明朝" w:hint="eastAsia"/>
+          <w:sz w:val="24"/>
+        </w:rPr>
+        <w:t>の大きさを見ることで求めることができる。文の数は</w:t>
+      </w:r>
+      <w:r>
+        <w:rPr>
+          <w:rFonts w:ascii="ＭＳ Ｐ明朝" w:eastAsia="ＭＳ Ｐ明朝" w:hAnsi="ＭＳ Ｐ明朝"/>
+          <w:sz w:val="24"/>
+        </w:rPr>
+        <w:t>text</w:t>
+      </w:r>
+      <w:r>
+        <w:rPr>
+          <w:rFonts w:ascii="ＭＳ Ｐ明朝" w:eastAsia="ＭＳ Ｐ明朝" w:hAnsi="ＭＳ Ｐ明朝" w:hint="eastAsia"/>
+          <w:sz w:val="24"/>
+        </w:rPr>
+        <w:t>の解析をして区切り文字が来たら</w:t>
+      </w:r>
+      <w:r>
+        <w:rPr>
+          <w:rFonts w:ascii="ＭＳ Ｐ明朝" w:eastAsia="ＭＳ Ｐ明朝" w:hAnsi="ＭＳ Ｐ明朝"/>
+          <w:sz w:val="24"/>
+        </w:rPr>
+        <w:t>1</w:t>
+      </w:r>
+      <w:r>
+        <w:rPr>
+          <w:rFonts w:ascii="ＭＳ Ｐ明朝" w:eastAsia="ＭＳ Ｐ明朝" w:hAnsi="ＭＳ Ｐ明朝" w:hint="eastAsia"/>
+          <w:sz w:val="24"/>
+        </w:rPr>
+        <w:t>文というようにカウントすることで求められる。ここでテキストファイルにピリオドが連続している場所があったため、判定がおかしくならないための対策として区切り文字がピリオドである場合のみ別途処理を行うよう工夫した。</w:t>
+      </w:r>
+      <w:r>
+        <w:rPr>
+          <w:rFonts w:ascii="ＭＳ Ｐ明朝" w:eastAsia="ＭＳ Ｐ明朝" w:hAnsi="ＭＳ Ｐ明朝" w:hint="eastAsia"/>
+          <w:sz w:val="24"/>
+        </w:rPr>
+        <w:t>これにより正常に平均単語数を求めることができた。以上よりそれぞれの単語長毎の出現頻度とその比較の出力が完了し、課題の要件を満たすことができた。</w:t>
+      </w:r>
     </w:p>
     <w:p>
       <w:pPr>
@@ -5034,7 +5951,7 @@
       <w:pPr>
         <w:ind w:firstLineChars="50" w:firstLine="120"/>
         <w:rPr>
-          <w:rFonts w:ascii="ＭＳ Ｐ明朝" w:eastAsia="ＭＳ Ｐ明朝" w:hAnsi="ＭＳ Ｐ明朝"/>
+          <w:rFonts w:ascii="ＭＳ Ｐ明朝" w:eastAsia="ＭＳ Ｐ明朝" w:hAnsi="ＭＳ Ｐ明朝" w:hint="eastAsia"/>
           <w:sz w:val="24"/>
         </w:rPr>
       </w:pPr>
@@ -5075,19 +5992,145 @@
       </w:r>
       <w:r>
         <w:rPr>
-          <w:rFonts w:ascii="ＭＳ Ｐ明朝" w:eastAsia="ＭＳ Ｐ明朝" w:hAnsi="ＭＳ Ｐ明朝" w:hint="eastAsia"/>
-          <w:sz w:val="24"/>
-        </w:rPr>
-        <w:t>」のように実行する。</w:t>
-      </w:r>
-    </w:p>
-    <w:p>
-      <w:pPr>
-        <w:rPr>
-          <w:rFonts w:ascii="ＭＳ Ｐ明朝" w:eastAsia="ＭＳ Ｐ明朝" w:hAnsi="ＭＳ Ｐ明朝"/>
-          <w:sz w:val="24"/>
-        </w:rPr>
-      </w:pPr>
+          <w:rFonts w:ascii="ＭＳ Ｐ明朝" w:eastAsia="ＭＳ Ｐ明朝" w:hAnsi="ＭＳ Ｐ明朝"/>
+          <w:sz w:val="24"/>
+        </w:rPr>
+        <w:t xml:space="preserve"> </w:t>
+      </w:r>
+      <w:r>
+        <w:rPr>
+          <w:rFonts w:ascii="ＭＳ Ｐ明朝" w:eastAsia="ＭＳ Ｐ明朝" w:hAnsi="ＭＳ Ｐ明朝"/>
+          <w:sz w:val="24"/>
+        </w:rPr>
+        <w:lastRenderedPageBreak/>
+        <w:t xml:space="preserve">unknownfile2026.csv typefileT2026.csv </w:t>
+      </w:r>
+      <w:r>
+        <w:rPr>
+          <w:rFonts w:ascii="ＭＳ Ｐ明朝" w:eastAsia="ＭＳ Ｐ明朝" w:hAnsi="ＭＳ Ｐ明朝"/>
+          <w:sz w:val="24"/>
+        </w:rPr>
+        <w:t>typefile</w:t>
+      </w:r>
+      <w:r>
+        <w:rPr>
+          <w:rFonts w:ascii="ＭＳ Ｐ明朝" w:eastAsia="ＭＳ Ｐ明朝" w:hAnsi="ＭＳ Ｐ明朝"/>
+          <w:sz w:val="24"/>
+        </w:rPr>
+        <w:t>W</w:t>
+      </w:r>
+      <w:r>
+        <w:rPr>
+          <w:rFonts w:ascii="ＭＳ Ｐ明朝" w:eastAsia="ＭＳ Ｐ明朝" w:hAnsi="ＭＳ Ｐ明朝"/>
+          <w:sz w:val="24"/>
+        </w:rPr>
+        <w:t>2026.csv</w:t>
+      </w:r>
+      <w:r>
+        <w:rPr>
+          <w:rFonts w:ascii="ＭＳ Ｐ明朝" w:eastAsia="ＭＳ Ｐ明朝" w:hAnsi="ＭＳ Ｐ明朝"/>
+          <w:sz w:val="24"/>
+        </w:rPr>
+        <w:t xml:space="preserve"> </w:t>
+      </w:r>
+      <w:r>
+        <w:rPr>
+          <w:rFonts w:ascii="ＭＳ Ｐ明朝" w:eastAsia="ＭＳ Ｐ明朝" w:hAnsi="ＭＳ Ｐ明朝"/>
+          <w:sz w:val="24"/>
+        </w:rPr>
+        <w:t>typefile</w:t>
+      </w:r>
+      <w:r>
+        <w:rPr>
+          <w:rFonts w:ascii="ＭＳ Ｐ明朝" w:eastAsia="ＭＳ Ｐ明朝" w:hAnsi="ＭＳ Ｐ明朝"/>
+          <w:sz w:val="24"/>
+        </w:rPr>
+        <w:t>R</w:t>
+      </w:r>
+      <w:r>
+        <w:rPr>
+          <w:rFonts w:ascii="ＭＳ Ｐ明朝" w:eastAsia="ＭＳ Ｐ明朝" w:hAnsi="ＭＳ Ｐ明朝"/>
+          <w:sz w:val="24"/>
+        </w:rPr>
+        <w:t>2026.csv</w:t>
+      </w:r>
+      <w:r>
+        <w:rPr>
+          <w:rFonts w:ascii="ＭＳ Ｐ明朝" w:eastAsia="ＭＳ Ｐ明朝" w:hAnsi="ＭＳ Ｐ明朝" w:hint="eastAsia"/>
+          <w:sz w:val="24"/>
+        </w:rPr>
+        <w:t>」のように</w:t>
+      </w:r>
+      <w:r>
+        <w:rPr>
+          <w:rFonts w:ascii="ＭＳ Ｐ明朝" w:eastAsia="ＭＳ Ｐ明朝" w:hAnsi="ＭＳ Ｐ明朝" w:hint="eastAsia"/>
+          <w:sz w:val="24"/>
+        </w:rPr>
+        <w:t>、１つ目に調べたい</w:t>
+      </w:r>
+      <w:r>
+        <w:rPr>
+          <w:rFonts w:ascii="ＭＳ Ｐ明朝" w:eastAsia="ＭＳ Ｐ明朝" w:hAnsi="ＭＳ Ｐ明朝"/>
+          <w:sz w:val="24"/>
+        </w:rPr>
+        <w:t>csv</w:t>
+      </w:r>
+      <w:r>
+        <w:rPr>
+          <w:rFonts w:ascii="ＭＳ Ｐ明朝" w:eastAsia="ＭＳ Ｐ明朝" w:hAnsi="ＭＳ Ｐ明朝" w:hint="eastAsia"/>
+          <w:sz w:val="24"/>
+        </w:rPr>
+        <w:t>ファイル、</w:t>
+      </w:r>
+      <w:r>
+        <w:rPr>
+          <w:rFonts w:ascii="ＭＳ Ｐ明朝" w:eastAsia="ＭＳ Ｐ明朝" w:hAnsi="ＭＳ Ｐ明朝"/>
+          <w:sz w:val="24"/>
+        </w:rPr>
+        <w:t>2</w:t>
+      </w:r>
+      <w:r>
+        <w:rPr>
+          <w:rFonts w:ascii="ＭＳ Ｐ明朝" w:eastAsia="ＭＳ Ｐ明朝" w:hAnsi="ＭＳ Ｐ明朝" w:hint="eastAsia"/>
+          <w:sz w:val="24"/>
+        </w:rPr>
+        <w:t>〜</w:t>
+      </w:r>
+      <w:r>
+        <w:rPr>
+          <w:rFonts w:ascii="ＭＳ Ｐ明朝" w:eastAsia="ＭＳ Ｐ明朝" w:hAnsi="ＭＳ Ｐ明朝"/>
+          <w:sz w:val="24"/>
+        </w:rPr>
+        <w:t>4</w:t>
+      </w:r>
+      <w:r>
+        <w:rPr>
+          <w:rFonts w:ascii="ＭＳ Ｐ明朝" w:eastAsia="ＭＳ Ｐ明朝" w:hAnsi="ＭＳ Ｐ明朝" w:hint="eastAsia"/>
+          <w:sz w:val="24"/>
+        </w:rPr>
+        <w:t>つ目に調査に使用するマルウェアの</w:t>
+      </w:r>
+      <w:r>
+        <w:rPr>
+          <w:rFonts w:ascii="ＭＳ Ｐ明朝" w:eastAsia="ＭＳ Ｐ明朝" w:hAnsi="ＭＳ Ｐ明朝"/>
+          <w:sz w:val="24"/>
+        </w:rPr>
+        <w:t>csv</w:t>
+      </w:r>
+      <w:r>
+        <w:rPr>
+          <w:rFonts w:ascii="ＭＳ Ｐ明朝" w:eastAsia="ＭＳ Ｐ明朝" w:hAnsi="ＭＳ Ｐ明朝" w:hint="eastAsia"/>
+          <w:sz w:val="24"/>
+        </w:rPr>
+        <w:t>ファイルのパス名を指定して</w:t>
+      </w:r>
+      <w:r>
+        <w:rPr>
+          <w:rFonts w:ascii="ＭＳ Ｐ明朝" w:eastAsia="ＭＳ Ｐ明朝" w:hAnsi="ＭＳ Ｐ明朝" w:hint="eastAsia"/>
+          <w:sz w:val="24"/>
+        </w:rPr>
+        <w:t>実行する。</w:t>
+      </w:r>
     </w:p>
     <w:p>
       <w:pPr>
@@ -5125,6 +6168,1503 @@
           <w:sz w:val="24"/>
         </w:rPr>
         <w:t xml:space="preserve">　</w:t>
+      </w:r>
+      <w:r>
+        <w:rPr>
+          <w:rFonts w:ascii="ＭＳ Ｐ明朝" w:eastAsia="ＭＳ Ｐ明朝" w:hAnsi="ＭＳ Ｐ明朝" w:hint="eastAsia"/>
+          <w:sz w:val="24"/>
+        </w:rPr>
+        <w:t>この課題は</w:t>
+      </w:r>
+      <w:r>
+        <w:rPr>
+          <w:rFonts w:ascii="ＭＳ Ｐ明朝" w:eastAsia="ＭＳ Ｐ明朝" w:hAnsi="ＭＳ Ｐ明朝"/>
+          <w:sz w:val="24"/>
+        </w:rPr>
+        <w:t>PDF</w:t>
+      </w:r>
+      <w:r>
+        <w:rPr>
+          <w:rFonts w:ascii="ＭＳ Ｐ明朝" w:eastAsia="ＭＳ Ｐ明朝" w:hAnsi="ＭＳ Ｐ明朝" w:hint="eastAsia"/>
+          <w:sz w:val="24"/>
+        </w:rPr>
+        <w:t>に長々と書かれているが、要はファイルから読み込んだ値から最小二乗法によるモデルを作成して、それらと</w:t>
+      </w:r>
+      <w:r>
+        <w:rPr>
+          <w:rFonts w:ascii="ＭＳ Ｐ明朝" w:eastAsia="ＭＳ Ｐ明朝" w:hAnsi="ＭＳ Ｐ明朝"/>
+          <w:sz w:val="24"/>
+        </w:rPr>
+        <w:t>unknown</w:t>
+      </w:r>
+      <w:r>
+        <w:rPr>
+          <w:rFonts w:ascii="ＭＳ Ｐ明朝" w:eastAsia="ＭＳ Ｐ明朝" w:hAnsi="ＭＳ Ｐ明朝" w:hint="eastAsia"/>
+          <w:sz w:val="24"/>
+        </w:rPr>
+        <w:t>ファイルの値との距離を見て最小であるものを求めるという内容であり、仕組みはそれほど難しくない。クラスは</w:t>
+      </w:r>
+      <w:r>
+        <w:rPr>
+          <w:rFonts w:ascii="ＭＳ Ｐ明朝" w:eastAsia="ＭＳ Ｐ明朝" w:hAnsi="ＭＳ Ｐ明朝"/>
+          <w:sz w:val="24"/>
+        </w:rPr>
+        <w:t>csv</w:t>
+      </w:r>
+      <w:r>
+        <w:rPr>
+          <w:rFonts w:ascii="ＭＳ Ｐ明朝" w:eastAsia="ＭＳ Ｐ明朝" w:hAnsi="ＭＳ Ｐ明朝" w:hint="eastAsia"/>
+          <w:sz w:val="24"/>
+        </w:rPr>
+        <w:t>ファイルにある特徴量を記録する</w:t>
+      </w:r>
+      <w:r>
+        <w:rPr>
+          <w:rFonts w:ascii="ＭＳ Ｐ明朝" w:eastAsia="ＭＳ Ｐ明朝" w:hAnsi="ＭＳ Ｐ明朝"/>
+          <w:sz w:val="24"/>
+        </w:rPr>
+        <w:t>DataPoint</w:t>
+      </w:r>
+      <w:r>
+        <w:rPr>
+          <w:rFonts w:ascii="ＭＳ Ｐ明朝" w:eastAsia="ＭＳ Ｐ明朝" w:hAnsi="ＭＳ Ｐ明朝" w:hint="eastAsia"/>
+          <w:sz w:val="24"/>
+        </w:rPr>
+        <w:t>クラスと、マルウェアファミリーに関する様々な計算や出力を行う</w:t>
+      </w:r>
+      <w:r>
+        <w:rPr>
+          <w:rFonts w:ascii="ＭＳ Ｐ明朝" w:eastAsia="ＭＳ Ｐ明朝" w:hAnsi="ＭＳ Ｐ明朝"/>
+          <w:sz w:val="24"/>
+        </w:rPr>
+        <w:t>MalwareFile</w:t>
+      </w:r>
+      <w:r>
+        <w:rPr>
+          <w:rFonts w:ascii="ＭＳ Ｐ明朝" w:eastAsia="ＭＳ Ｐ明朝" w:hAnsi="ＭＳ Ｐ明朝" w:hint="eastAsia"/>
+          <w:sz w:val="24"/>
+        </w:rPr>
+        <w:t>クラスの</w:t>
+      </w:r>
+      <w:r>
+        <w:rPr>
+          <w:rFonts w:ascii="ＭＳ Ｐ明朝" w:eastAsia="ＭＳ Ｐ明朝" w:hAnsi="ＭＳ Ｐ明朝"/>
+          <w:sz w:val="24"/>
+        </w:rPr>
+        <w:t>2</w:t>
+      </w:r>
+      <w:r>
+        <w:rPr>
+          <w:rFonts w:ascii="ＭＳ Ｐ明朝" w:eastAsia="ＭＳ Ｐ明朝" w:hAnsi="ＭＳ Ｐ明朝" w:hint="eastAsia"/>
+          <w:sz w:val="24"/>
+        </w:rPr>
+        <w:t>つを用意した。</w:t>
+      </w:r>
+      <w:r>
+        <w:rPr>
+          <w:rFonts w:ascii="ＭＳ Ｐ明朝" w:eastAsia="ＭＳ Ｐ明朝" w:hAnsi="ＭＳ Ｐ明朝"/>
+          <w:sz w:val="24"/>
+        </w:rPr>
+        <w:t>DataPoint</w:t>
+      </w:r>
+      <w:r>
+        <w:rPr>
+          <w:rFonts w:ascii="ＭＳ Ｐ明朝" w:eastAsia="ＭＳ Ｐ明朝" w:hAnsi="ＭＳ Ｐ明朝" w:hint="eastAsia"/>
+          <w:sz w:val="24"/>
+        </w:rPr>
+        <w:t>クラスは特徴量を初期化するコンストラクタとそれぞれの特徴量を返すゲッターのメンバ関数と、特徴量を保持するメンバ変数によって構成されている。</w:t>
+      </w:r>
+      <w:r>
+        <w:rPr>
+          <w:rFonts w:ascii="ＭＳ Ｐ明朝" w:eastAsia="ＭＳ Ｐ明朝" w:hAnsi="ＭＳ Ｐ明朝"/>
+          <w:sz w:val="24"/>
+        </w:rPr>
+        <w:t>MalwareFile</w:t>
+      </w:r>
+      <w:r>
+        <w:rPr>
+          <w:rFonts w:ascii="ＭＳ Ｐ明朝" w:eastAsia="ＭＳ Ｐ明朝" w:hAnsi="ＭＳ Ｐ明朝" w:hint="eastAsia"/>
+          <w:sz w:val="24"/>
+        </w:rPr>
+        <w:t>クラスは特徴量を記録する</w:t>
+      </w:r>
+      <w:r>
+        <w:rPr>
+          <w:rFonts w:ascii="ＭＳ Ｐ明朝" w:eastAsia="ＭＳ Ｐ明朝" w:hAnsi="ＭＳ Ｐ明朝"/>
+          <w:sz w:val="24"/>
+        </w:rPr>
+        <w:t>vector</w:t>
+      </w:r>
+      <w:r>
+        <w:rPr>
+          <w:rFonts w:ascii="ＭＳ Ｐ明朝" w:eastAsia="ＭＳ Ｐ明朝" w:hAnsi="ＭＳ Ｐ明朝" w:hint="eastAsia"/>
+          <w:sz w:val="24"/>
+        </w:rPr>
+        <w:t>の</w:t>
+      </w:r>
+      <w:r>
+        <w:rPr>
+          <w:rFonts w:ascii="ＭＳ Ｐ明朝" w:eastAsia="ＭＳ Ｐ明朝" w:hAnsi="ＭＳ Ｐ明朝"/>
+          <w:sz w:val="24"/>
+        </w:rPr>
+        <w:t>data</w:t>
+      </w:r>
+      <w:r>
+        <w:rPr>
+          <w:rFonts w:ascii="ＭＳ Ｐ明朝" w:eastAsia="ＭＳ Ｐ明朝" w:hAnsi="ＭＳ Ｐ明朝" w:hint="eastAsia"/>
+          <w:sz w:val="24"/>
+        </w:rPr>
+        <w:t>、最小二乗法のモデルに使用する定数の</w:t>
+      </w:r>
+      <w:r>
+        <w:rPr>
+          <w:rFonts w:ascii="ＭＳ Ｐ明朝" w:eastAsia="ＭＳ Ｐ明朝" w:hAnsi="ＭＳ Ｐ明朝"/>
+          <w:sz w:val="24"/>
+        </w:rPr>
+        <w:t>a</w:t>
+      </w:r>
+      <w:r>
+        <w:rPr>
+          <w:rFonts w:ascii="ＭＳ Ｐ明朝" w:eastAsia="ＭＳ Ｐ明朝" w:hAnsi="ＭＳ Ｐ明朝" w:hint="eastAsia"/>
+          <w:sz w:val="24"/>
+        </w:rPr>
+        <w:t>と</w:t>
+      </w:r>
+      <w:r>
+        <w:rPr>
+          <w:rFonts w:ascii="ＭＳ Ｐ明朝" w:eastAsia="ＭＳ Ｐ明朝" w:hAnsi="ＭＳ Ｐ明朝"/>
+          <w:sz w:val="24"/>
+        </w:rPr>
+        <w:t>b</w:t>
+      </w:r>
+      <w:r>
+        <w:rPr>
+          <w:rFonts w:ascii="ＭＳ Ｐ明朝" w:eastAsia="ＭＳ Ｐ明朝" w:hAnsi="ＭＳ Ｐ明朝" w:hint="eastAsia"/>
+          <w:sz w:val="24"/>
+        </w:rPr>
+        <w:t>のメンバ変数と、コンストラクタ、ファイルの読み込みと値の格納をする</w:t>
+      </w:r>
+      <w:r>
+        <w:rPr>
+          <w:rFonts w:ascii="ＭＳ Ｐ明朝" w:eastAsia="ＭＳ Ｐ明朝" w:hAnsi="ＭＳ Ｐ明朝"/>
+          <w:sz w:val="24"/>
+        </w:rPr>
+        <w:t>loadFile</w:t>
+      </w:r>
+      <w:r>
+        <w:rPr>
+          <w:rFonts w:ascii="ＭＳ Ｐ明朝" w:eastAsia="ＭＳ Ｐ明朝" w:hAnsi="ＭＳ Ｐ明朝" w:hint="eastAsia"/>
+          <w:sz w:val="24"/>
+        </w:rPr>
+        <w:t>、最小二乗法を行う</w:t>
+      </w:r>
+      <w:r>
+        <w:rPr>
+          <w:rFonts w:ascii="ＭＳ Ｐ明朝" w:eastAsia="ＭＳ Ｐ明朝" w:hAnsi="ＭＳ Ｐ明朝"/>
+          <w:sz w:val="24"/>
+        </w:rPr>
+        <w:t>fitModel</w:t>
+      </w:r>
+      <w:r>
+        <w:rPr>
+          <w:rFonts w:ascii="ＭＳ Ｐ明朝" w:eastAsia="ＭＳ Ｐ明朝" w:hAnsi="ＭＳ Ｐ明朝" w:hint="eastAsia"/>
+          <w:sz w:val="24"/>
+        </w:rPr>
+        <w:t>、点と直線の距離を計算する</w:t>
+      </w:r>
+      <w:r>
+        <w:rPr>
+          <w:rFonts w:ascii="ＭＳ Ｐ明朝" w:eastAsia="ＭＳ Ｐ明朝" w:hAnsi="ＭＳ Ｐ明朝"/>
+          <w:sz w:val="24"/>
+        </w:rPr>
+        <w:t>distToLine</w:t>
+      </w:r>
+      <w:r>
+        <w:rPr>
+          <w:rFonts w:ascii="ＭＳ Ｐ明朝" w:eastAsia="ＭＳ Ｐ明朝" w:hAnsi="ＭＳ Ｐ明朝" w:hint="eastAsia"/>
+          <w:sz w:val="24"/>
+        </w:rPr>
+        <w:t>、平均距離を計算する</w:t>
+      </w:r>
+      <w:r>
+        <w:rPr>
+          <w:rFonts w:ascii="ＭＳ Ｐ明朝" w:eastAsia="ＭＳ Ｐ明朝" w:hAnsi="ＭＳ Ｐ明朝"/>
+          <w:sz w:val="24"/>
+        </w:rPr>
+        <w:t>avgDist</w:t>
+      </w:r>
+      <w:r>
+        <w:rPr>
+          <w:rFonts w:ascii="ＭＳ Ｐ明朝" w:eastAsia="ＭＳ Ｐ明朝" w:hAnsi="ＭＳ Ｐ明朝" w:hint="eastAsia"/>
+          <w:sz w:val="24"/>
+        </w:rPr>
+        <w:t>、モデルの出力を行う</w:t>
+      </w:r>
+      <w:r>
+        <w:rPr>
+          <w:rFonts w:ascii="ＭＳ Ｐ明朝" w:eastAsia="ＭＳ Ｐ明朝" w:hAnsi="ＭＳ Ｐ明朝"/>
+          <w:sz w:val="24"/>
+        </w:rPr>
+        <w:t>printModel</w:t>
+      </w:r>
+      <w:r>
+        <w:rPr>
+          <w:rFonts w:ascii="ＭＳ Ｐ明朝" w:eastAsia="ＭＳ Ｐ明朝" w:hAnsi="ＭＳ Ｐ明朝" w:hint="eastAsia"/>
+          <w:sz w:val="24"/>
+        </w:rPr>
+        <w:t>のメンバ関数によって構成されている。</w:t>
+      </w:r>
+      <w:r>
+        <w:rPr>
+          <w:rFonts w:ascii="ＭＳ Ｐ明朝" w:eastAsia="ＭＳ Ｐ明朝" w:hAnsi="ＭＳ Ｐ明朝"/>
+          <w:sz w:val="24"/>
+        </w:rPr>
+        <w:t>DataPoint</w:t>
+      </w:r>
+      <w:r>
+        <w:rPr>
+          <w:rFonts w:ascii="ＭＳ Ｐ明朝" w:eastAsia="ＭＳ Ｐ明朝" w:hAnsi="ＭＳ Ｐ明朝" w:hint="eastAsia"/>
+          <w:sz w:val="24"/>
+        </w:rPr>
+        <w:t>はすでに説明仕切ったというほどの内容なので、</w:t>
+      </w:r>
+      <w:r>
+        <w:rPr>
+          <w:rFonts w:ascii="ＭＳ Ｐ明朝" w:eastAsia="ＭＳ Ｐ明朝" w:hAnsi="ＭＳ Ｐ明朝"/>
+          <w:sz w:val="24"/>
+        </w:rPr>
+        <w:t>MalwareFile</w:t>
+      </w:r>
+      <w:r>
+        <w:rPr>
+          <w:rFonts w:ascii="ＭＳ Ｐ明朝" w:eastAsia="ＭＳ Ｐ明朝" w:hAnsi="ＭＳ Ｐ明朝" w:hint="eastAsia"/>
+          <w:sz w:val="24"/>
+        </w:rPr>
+        <w:t>クラスのメンバ関数について順番に説明していく。</w:t>
+      </w:r>
+    </w:p>
+    <w:p>
+      <w:pPr>
+        <w:rPr>
+          <w:rFonts w:ascii="ＭＳ Ｐ明朝" w:eastAsia="ＭＳ Ｐ明朝" w:hAnsi="ＭＳ Ｐ明朝"/>
+          <w:sz w:val="24"/>
+        </w:rPr>
+      </w:pPr>
+      <w:r>
+        <w:rPr>
+          <w:rFonts w:ascii="ＭＳ Ｐ明朝" w:eastAsia="ＭＳ Ｐ明朝" w:hAnsi="ＭＳ Ｐ明朝" w:hint="eastAsia"/>
+          <w:sz w:val="24"/>
+        </w:rPr>
+        <w:t xml:space="preserve">　ファイルの読み込みと値の格納を行う</w:t>
+      </w:r>
+      <w:r>
+        <w:rPr>
+          <w:rFonts w:ascii="ＭＳ Ｐ明朝" w:eastAsia="ＭＳ Ｐ明朝" w:hAnsi="ＭＳ Ｐ明朝"/>
+          <w:sz w:val="24"/>
+        </w:rPr>
+        <w:t>loadFile</w:t>
+      </w:r>
+      <w:r>
+        <w:rPr>
+          <w:rFonts w:ascii="ＭＳ Ｐ明朝" w:eastAsia="ＭＳ Ｐ明朝" w:hAnsi="ＭＳ Ｐ明朝" w:hint="eastAsia"/>
+          <w:sz w:val="24"/>
+        </w:rPr>
+        <w:t>関数だが、</w:t>
+      </w:r>
+      <w:r>
+        <w:rPr>
+          <w:rFonts w:ascii="ＭＳ Ｐ明朝" w:eastAsia="ＭＳ Ｐ明朝" w:hAnsi="ＭＳ Ｐ明朝" w:hint="eastAsia"/>
+          <w:sz w:val="24"/>
+        </w:rPr>
+        <w:t>まずは引数に与えられた文字列のファイルの読み込みを行う。</w:t>
+      </w:r>
+      <w:r>
+        <w:rPr>
+          <w:rFonts w:ascii="ＭＳ Ｐ明朝" w:eastAsia="ＭＳ Ｐ明朝" w:hAnsi="ＭＳ Ｐ明朝" w:hint="eastAsia"/>
+          <w:sz w:val="24"/>
+        </w:rPr>
+        <w:t>文字列型の</w:t>
+      </w:r>
+      <w:r>
+        <w:rPr>
+          <w:rFonts w:ascii="ＭＳ Ｐ明朝" w:eastAsia="ＭＳ Ｐ明朝" w:hAnsi="ＭＳ Ｐ明朝"/>
+          <w:sz w:val="24"/>
+        </w:rPr>
+        <w:t>line</w:t>
+      </w:r>
+      <w:r>
+        <w:rPr>
+          <w:rFonts w:ascii="ＭＳ Ｐ明朝" w:eastAsia="ＭＳ Ｐ明朝" w:hAnsi="ＭＳ Ｐ明朝" w:hint="eastAsia"/>
+          <w:sz w:val="24"/>
+        </w:rPr>
+        <w:t>を用意し、ファイルを</w:t>
+      </w:r>
+      <w:r>
+        <w:rPr>
+          <w:rFonts w:ascii="ＭＳ Ｐ明朝" w:eastAsia="ＭＳ Ｐ明朝" w:hAnsi="ＭＳ Ｐ明朝"/>
+          <w:sz w:val="24"/>
+        </w:rPr>
+        <w:t>1</w:t>
+      </w:r>
+      <w:r>
+        <w:rPr>
+          <w:rFonts w:ascii="ＭＳ Ｐ明朝" w:eastAsia="ＭＳ Ｐ明朝" w:hAnsi="ＭＳ Ｐ明朝" w:hint="eastAsia"/>
+          <w:sz w:val="24"/>
+        </w:rPr>
+        <w:t>行ずつ読み取っていく。</w:t>
+      </w:r>
+      <w:r>
+        <w:rPr>
+          <w:rFonts w:ascii="ＭＳ Ｐ明朝" w:eastAsia="ＭＳ Ｐ明朝" w:hAnsi="ＭＳ Ｐ明朝" w:hint="eastAsia"/>
+          <w:sz w:val="24"/>
+        </w:rPr>
+        <w:t>そして</w:t>
+      </w:r>
+      <w:r>
+        <w:rPr>
+          <w:rFonts w:ascii="ＭＳ Ｐ明朝" w:eastAsia="ＭＳ Ｐ明朝" w:hAnsi="ＭＳ Ｐ明朝"/>
+          <w:sz w:val="24"/>
+        </w:rPr>
+        <w:t>1</w:t>
+      </w:r>
+      <w:r>
+        <w:rPr>
+          <w:rFonts w:ascii="ＭＳ Ｐ明朝" w:eastAsia="ＭＳ Ｐ明朝" w:hAnsi="ＭＳ Ｐ明朝" w:hint="eastAsia"/>
+          <w:sz w:val="24"/>
+        </w:rPr>
+        <w:t>行をカンマ</w:t>
+      </w:r>
+      <w:r>
+        <w:rPr>
+          <w:rFonts w:ascii="ＭＳ Ｐ明朝" w:eastAsia="ＭＳ Ｐ明朝" w:hAnsi="ＭＳ Ｐ明朝" w:hint="eastAsia"/>
+          <w:sz w:val="24"/>
+        </w:rPr>
+        <w:t>で区切って値をそれぞれ</w:t>
+      </w:r>
+      <w:r>
+        <w:rPr>
+          <w:rFonts w:ascii="ＭＳ Ｐ明朝" w:eastAsia="ＭＳ Ｐ明朝" w:hAnsi="ＭＳ Ｐ明朝"/>
+          <w:sz w:val="24"/>
+        </w:rPr>
+        <w:t>double</w:t>
+      </w:r>
+      <w:r>
+        <w:rPr>
+          <w:rFonts w:ascii="ＭＳ Ｐ明朝" w:eastAsia="ＭＳ Ｐ明朝" w:hAnsi="ＭＳ Ｐ明朝" w:hint="eastAsia"/>
+          <w:sz w:val="24"/>
+        </w:rPr>
+        <w:t>型に変換して、それを</w:t>
+      </w:r>
+      <w:r>
+        <w:rPr>
+          <w:rFonts w:ascii="ＭＳ Ｐ明朝" w:eastAsia="ＭＳ Ｐ明朝" w:hAnsi="ＭＳ Ｐ明朝"/>
+          <w:sz w:val="24"/>
+        </w:rPr>
+        <w:t>DataPoint</w:t>
+      </w:r>
+      <w:r>
+        <w:rPr>
+          <w:rFonts w:ascii="ＭＳ Ｐ明朝" w:eastAsia="ＭＳ Ｐ明朝" w:hAnsi="ＭＳ Ｐ明朝" w:hint="eastAsia"/>
+          <w:sz w:val="24"/>
+        </w:rPr>
+        <w:t>クラスのオブジェクトとして定義する。この流れをファイル全て</w:t>
+      </w:r>
+      <w:r>
+        <w:rPr>
+          <w:rFonts w:ascii="ＭＳ Ｐ明朝" w:eastAsia="ＭＳ Ｐ明朝" w:hAnsi="ＭＳ Ｐ明朝" w:hint="eastAsia"/>
+          <w:sz w:val="24"/>
+        </w:rPr>
+        <w:t>を</w:t>
+      </w:r>
+      <w:r>
+        <w:rPr>
+          <w:rFonts w:ascii="ＭＳ Ｐ明朝" w:eastAsia="ＭＳ Ｐ明朝" w:hAnsi="ＭＳ Ｐ明朝" w:hint="eastAsia"/>
+          <w:sz w:val="24"/>
+        </w:rPr>
+        <w:t>読み切るまで行なった。</w:t>
+      </w:r>
+    </w:p>
+    <w:p>
+      <w:pPr>
+        <w:rPr>
+          <w:rFonts w:ascii="ＭＳ Ｐ明朝" w:eastAsia="ＭＳ Ｐ明朝" w:hAnsi="ＭＳ Ｐ明朝"/>
+          <w:sz w:val="24"/>
+        </w:rPr>
+      </w:pPr>
+      <w:r>
+        <w:rPr>
+          <w:rFonts w:ascii="ＭＳ Ｐ明朝" w:eastAsia="ＭＳ Ｐ明朝" w:hAnsi="ＭＳ Ｐ明朝" w:hint="eastAsia"/>
+          <w:sz w:val="24"/>
+        </w:rPr>
+        <w:t xml:space="preserve">　次に最小二乗法のモデルを作成する</w:t>
+      </w:r>
+      <w:r>
+        <w:rPr>
+          <w:rFonts w:ascii="ＭＳ Ｐ明朝" w:eastAsia="ＭＳ Ｐ明朝" w:hAnsi="ＭＳ Ｐ明朝"/>
+          <w:sz w:val="24"/>
+        </w:rPr>
+        <w:t>fitModel</w:t>
+      </w:r>
+      <w:r>
+        <w:rPr>
+          <w:rFonts w:ascii="ＭＳ Ｐ明朝" w:eastAsia="ＭＳ Ｐ明朝" w:hAnsi="ＭＳ Ｐ明朝" w:hint="eastAsia"/>
+          <w:sz w:val="24"/>
+        </w:rPr>
+        <w:t>関数である。</w:t>
+      </w:r>
+      <w:r>
+        <w:rPr>
+          <w:rFonts w:ascii="ＭＳ Ｐ明朝" w:eastAsia="ＭＳ Ｐ明朝" w:hAnsi="ＭＳ Ｐ明朝" w:hint="eastAsia"/>
+          <w:sz w:val="24"/>
+        </w:rPr>
+        <w:t>最小二乗法とは、データとモデルとなる直線や曲線との誤差の二乗和が最小となるようにモデルを求める方法であり、これは数値解析での基本的なものである。</w:t>
+      </w:r>
+      <w:r>
+        <w:rPr>
+          <w:rFonts w:ascii="ＭＳ Ｐ明朝" w:eastAsia="ＭＳ Ｐ明朝" w:hAnsi="ＭＳ Ｐ明朝" w:hint="eastAsia"/>
+          <w:sz w:val="24"/>
+        </w:rPr>
+        <w:t>今回はモデルとデータとの直線距離が最小となるようにしてモデルを求めた。</w:t>
+      </w:r>
+      <w:r>
+        <w:rPr>
+          <w:rFonts w:ascii="ＭＳ Ｐ明朝" w:eastAsia="ＭＳ Ｐ明朝" w:hAnsi="ＭＳ Ｐ明朝" w:hint="eastAsia"/>
+          <w:sz w:val="24"/>
+        </w:rPr>
+        <w:t>そのため平均と分散、共分散を用いて、</w:t>
+      </w:r>
+    </w:p>
+    <w:p>
+      <w:pPr>
+        <w:rPr>
+          <w:rFonts w:ascii="ＭＳ Ｐ明朝" w:eastAsia="ＭＳ Ｐ明朝" w:hAnsi="ＭＳ Ｐ明朝"/>
+          <w:iCs/>
+          <w:sz w:val="24"/>
+        </w:rPr>
+      </w:pPr>
+      <m:oMathPara>
+        <m:oMath>
+          <m:r>
+            <w:rPr>
+              <w:rFonts w:ascii="Cambria Math" w:eastAsia="ＭＳ Ｐ明朝" w:hAnsi="Cambria Math"/>
+              <w:sz w:val="24"/>
+            </w:rPr>
+            <m:t>a=</m:t>
+          </m:r>
+          <m:f>
+            <m:fPr>
+              <m:ctrlPr>
+                <w:rPr>
+                  <w:rFonts w:ascii="Cambria Math" w:eastAsia="ＭＳ Ｐ明朝" w:hAnsi="Cambria Math"/>
+                  <w:i/>
+                  <w:sz w:val="24"/>
+                </w:rPr>
+              </m:ctrlPr>
+            </m:fPr>
+            <m:num>
+              <m:sSub>
+                <m:sSubPr>
+                  <m:ctrlPr>
+                    <w:rPr>
+                      <w:rFonts w:ascii="Cambria Math" w:eastAsia="ＭＳ Ｐ明朝" w:hAnsi="Cambria Math"/>
+                      <w:i/>
+                      <w:sz w:val="24"/>
+                    </w:rPr>
+                  </m:ctrlPr>
+                </m:sSubPr>
+                <m:e>
+                  <m:r>
+                    <w:rPr>
+                      <w:rFonts w:ascii="Cambria Math" w:eastAsia="ＭＳ Ｐ明朝" w:hAnsi="Cambria Math"/>
+                      <w:sz w:val="24"/>
+                    </w:rPr>
+                    <m:t>S</m:t>
+                  </m:r>
+                </m:e>
+                <m:sub>
+                  <m:r>
+                    <w:rPr>
+                      <w:rFonts w:ascii="Cambria Math" w:eastAsia="ＭＳ Ｐ明朝" w:hAnsi="Cambria Math"/>
+                      <w:sz w:val="24"/>
+                    </w:rPr>
+                    <m:t>yy</m:t>
+                  </m:r>
+                </m:sub>
+              </m:sSub>
+              <m:r>
+                <w:rPr>
+                  <w:rFonts w:ascii="Cambria Math" w:eastAsia="ＭＳ Ｐ明朝" w:hAnsi="Cambria Math"/>
+                  <w:sz w:val="24"/>
+                </w:rPr>
+                <m:t>-</m:t>
+              </m:r>
+              <m:sSub>
+                <m:sSubPr>
+                  <m:ctrlPr>
+                    <w:rPr>
+                      <w:rFonts w:ascii="Cambria Math" w:eastAsia="ＭＳ Ｐ明朝" w:hAnsi="Cambria Math"/>
+                      <w:i/>
+                      <w:sz w:val="24"/>
+                    </w:rPr>
+                  </m:ctrlPr>
+                </m:sSubPr>
+                <m:e>
+                  <m:r>
+                    <w:rPr>
+                      <w:rFonts w:ascii="Cambria Math" w:eastAsia="ＭＳ Ｐ明朝" w:hAnsi="Cambria Math"/>
+                      <w:sz w:val="24"/>
+                    </w:rPr>
+                    <m:t>S</m:t>
+                  </m:r>
+                </m:e>
+                <m:sub>
+                  <m:r>
+                    <w:rPr>
+                      <w:rFonts w:ascii="Cambria Math" w:eastAsia="ＭＳ Ｐ明朝" w:hAnsi="Cambria Math"/>
+                      <w:sz w:val="24"/>
+                    </w:rPr>
+                    <m:t>xx</m:t>
+                  </m:r>
+                </m:sub>
+              </m:sSub>
+              <m:r>
+                <w:rPr>
+                  <w:rFonts w:ascii="Cambria Math" w:eastAsia="ＭＳ Ｐ明朝" w:hAnsi="Cambria Math"/>
+                  <w:sz w:val="24"/>
+                </w:rPr>
+                <m:t>+</m:t>
+              </m:r>
+              <m:rad>
+                <m:radPr>
+                  <m:degHide m:val="1"/>
+                  <m:ctrlPr>
+                    <w:rPr>
+                      <w:rFonts w:ascii="Cambria Math" w:eastAsia="ＭＳ Ｐ明朝" w:hAnsi="Cambria Math"/>
+                      <w:i/>
+                      <w:sz w:val="24"/>
+                    </w:rPr>
+                  </m:ctrlPr>
+                </m:radPr>
+                <m:deg/>
+                <m:e>
+                  <m:sSup>
+                    <m:sSupPr>
+                      <m:ctrlPr>
+                        <w:rPr>
+                          <w:rFonts w:ascii="Cambria Math" w:eastAsia="ＭＳ Ｐ明朝" w:hAnsi="Cambria Math"/>
+                          <w:i/>
+                          <w:sz w:val="24"/>
+                        </w:rPr>
+                      </m:ctrlPr>
+                    </m:sSupPr>
+                    <m:e>
+                      <m:d>
+                        <m:dPr>
+                          <m:ctrlPr>
+                            <w:rPr>
+                              <w:rFonts w:ascii="Cambria Math" w:eastAsia="ＭＳ Ｐ明朝" w:hAnsi="Cambria Math"/>
+                              <w:i/>
+                              <w:sz w:val="24"/>
+                            </w:rPr>
+                          </m:ctrlPr>
+                        </m:dPr>
+                        <m:e>
+                          <m:sSub>
+                            <m:sSubPr>
+                              <m:ctrlPr>
+                                <w:rPr>
+                                  <w:rFonts w:ascii="Cambria Math" w:eastAsia="ＭＳ Ｐ明朝" w:hAnsi="Cambria Math"/>
+                                  <w:i/>
+                                  <w:sz w:val="24"/>
+                                </w:rPr>
+                              </m:ctrlPr>
+                            </m:sSubPr>
+                            <m:e>
+                              <m:r>
+                                <w:rPr>
+                                  <w:rFonts w:ascii="Cambria Math" w:eastAsia="ＭＳ Ｐ明朝" w:hAnsi="Cambria Math"/>
+                                  <w:sz w:val="24"/>
+                                </w:rPr>
+                                <m:t>S</m:t>
+                              </m:r>
+                            </m:e>
+                            <m:sub>
+                              <m:r>
+                                <w:rPr>
+                                  <w:rFonts w:ascii="Cambria Math" w:eastAsia="ＭＳ Ｐ明朝" w:hAnsi="Cambria Math"/>
+                                  <w:sz w:val="24"/>
+                                </w:rPr>
+                                <m:t>yy</m:t>
+                              </m:r>
+                            </m:sub>
+                          </m:sSub>
+                          <m:r>
+                            <w:rPr>
+                              <w:rFonts w:ascii="Cambria Math" w:eastAsia="ＭＳ Ｐ明朝" w:hAnsi="Cambria Math"/>
+                              <w:sz w:val="24"/>
+                            </w:rPr>
+                            <m:t>-</m:t>
+                          </m:r>
+                          <m:sSub>
+                            <m:sSubPr>
+                              <m:ctrlPr>
+                                <w:rPr>
+                                  <w:rFonts w:ascii="Cambria Math" w:eastAsia="ＭＳ Ｐ明朝" w:hAnsi="Cambria Math"/>
+                                  <w:i/>
+                                  <w:sz w:val="24"/>
+                                </w:rPr>
+                              </m:ctrlPr>
+                            </m:sSubPr>
+                            <m:e>
+                              <m:r>
+                                <w:rPr>
+                                  <w:rFonts w:ascii="Cambria Math" w:eastAsia="ＭＳ Ｐ明朝" w:hAnsi="Cambria Math"/>
+                                  <w:sz w:val="24"/>
+                                </w:rPr>
+                                <m:t>S</m:t>
+                              </m:r>
+                            </m:e>
+                            <m:sub>
+                              <m:r>
+                                <w:rPr>
+                                  <w:rFonts w:ascii="Cambria Math" w:eastAsia="ＭＳ Ｐ明朝" w:hAnsi="Cambria Math"/>
+                                  <w:sz w:val="24"/>
+                                </w:rPr>
+                                <m:t>xx</m:t>
+                              </m:r>
+                            </m:sub>
+                          </m:sSub>
+                        </m:e>
+                      </m:d>
+                    </m:e>
+                    <m:sup>
+                      <m:r>
+                        <w:rPr>
+                          <w:rFonts w:ascii="Cambria Math" w:eastAsia="ＭＳ Ｐ明朝" w:hAnsi="Cambria Math"/>
+                          <w:sz w:val="24"/>
+                        </w:rPr>
+                        <m:t>2</m:t>
+                      </m:r>
+                    </m:sup>
+                  </m:sSup>
+                  <m:r>
+                    <w:rPr>
+                      <w:rFonts w:ascii="Cambria Math" w:eastAsia="ＭＳ Ｐ明朝" w:hAnsi="Cambria Math"/>
+                      <w:sz w:val="24"/>
+                    </w:rPr>
+                    <m:t>-</m:t>
+                  </m:r>
+                  <m:sSup>
+                    <m:sSupPr>
+                      <m:ctrlPr>
+                        <w:rPr>
+                          <w:rFonts w:ascii="Cambria Math" w:eastAsia="ＭＳ Ｐ明朝" w:hAnsi="Cambria Math"/>
+                          <w:i/>
+                          <w:sz w:val="24"/>
+                        </w:rPr>
+                      </m:ctrlPr>
+                    </m:sSupPr>
+                    <m:e>
+                      <m:sSub>
+                        <m:sSubPr>
+                          <m:ctrlPr>
+                            <w:rPr>
+                              <w:rFonts w:ascii="Cambria Math" w:eastAsia="ＭＳ Ｐ明朝" w:hAnsi="Cambria Math"/>
+                              <w:i/>
+                              <w:sz w:val="24"/>
+                            </w:rPr>
+                          </m:ctrlPr>
+                        </m:sSubPr>
+                        <m:e>
+                          <m:r>
+                            <w:rPr>
+                              <w:rFonts w:ascii="Cambria Math" w:eastAsia="ＭＳ Ｐ明朝" w:hAnsi="Cambria Math"/>
+                              <w:sz w:val="24"/>
+                            </w:rPr>
+                            <m:t>S</m:t>
+                          </m:r>
+                        </m:e>
+                        <m:sub>
+                          <m:r>
+                            <w:rPr>
+                              <w:rFonts w:ascii="Cambria Math" w:eastAsia="ＭＳ Ｐ明朝" w:hAnsi="Cambria Math"/>
+                              <w:sz w:val="24"/>
+                            </w:rPr>
+                            <m:t>xy</m:t>
+                          </m:r>
+                        </m:sub>
+                      </m:sSub>
+                    </m:e>
+                    <m:sup>
+                      <m:r>
+                        <w:rPr>
+                          <w:rFonts w:ascii="Cambria Math" w:eastAsia="ＭＳ Ｐ明朝" w:hAnsi="Cambria Math"/>
+                          <w:sz w:val="24"/>
+                        </w:rPr>
+                        <m:t>2</m:t>
+                      </m:r>
+                    </m:sup>
+                  </m:sSup>
+                </m:e>
+              </m:rad>
+            </m:num>
+            <m:den>
+              <m:r>
+                <w:rPr>
+                  <w:rFonts w:ascii="Cambria Math" w:eastAsia="ＭＳ Ｐ明朝" w:hAnsi="Cambria Math"/>
+                  <w:sz w:val="24"/>
+                </w:rPr>
+                <m:t>2</m:t>
+              </m:r>
+              <m:sSub>
+                <m:sSubPr>
+                  <m:ctrlPr>
+                    <w:rPr>
+                      <w:rFonts w:ascii="Cambria Math" w:eastAsia="ＭＳ Ｐ明朝" w:hAnsi="Cambria Math"/>
+                      <w:i/>
+                      <w:sz w:val="24"/>
+                    </w:rPr>
+                  </m:ctrlPr>
+                </m:sSubPr>
+                <m:e>
+                  <m:r>
+                    <w:rPr>
+                      <w:rFonts w:ascii="Cambria Math" w:eastAsia="ＭＳ Ｐ明朝" w:hAnsi="Cambria Math"/>
+                      <w:sz w:val="24"/>
+                    </w:rPr>
+                    <m:t>S</m:t>
+                  </m:r>
+                </m:e>
+                <m:sub>
+                  <m:r>
+                    <w:rPr>
+                      <w:rFonts w:ascii="Cambria Math" w:eastAsia="ＭＳ Ｐ明朝" w:hAnsi="Cambria Math"/>
+                      <w:sz w:val="24"/>
+                    </w:rPr>
+                    <m:t>xy</m:t>
+                  </m:r>
+                </m:sub>
+              </m:sSub>
+            </m:den>
+          </m:f>
+        </m:oMath>
+      </m:oMathPara>
+    </w:p>
+    <w:p>
+      <w:pPr>
+        <w:rPr>
+          <w:rFonts w:ascii="ＭＳ Ｐ明朝" w:eastAsia="ＭＳ Ｐ明朝" w:hAnsi="ＭＳ Ｐ明朝"/>
+          <w:iCs/>
+          <w:sz w:val="24"/>
+        </w:rPr>
+      </w:pPr>
+      <m:oMathPara>
+        <m:oMath>
+          <m:r>
+            <w:rPr>
+              <w:rFonts w:ascii="Cambria Math" w:eastAsia="ＭＳ Ｐ明朝" w:hAnsi="Cambria Math"/>
+              <w:sz w:val="24"/>
+            </w:rPr>
+            <m:t>b=</m:t>
+          </m:r>
+          <m:acc>
+            <m:accPr>
+              <m:chr m:val="̅"/>
+              <m:ctrlPr>
+                <w:rPr>
+                  <w:rFonts w:ascii="Cambria Math" w:eastAsia="ＭＳ Ｐ明朝" w:hAnsi="Cambria Math"/>
+                  <w:i/>
+                  <w:iCs/>
+                  <w:sz w:val="24"/>
+                </w:rPr>
+              </m:ctrlPr>
+            </m:accPr>
+            <m:e>
+              <m:r>
+                <w:rPr>
+                  <w:rFonts w:ascii="Cambria Math" w:eastAsia="ＭＳ Ｐ明朝" w:hAnsi="Cambria Math"/>
+                  <w:sz w:val="24"/>
+                </w:rPr>
+                <m:t>Y</m:t>
+              </m:r>
+            </m:e>
+          </m:acc>
+          <m:r>
+            <w:rPr>
+              <w:rFonts w:ascii="Cambria Math" w:eastAsia="ＭＳ Ｐ明朝" w:hAnsi="Cambria Math"/>
+              <w:sz w:val="24"/>
+            </w:rPr>
+            <m:t>-a</m:t>
+          </m:r>
+          <m:acc>
+            <m:accPr>
+              <m:chr m:val="̅"/>
+              <m:ctrlPr>
+                <w:rPr>
+                  <w:rFonts w:ascii="Cambria Math" w:eastAsia="ＭＳ Ｐ明朝" w:hAnsi="Cambria Math"/>
+                  <w:i/>
+                  <w:iCs/>
+                  <w:sz w:val="24"/>
+                </w:rPr>
+              </m:ctrlPr>
+            </m:accPr>
+            <m:e>
+              <m:r>
+                <w:rPr>
+                  <w:rFonts w:ascii="Cambria Math" w:eastAsia="ＭＳ Ｐ明朝" w:hAnsi="Cambria Math"/>
+                  <w:sz w:val="24"/>
+                </w:rPr>
+                <m:t>X</m:t>
+              </m:r>
+            </m:e>
+          </m:acc>
+        </m:oMath>
+      </m:oMathPara>
+    </w:p>
+    <w:p>
+      <w:pPr>
+        <w:rPr>
+          <w:rFonts w:ascii="ＭＳ Ｐ明朝" w:eastAsia="ＭＳ Ｐ明朝" w:hAnsi="ＭＳ Ｐ明朝" w:hint="eastAsia"/>
+          <w:sz w:val="24"/>
+        </w:rPr>
+      </w:pPr>
+      <w:r>
+        <w:rPr>
+          <w:rFonts w:ascii="ＭＳ Ｐ明朝" w:eastAsia="ＭＳ Ｐ明朝" w:hAnsi="ＭＳ Ｐ明朝" w:hint="eastAsia"/>
+          <w:sz w:val="24"/>
+        </w:rPr>
+        <w:lastRenderedPageBreak/>
+        <w:t>の式よりモデルとなる直線の式を求めた。</w:t>
+      </w:r>
+      <w:r>
+        <w:rPr>
+          <w:rFonts w:ascii="ＭＳ Ｐ明朝" w:eastAsia="ＭＳ Ｐ明朝" w:hAnsi="ＭＳ Ｐ明朝" w:hint="eastAsia"/>
+          <w:sz w:val="24"/>
+        </w:rPr>
+        <w:t>従って</w:t>
+      </w:r>
+      <w:r>
+        <w:rPr>
+          <w:rFonts w:ascii="ＭＳ Ｐ明朝" w:eastAsia="ＭＳ Ｐ明朝" w:hAnsi="ＭＳ Ｐ明朝"/>
+          <w:sz w:val="24"/>
+        </w:rPr>
+        <w:t>fitModel</w:t>
+      </w:r>
+      <w:r>
+        <w:rPr>
+          <w:rFonts w:ascii="ＭＳ Ｐ明朝" w:eastAsia="ＭＳ Ｐ明朝" w:hAnsi="ＭＳ Ｐ明朝" w:hint="eastAsia"/>
+          <w:sz w:val="24"/>
+        </w:rPr>
+        <w:t>関数では、最初にデータを取得して平均値を求めたあと、分散と共分散を算出し、最後に係数を求めるという処理を行なっている。また、このモデルを出力する</w:t>
+      </w:r>
+      <w:r>
+        <w:rPr>
+          <w:rFonts w:ascii="ＭＳ Ｐ明朝" w:eastAsia="ＭＳ Ｐ明朝" w:hAnsi="ＭＳ Ｐ明朝"/>
+          <w:sz w:val="24"/>
+        </w:rPr>
+        <w:t>printModel</w:t>
+      </w:r>
+      <w:r>
+        <w:rPr>
+          <w:rFonts w:ascii="ＭＳ Ｐ明朝" w:eastAsia="ＭＳ Ｐ明朝" w:hAnsi="ＭＳ Ｐ明朝" w:hint="eastAsia"/>
+          <w:sz w:val="24"/>
+        </w:rPr>
+        <w:t>関数も、モデルの可視化のために用意した。</w:t>
+      </w:r>
+    </w:p>
+    <w:p>
+      <w:pPr>
+        <w:rPr>
+          <w:rFonts w:ascii="ＭＳ Ｐ明朝" w:eastAsia="ＭＳ Ｐ明朝" w:hAnsi="ＭＳ Ｐ明朝"/>
+          <w:sz w:val="24"/>
+        </w:rPr>
+      </w:pPr>
+      <w:r>
+        <w:rPr>
+          <w:rFonts w:ascii="ＭＳ Ｐ明朝" w:eastAsia="ＭＳ Ｐ明朝" w:hAnsi="ＭＳ Ｐ明朝"/>
+          <w:sz w:val="24"/>
+        </w:rPr>
+        <w:t xml:space="preserve"> </w:t>
+      </w:r>
+      <w:r>
+        <w:rPr>
+          <w:rFonts w:ascii="ＭＳ Ｐ明朝" w:eastAsia="ＭＳ Ｐ明朝" w:hAnsi="ＭＳ Ｐ明朝" w:hint="eastAsia"/>
+          <w:sz w:val="24"/>
+        </w:rPr>
+        <w:t>最小二乗法で求まったモデル</w:t>
+      </w:r>
+      <w:r>
+        <w:rPr>
+          <w:rFonts w:ascii="ＭＳ Ｐ明朝" w:eastAsia="ＭＳ Ｐ明朝" w:hAnsi="ＭＳ Ｐ明朝" w:hint="eastAsia"/>
+          <w:sz w:val="24"/>
+        </w:rPr>
+        <w:t>と</w:t>
+      </w:r>
+      <w:r>
+        <w:rPr>
+          <w:rFonts w:ascii="ＭＳ Ｐ明朝" w:eastAsia="ＭＳ Ｐ明朝" w:hAnsi="ＭＳ Ｐ明朝" w:hint="eastAsia"/>
+          <w:sz w:val="24"/>
+        </w:rPr>
+        <w:t>与えられた</w:t>
+      </w:r>
+      <w:r>
+        <w:rPr>
+          <w:rFonts w:ascii="ＭＳ Ｐ明朝" w:eastAsia="ＭＳ Ｐ明朝" w:hAnsi="ＭＳ Ｐ明朝" w:hint="eastAsia"/>
+          <w:sz w:val="24"/>
+        </w:rPr>
+        <w:t>データの直線距離の平均を</w:t>
+      </w:r>
+      <w:r>
+        <w:rPr>
+          <w:rFonts w:ascii="ＭＳ Ｐ明朝" w:eastAsia="ＭＳ Ｐ明朝" w:hAnsi="ＭＳ Ｐ明朝"/>
+          <w:sz w:val="24"/>
+        </w:rPr>
+        <w:t>avgDist</w:t>
+      </w:r>
+      <w:r>
+        <w:rPr>
+          <w:rFonts w:ascii="ＭＳ Ｐ明朝" w:eastAsia="ＭＳ Ｐ明朝" w:hAnsi="ＭＳ Ｐ明朝" w:hint="eastAsia"/>
+          <w:sz w:val="24"/>
+        </w:rPr>
+        <w:t>関数で求めてい</w:t>
+      </w:r>
+      <w:r>
+        <w:rPr>
+          <w:rFonts w:ascii="ＭＳ Ｐ明朝" w:eastAsia="ＭＳ Ｐ明朝" w:hAnsi="ＭＳ Ｐ明朝" w:hint="eastAsia"/>
+          <w:sz w:val="24"/>
+        </w:rPr>
+        <w:t>る。</w:t>
+      </w:r>
+      <w:r>
+        <w:rPr>
+          <w:rFonts w:ascii="ＭＳ Ｐ明朝" w:eastAsia="ＭＳ Ｐ明朝" w:hAnsi="ＭＳ Ｐ明朝"/>
+          <w:sz w:val="24"/>
+        </w:rPr>
+        <w:t>DataPoint</w:t>
+      </w:r>
+      <w:r>
+        <w:rPr>
+          <w:rFonts w:ascii="ＭＳ Ｐ明朝" w:eastAsia="ＭＳ Ｐ明朝" w:hAnsi="ＭＳ Ｐ明朝" w:hint="eastAsia"/>
+          <w:sz w:val="24"/>
+        </w:rPr>
+        <w:t>の</w:t>
+      </w:r>
+      <w:r>
+        <w:rPr>
+          <w:rFonts w:ascii="ＭＳ Ｐ明朝" w:eastAsia="ＭＳ Ｐ明朝" w:hAnsi="ＭＳ Ｐ明朝"/>
+          <w:sz w:val="24"/>
+        </w:rPr>
+        <w:t>vector</w:t>
+      </w:r>
+      <w:r>
+        <w:rPr>
+          <w:rFonts w:ascii="ＭＳ Ｐ明朝" w:eastAsia="ＭＳ Ｐ明朝" w:hAnsi="ＭＳ Ｐ明朝" w:hint="eastAsia"/>
+          <w:sz w:val="24"/>
+        </w:rPr>
+        <w:t>を定義して</w:t>
+      </w:r>
+      <w:r>
+        <w:rPr>
+          <w:rFonts w:ascii="ＭＳ Ｐ明朝" w:eastAsia="ＭＳ Ｐ明朝" w:hAnsi="ＭＳ Ｐ明朝"/>
+          <w:sz w:val="24"/>
+        </w:rPr>
+        <w:t>unknown</w:t>
+      </w:r>
+      <w:r>
+        <w:rPr>
+          <w:rFonts w:ascii="ＭＳ Ｐ明朝" w:eastAsia="ＭＳ Ｐ明朝" w:hAnsi="ＭＳ Ｐ明朝" w:hint="eastAsia"/>
+          <w:sz w:val="24"/>
+        </w:rPr>
+        <w:t>のデータを取得し、その各点とモデルとの距離を合計して、最後にデータの数で割って平均を求めるという仕組みである。データが空なことはあまり考えないが、もしデータがない場合はものすご</w:t>
+      </w:r>
+      <w:r>
+        <w:rPr>
+          <w:rFonts w:ascii="ＭＳ Ｐ明朝" w:eastAsia="ＭＳ Ｐ明朝" w:hAnsi="ＭＳ Ｐ明朝" w:hint="eastAsia"/>
+          <w:sz w:val="24"/>
+        </w:rPr>
+        <w:t>く</w:t>
+      </w:r>
+      <w:r>
+        <w:rPr>
+          <w:rFonts w:ascii="ＭＳ Ｐ明朝" w:eastAsia="ＭＳ Ｐ明朝" w:hAnsi="ＭＳ Ｐ明朝" w:hint="eastAsia"/>
+          <w:sz w:val="24"/>
+        </w:rPr>
+        <w:t>大きい数として</w:t>
+      </w:r>
+      <w:r>
+        <w:rPr>
+          <w:rFonts w:ascii="ＭＳ Ｐ明朝" w:eastAsia="ＭＳ Ｐ明朝" w:hAnsi="ＭＳ Ｐ明朝"/>
+          <w:sz w:val="24"/>
+        </w:rPr>
+        <w:t>10</w:t>
+      </w:r>
+      <w:r>
+        <w:rPr>
+          <w:rFonts w:ascii="ＭＳ Ｐ明朝" w:eastAsia="ＭＳ Ｐ明朝" w:hAnsi="ＭＳ Ｐ明朝" w:hint="eastAsia"/>
+          <w:sz w:val="24"/>
+        </w:rPr>
+        <w:t>の</w:t>
+      </w:r>
+      <w:r>
+        <w:rPr>
+          <w:rFonts w:ascii="ＭＳ Ｐ明朝" w:eastAsia="ＭＳ Ｐ明朝" w:hAnsi="ＭＳ Ｐ明朝"/>
+          <w:sz w:val="24"/>
+        </w:rPr>
+        <w:t>10</w:t>
+      </w:r>
+      <w:r>
+        <w:rPr>
+          <w:rFonts w:ascii="ＭＳ Ｐ明朝" w:eastAsia="ＭＳ Ｐ明朝" w:hAnsi="ＭＳ Ｐ明朝" w:hint="eastAsia"/>
+          <w:sz w:val="24"/>
+        </w:rPr>
+        <w:t>乗を返すようにしている。</w:t>
+      </w:r>
+      <w:r>
+        <w:rPr>
+          <w:rFonts w:ascii="ＭＳ Ｐ明朝" w:eastAsia="ＭＳ Ｐ明朝" w:hAnsi="ＭＳ Ｐ明朝" w:hint="eastAsia"/>
+          <w:sz w:val="24"/>
+        </w:rPr>
+        <w:t>点と直線の距離の計算は</w:t>
+      </w:r>
+      <w:r>
+        <w:rPr>
+          <w:rFonts w:ascii="ＭＳ Ｐ明朝" w:eastAsia="ＭＳ Ｐ明朝" w:hAnsi="ＭＳ Ｐ明朝"/>
+          <w:sz w:val="24"/>
+        </w:rPr>
+        <w:t>distToLine</w:t>
+      </w:r>
+      <w:r>
+        <w:rPr>
+          <w:rFonts w:ascii="ＭＳ Ｐ明朝" w:eastAsia="ＭＳ Ｐ明朝" w:hAnsi="ＭＳ Ｐ明朝" w:hint="eastAsia"/>
+          <w:sz w:val="24"/>
+        </w:rPr>
+        <w:t>関数で行なっているが、</w:t>
+      </w:r>
+      <w:r>
+        <w:rPr>
+          <w:rFonts w:ascii="ＭＳ Ｐ明朝" w:eastAsia="ＭＳ Ｐ明朝" w:hAnsi="ＭＳ Ｐ明朝" w:hint="eastAsia"/>
+          <w:sz w:val="24"/>
+        </w:rPr>
+        <w:t>この計算は、</w:t>
+      </w:r>
+    </w:p>
+    <w:p>
+      <w:pPr>
+        <w:rPr>
+          <w:rFonts w:ascii="ＭＳ Ｐ明朝" w:eastAsia="ＭＳ Ｐ明朝" w:hAnsi="ＭＳ Ｐ明朝"/>
+          <w:sz w:val="24"/>
+        </w:rPr>
+      </w:pPr>
+      <m:oMathPara>
+        <m:oMath>
+          <m:r>
+            <w:rPr>
+              <w:rFonts w:ascii="Cambria Math" w:eastAsia="ＭＳ Ｐ明朝" w:hAnsi="Cambria Math"/>
+              <w:sz w:val="24"/>
+            </w:rPr>
+            <m:t>d=</m:t>
+          </m:r>
+          <m:f>
+            <m:fPr>
+              <m:ctrlPr>
+                <w:rPr>
+                  <w:rFonts w:ascii="Cambria Math" w:eastAsia="ＭＳ Ｐ明朝" w:hAnsi="Cambria Math"/>
+                  <w:i/>
+                  <w:sz w:val="24"/>
+                </w:rPr>
+              </m:ctrlPr>
+            </m:fPr>
+            <m:num>
+              <m:d>
+                <m:dPr>
+                  <m:begChr m:val="|"/>
+                  <m:endChr m:val="|"/>
+                  <m:ctrlPr>
+                    <w:rPr>
+                      <w:rFonts w:ascii="Cambria Math" w:eastAsia="ＭＳ Ｐ明朝" w:hAnsi="Cambria Math"/>
+                      <w:i/>
+                      <w:sz w:val="24"/>
+                    </w:rPr>
+                  </m:ctrlPr>
+                </m:dPr>
+                <m:e>
+                  <m:r>
+                    <w:rPr>
+                      <w:rFonts w:ascii="Cambria Math" w:eastAsia="ＭＳ Ｐ明朝" w:hAnsi="Cambria Math"/>
+                      <w:sz w:val="24"/>
+                    </w:rPr>
+                    <m:t>a</m:t>
+                  </m:r>
+                  <m:sSub>
+                    <m:sSubPr>
+                      <m:ctrlPr>
+                        <w:rPr>
+                          <w:rFonts w:ascii="Cambria Math" w:eastAsia="ＭＳ Ｐ明朝" w:hAnsi="Cambria Math"/>
+                          <w:i/>
+                          <w:sz w:val="24"/>
+                        </w:rPr>
+                      </m:ctrlPr>
+                    </m:sSubPr>
+                    <m:e>
+                      <m:r>
+                        <w:rPr>
+                          <w:rFonts w:ascii="Cambria Math" w:eastAsia="ＭＳ Ｐ明朝" w:hAnsi="Cambria Math"/>
+                          <w:sz w:val="24"/>
+                        </w:rPr>
+                        <m:t>x</m:t>
+                      </m:r>
+                    </m:e>
+                    <m:sub>
+                      <m:r>
+                        <w:rPr>
+                          <w:rFonts w:ascii="Cambria Math" w:eastAsia="ＭＳ Ｐ明朝" w:hAnsi="Cambria Math"/>
+                          <w:sz w:val="24"/>
+                        </w:rPr>
+                        <m:t>i</m:t>
+                      </m:r>
+                    </m:sub>
+                  </m:sSub>
+                  <m:r>
+                    <w:rPr>
+                      <w:rFonts w:ascii="Cambria Math" w:eastAsia="ＭＳ Ｐ明朝" w:hAnsi="Cambria Math"/>
+                      <w:sz w:val="24"/>
+                    </w:rPr>
+                    <m:t>-</m:t>
+                  </m:r>
+                  <m:sSub>
+                    <m:sSubPr>
+                      <m:ctrlPr>
+                        <w:rPr>
+                          <w:rFonts w:ascii="Cambria Math" w:eastAsia="ＭＳ Ｐ明朝" w:hAnsi="Cambria Math"/>
+                          <w:i/>
+                          <w:sz w:val="24"/>
+                        </w:rPr>
+                      </m:ctrlPr>
+                    </m:sSubPr>
+                    <m:e>
+                      <m:r>
+                        <w:rPr>
+                          <w:rFonts w:ascii="Cambria Math" w:eastAsia="ＭＳ Ｐ明朝" w:hAnsi="Cambria Math"/>
+                          <w:sz w:val="24"/>
+                        </w:rPr>
+                        <m:t>y</m:t>
+                      </m:r>
+                    </m:e>
+                    <m:sub>
+                      <m:r>
+                        <w:rPr>
+                          <w:rFonts w:ascii="Cambria Math" w:eastAsia="ＭＳ Ｐ明朝" w:hAnsi="Cambria Math"/>
+                          <w:sz w:val="24"/>
+                        </w:rPr>
+                        <m:t>i</m:t>
+                      </m:r>
+                    </m:sub>
+                  </m:sSub>
+                  <m:r>
+                    <w:rPr>
+                      <w:rFonts w:ascii="Cambria Math" w:eastAsia="ＭＳ Ｐ明朝" w:hAnsi="Cambria Math"/>
+                      <w:sz w:val="24"/>
+                    </w:rPr>
+                    <m:t>+b</m:t>
+                  </m:r>
+                </m:e>
+              </m:d>
+            </m:num>
+            <m:den>
+              <m:rad>
+                <m:radPr>
+                  <m:degHide m:val="1"/>
+                  <m:ctrlPr>
+                    <w:rPr>
+                      <w:rFonts w:ascii="Cambria Math" w:eastAsia="ＭＳ Ｐ明朝" w:hAnsi="Cambria Math"/>
+                      <w:i/>
+                      <w:sz w:val="24"/>
+                    </w:rPr>
+                  </m:ctrlPr>
+                </m:radPr>
+                <m:deg/>
+                <m:e>
+                  <m:sSup>
+                    <m:sSupPr>
+                      <m:ctrlPr>
+                        <w:rPr>
+                          <w:rFonts w:ascii="Cambria Math" w:eastAsia="ＭＳ Ｐ明朝" w:hAnsi="Cambria Math"/>
+                          <w:i/>
+                          <w:sz w:val="24"/>
+                        </w:rPr>
+                      </m:ctrlPr>
+                    </m:sSupPr>
+                    <m:e>
+                      <m:r>
+                        <w:rPr>
+                          <w:rFonts w:ascii="Cambria Math" w:eastAsia="ＭＳ Ｐ明朝" w:hAnsi="Cambria Math"/>
+                          <w:sz w:val="24"/>
+                        </w:rPr>
+                        <m:t>a</m:t>
+                      </m:r>
+                    </m:e>
+                    <m:sup>
+                      <m:r>
+                        <w:rPr>
+                          <w:rFonts w:ascii="Cambria Math" w:eastAsia="ＭＳ Ｐ明朝" w:hAnsi="Cambria Math"/>
+                          <w:sz w:val="24"/>
+                        </w:rPr>
+                        <m:t>2</m:t>
+                      </m:r>
+                    </m:sup>
+                  </m:sSup>
+                  <m:r>
+                    <w:rPr>
+                      <w:rFonts w:ascii="Cambria Math" w:eastAsia="ＭＳ Ｐ明朝" w:hAnsi="Cambria Math"/>
+                      <w:sz w:val="24"/>
+                    </w:rPr>
+                    <m:t>+1</m:t>
+                  </m:r>
+                </m:e>
+              </m:rad>
+            </m:den>
+          </m:f>
+        </m:oMath>
+      </m:oMathPara>
+    </w:p>
+    <w:p>
+      <w:pPr>
+        <w:rPr>
+          <w:rFonts w:ascii="ＭＳ Ｐ明朝" w:eastAsia="ＭＳ Ｐ明朝" w:hAnsi="ＭＳ Ｐ明朝"/>
+          <w:sz w:val="24"/>
+        </w:rPr>
+      </w:pPr>
+      <w:r>
+        <w:rPr>
+          <w:rFonts w:ascii="ＭＳ Ｐ明朝" w:eastAsia="ＭＳ Ｐ明朝" w:hAnsi="ＭＳ Ｐ明朝" w:hint="eastAsia"/>
+          <w:sz w:val="24"/>
+        </w:rPr>
+        <w:t>に基づいて行われている。</w:t>
+      </w:r>
+    </w:p>
+    <w:p>
+      <w:pPr>
+        <w:rPr>
+          <w:rFonts w:ascii="ＭＳ Ｐ明朝" w:eastAsia="ＭＳ Ｐ明朝" w:hAnsi="ＭＳ Ｐ明朝" w:hint="eastAsia"/>
+          <w:sz w:val="24"/>
+        </w:rPr>
+      </w:pPr>
+      <w:r>
+        <w:rPr>
+          <w:rFonts w:ascii="ＭＳ Ｐ明朝" w:eastAsia="ＭＳ Ｐ明朝" w:hAnsi="ＭＳ Ｐ明朝" w:hint="eastAsia"/>
+          <w:sz w:val="24"/>
+        </w:rPr>
+        <w:t xml:space="preserve">　</w:t>
+      </w:r>
+      <w:r>
+        <w:rPr>
+          <w:rFonts w:ascii="ＭＳ Ｐ明朝" w:eastAsia="ＭＳ Ｐ明朝" w:hAnsi="ＭＳ Ｐ明朝"/>
+          <w:sz w:val="24"/>
+        </w:rPr>
+        <w:t>MalwareFile</w:t>
+      </w:r>
+      <w:r>
+        <w:rPr>
+          <w:rFonts w:ascii="ＭＳ Ｐ明朝" w:eastAsia="ＭＳ Ｐ明朝" w:hAnsi="ＭＳ Ｐ明朝" w:hint="eastAsia"/>
+          <w:sz w:val="24"/>
+        </w:rPr>
+        <w:t>kクラスについての説明が完了したため、最後に</w:t>
+      </w:r>
+      <w:r>
+        <w:rPr>
+          <w:rFonts w:ascii="ＭＳ Ｐ明朝" w:eastAsia="ＭＳ Ｐ明朝" w:hAnsi="ＭＳ Ｐ明朝"/>
+          <w:sz w:val="24"/>
+        </w:rPr>
+        <w:t>main</w:t>
+      </w:r>
+      <w:r>
+        <w:rPr>
+          <w:rFonts w:ascii="ＭＳ Ｐ明朝" w:eastAsia="ＭＳ Ｐ明朝" w:hAnsi="ＭＳ Ｐ明朝" w:hint="eastAsia"/>
+          <w:sz w:val="24"/>
+        </w:rPr>
+        <w:t>関数を説明していく。</w:t>
+      </w:r>
+      <w:r>
+        <w:rPr>
+          <w:rFonts w:ascii="ＭＳ Ｐ明朝" w:eastAsia="ＭＳ Ｐ明朝" w:hAnsi="ＭＳ Ｐ明朝" w:hint="eastAsia"/>
+          <w:sz w:val="24"/>
+        </w:rPr>
+        <w:t>まずは引数のエラーチェックを行った。次にマルウェアクラスを</w:t>
+      </w:r>
+      <w:r>
+        <w:rPr>
+          <w:rFonts w:ascii="ＭＳ Ｐ明朝" w:eastAsia="ＭＳ Ｐ明朝" w:hAnsi="ＭＳ Ｐ明朝"/>
+          <w:sz w:val="24"/>
+        </w:rPr>
+        <w:t>4</w:t>
+      </w:r>
+      <w:r>
+        <w:rPr>
+          <w:rFonts w:ascii="ＭＳ Ｐ明朝" w:eastAsia="ＭＳ Ｐ明朝" w:hAnsi="ＭＳ Ｐ明朝" w:hint="eastAsia"/>
+          <w:sz w:val="24"/>
+        </w:rPr>
+        <w:t>つインスタンス化した。ここでクラスの名前の順番は課題</w:t>
+      </w:r>
+      <w:r>
+        <w:rPr>
+          <w:rFonts w:ascii="ＭＳ Ｐ明朝" w:eastAsia="ＭＳ Ｐ明朝" w:hAnsi="ＭＳ Ｐ明朝"/>
+          <w:sz w:val="24"/>
+        </w:rPr>
+        <w:t>PDF</w:t>
+      </w:r>
+      <w:r>
+        <w:rPr>
+          <w:rFonts w:ascii="ＭＳ Ｐ明朝" w:eastAsia="ＭＳ Ｐ明朝" w:hAnsi="ＭＳ Ｐ明朝" w:hint="eastAsia"/>
+          <w:sz w:val="24"/>
+        </w:rPr>
+        <w:t>での実行例に従うようにしている。</w:t>
+      </w:r>
+      <w:r>
+        <w:rPr>
+          <w:rFonts w:ascii="ＭＳ Ｐ明朝" w:eastAsia="ＭＳ Ｐ明朝" w:hAnsi="ＭＳ Ｐ明朝" w:hint="eastAsia"/>
+          <w:sz w:val="24"/>
+        </w:rPr>
+        <w:t>次にそれぞれの引数の文字列とオブジェクトを対応させて</w:t>
+      </w:r>
+      <w:r>
+        <w:rPr>
+          <w:rFonts w:ascii="ＭＳ Ｐ明朝" w:eastAsia="ＭＳ Ｐ明朝" w:hAnsi="ＭＳ Ｐ明朝"/>
+          <w:sz w:val="24"/>
+        </w:rPr>
+        <w:t>loadFile</w:t>
+      </w:r>
+      <w:r>
+        <w:rPr>
+          <w:rFonts w:ascii="ＭＳ Ｐ明朝" w:eastAsia="ＭＳ Ｐ明朝" w:hAnsi="ＭＳ Ｐ明朝" w:hint="eastAsia"/>
+          <w:sz w:val="24"/>
+        </w:rPr>
+        <w:t>を実行し、エラーが発生した場合は異常終了するようにした。</w:t>
+      </w:r>
+      <w:r>
+        <w:rPr>
+          <w:rFonts w:ascii="ＭＳ Ｐ明朝" w:eastAsia="ＭＳ Ｐ明朝" w:hAnsi="ＭＳ Ｐ明朝" w:hint="eastAsia"/>
+          <w:sz w:val="24"/>
+        </w:rPr>
+        <w:t>そして</w:t>
+      </w:r>
+      <w:r>
+        <w:rPr>
+          <w:rFonts w:ascii="ＭＳ Ｐ明朝" w:eastAsia="ＭＳ Ｐ明朝" w:hAnsi="ＭＳ Ｐ明朝"/>
+          <w:sz w:val="24"/>
+        </w:rPr>
+        <w:t>typeT</w:t>
+      </w:r>
+      <w:r>
+        <w:rPr>
+          <w:rFonts w:ascii="ＭＳ Ｐ明朝" w:eastAsia="ＭＳ Ｐ明朝" w:hAnsi="ＭＳ Ｐ明朝" w:hint="eastAsia"/>
+          <w:sz w:val="24"/>
+        </w:rPr>
+        <w:t>、</w:t>
+      </w:r>
+      <w:r>
+        <w:rPr>
+          <w:rFonts w:ascii="ＭＳ Ｐ明朝" w:eastAsia="ＭＳ Ｐ明朝" w:hAnsi="ＭＳ Ｐ明朝"/>
+          <w:sz w:val="24"/>
+        </w:rPr>
+        <w:t>typeW</w:t>
+      </w:r>
+      <w:r>
+        <w:rPr>
+          <w:rFonts w:ascii="ＭＳ Ｐ明朝" w:eastAsia="ＭＳ Ｐ明朝" w:hAnsi="ＭＳ Ｐ明朝" w:hint="eastAsia"/>
+          <w:sz w:val="24"/>
+        </w:rPr>
+        <w:t>、</w:t>
+      </w:r>
+      <w:r>
+        <w:rPr>
+          <w:rFonts w:ascii="ＭＳ Ｐ明朝" w:eastAsia="ＭＳ Ｐ明朝" w:hAnsi="ＭＳ Ｐ明朝"/>
+          <w:sz w:val="24"/>
+        </w:rPr>
+        <w:t>typeR</w:t>
+      </w:r>
+      <w:r>
+        <w:rPr>
+          <w:rFonts w:ascii="ＭＳ Ｐ明朝" w:eastAsia="ＭＳ Ｐ明朝" w:hAnsi="ＭＳ Ｐ明朝" w:hint="eastAsia"/>
+          <w:sz w:val="24"/>
+        </w:rPr>
+        <w:t>のモデルを</w:t>
+      </w:r>
+      <w:r>
+        <w:rPr>
+          <w:rFonts w:ascii="ＭＳ Ｐ明朝" w:eastAsia="ＭＳ Ｐ明朝" w:hAnsi="ＭＳ Ｐ明朝"/>
+          <w:sz w:val="24"/>
+        </w:rPr>
+        <w:t>fitModel</w:t>
+      </w:r>
+      <w:r>
+        <w:rPr>
+          <w:rFonts w:ascii="ＭＳ Ｐ明朝" w:eastAsia="ＭＳ Ｐ明朝" w:hAnsi="ＭＳ Ｐ明朝" w:hint="eastAsia"/>
+          <w:sz w:val="24"/>
+        </w:rPr>
+        <w:t>で作成し、</w:t>
+      </w:r>
+      <w:r>
+        <w:rPr>
+          <w:rFonts w:ascii="ＭＳ Ｐ明朝" w:eastAsia="ＭＳ Ｐ明朝" w:hAnsi="ＭＳ Ｐ明朝"/>
+          <w:sz w:val="24"/>
+        </w:rPr>
+        <w:t>printModel</w:t>
+      </w:r>
+      <w:r>
+        <w:rPr>
+          <w:rFonts w:ascii="ＭＳ Ｐ明朝" w:eastAsia="ＭＳ Ｐ明朝" w:hAnsi="ＭＳ Ｐ明朝" w:hint="eastAsia"/>
+          <w:sz w:val="24"/>
+        </w:rPr>
+        <w:t>でモデルが何であるかを出力した。それぞれのモデルと</w:t>
+      </w:r>
+      <w:r>
+        <w:rPr>
+          <w:rFonts w:ascii="ＭＳ Ｐ明朝" w:eastAsia="ＭＳ Ｐ明朝" w:hAnsi="ＭＳ Ｐ明朝"/>
+          <w:sz w:val="24"/>
+        </w:rPr>
+        <w:t>unknown</w:t>
+      </w:r>
+      <w:r>
+        <w:rPr>
+          <w:rFonts w:ascii="ＭＳ Ｐ明朝" w:eastAsia="ＭＳ Ｐ明朝" w:hAnsi="ＭＳ Ｐ明朝" w:hint="eastAsia"/>
+          <w:sz w:val="24"/>
+        </w:rPr>
+        <w:t>のデータとの平均距離を計算し、最後にそれらの</w:t>
+      </w:r>
+      <w:r>
+        <w:rPr>
+          <w:rFonts w:ascii="ＭＳ Ｐ明朝" w:eastAsia="ＭＳ Ｐ明朝" w:hAnsi="ＭＳ Ｐ明朝" w:hint="eastAsia"/>
+          <w:sz w:val="24"/>
+        </w:rPr>
+        <w:t>平均距離を比較して条件分岐によって出力を行なった。以上より</w:t>
+      </w:r>
+      <w:r>
+        <w:rPr>
+          <w:rFonts w:ascii="ＭＳ Ｐ明朝" w:eastAsia="ＭＳ Ｐ明朝" w:hAnsi="ＭＳ Ｐ明朝"/>
+          <w:sz w:val="24"/>
+        </w:rPr>
+        <w:t>unknown</w:t>
+      </w:r>
+      <w:r>
+        <w:rPr>
+          <w:rFonts w:ascii="ＭＳ Ｐ明朝" w:eastAsia="ＭＳ Ｐ明朝" w:hAnsi="ＭＳ Ｐ明朝" w:hint="eastAsia"/>
+          <w:sz w:val="24"/>
+        </w:rPr>
+        <w:t>がマルウェアファミリー</w:t>
+      </w:r>
+      <w:r>
+        <w:rPr>
+          <w:rFonts w:ascii="ＭＳ Ｐ明朝" w:eastAsia="ＭＳ Ｐ明朝" w:hAnsi="ＭＳ Ｐ明朝"/>
+          <w:sz w:val="24"/>
+        </w:rPr>
+        <w:t>T</w:t>
+      </w:r>
+      <w:r>
+        <w:rPr>
+          <w:rFonts w:ascii="ＭＳ Ｐ明朝" w:eastAsia="ＭＳ Ｐ明朝" w:hAnsi="ＭＳ Ｐ明朝" w:hint="eastAsia"/>
+          <w:sz w:val="24"/>
+        </w:rPr>
+        <w:t>に該当することがわかった。</w:t>
       </w:r>
     </w:p>
     <w:p>

--- a/latex/lec4/report_2412747_4.docx
+++ b/latex/lec4/report_2412747_4.docx
@@ -209,6 +209,7 @@
         </w:rPr>
         <w:t>と</w:t>
       </w:r>
+      <w:proofErr w:type="gramStart"/>
       <w:r>
         <w:rPr>
           <w:rFonts w:ascii="ＭＳ Ｐ明朝" w:eastAsia="ＭＳ Ｐ明朝" w:hAnsi="ＭＳ Ｐ明朝"/>
@@ -216,6 +217,7 @@
         </w:rPr>
         <w:t>b</w:t>
       </w:r>
+      <w:proofErr w:type="gramEnd"/>
       <w:r>
         <w:rPr>
           <w:rFonts w:ascii="ＭＳ Ｐ明朝" w:eastAsia="ＭＳ Ｐ明朝" w:hAnsi="ＭＳ Ｐ明朝" w:hint="eastAsia"/>
@@ -559,6 +561,7 @@
         </w:rPr>
         <w:t>が</w:t>
       </w:r>
+      <w:proofErr w:type="spellStart"/>
       <w:r>
         <w:rPr>
           <w:rFonts w:ascii="ＭＳ Ｐ明朝" w:eastAsia="ＭＳ Ｐ明朝" w:hAnsi="ＭＳ Ｐ明朝"/>
@@ -566,6 +569,7 @@
         </w:rPr>
         <w:t>NaN</w:t>
       </w:r>
+      <w:proofErr w:type="spellEnd"/>
       <w:r>
         <w:rPr>
           <w:rFonts w:ascii="ＭＳ Ｐ明朝" w:eastAsia="ＭＳ Ｐ明朝" w:hAnsi="ＭＳ Ｐ明朝" w:hint="eastAsia"/>
@@ -675,6 +679,7 @@
         </w:rPr>
         <w:t>つでない場合を弾き、また、</w:t>
       </w:r>
+      <w:proofErr w:type="spellStart"/>
       <w:r>
         <w:rPr>
           <w:rFonts w:ascii="ＭＳ Ｐ明朝" w:eastAsia="ＭＳ Ｐ明朝" w:hAnsi="ＭＳ Ｐ明朝"/>
@@ -682,6 +687,7 @@
         </w:rPr>
         <w:t>check_arg</w:t>
       </w:r>
+      <w:proofErr w:type="spellEnd"/>
       <w:r>
         <w:rPr>
           <w:rFonts w:ascii="ＭＳ Ｐ明朝" w:eastAsia="ＭＳ Ｐ明朝" w:hAnsi="ＭＳ Ｐ明朝" w:hint="eastAsia"/>
@@ -703,6 +709,7 @@
         </w:rPr>
         <w:t>、</w:t>
       </w:r>
+      <w:proofErr w:type="gramStart"/>
       <w:r>
         <w:rPr>
           <w:rFonts w:ascii="ＭＳ Ｐ明朝" w:eastAsia="ＭＳ Ｐ明朝" w:hAnsi="ＭＳ Ｐ明朝"/>
@@ -710,6 +717,7 @@
         </w:rPr>
         <w:t>b</w:t>
       </w:r>
+      <w:proofErr w:type="gramEnd"/>
       <w:r>
         <w:rPr>
           <w:rFonts w:ascii="ＭＳ Ｐ明朝" w:eastAsia="ＭＳ Ｐ明朝" w:hAnsi="ＭＳ Ｐ明朝" w:hint="eastAsia"/>
@@ -717,6 +725,7 @@
         </w:rPr>
         <w:t>、</w:t>
       </w:r>
+      <w:proofErr w:type="gramStart"/>
       <w:r>
         <w:rPr>
           <w:rFonts w:ascii="ＭＳ Ｐ明朝" w:eastAsia="ＭＳ Ｐ明朝" w:hAnsi="ＭＳ Ｐ明朝"/>
@@ -724,6 +733,7 @@
         </w:rPr>
         <w:t>c</w:t>
       </w:r>
+      <w:proofErr w:type="gramEnd"/>
       <w:r>
         <w:rPr>
           <w:rFonts w:ascii="ＭＳ Ｐ明朝" w:eastAsia="ＭＳ Ｐ明朝" w:hAnsi="ＭＳ Ｐ明朝" w:hint="eastAsia"/>
@@ -759,6 +769,7 @@
         </w:rPr>
         <w:t>つの解を保持する</w:t>
       </w:r>
+      <w:proofErr w:type="spellStart"/>
       <w:r>
         <w:rPr>
           <w:rFonts w:ascii="ＭＳ Ｐ明朝" w:eastAsia="ＭＳ Ｐ明朝" w:hAnsi="ＭＳ Ｐ明朝"/>
@@ -766,6 +777,7 @@
         </w:rPr>
         <w:t>t_quad</w:t>
       </w:r>
+      <w:proofErr w:type="spellEnd"/>
       <w:r>
         <w:rPr>
           <w:rFonts w:ascii="ＭＳ Ｐ明朝" w:eastAsia="ＭＳ Ｐ明朝" w:hAnsi="ＭＳ Ｐ明朝" w:hint="eastAsia"/>
@@ -773,6 +785,7 @@
         </w:rPr>
         <w:t>構造体を用意した。また、解は実部と虚部を含む可能性があるため、</w:t>
       </w:r>
+      <w:proofErr w:type="spellStart"/>
       <w:r>
         <w:rPr>
           <w:rFonts w:ascii="ＭＳ Ｐ明朝" w:eastAsia="ＭＳ Ｐ明朝" w:hAnsi="ＭＳ Ｐ明朝"/>
@@ -780,6 +793,7 @@
         </w:rPr>
         <w:t>t_comp_num</w:t>
       </w:r>
+      <w:proofErr w:type="spellEnd"/>
       <w:r>
         <w:rPr>
           <w:rFonts w:ascii="ＭＳ Ｐ明朝" w:eastAsia="ＭＳ Ｐ明朝" w:hAnsi="ＭＳ Ｐ明朝" w:hint="eastAsia"/>
@@ -794,6 +808,7 @@
         </w:rPr>
         <w:t>用意した構造体のメンバに入力された値を</w:t>
       </w:r>
+      <w:proofErr w:type="spellStart"/>
       <w:r>
         <w:rPr>
           <w:rFonts w:ascii="ＭＳ Ｐ明朝" w:eastAsia="ＭＳ Ｐ明朝" w:hAnsi="ＭＳ Ｐ明朝"/>
@@ -801,6 +816,7 @@
         </w:rPr>
         <w:t>atoi</w:t>
       </w:r>
+      <w:proofErr w:type="spellEnd"/>
       <w:r>
         <w:rPr>
           <w:rFonts w:ascii="ＭＳ Ｐ明朝" w:eastAsia="ＭＳ Ｐ明朝" w:hAnsi="ＭＳ Ｐ明朝" w:hint="eastAsia"/>
@@ -808,6 +824,7 @@
         </w:rPr>
         <w:t>関数で格納する</w:t>
       </w:r>
+      <w:proofErr w:type="spellStart"/>
       <w:r>
         <w:rPr>
           <w:rFonts w:ascii="ＭＳ Ｐ明朝" w:eastAsia="ＭＳ Ｐ明朝" w:hAnsi="ＭＳ Ｐ明朝"/>
@@ -815,6 +832,7 @@
         </w:rPr>
         <w:t>initialize_quad</w:t>
       </w:r>
+      <w:proofErr w:type="spellEnd"/>
       <w:r>
         <w:rPr>
           <w:rFonts w:ascii="ＭＳ Ｐ明朝" w:eastAsia="ＭＳ Ｐ明朝" w:hAnsi="ＭＳ Ｐ明朝" w:hint="eastAsia"/>
@@ -857,6 +875,7 @@
         </w:rPr>
         <w:t>二次方程式を計算する</w:t>
       </w:r>
+      <w:proofErr w:type="spellStart"/>
       <w:r>
         <w:rPr>
           <w:rFonts w:ascii="ＭＳ Ｐ明朝" w:eastAsia="ＭＳ Ｐ明朝" w:hAnsi="ＭＳ Ｐ明朝"/>
@@ -864,6 +883,7 @@
         </w:rPr>
         <w:t>calc_quad</w:t>
       </w:r>
+      <w:proofErr w:type="spellEnd"/>
       <w:r>
         <w:rPr>
           <w:rFonts w:ascii="ＭＳ Ｐ明朝" w:eastAsia="ＭＳ Ｐ明朝" w:hAnsi="ＭＳ Ｐ明朝" w:hint="eastAsia"/>
@@ -989,7 +1009,7 @@
     <w:p>
       <w:pPr>
         <w:rPr>
-          <w:rFonts w:ascii="ＭＳ Ｐ明朝" w:eastAsia="ＭＳ Ｐ明朝" w:hAnsi="ＭＳ Ｐ明朝" w:hint="eastAsia"/>
+          <w:rFonts w:ascii="ＭＳ Ｐ明朝" w:eastAsia="ＭＳ Ｐ明朝" w:hAnsi="ＭＳ Ｐ明朝"/>
           <w:sz w:val="24"/>
         </w:rPr>
       </w:pPr>
@@ -1217,6 +1237,7 @@
         </w:rPr>
         <w:t>これによって求まったら、</w:t>
       </w:r>
+      <w:proofErr w:type="spellStart"/>
       <w:r>
         <w:rPr>
           <w:rFonts w:ascii="ＭＳ Ｐ明朝" w:eastAsia="ＭＳ Ｐ明朝" w:hAnsi="ＭＳ Ｐ明朝"/>
@@ -1224,6 +1245,7 @@
         </w:rPr>
         <w:t>t_comp_num</w:t>
       </w:r>
+      <w:proofErr w:type="spellEnd"/>
       <w:r>
         <w:rPr>
           <w:rFonts w:ascii="ＭＳ Ｐ明朝" w:eastAsia="ＭＳ Ｐ明朝" w:hAnsi="ＭＳ Ｐ明朝" w:hint="eastAsia"/>
@@ -1249,7 +1271,7 @@
     <w:p>
       <w:pPr>
         <w:rPr>
-          <w:rFonts w:ascii="ＭＳ Ｐ明朝" w:eastAsia="ＭＳ Ｐ明朝" w:hAnsi="ＭＳ Ｐ明朝" w:hint="eastAsia"/>
+          <w:rFonts w:ascii="ＭＳ Ｐ明朝" w:eastAsia="ＭＳ Ｐ明朝" w:hAnsi="ＭＳ Ｐ明朝"/>
           <w:sz w:val="24"/>
         </w:rPr>
       </w:pPr>
@@ -1316,6 +1338,7 @@
         </w:rPr>
         <w:t>である可能性がないので積の割り算を利用して求めるが、分母に虚数が存在するためにそのままでは求められない。そこで</w:t>
       </w:r>
+      <w:proofErr w:type="spellStart"/>
       <w:r>
         <w:rPr>
           <w:rFonts w:ascii="ＭＳ Ｐ明朝" w:eastAsia="ＭＳ Ｐ明朝" w:hAnsi="ＭＳ Ｐ明朝"/>
@@ -1323,6 +1346,7 @@
         </w:rPr>
         <w:t>denom</w:t>
       </w:r>
+      <w:proofErr w:type="spellEnd"/>
       <w:r>
         <w:rPr>
           <w:rFonts w:ascii="ＭＳ Ｐ明朝" w:eastAsia="ＭＳ Ｐ明朝" w:hAnsi="ＭＳ Ｐ明朝" w:hint="eastAsia"/>
@@ -1369,7 +1393,7 @@
     <w:p>
       <w:pPr>
         <w:rPr>
-          <w:rFonts w:ascii="ＭＳ Ｐ明朝" w:eastAsia="ＭＳ Ｐ明朝" w:hAnsi="ＭＳ Ｐ明朝" w:hint="eastAsia"/>
+          <w:rFonts w:ascii="ＭＳ Ｐ明朝" w:eastAsia="ＭＳ Ｐ明朝" w:hAnsi="ＭＳ Ｐ明朝"/>
           <w:sz w:val="24"/>
         </w:rPr>
       </w:pPr>
@@ -1394,6 +1418,7 @@
         </w:rPr>
         <w:t>もとまったためあとは出力するだけなのだが、ここで</w:t>
       </w:r>
+      <w:proofErr w:type="spellStart"/>
       <w:r>
         <w:rPr>
           <w:rFonts w:ascii="ＭＳ Ｐ明朝" w:eastAsia="ＭＳ Ｐ明朝" w:hAnsi="ＭＳ Ｐ明朝"/>
@@ -1401,6 +1426,7 @@
         </w:rPr>
         <w:t>print_quad</w:t>
       </w:r>
+      <w:proofErr w:type="spellEnd"/>
       <w:r>
         <w:rPr>
           <w:rFonts w:ascii="ＭＳ Ｐ明朝" w:eastAsia="ＭＳ Ｐ明朝" w:hAnsi="ＭＳ Ｐ明朝" w:hint="eastAsia"/>
@@ -1499,17 +1525,52 @@
     </w:p>
     <w:p>
       <w:pPr>
-        <w:rPr>
-          <w:rFonts w:ascii="ＭＳ Ｐ明朝" w:eastAsia="ＭＳ Ｐ明朝" w:hAnsi="ＭＳ Ｐ明朝"/>
-          <w:sz w:val="24"/>
-        </w:rPr>
-      </w:pPr>
-      <w:r>
-        <w:rPr>
-          <w:rFonts w:ascii="ＭＳ Ｐ明朝" w:eastAsia="ＭＳ Ｐ明朝" w:hAnsi="ＭＳ Ｐ明朝" w:hint="eastAsia"/>
-          <w:sz w:val="24"/>
-        </w:rPr>
-        <w:t xml:space="preserve">　</w:t>
+        <w:jc w:val="center"/>
+        <w:rPr>
+          <w:rFonts w:ascii="ＭＳ Ｐ明朝" w:eastAsia="ＭＳ Ｐ明朝" w:hAnsi="ＭＳ Ｐ明朝"/>
+          <w:sz w:val="24"/>
+        </w:rPr>
+      </w:pPr>
+      <w:r>
+        <w:rPr>
+          <w:rFonts w:ascii="ＭＳ Ｐ明朝" w:eastAsia="ＭＳ Ｐ明朝" w:hAnsi="ＭＳ Ｐ明朝"/>
+          <w:sz w:val="24"/>
+        </w:rPr>
+        <w:drawing>
+          <wp:inline distT="0" distB="0" distL="0" distR="0" wp14:anchorId="00B72D81" wp14:editId="0E595488">
+            <wp:extent cx="4546600" cy="2984500"/>
+            <wp:effectExtent l="0" t="0" r="0" b="0"/>
+            <wp:docPr id="600951961" name="図 1"/>
+            <wp:cNvGraphicFramePr>
+              <a:graphicFrameLocks xmlns:a="http://schemas.openxmlformats.org/drawingml/2006/main" noChangeAspect="1"/>
+            </wp:cNvGraphicFramePr>
+            <a:graphic xmlns:a="http://schemas.openxmlformats.org/drawingml/2006/main">
+              <a:graphicData uri="http://schemas.openxmlformats.org/drawingml/2006/picture">
+                <pic:pic xmlns:pic="http://schemas.openxmlformats.org/drawingml/2006/picture">
+                  <pic:nvPicPr>
+                    <pic:cNvPr id="600951961" name=""/>
+                    <pic:cNvPicPr/>
+                  </pic:nvPicPr>
+                  <pic:blipFill>
+                    <a:blip r:embed="rId6"/>
+                    <a:stretch>
+                      <a:fillRect/>
+                    </a:stretch>
+                  </pic:blipFill>
+                  <pic:spPr>
+                    <a:xfrm>
+                      <a:off x="0" y="0"/>
+                      <a:ext cx="4546600" cy="2984500"/>
+                    </a:xfrm>
+                    <a:prstGeom prst="rect">
+                      <a:avLst/>
+                    </a:prstGeom>
+                  </pic:spPr>
+                </pic:pic>
+              </a:graphicData>
+            </a:graphic>
+          </wp:inline>
+        </w:drawing>
       </w:r>
     </w:p>
     <w:p>
@@ -1795,6 +1856,7 @@
         </w:rPr>
         <w:t>コンストラクタ及び出力用関数の</w:t>
       </w:r>
+      <w:proofErr w:type="spellStart"/>
       <w:r>
         <w:rPr>
           <w:rFonts w:ascii="ＭＳ Ｐ明朝" w:eastAsia="ＭＳ Ｐ明朝" w:hAnsi="ＭＳ Ｐ明朝"/>
@@ -1802,6 +1864,7 @@
         </w:rPr>
         <w:t>PrintMem</w:t>
       </w:r>
+      <w:proofErr w:type="spellEnd"/>
       <w:r>
         <w:rPr>
           <w:rFonts w:ascii="ＭＳ Ｐ明朝" w:eastAsia="ＭＳ Ｐ明朝" w:hAnsi="ＭＳ Ｐ明朝" w:hint="eastAsia"/>
@@ -1830,6 +1893,7 @@
         </w:rPr>
         <w:t>とすれば良い。ただし今回は親クラスの</w:t>
       </w:r>
+      <w:proofErr w:type="spellStart"/>
       <w:r>
         <w:rPr>
           <w:rFonts w:ascii="ＭＳ Ｐ明朝" w:eastAsia="ＭＳ Ｐ明朝" w:hAnsi="ＭＳ Ｐ明朝"/>
@@ -1837,6 +1901,7 @@
         </w:rPr>
         <w:t>ClassRoom</w:t>
       </w:r>
+      <w:proofErr w:type="spellEnd"/>
       <w:r>
         <w:rPr>
           <w:rFonts w:ascii="ＭＳ Ｐ明朝" w:eastAsia="ＭＳ Ｐ明朝" w:hAnsi="ＭＳ Ｐ明朝" w:hint="eastAsia"/>
@@ -1844,6 +1909,7 @@
         </w:rPr>
         <w:t>のメンバは子クラスの</w:t>
       </w:r>
+      <w:proofErr w:type="spellStart"/>
       <w:r>
         <w:rPr>
           <w:rFonts w:ascii="ＭＳ Ｐ明朝" w:eastAsia="ＭＳ Ｐ明朝" w:hAnsi="ＭＳ Ｐ明朝"/>
@@ -1851,12 +1917,21 @@
         </w:rPr>
         <w:t>PCRoom</w:t>
       </w:r>
-      <w:r>
-        <w:rPr>
-          <w:rFonts w:ascii="ＭＳ Ｐ明朝" w:eastAsia="ＭＳ Ｐ明朝" w:hAnsi="ＭＳ Ｐ明朝" w:hint="eastAsia"/>
-          <w:sz w:val="24"/>
-        </w:rPr>
-        <w:t>に継承されるので、</w:t>
+      <w:proofErr w:type="spellEnd"/>
+      <w:r>
+        <w:rPr>
+          <w:rFonts w:ascii="ＭＳ Ｐ明朝" w:eastAsia="ＭＳ Ｐ明朝" w:hAnsi="ＭＳ Ｐ明朝" w:hint="eastAsia"/>
+          <w:sz w:val="24"/>
+        </w:rPr>
+        <w:t>に継承</w:t>
+      </w:r>
+      <w:r>
+        <w:rPr>
+          <w:rFonts w:ascii="ＭＳ Ｐ明朝" w:eastAsia="ＭＳ Ｐ明朝" w:hAnsi="ＭＳ Ｐ明朝" w:hint="eastAsia"/>
+          <w:sz w:val="24"/>
+        </w:rPr>
+        <w:lastRenderedPageBreak/>
+        <w:t>されるので、</w:t>
       </w:r>
       <w:r>
         <w:rPr>
@@ -1886,6 +1961,7 @@
         </w:rPr>
         <w:t>にしなくてはならない。また</w:t>
       </w:r>
+      <w:proofErr w:type="spellStart"/>
       <w:r>
         <w:rPr>
           <w:rFonts w:ascii="ＭＳ Ｐ明朝" w:eastAsia="ＭＳ Ｐ明朝" w:hAnsi="ＭＳ Ｐ明朝"/>
@@ -1893,6 +1969,7 @@
         </w:rPr>
         <w:t>PrintMem</w:t>
       </w:r>
+      <w:proofErr w:type="spellEnd"/>
       <w:r>
         <w:rPr>
           <w:rFonts w:ascii="ＭＳ Ｐ明朝" w:eastAsia="ＭＳ Ｐ明朝" w:hAnsi="ＭＳ Ｐ明朝" w:hint="eastAsia"/>
@@ -1900,6 +1977,7 @@
         </w:rPr>
         <w:t>関数と</w:t>
       </w:r>
+      <w:proofErr w:type="spellStart"/>
       <w:r>
         <w:rPr>
           <w:rFonts w:ascii="ＭＳ Ｐ明朝" w:eastAsia="ＭＳ Ｐ明朝" w:hAnsi="ＭＳ Ｐ明朝"/>
@@ -1907,6 +1985,7 @@
         </w:rPr>
         <w:t>PrintMem</w:t>
       </w:r>
+      <w:proofErr w:type="spellEnd"/>
       <w:r>
         <w:rPr>
           <w:rFonts w:ascii="ＭＳ Ｐ明朝" w:eastAsia="ＭＳ Ｐ明朝" w:hAnsi="ＭＳ Ｐ明朝" w:hint="eastAsia"/>
@@ -1914,6 +1993,7 @@
         </w:rPr>
         <w:t>に使用される</w:t>
       </w:r>
+      <w:proofErr w:type="spellStart"/>
       <w:r>
         <w:rPr>
           <w:rFonts w:ascii="ＭＳ Ｐ明朝" w:eastAsia="ＭＳ Ｐ明朝" w:hAnsi="ＭＳ Ｐ明朝"/>
@@ -1921,6 +2001,7 @@
         </w:rPr>
         <w:t>PrintProjectorInfo</w:t>
       </w:r>
+      <w:proofErr w:type="spellEnd"/>
       <w:r>
         <w:rPr>
           <w:rFonts w:ascii="ＭＳ Ｐ明朝" w:eastAsia="ＭＳ Ｐ明朝" w:hAnsi="ＭＳ Ｐ明朝" w:hint="eastAsia"/>
@@ -1950,6 +2031,7 @@
         </w:rPr>
         <w:t>親クラスの</w:t>
       </w:r>
+      <w:proofErr w:type="spellStart"/>
       <w:r>
         <w:rPr>
           <w:rFonts w:ascii="ＭＳ Ｐ明朝" w:eastAsia="ＭＳ Ｐ明朝" w:hAnsi="ＭＳ Ｐ明朝"/>
@@ -1957,6 +2039,7 @@
         </w:rPr>
         <w:t>ClassRoom</w:t>
       </w:r>
+      <w:proofErr w:type="spellEnd"/>
       <w:r>
         <w:rPr>
           <w:rFonts w:ascii="ＭＳ Ｐ明朝" w:eastAsia="ＭＳ Ｐ明朝" w:hAnsi="ＭＳ Ｐ明朝" w:hint="eastAsia"/>
@@ -2041,6 +2124,7 @@
         </w:rPr>
         <w:t>型で直接定義した。</w:t>
       </w:r>
+      <w:proofErr w:type="spellStart"/>
       <w:r>
         <w:rPr>
           <w:rFonts w:ascii="ＭＳ Ｐ明朝" w:eastAsia="ＭＳ Ｐ明朝" w:hAnsi="ＭＳ Ｐ明朝"/>
@@ -2048,6 +2132,7 @@
         </w:rPr>
         <w:t>PCRoom</w:t>
       </w:r>
+      <w:proofErr w:type="spellEnd"/>
       <w:r>
         <w:rPr>
           <w:rFonts w:ascii="ＭＳ Ｐ明朝" w:eastAsia="ＭＳ Ｐ明朝" w:hAnsi="ＭＳ Ｐ明朝" w:hint="eastAsia"/>
@@ -2055,6 +2140,7 @@
         </w:rPr>
         <w:t>クラスでは親クラスの</w:t>
       </w:r>
+      <w:proofErr w:type="spellStart"/>
       <w:r>
         <w:rPr>
           <w:rFonts w:ascii="ＭＳ Ｐ明朝" w:eastAsia="ＭＳ Ｐ明朝" w:hAnsi="ＭＳ Ｐ明朝"/>
@@ -2062,6 +2148,7 @@
         </w:rPr>
         <w:t>ClassRoom</w:t>
       </w:r>
+      <w:proofErr w:type="spellEnd"/>
       <w:r>
         <w:rPr>
           <w:rFonts w:ascii="ＭＳ Ｐ明朝" w:eastAsia="ＭＳ Ｐ明朝" w:hAnsi="ＭＳ Ｐ明朝" w:hint="eastAsia"/>
@@ -2111,6 +2198,7 @@
         </w:rPr>
         <w:t>台にするように実装した。どのみち</w:t>
       </w:r>
+      <w:proofErr w:type="spellStart"/>
       <w:r>
         <w:rPr>
           <w:rFonts w:ascii="ＭＳ Ｐ明朝" w:eastAsia="ＭＳ Ｐ明朝" w:hAnsi="ＭＳ Ｐ明朝"/>
@@ -2118,6 +2206,7 @@
         </w:rPr>
         <w:t>PrintProjectorInfo</w:t>
       </w:r>
+      <w:proofErr w:type="spellEnd"/>
       <w:r>
         <w:rPr>
           <w:rFonts w:ascii="ＭＳ Ｐ明朝" w:eastAsia="ＭＳ Ｐ明朝" w:hAnsi="ＭＳ Ｐ明朝" w:hint="eastAsia"/>
@@ -2151,21 +2240,13 @@
           <w:rFonts w:ascii="ＭＳ Ｐ明朝" w:eastAsia="ＭＳ Ｐ明朝" w:hAnsi="ＭＳ Ｐ明朝" w:hint="eastAsia"/>
           <w:sz w:val="24"/>
         </w:rPr>
-        <w:t>でないのは不自然</w:t>
-      </w:r>
-      <w:r>
-        <w:rPr>
-          <w:rFonts w:ascii="ＭＳ Ｐ明朝" w:eastAsia="ＭＳ Ｐ明朝" w:hAnsi="ＭＳ Ｐ明朝" w:hint="eastAsia"/>
-          <w:sz w:val="24"/>
-        </w:rPr>
-        <w:lastRenderedPageBreak/>
-        <w:t>であるため、そのようにした。</w:t>
+        <w:t>でないのは不自然であるため、そのようにした。</w:t>
       </w:r>
     </w:p>
     <w:p>
       <w:pPr>
         <w:rPr>
-          <w:rFonts w:ascii="ＭＳ Ｐ明朝" w:eastAsia="ＭＳ Ｐ明朝" w:hAnsi="ＭＳ Ｐ明朝" w:hint="eastAsia"/>
+          <w:rFonts w:ascii="ＭＳ Ｐ明朝" w:eastAsia="ＭＳ Ｐ明朝" w:hAnsi="ＭＳ Ｐ明朝"/>
           <w:sz w:val="24"/>
         </w:rPr>
       </w:pPr>
@@ -2176,6 +2257,7 @@
         </w:rPr>
         <w:t xml:space="preserve">　次に出力用の</w:t>
       </w:r>
+      <w:proofErr w:type="spellStart"/>
       <w:r>
         <w:rPr>
           <w:rFonts w:ascii="ＭＳ Ｐ明朝" w:eastAsia="ＭＳ Ｐ明朝" w:hAnsi="ＭＳ Ｐ明朝"/>
@@ -2183,6 +2265,7 @@
         </w:rPr>
         <w:t>PrintMem</w:t>
       </w:r>
+      <w:proofErr w:type="spellEnd"/>
       <w:r>
         <w:rPr>
           <w:rFonts w:ascii="ＭＳ Ｐ明朝" w:eastAsia="ＭＳ Ｐ明朝" w:hAnsi="ＭＳ Ｐ明朝" w:hint="eastAsia"/>
@@ -2197,6 +2280,7 @@
         </w:rPr>
         <w:t>基本的には適切なメッセージをつけて、オブジェクトの情報を出力するようにしている。子クラスではこれをオーバーライドする形で使用しており、新たに子クラス限定の情報を出力するようにしている。</w:t>
       </w:r>
+      <w:proofErr w:type="spellStart"/>
       <w:r>
         <w:rPr>
           <w:rFonts w:ascii="ＭＳ Ｐ明朝" w:eastAsia="ＭＳ Ｐ明朝" w:hAnsi="ＭＳ Ｐ明朝"/>
@@ -2204,6 +2288,7 @@
         </w:rPr>
         <w:t>PrintProjectorInfo</w:t>
       </w:r>
+      <w:proofErr w:type="spellEnd"/>
       <w:r>
         <w:rPr>
           <w:rFonts w:ascii="ＭＳ Ｐ明朝" w:eastAsia="ＭＳ Ｐ明朝" w:hAnsi="ＭＳ Ｐ明朝" w:hint="eastAsia"/>
@@ -2258,17 +2343,52 @@
     </w:p>
     <w:p>
       <w:pPr>
-        <w:rPr>
-          <w:rFonts w:ascii="ＭＳ Ｐ明朝" w:eastAsia="ＭＳ Ｐ明朝" w:hAnsi="ＭＳ Ｐ明朝"/>
-          <w:sz w:val="24"/>
-        </w:rPr>
-      </w:pPr>
-      <w:r>
-        <w:rPr>
-          <w:rFonts w:ascii="ＭＳ Ｐ明朝" w:eastAsia="ＭＳ Ｐ明朝" w:hAnsi="ＭＳ Ｐ明朝" w:hint="eastAsia"/>
-          <w:sz w:val="24"/>
-        </w:rPr>
-        <w:t xml:space="preserve">　</w:t>
+        <w:jc w:val="center"/>
+        <w:rPr>
+          <w:rFonts w:ascii="ＭＳ Ｐ明朝" w:eastAsia="ＭＳ Ｐ明朝" w:hAnsi="ＭＳ Ｐ明朝"/>
+          <w:sz w:val="24"/>
+        </w:rPr>
+      </w:pPr>
+      <w:r>
+        <w:rPr>
+          <w:rFonts w:ascii="ＭＳ Ｐ明朝" w:eastAsia="ＭＳ Ｐ明朝" w:hAnsi="ＭＳ Ｐ明朝"/>
+          <w:sz w:val="24"/>
+        </w:rPr>
+        <w:drawing>
+          <wp:inline distT="0" distB="0" distL="0" distR="0" wp14:anchorId="28717069" wp14:editId="22F23FB1">
+            <wp:extent cx="4572000" cy="1739900"/>
+            <wp:effectExtent l="0" t="0" r="0" b="0"/>
+            <wp:docPr id="978590301" name="図 1"/>
+            <wp:cNvGraphicFramePr>
+              <a:graphicFrameLocks xmlns:a="http://schemas.openxmlformats.org/drawingml/2006/main" noChangeAspect="1"/>
+            </wp:cNvGraphicFramePr>
+            <a:graphic xmlns:a="http://schemas.openxmlformats.org/drawingml/2006/main">
+              <a:graphicData uri="http://schemas.openxmlformats.org/drawingml/2006/picture">
+                <pic:pic xmlns:pic="http://schemas.openxmlformats.org/drawingml/2006/picture">
+                  <pic:nvPicPr>
+                    <pic:cNvPr id="978590301" name=""/>
+                    <pic:cNvPicPr/>
+                  </pic:nvPicPr>
+                  <pic:blipFill>
+                    <a:blip r:embed="rId7"/>
+                    <a:stretch>
+                      <a:fillRect/>
+                    </a:stretch>
+                  </pic:blipFill>
+                  <pic:spPr>
+                    <a:xfrm>
+                      <a:off x="0" y="0"/>
+                      <a:ext cx="4572000" cy="1739900"/>
+                    </a:xfrm>
+                    <a:prstGeom prst="rect">
+                      <a:avLst/>
+                    </a:prstGeom>
+                  </pic:spPr>
+                </pic:pic>
+              </a:graphicData>
+            </a:graphic>
+          </wp:inline>
+        </w:drawing>
       </w:r>
     </w:p>
     <w:p>
@@ -2316,6 +2436,7 @@
           <w:rFonts w:ascii="ＭＳ Ｐ明朝" w:eastAsia="ＭＳ Ｐ明朝" w:hAnsi="ＭＳ Ｐ明朝" w:hint="eastAsia"/>
           <w:sz w:val="24"/>
         </w:rPr>
+        <w:lastRenderedPageBreak/>
         <w:t>・コンパイルおよび実行方法</w:t>
       </w:r>
     </w:p>
@@ -2323,7 +2444,7 @@
       <w:pPr>
         <w:ind w:firstLineChars="50" w:firstLine="120"/>
         <w:rPr>
-          <w:rFonts w:ascii="ＭＳ Ｐ明朝" w:eastAsia="ＭＳ Ｐ明朝" w:hAnsi="ＭＳ Ｐ明朝" w:hint="eastAsia"/>
+          <w:rFonts w:ascii="ＭＳ Ｐ明朝" w:eastAsia="ＭＳ Ｐ明朝" w:hAnsi="ＭＳ Ｐ明朝"/>
           <w:sz w:val="24"/>
         </w:rPr>
       </w:pPr>
@@ -2534,6 +2655,7 @@
         </w:rPr>
         <w:t>、</w:t>
       </w:r>
+      <w:proofErr w:type="spellStart"/>
       <w:r>
         <w:rPr>
           <w:rFonts w:ascii="ＭＳ Ｐ明朝" w:eastAsia="ＭＳ Ｐ明朝" w:hAnsi="ＭＳ Ｐ明朝"/>
@@ -2541,6 +2663,7 @@
         </w:rPr>
         <w:t>mul</w:t>
       </w:r>
+      <w:proofErr w:type="spellEnd"/>
       <w:r>
         <w:rPr>
           <w:rFonts w:ascii="ＭＳ Ｐ明朝" w:eastAsia="ＭＳ Ｐ明朝" w:hAnsi="ＭＳ Ｐ明朝" w:hint="eastAsia"/>
@@ -2562,6 +2685,7 @@
         </w:rPr>
         <w:t>関数、行列式計算で用いる余因子展開の</w:t>
       </w:r>
+      <w:proofErr w:type="spellStart"/>
       <w:r>
         <w:rPr>
           <w:rFonts w:ascii="ＭＳ Ｐ明朝" w:eastAsia="ＭＳ Ｐ明朝" w:hAnsi="ＭＳ Ｐ明朝"/>
@@ -2569,6 +2693,7 @@
         </w:rPr>
         <w:t>getCofactor</w:t>
       </w:r>
+      <w:proofErr w:type="spellEnd"/>
       <w:r>
         <w:rPr>
           <w:rFonts w:ascii="ＭＳ Ｐ明朝" w:eastAsia="ＭＳ Ｐ明朝" w:hAnsi="ＭＳ Ｐ明朝" w:hint="eastAsia"/>
@@ -2610,7 +2735,6 @@
           <w:rFonts w:ascii="ＭＳ Ｐ明朝" w:eastAsia="ＭＳ Ｐ明朝" w:hAnsi="ＭＳ Ｐ明朝" w:hint="eastAsia"/>
           <w:sz w:val="24"/>
         </w:rPr>
-        <w:lastRenderedPageBreak/>
         <w:t xml:space="preserve">　まずコンストラクタとは、クラスのインスタンス化が行われた際に自動で実行される関数で、クラス名と同名のものとなっている。</w:t>
       </w:r>
       <w:r>
@@ -2648,6 +2772,7 @@
         </w:rPr>
         <w:t>を引数の</w:t>
       </w:r>
+      <w:proofErr w:type="gramStart"/>
       <w:r>
         <w:rPr>
           <w:rFonts w:ascii="ＭＳ Ｐ明朝" w:eastAsia="ＭＳ Ｐ明朝" w:hAnsi="ＭＳ Ｐ明朝"/>
@@ -2655,6 +2780,7 @@
         </w:rPr>
         <w:t>w</w:t>
       </w:r>
+      <w:proofErr w:type="gramEnd"/>
       <w:r>
         <w:rPr>
           <w:rFonts w:ascii="ＭＳ Ｐ明朝" w:eastAsia="ＭＳ Ｐ明朝" w:hAnsi="ＭＳ Ｐ明朝" w:hint="eastAsia"/>
@@ -2690,6 +2816,7 @@
         </w:rPr>
         <w:t>を後のメモリエラー対策のために</w:t>
       </w:r>
+      <w:proofErr w:type="spellStart"/>
       <w:r>
         <w:rPr>
           <w:rFonts w:ascii="ＭＳ Ｐ明朝" w:eastAsia="ＭＳ Ｐ明朝" w:hAnsi="ＭＳ Ｐ明朝"/>
@@ -2697,6 +2824,7 @@
         </w:rPr>
         <w:t>nullptr</w:t>
       </w:r>
+      <w:proofErr w:type="spellEnd"/>
       <w:r>
         <w:rPr>
           <w:rFonts w:ascii="ＭＳ Ｐ明朝" w:eastAsia="ＭＳ Ｐ明朝" w:hAnsi="ＭＳ Ｐ明朝" w:hint="eastAsia"/>
@@ -2739,6 +2867,7 @@
         </w:rPr>
         <w:t>次元配列の</w:t>
       </w:r>
+      <w:proofErr w:type="spellStart"/>
       <w:r>
         <w:rPr>
           <w:rFonts w:ascii="ＭＳ Ｐ明朝" w:eastAsia="ＭＳ Ｐ明朝" w:hAnsi="ＭＳ Ｐ明朝"/>
@@ -2746,6 +2875,7 @@
         </w:rPr>
         <w:t>elem</w:t>
       </w:r>
+      <w:proofErr w:type="spellEnd"/>
       <w:r>
         <w:rPr>
           <w:rFonts w:ascii="ＭＳ Ｐ明朝" w:eastAsia="ＭＳ Ｐ明朝" w:hAnsi="ＭＳ Ｐ明朝" w:hint="eastAsia"/>
@@ -2844,6 +2974,7 @@
         </w:rPr>
         <w:t>文を使用して、メモリエラーが発生したときに投げられる</w:t>
       </w:r>
+      <w:proofErr w:type="spellStart"/>
       <w:r>
         <w:rPr>
           <w:rFonts w:ascii="ＭＳ Ｐ明朝" w:eastAsia="ＭＳ Ｐ明朝" w:hAnsi="ＭＳ Ｐ明朝"/>
@@ -2851,6 +2982,7 @@
         </w:rPr>
         <w:t>bad_alloc</w:t>
       </w:r>
+      <w:proofErr w:type="spellEnd"/>
       <w:r>
         <w:rPr>
           <w:rFonts w:ascii="ＭＳ Ｐ明朝" w:eastAsia="ＭＳ Ｐ明朝" w:hAnsi="ＭＳ Ｐ明朝" w:hint="eastAsia"/>
@@ -2893,6 +3025,7 @@
         </w:rPr>
         <w:t>、</w:t>
       </w:r>
+      <w:proofErr w:type="spellStart"/>
       <w:r>
         <w:rPr>
           <w:rFonts w:ascii="ＭＳ Ｐ明朝" w:eastAsia="ＭＳ Ｐ明朝" w:hAnsi="ＭＳ Ｐ明朝"/>
@@ -2900,6 +3033,7 @@
         </w:rPr>
         <w:t>mul</w:t>
       </w:r>
+      <w:proofErr w:type="spellEnd"/>
       <w:r>
         <w:rPr>
           <w:rFonts w:ascii="ＭＳ Ｐ明朝" w:eastAsia="ＭＳ Ｐ明朝" w:hAnsi="ＭＳ Ｐ明朝" w:hint="eastAsia"/>
@@ -2907,6 +3041,7 @@
         </w:rPr>
         <w:t>、</w:t>
       </w:r>
+      <w:proofErr w:type="spellStart"/>
       <w:r>
         <w:rPr>
           <w:rFonts w:ascii="ＭＳ Ｐ明朝" w:eastAsia="ＭＳ Ｐ明朝" w:hAnsi="ＭＳ Ｐ明朝"/>
@@ -2914,6 +3049,7 @@
         </w:rPr>
         <w:t>getCofactor</w:t>
       </w:r>
+      <w:proofErr w:type="spellEnd"/>
       <w:r>
         <w:rPr>
           <w:rFonts w:ascii="ＭＳ Ｐ明朝" w:eastAsia="ＭＳ Ｐ明朝" w:hAnsi="ＭＳ Ｐ明朝" w:hint="eastAsia"/>
@@ -2990,7 +3126,15 @@
           <w:rFonts w:ascii="ＭＳ Ｐ明朝" w:eastAsia="ＭＳ Ｐ明朝" w:hAnsi="ＭＳ Ｐ明朝" w:hint="eastAsia"/>
           <w:sz w:val="24"/>
         </w:rPr>
-        <w:t>つの行列の成分を足し合わせたり引いたりするだけで良い。そのため</w:t>
+        <w:t>つの行列の成分を足し合わせたり引いたりするだけで良い。そ</w:t>
+      </w:r>
+      <w:r>
+        <w:rPr>
+          <w:rFonts w:ascii="ＭＳ Ｐ明朝" w:eastAsia="ＭＳ Ｐ明朝" w:hAnsi="ＭＳ Ｐ明朝" w:hint="eastAsia"/>
+          <w:sz w:val="24"/>
+        </w:rPr>
+        <w:lastRenderedPageBreak/>
+        <w:t>のため</w:t>
       </w:r>
       <w:r>
         <w:rPr>
@@ -3076,6 +3220,7 @@
         </w:rPr>
         <w:t>第</w:t>
       </w:r>
+      <w:proofErr w:type="gramStart"/>
       <w:r>
         <w:rPr>
           <w:rFonts w:ascii="ＭＳ Ｐ明朝" w:eastAsia="ＭＳ Ｐ明朝" w:hAnsi="ＭＳ Ｐ明朝"/>
@@ -3083,6 +3228,7 @@
         </w:rPr>
         <w:t>m</w:t>
       </w:r>
+      <w:proofErr w:type="gramEnd"/>
       <w:r>
         <w:rPr>
           <w:rFonts w:ascii="ＭＳ Ｐ明朝" w:eastAsia="ＭＳ Ｐ明朝" w:hAnsi="ＭＳ Ｐ明朝" w:hint="eastAsia"/>
@@ -3132,6 +3278,7 @@
         </w:rPr>
         <w:t>の</w:t>
       </w:r>
+      <w:proofErr w:type="gramStart"/>
       <w:r>
         <w:rPr>
           <w:rFonts w:ascii="ＭＳ Ｐ明朝" w:eastAsia="ＭＳ Ｐ明朝" w:hAnsi="ＭＳ Ｐ明朝"/>
@@ -3139,6 +3286,7 @@
         </w:rPr>
         <w:t>m</w:t>
       </w:r>
+      <w:proofErr w:type="gramEnd"/>
       <w:r>
         <w:rPr>
           <w:rFonts w:ascii="ＭＳ Ｐ明朝" w:eastAsia="ＭＳ Ｐ明朝" w:hAnsi="ＭＳ Ｐ明朝" w:hint="eastAsia"/>
@@ -3688,7 +3836,7 @@
     <w:p>
       <w:pPr>
         <w:rPr>
-          <w:rFonts w:ascii="ＭＳ Ｐ明朝" w:eastAsia="ＭＳ Ｐ明朝" w:hAnsi="ＭＳ Ｐ明朝" w:hint="eastAsia"/>
+          <w:rFonts w:ascii="ＭＳ Ｐ明朝" w:eastAsia="ＭＳ Ｐ明朝" w:hAnsi="ＭＳ Ｐ明朝"/>
           <w:sz w:val="24"/>
         </w:rPr>
       </w:pPr>
@@ -4175,7 +4323,6 @@
               <w:rFonts w:ascii="Cambria Math" w:eastAsia="ＭＳ Ｐ明朝" w:hAnsi="Cambria Math"/>
               <w:sz w:val="24"/>
             </w:rPr>
-            <w:lastRenderedPageBreak/>
             <m:t>=</m:t>
           </m:r>
           <m:d>
@@ -4335,6 +4482,7 @@
         </w:rPr>
         <w:t>演算を行う上で、行列のサイズが正しいかどうかを判別し、不適当であれば</w:t>
       </w:r>
+      <w:proofErr w:type="spellStart"/>
       <w:r>
         <w:rPr>
           <w:rFonts w:ascii="ＭＳ Ｐ明朝" w:eastAsia="ＭＳ Ｐ明朝" w:hAnsi="ＭＳ Ｐ明朝"/>
@@ -4343,6 +4491,7 @@
         </w:rPr>
         <w:t>invalid_argument</w:t>
       </w:r>
+      <w:proofErr w:type="spellEnd"/>
       <w:r>
         <w:rPr>
           <w:rFonts w:ascii="ＭＳ Ｐ明朝" w:eastAsia="ＭＳ Ｐ明朝" w:hAnsi="ＭＳ Ｐ明朝" w:hint="eastAsia"/>
@@ -4391,6 +4540,7 @@
         </w:rPr>
         <w:t>次元配列</w:t>
       </w:r>
+      <w:proofErr w:type="spellStart"/>
       <w:r>
         <w:rPr>
           <w:rFonts w:ascii="ＭＳ Ｐ明朝" w:eastAsia="ＭＳ Ｐ明朝" w:hAnsi="ＭＳ Ｐ明朝"/>
@@ -4399,6 +4549,7 @@
         </w:rPr>
         <w:t>elem</w:t>
       </w:r>
+      <w:proofErr w:type="spellEnd"/>
       <w:r>
         <w:rPr>
           <w:rFonts w:ascii="ＭＳ Ｐ明朝" w:eastAsia="ＭＳ Ｐ明朝" w:hAnsi="ＭＳ Ｐ明朝" w:hint="eastAsia"/>
@@ -4447,6 +4598,7 @@
         </w:rPr>
         <w:t>コンストラクタの実行後は不要になった</w:t>
       </w:r>
+      <w:proofErr w:type="spellStart"/>
       <w:r>
         <w:rPr>
           <w:rFonts w:ascii="ＭＳ Ｐ明朝" w:eastAsia="ＭＳ Ｐ明朝" w:hAnsi="ＭＳ Ｐ明朝"/>
@@ -4455,6 +4607,7 @@
         </w:rPr>
         <w:t>elem</w:t>
       </w:r>
+      <w:proofErr w:type="spellEnd"/>
       <w:r>
         <w:rPr>
           <w:rFonts w:ascii="ＭＳ Ｐ明朝" w:eastAsia="ＭＳ Ｐ明朝" w:hAnsi="ＭＳ Ｐ明朝" w:hint="eastAsia"/>
@@ -4518,13 +4671,22 @@
           <w:iCs/>
           <w:sz w:val="24"/>
         </w:rPr>
-        <w:t>関数で行なっている。ここでは行列の各成分を出力するが、出力を見やすくするためにタブを使用して区切っている。</w:t>
+        <w:t>関数で行なっている。ここ</w:t>
+      </w:r>
+      <w:r>
+        <w:rPr>
+          <w:rFonts w:ascii="ＭＳ Ｐ明朝" w:eastAsia="ＭＳ Ｐ明朝" w:hAnsi="ＭＳ Ｐ明朝" w:hint="eastAsia"/>
+          <w:iCs/>
+          <w:sz w:val="24"/>
+        </w:rPr>
+        <w:lastRenderedPageBreak/>
+        <w:t>では行列の各成分を出力するが、出力を見やすくするためにタブを使用して区切っている。</w:t>
       </w:r>
     </w:p>
     <w:p>
       <w:pPr>
         <w:rPr>
-          <w:rFonts w:ascii="ＭＳ Ｐ明朝" w:eastAsia="ＭＳ Ｐ明朝" w:hAnsi="ＭＳ Ｐ明朝" w:hint="eastAsia"/>
+          <w:rFonts w:ascii="ＭＳ Ｐ明朝" w:eastAsia="ＭＳ Ｐ明朝" w:hAnsi="ＭＳ Ｐ明朝"/>
           <w:iCs/>
           <w:sz w:val="24"/>
         </w:rPr>
@@ -4661,7 +4823,7 @@
     <w:p>
       <w:pPr>
         <w:rPr>
-          <w:rFonts w:ascii="ＭＳ Ｐ明朝" w:eastAsia="ＭＳ Ｐ明朝" w:hAnsi="ＭＳ Ｐ明朝" w:hint="eastAsia"/>
+          <w:rFonts w:ascii="ＭＳ Ｐ明朝" w:eastAsia="ＭＳ Ｐ明朝" w:hAnsi="ＭＳ Ｐ明朝"/>
           <w:sz w:val="24"/>
         </w:rPr>
       </w:pPr>
@@ -4684,7 +4846,7 @@
     <w:p>
       <w:pPr>
         <w:rPr>
-          <w:rFonts w:ascii="ＭＳ Ｐ明朝" w:eastAsia="ＭＳ Ｐ明朝" w:hAnsi="ＭＳ Ｐ明朝"/>
+          <w:rFonts w:ascii="ＭＳ Ｐ明朝" w:eastAsia="ＭＳ Ｐ明朝" w:hAnsi="ＭＳ Ｐ明朝" w:hint="eastAsia"/>
           <w:sz w:val="24"/>
         </w:rPr>
       </w:pPr>
@@ -4902,6 +5064,7 @@
         </w:rPr>
         <w:t>では、単語の長さと出現頻度をクラスで定義してカプセル化することや出現頻度のソートプログラムの実装を要求されている。そのため今回は、出現頻度等を表す</w:t>
       </w:r>
+      <w:proofErr w:type="spellStart"/>
       <w:r>
         <w:rPr>
           <w:rFonts w:ascii="ＭＳ Ｐ明朝" w:eastAsia="ＭＳ Ｐ明朝" w:hAnsi="ＭＳ Ｐ明朝"/>
@@ -4909,6 +5072,7 @@
         </w:rPr>
         <w:t>WordFreq</w:t>
       </w:r>
+      <w:proofErr w:type="spellEnd"/>
       <w:r>
         <w:rPr>
           <w:rFonts w:ascii="ＭＳ Ｐ明朝" w:eastAsia="ＭＳ Ｐ明朝" w:hAnsi="ＭＳ Ｐ明朝" w:hint="eastAsia"/>
@@ -4916,6 +5080,7 @@
         </w:rPr>
         <w:t>クラスと、文章解析用の</w:t>
       </w:r>
+      <w:proofErr w:type="spellStart"/>
       <w:r>
         <w:rPr>
           <w:rFonts w:ascii="ＭＳ Ｐ明朝" w:eastAsia="ＭＳ Ｐ明朝" w:hAnsi="ＭＳ Ｐ明朝"/>
@@ -4923,6 +5088,7 @@
         </w:rPr>
         <w:t>TextAnayzer</w:t>
       </w:r>
+      <w:proofErr w:type="spellEnd"/>
       <w:r>
         <w:rPr>
           <w:rFonts w:ascii="ＭＳ Ｐ明朝" w:eastAsia="ＭＳ Ｐ明朝" w:hAnsi="ＭＳ Ｐ明朝" w:hint="eastAsia"/>
@@ -4943,8 +5109,10 @@
           <w:rFonts w:ascii="ＭＳ Ｐ明朝" w:eastAsia="ＭＳ Ｐ明朝" w:hAnsi="ＭＳ Ｐ明朝" w:hint="eastAsia"/>
           <w:sz w:val="24"/>
         </w:rPr>
+        <w:lastRenderedPageBreak/>
         <w:t xml:space="preserve">　</w:t>
       </w:r>
+      <w:proofErr w:type="spellStart"/>
       <w:r>
         <w:rPr>
           <w:rFonts w:ascii="ＭＳ Ｐ明朝" w:eastAsia="ＭＳ Ｐ明朝" w:hAnsi="ＭＳ Ｐ明朝"/>
@@ -4952,6 +5120,7 @@
         </w:rPr>
         <w:t>WordFreq</w:t>
       </w:r>
+      <w:proofErr w:type="spellEnd"/>
       <w:r>
         <w:rPr>
           <w:rFonts w:ascii="ＭＳ Ｐ明朝" w:eastAsia="ＭＳ Ｐ明朝" w:hAnsi="ＭＳ Ｐ明朝" w:hint="eastAsia"/>
@@ -4966,6 +5135,7 @@
         </w:rPr>
         <w:t>初期化を行うコンストラクタおよびコピーコンストラクタ、単語の長さを返す</w:t>
       </w:r>
+      <w:proofErr w:type="spellStart"/>
       <w:r>
         <w:rPr>
           <w:rFonts w:ascii="ＭＳ Ｐ明朝" w:eastAsia="ＭＳ Ｐ明朝" w:hAnsi="ＭＳ Ｐ明朝"/>
@@ -4973,6 +5143,7 @@
         </w:rPr>
         <w:t>getLen</w:t>
       </w:r>
+      <w:proofErr w:type="spellEnd"/>
       <w:r>
         <w:rPr>
           <w:rFonts w:ascii="ＭＳ Ｐ明朝" w:eastAsia="ＭＳ Ｐ明朝" w:hAnsi="ＭＳ Ｐ明朝" w:hint="eastAsia"/>
@@ -4980,6 +5151,7 @@
         </w:rPr>
         <w:t>関数、単語の出現頻度を返す</w:t>
       </w:r>
+      <w:proofErr w:type="spellStart"/>
       <w:r>
         <w:rPr>
           <w:rFonts w:ascii="ＭＳ Ｐ明朝" w:eastAsia="ＭＳ Ｐ明朝" w:hAnsi="ＭＳ Ｐ明朝"/>
@@ -4987,6 +5159,7 @@
         </w:rPr>
         <w:t>getFreq</w:t>
       </w:r>
+      <w:proofErr w:type="spellEnd"/>
       <w:r>
         <w:rPr>
           <w:rFonts w:ascii="ＭＳ Ｐ明朝" w:eastAsia="ＭＳ Ｐ明朝" w:hAnsi="ＭＳ Ｐ明朝" w:hint="eastAsia"/>
@@ -4994,6 +5167,7 @@
         </w:rPr>
         <w:t>関数、出現頻度をインクリメントする</w:t>
       </w:r>
+      <w:proofErr w:type="spellStart"/>
       <w:r>
         <w:rPr>
           <w:rFonts w:ascii="ＭＳ Ｐ明朝" w:eastAsia="ＭＳ Ｐ明朝" w:hAnsi="ＭＳ Ｐ明朝"/>
@@ -5001,6 +5175,7 @@
         </w:rPr>
         <w:t>addFreq</w:t>
       </w:r>
+      <w:proofErr w:type="spellEnd"/>
       <w:r>
         <w:rPr>
           <w:rFonts w:ascii="ＭＳ Ｐ明朝" w:eastAsia="ＭＳ Ｐ明朝" w:hAnsi="ＭＳ Ｐ明朝" w:hint="eastAsia"/>
@@ -5022,6 +5197,7 @@
         </w:rPr>
         <w:t>なメンバ変数として、単語の長さを表す</w:t>
       </w:r>
+      <w:proofErr w:type="spellStart"/>
       <w:r>
         <w:rPr>
           <w:rFonts w:ascii="ＭＳ Ｐ明朝" w:eastAsia="ＭＳ Ｐ明朝" w:hAnsi="ＭＳ Ｐ明朝"/>
@@ -5029,6 +5205,7 @@
         </w:rPr>
         <w:t>len</w:t>
       </w:r>
+      <w:proofErr w:type="spellEnd"/>
       <w:r>
         <w:rPr>
           <w:rFonts w:ascii="ＭＳ Ｐ明朝" w:eastAsia="ＭＳ Ｐ明朝" w:hAnsi="ＭＳ Ｐ明朝" w:hint="eastAsia"/>
@@ -5036,6 +5213,7 @@
         </w:rPr>
         <w:t>と単語の出現頻度を表す</w:t>
       </w:r>
+      <w:proofErr w:type="spellStart"/>
       <w:r>
         <w:rPr>
           <w:rFonts w:ascii="ＭＳ Ｐ明朝" w:eastAsia="ＭＳ Ｐ明朝" w:hAnsi="ＭＳ Ｐ明朝"/>
@@ -5043,6 +5221,7 @@
         </w:rPr>
         <w:t>freq</w:t>
       </w:r>
+      <w:proofErr w:type="spellEnd"/>
       <w:r>
         <w:rPr>
           <w:rFonts w:ascii="ＭＳ Ｐ明朝" w:eastAsia="ＭＳ Ｐ明朝" w:hAnsi="ＭＳ Ｐ明朝" w:hint="eastAsia"/>
@@ -5057,6 +5236,7 @@
         </w:rPr>
         <w:t>これをどのように扱うかは次の</w:t>
       </w:r>
+      <w:proofErr w:type="spellStart"/>
       <w:r>
         <w:rPr>
           <w:rFonts w:ascii="ＭＳ Ｐ明朝" w:eastAsia="ＭＳ Ｐ明朝" w:hAnsi="ＭＳ Ｐ明朝"/>
@@ -5064,6 +5244,7 @@
         </w:rPr>
         <w:t>TextAnalyzer</w:t>
       </w:r>
+      <w:proofErr w:type="spellEnd"/>
       <w:r>
         <w:rPr>
           <w:rFonts w:ascii="ＭＳ Ｐ明朝" w:eastAsia="ＭＳ Ｐ明朝" w:hAnsi="ＭＳ Ｐ明朝" w:hint="eastAsia"/>
@@ -5086,6 +5267,7 @@
         </w:rPr>
         <w:t xml:space="preserve">　</w:t>
       </w:r>
+      <w:proofErr w:type="spellStart"/>
       <w:r>
         <w:rPr>
           <w:rFonts w:ascii="ＭＳ Ｐ明朝" w:eastAsia="ＭＳ Ｐ明朝" w:hAnsi="ＭＳ Ｐ明朝"/>
@@ -5093,6 +5275,7 @@
         </w:rPr>
         <w:t>TextAnalyzer</w:t>
       </w:r>
+      <w:proofErr w:type="spellEnd"/>
       <w:r>
         <w:rPr>
           <w:rFonts w:ascii="ＭＳ Ｐ明朝" w:eastAsia="ＭＳ Ｐ明朝" w:hAnsi="ＭＳ Ｐ明朝" w:hint="eastAsia"/>
@@ -5142,6 +5325,7 @@
         </w:rPr>
         <w:t>の</w:t>
       </w:r>
+      <w:proofErr w:type="spellStart"/>
       <w:r>
         <w:rPr>
           <w:rFonts w:ascii="ＭＳ Ｐ明朝" w:eastAsia="ＭＳ Ｐ明朝" w:hAnsi="ＭＳ Ｐ明朝"/>
@@ -5149,6 +5333,7 @@
         </w:rPr>
         <w:t>freqtable</w:t>
       </w:r>
+      <w:proofErr w:type="spellEnd"/>
       <w:r>
         <w:rPr>
           <w:rFonts w:ascii="ＭＳ Ｐ明朝" w:eastAsia="ＭＳ Ｐ明朝" w:hAnsi="ＭＳ Ｐ明朝" w:hint="eastAsia"/>
@@ -5191,6 +5376,7 @@
         </w:rPr>
         <w:t>の構成を行う</w:t>
       </w:r>
+      <w:proofErr w:type="spellStart"/>
       <w:r>
         <w:rPr>
           <w:rFonts w:ascii="ＭＳ Ｐ明朝" w:eastAsia="ＭＳ Ｐ明朝" w:hAnsi="ＭＳ Ｐ明朝"/>
@@ -5198,6 +5384,7 @@
         </w:rPr>
         <w:t>loadFile</w:t>
       </w:r>
+      <w:proofErr w:type="spellEnd"/>
       <w:r>
         <w:rPr>
           <w:rFonts w:ascii="ＭＳ Ｐ明朝" w:eastAsia="ＭＳ Ｐ明朝" w:hAnsi="ＭＳ Ｐ明朝" w:hint="eastAsia"/>
@@ -5205,6 +5392,7 @@
         </w:rPr>
         <w:t>、単語の出現頻度の計算をする</w:t>
       </w:r>
+      <w:proofErr w:type="spellStart"/>
       <w:r>
         <w:rPr>
           <w:rFonts w:ascii="ＭＳ Ｐ明朝" w:eastAsia="ＭＳ Ｐ明朝" w:hAnsi="ＭＳ Ｐ明朝"/>
@@ -5212,6 +5400,7 @@
         </w:rPr>
         <w:t>countFreq</w:t>
       </w:r>
+      <w:proofErr w:type="spellEnd"/>
       <w:r>
         <w:rPr>
           <w:rFonts w:ascii="ＭＳ Ｐ明朝" w:eastAsia="ＭＳ Ｐ明朝" w:hAnsi="ＭＳ Ｐ明朝" w:hint="eastAsia"/>
@@ -5219,6 +5408,7 @@
         </w:rPr>
         <w:t>、出現頻度の多い順にソートする</w:t>
       </w:r>
+      <w:proofErr w:type="spellStart"/>
       <w:r>
         <w:rPr>
           <w:rFonts w:ascii="ＭＳ Ｐ明朝" w:eastAsia="ＭＳ Ｐ明朝" w:hAnsi="ＭＳ Ｐ明朝"/>
@@ -5226,6 +5416,7 @@
         </w:rPr>
         <w:t>sortFreq</w:t>
       </w:r>
+      <w:proofErr w:type="spellEnd"/>
       <w:r>
         <w:rPr>
           <w:rFonts w:ascii="ＭＳ Ｐ明朝" w:eastAsia="ＭＳ Ｐ明朝" w:hAnsi="ＭＳ Ｐ明朝" w:hint="eastAsia"/>
@@ -5247,6 +5438,7 @@
         </w:rPr>
         <w:t>と</w:t>
       </w:r>
+      <w:proofErr w:type="spellStart"/>
       <w:r>
         <w:rPr>
           <w:rFonts w:ascii="ＭＳ Ｐ明朝" w:eastAsia="ＭＳ Ｐ明朝" w:hAnsi="ＭＳ Ｐ明朝"/>
@@ -5254,6 +5446,7 @@
         </w:rPr>
         <w:t>printCompare</w:t>
       </w:r>
+      <w:proofErr w:type="spellEnd"/>
       <w:r>
         <w:rPr>
           <w:rFonts w:ascii="ＭＳ Ｐ明朝" w:eastAsia="ＭＳ Ｐ明朝" w:hAnsi="ＭＳ Ｐ明朝" w:hint="eastAsia"/>
@@ -5261,6 +5454,7 @@
         </w:rPr>
         <w:t>、文の数を返す</w:t>
       </w:r>
+      <w:proofErr w:type="spellStart"/>
       <w:r>
         <w:rPr>
           <w:rFonts w:ascii="ＭＳ Ｐ明朝" w:eastAsia="ＭＳ Ｐ明朝" w:hAnsi="ＭＳ Ｐ明朝"/>
@@ -5268,6 +5462,7 @@
         </w:rPr>
         <w:t>getSentenceCount</w:t>
       </w:r>
+      <w:proofErr w:type="spellEnd"/>
       <w:r>
         <w:rPr>
           <w:rFonts w:ascii="ＭＳ Ｐ明朝" w:eastAsia="ＭＳ Ｐ明朝" w:hAnsi="ＭＳ Ｐ明朝" w:hint="eastAsia"/>
@@ -5275,6 +5470,7 @@
         </w:rPr>
         <w:t>、総単語数を返す</w:t>
       </w:r>
+      <w:proofErr w:type="spellStart"/>
       <w:r>
         <w:rPr>
           <w:rFonts w:ascii="ＭＳ Ｐ明朝" w:eastAsia="ＭＳ Ｐ明朝" w:hAnsi="ＭＳ Ｐ明朝"/>
@@ -5282,6 +5478,7 @@
         </w:rPr>
         <w:t>getTotalWord</w:t>
       </w:r>
+      <w:proofErr w:type="spellEnd"/>
       <w:r>
         <w:rPr>
           <w:rFonts w:ascii="ＭＳ Ｐ明朝" w:eastAsia="ＭＳ Ｐ明朝" w:hAnsi="ＭＳ Ｐ明朝" w:hint="eastAsia"/>
@@ -5303,6 +5500,7 @@
         </w:rPr>
         <w:t>文あたりの平均単語数を返す</w:t>
       </w:r>
+      <w:proofErr w:type="spellStart"/>
       <w:r>
         <w:rPr>
           <w:rFonts w:ascii="ＭＳ Ｐ明朝" w:eastAsia="ＭＳ Ｐ明朝" w:hAnsi="ＭＳ Ｐ明朝"/>
@@ -5310,6 +5508,7 @@
         </w:rPr>
         <w:t>getWordAve</w:t>
       </w:r>
+      <w:proofErr w:type="spellEnd"/>
       <w:r>
         <w:rPr>
           <w:rFonts w:ascii="ＭＳ Ｐ明朝" w:eastAsia="ＭＳ Ｐ明朝" w:hAnsi="ＭＳ Ｐ明朝" w:hint="eastAsia"/>
@@ -5317,6 +5516,7 @@
         </w:rPr>
         <w:t>を定義した。まず</w:t>
       </w:r>
+      <w:proofErr w:type="spellStart"/>
       <w:r>
         <w:rPr>
           <w:rFonts w:ascii="ＭＳ Ｐ明朝" w:eastAsia="ＭＳ Ｐ明朝" w:hAnsi="ＭＳ Ｐ明朝"/>
@@ -5324,6 +5524,7 @@
         </w:rPr>
         <w:t>loadFile</w:t>
       </w:r>
+      <w:proofErr w:type="spellEnd"/>
       <w:r>
         <w:rPr>
           <w:rFonts w:ascii="ＭＳ Ｐ明朝" w:eastAsia="ＭＳ Ｐ明朝" w:hAnsi="ＭＳ Ｐ明朝" w:hint="eastAsia"/>
@@ -5394,6 +5595,7 @@
         </w:rPr>
         <w:t>このとき実装して色々試して見たところ、元のテキストファイルにはどうやら＼</w:t>
       </w:r>
+      <w:proofErr w:type="gramStart"/>
       <w:r>
         <w:rPr>
           <w:rFonts w:ascii="ＭＳ Ｐ明朝" w:eastAsia="ＭＳ Ｐ明朝" w:hAnsi="ＭＳ Ｐ明朝"/>
@@ -5401,6 +5603,7 @@
         </w:rPr>
         <w:t>r</w:t>
       </w:r>
+      <w:proofErr w:type="gramEnd"/>
       <w:r>
         <w:rPr>
           <w:rFonts w:ascii="ＭＳ Ｐ明朝" w:eastAsia="ＭＳ Ｐ明朝" w:hAnsi="ＭＳ Ｐ明朝" w:hint="eastAsia"/>
@@ -5431,6 +5634,7 @@
         </w:rPr>
         <w:t>次に、</w:t>
       </w:r>
+      <w:proofErr w:type="spellStart"/>
       <w:r>
         <w:rPr>
           <w:rFonts w:ascii="ＭＳ Ｐ明朝" w:eastAsia="ＭＳ Ｐ明朝" w:hAnsi="ＭＳ Ｐ明朝"/>
@@ -5438,6 +5642,7 @@
         </w:rPr>
         <w:t>countFreq</w:t>
       </w:r>
+      <w:proofErr w:type="spellEnd"/>
       <w:r>
         <w:rPr>
           <w:rFonts w:ascii="ＭＳ Ｐ明朝" w:eastAsia="ＭＳ Ｐ明朝" w:hAnsi="ＭＳ Ｐ明朝" w:hint="eastAsia"/>
@@ -5457,15 +5662,7 @@
           <w:rFonts w:ascii="ＭＳ Ｐ明朝" w:eastAsia="ＭＳ Ｐ明朝" w:hAnsi="ＭＳ Ｐ明朝" w:hint="eastAsia"/>
           <w:sz w:val="24"/>
         </w:rPr>
-        <w:t>を単語毎に区切ってその単語長を測定し、出</w:t>
-      </w:r>
-      <w:r>
-        <w:rPr>
-          <w:rFonts w:ascii="ＭＳ Ｐ明朝" w:eastAsia="ＭＳ Ｐ明朝" w:hAnsi="ＭＳ Ｐ明朝" w:hint="eastAsia"/>
-          <w:sz w:val="24"/>
-        </w:rPr>
-        <w:lastRenderedPageBreak/>
-        <w:t>現頻度毎にまとめていった。</w:t>
+        <w:t>を単語毎に区切ってその単語長を測定し、出現頻度毎にまとめていった。</w:t>
       </w:r>
       <w:r>
         <w:rPr>
@@ -5502,6 +5699,7 @@
         </w:rPr>
         <w:t>を初期化し、文字列型の</w:t>
       </w:r>
+      <w:proofErr w:type="spellStart"/>
       <w:r>
         <w:rPr>
           <w:rFonts w:ascii="ＭＳ Ｐ明朝" w:eastAsia="ＭＳ Ｐ明朝" w:hAnsi="ＭＳ Ｐ明朝"/>
@@ -5509,6 +5707,7 @@
         </w:rPr>
         <w:t>tmp</w:t>
       </w:r>
+      <w:proofErr w:type="spellEnd"/>
       <w:r>
         <w:rPr>
           <w:rFonts w:ascii="ＭＳ Ｐ明朝" w:eastAsia="ＭＳ Ｐ明朝" w:hAnsi="ＭＳ Ｐ明朝" w:hint="eastAsia"/>
@@ -5586,6 +5785,7 @@
         </w:rPr>
         <w:t>そのあとは単語の最大長を記録する</w:t>
       </w:r>
+      <w:proofErr w:type="spellStart"/>
       <w:r>
         <w:rPr>
           <w:rFonts w:ascii="ＭＳ Ｐ明朝" w:eastAsia="ＭＳ Ｐ明朝" w:hAnsi="ＭＳ Ｐ明朝"/>
@@ -5593,6 +5793,7 @@
         </w:rPr>
         <w:t>max_len</w:t>
       </w:r>
+      <w:proofErr w:type="spellEnd"/>
       <w:r>
         <w:rPr>
           <w:rFonts w:ascii="ＭＳ Ｐ明朝" w:eastAsia="ＭＳ Ｐ明朝" w:hAnsi="ＭＳ Ｐ明朝" w:hint="eastAsia"/>
@@ -5618,7 +5819,7 @@
     <w:p>
       <w:pPr>
         <w:rPr>
-          <w:rFonts w:ascii="ＭＳ Ｐ明朝" w:eastAsia="ＭＳ Ｐ明朝" w:hAnsi="ＭＳ Ｐ明朝" w:hint="eastAsia"/>
+          <w:rFonts w:ascii="ＭＳ Ｐ明朝" w:eastAsia="ＭＳ Ｐ明朝" w:hAnsi="ＭＳ Ｐ明朝"/>
           <w:sz w:val="24"/>
         </w:rPr>
       </w:pPr>
@@ -5629,6 +5830,7 @@
         </w:rPr>
         <w:t xml:space="preserve">　課題では出現頻度の多い順に出力することが要求されているため、出現頻度テーブルを自前のバブルソートを行う</w:t>
       </w:r>
+      <w:proofErr w:type="spellStart"/>
       <w:r>
         <w:rPr>
           <w:rFonts w:ascii="ＭＳ Ｐ明朝" w:eastAsia="ＭＳ Ｐ明朝" w:hAnsi="ＭＳ Ｐ明朝"/>
@@ -5636,6 +5838,7 @@
         </w:rPr>
         <w:t>sortFreq</w:t>
       </w:r>
+      <w:proofErr w:type="spellEnd"/>
       <w:r>
         <w:rPr>
           <w:rFonts w:ascii="ＭＳ Ｐ明朝" w:eastAsia="ＭＳ Ｐ明朝" w:hAnsi="ＭＳ Ｐ明朝" w:hint="eastAsia"/>
@@ -5650,6 +5853,7 @@
         </w:rPr>
         <w:t>そして出力用の</w:t>
       </w:r>
+      <w:proofErr w:type="spellStart"/>
       <w:r>
         <w:rPr>
           <w:rFonts w:ascii="ＭＳ Ｐ明朝" w:eastAsia="ＭＳ Ｐ明朝" w:hAnsi="ＭＳ Ｐ明朝"/>
@@ -5657,6 +5861,7 @@
         </w:rPr>
         <w:t>printFreq</w:t>
       </w:r>
+      <w:proofErr w:type="spellEnd"/>
       <w:r>
         <w:rPr>
           <w:rFonts w:ascii="ＭＳ Ｐ明朝" w:eastAsia="ＭＳ Ｐ明朝" w:hAnsi="ＭＳ Ｐ明朝" w:hint="eastAsia"/>
@@ -5720,6 +5925,7 @@
         </w:rPr>
         <w:t>について行い、最後に</w:t>
       </w:r>
+      <w:proofErr w:type="spellStart"/>
       <w:r>
         <w:rPr>
           <w:rFonts w:ascii="ＭＳ Ｐ明朝" w:eastAsia="ＭＳ Ｐ明朝" w:hAnsi="ＭＳ Ｐ明朝"/>
@@ -5727,6 +5933,7 @@
         </w:rPr>
         <w:t>printCompare</w:t>
       </w:r>
+      <w:proofErr w:type="spellEnd"/>
       <w:r>
         <w:rPr>
           <w:rFonts w:ascii="ＭＳ Ｐ明朝" w:eastAsia="ＭＳ Ｐ明朝" w:hAnsi="ＭＳ Ｐ明朝" w:hint="eastAsia"/>
@@ -5755,6 +5962,7 @@
         </w:rPr>
         <w:t>文あたりの単語数を計算する</w:t>
       </w:r>
+      <w:proofErr w:type="spellStart"/>
       <w:r>
         <w:rPr>
           <w:rFonts w:ascii="ＭＳ Ｐ明朝" w:eastAsia="ＭＳ Ｐ明朝" w:hAnsi="ＭＳ Ｐ明朝"/>
@@ -5762,6 +5970,7 @@
         </w:rPr>
         <w:t>getWordAve</w:t>
       </w:r>
+      <w:proofErr w:type="spellEnd"/>
       <w:r>
         <w:rPr>
           <w:rFonts w:ascii="ＭＳ Ｐ明朝" w:eastAsia="ＭＳ Ｐ明朝" w:hAnsi="ＭＳ Ｐ明朝" w:hint="eastAsia"/>
@@ -5769,6 +5978,7 @@
         </w:rPr>
         <w:t>により平均単語数を求めて、それの値を比較してどちらの方が長い文章を書くかを出力する。平均を求める</w:t>
       </w:r>
+      <w:proofErr w:type="spellStart"/>
       <w:r>
         <w:rPr>
           <w:rFonts w:ascii="ＭＳ Ｐ明朝" w:eastAsia="ＭＳ Ｐ明朝" w:hAnsi="ＭＳ Ｐ明朝"/>
@@ -5776,6 +5986,7 @@
         </w:rPr>
         <w:t>getWordAve</w:t>
       </w:r>
+      <w:proofErr w:type="spellEnd"/>
       <w:r>
         <w:rPr>
           <w:rFonts w:ascii="ＭＳ Ｐ明朝" w:eastAsia="ＭＳ Ｐ明朝" w:hAnsi="ＭＳ Ｐ明朝" w:hint="eastAsia"/>
@@ -5783,6 +5994,7 @@
         </w:rPr>
         <w:t>関数は、総単語数を返す</w:t>
       </w:r>
+      <w:proofErr w:type="spellStart"/>
       <w:r>
         <w:rPr>
           <w:rFonts w:ascii="ＭＳ Ｐ明朝" w:eastAsia="ＭＳ Ｐ明朝" w:hAnsi="ＭＳ Ｐ明朝"/>
@@ -5790,6 +6002,7 @@
         </w:rPr>
         <w:t>getTotalWord</w:t>
       </w:r>
+      <w:proofErr w:type="spellEnd"/>
       <w:r>
         <w:rPr>
           <w:rFonts w:ascii="ＭＳ Ｐ明朝" w:eastAsia="ＭＳ Ｐ明朝" w:hAnsi="ＭＳ Ｐ明朝" w:hint="eastAsia"/>
@@ -5797,6 +6010,7 @@
         </w:rPr>
         <w:t>関数の値を、文の数を返す</w:t>
       </w:r>
+      <w:proofErr w:type="spellStart"/>
       <w:r>
         <w:rPr>
           <w:rFonts w:ascii="ＭＳ Ｐ明朝" w:eastAsia="ＭＳ Ｐ明朝" w:hAnsi="ＭＳ Ｐ明朝"/>
@@ -5804,6 +6018,7 @@
         </w:rPr>
         <w:t>getCountSentence</w:t>
       </w:r>
+      <w:proofErr w:type="spellEnd"/>
       <w:r>
         <w:rPr>
           <w:rFonts w:ascii="ＭＳ Ｐ明朝" w:eastAsia="ＭＳ Ｐ明朝" w:hAnsi="ＭＳ Ｐ明朝" w:hint="eastAsia"/>
@@ -5816,6 +6031,7 @@
           <w:rFonts w:ascii="ＭＳ Ｐ明朝" w:eastAsia="ＭＳ Ｐ明朝" w:hAnsi="ＭＳ Ｐ明朝"/>
           <w:sz w:val="24"/>
         </w:rPr>
+        <w:lastRenderedPageBreak/>
         <w:t>vector</w:t>
       </w:r>
       <w:r>
@@ -5951,7 +6167,7 @@
       <w:pPr>
         <w:ind w:firstLineChars="50" w:firstLine="120"/>
         <w:rPr>
-          <w:rFonts w:ascii="ＭＳ Ｐ明朝" w:eastAsia="ＭＳ Ｐ明朝" w:hAnsi="ＭＳ Ｐ明朝" w:hint="eastAsia"/>
+          <w:rFonts w:ascii="ＭＳ Ｐ明朝" w:eastAsia="ＭＳ Ｐ明朝" w:hAnsi="ＭＳ Ｐ明朝"/>
           <w:sz w:val="24"/>
         </w:rPr>
       </w:pPr>
@@ -5995,64 +6211,7 @@
           <w:rFonts w:ascii="ＭＳ Ｐ明朝" w:eastAsia="ＭＳ Ｐ明朝" w:hAnsi="ＭＳ Ｐ明朝"/>
           <w:sz w:val="24"/>
         </w:rPr>
-        <w:t xml:space="preserve"> </w:t>
-      </w:r>
-      <w:r>
-        <w:rPr>
-          <w:rFonts w:ascii="ＭＳ Ｐ明朝" w:eastAsia="ＭＳ Ｐ明朝" w:hAnsi="ＭＳ Ｐ明朝"/>
-          <w:sz w:val="24"/>
-        </w:rPr>
-        <w:lastRenderedPageBreak/>
-        <w:t xml:space="preserve">unknownfile2026.csv typefileT2026.csv </w:t>
-      </w:r>
-      <w:r>
-        <w:rPr>
-          <w:rFonts w:ascii="ＭＳ Ｐ明朝" w:eastAsia="ＭＳ Ｐ明朝" w:hAnsi="ＭＳ Ｐ明朝"/>
-          <w:sz w:val="24"/>
-        </w:rPr>
-        <w:t>typefile</w:t>
-      </w:r>
-      <w:r>
-        <w:rPr>
-          <w:rFonts w:ascii="ＭＳ Ｐ明朝" w:eastAsia="ＭＳ Ｐ明朝" w:hAnsi="ＭＳ Ｐ明朝"/>
-          <w:sz w:val="24"/>
-        </w:rPr>
-        <w:t>W</w:t>
-      </w:r>
-      <w:r>
-        <w:rPr>
-          <w:rFonts w:ascii="ＭＳ Ｐ明朝" w:eastAsia="ＭＳ Ｐ明朝" w:hAnsi="ＭＳ Ｐ明朝"/>
-          <w:sz w:val="24"/>
-        </w:rPr>
-        <w:t>2026.csv</w:t>
-      </w:r>
-      <w:r>
-        <w:rPr>
-          <w:rFonts w:ascii="ＭＳ Ｐ明朝" w:eastAsia="ＭＳ Ｐ明朝" w:hAnsi="ＭＳ Ｐ明朝"/>
-          <w:sz w:val="24"/>
-        </w:rPr>
-        <w:t xml:space="preserve"> </w:t>
-      </w:r>
-      <w:r>
-        <w:rPr>
-          <w:rFonts w:ascii="ＭＳ Ｐ明朝" w:eastAsia="ＭＳ Ｐ明朝" w:hAnsi="ＭＳ Ｐ明朝"/>
-          <w:sz w:val="24"/>
-        </w:rPr>
-        <w:t>typefile</w:t>
-      </w:r>
-      <w:r>
-        <w:rPr>
-          <w:rFonts w:ascii="ＭＳ Ｐ明朝" w:eastAsia="ＭＳ Ｐ明朝" w:hAnsi="ＭＳ Ｐ明朝"/>
-          <w:sz w:val="24"/>
-        </w:rPr>
-        <w:t>R</w:t>
-      </w:r>
-      <w:r>
-        <w:rPr>
-          <w:rFonts w:ascii="ＭＳ Ｐ明朝" w:eastAsia="ＭＳ Ｐ明朝" w:hAnsi="ＭＳ Ｐ明朝"/>
-          <w:sz w:val="24"/>
-        </w:rPr>
-        <w:t>2026.csv</w:t>
+        <w:t xml:space="preserve"> unknownfile2026.csv typefileT2026.csv typefileW2026.csv typefileR2026.csv</w:t>
       </w:r>
       <w:r>
         <w:rPr>
@@ -6218,6 +6377,7 @@
         </w:rPr>
         <w:t>ファイルにある特徴量を記録する</w:t>
       </w:r>
+      <w:proofErr w:type="spellStart"/>
       <w:r>
         <w:rPr>
           <w:rFonts w:ascii="ＭＳ Ｐ明朝" w:eastAsia="ＭＳ Ｐ明朝" w:hAnsi="ＭＳ Ｐ明朝"/>
@@ -6225,6 +6385,7 @@
         </w:rPr>
         <w:t>DataPoint</w:t>
       </w:r>
+      <w:proofErr w:type="spellEnd"/>
       <w:r>
         <w:rPr>
           <w:rFonts w:ascii="ＭＳ Ｐ明朝" w:eastAsia="ＭＳ Ｐ明朝" w:hAnsi="ＭＳ Ｐ明朝" w:hint="eastAsia"/>
@@ -6232,6 +6393,7 @@
         </w:rPr>
         <w:t>クラスと、マルウェアファミリーに関する様々な計算や出力を行う</w:t>
       </w:r>
+      <w:proofErr w:type="spellStart"/>
       <w:r>
         <w:rPr>
           <w:rFonts w:ascii="ＭＳ Ｐ明朝" w:eastAsia="ＭＳ Ｐ明朝" w:hAnsi="ＭＳ Ｐ明朝"/>
@@ -6239,6 +6401,7 @@
         </w:rPr>
         <w:t>MalwareFile</w:t>
       </w:r>
+      <w:proofErr w:type="spellEnd"/>
       <w:r>
         <w:rPr>
           <w:rFonts w:ascii="ＭＳ Ｐ明朝" w:eastAsia="ＭＳ Ｐ明朝" w:hAnsi="ＭＳ Ｐ明朝" w:hint="eastAsia"/>
@@ -6260,6 +6423,7 @@
         </w:rPr>
         <w:t>つを用意した。</w:t>
       </w:r>
+      <w:proofErr w:type="spellStart"/>
       <w:r>
         <w:rPr>
           <w:rFonts w:ascii="ＭＳ Ｐ明朝" w:eastAsia="ＭＳ Ｐ明朝" w:hAnsi="ＭＳ Ｐ明朝"/>
@@ -6267,6 +6431,7 @@
         </w:rPr>
         <w:t>DataPoint</w:t>
       </w:r>
+      <w:proofErr w:type="spellEnd"/>
       <w:r>
         <w:rPr>
           <w:rFonts w:ascii="ＭＳ Ｐ明朝" w:eastAsia="ＭＳ Ｐ明朝" w:hAnsi="ＭＳ Ｐ明朝" w:hint="eastAsia"/>
@@ -6274,6 +6439,7 @@
         </w:rPr>
         <w:t>クラスは特徴量を初期化するコンストラクタとそれぞれの特徴量を返すゲッターのメンバ関数と、特徴量を保持するメンバ変数によって構成されている。</w:t>
       </w:r>
+      <w:proofErr w:type="spellStart"/>
       <w:r>
         <w:rPr>
           <w:rFonts w:ascii="ＭＳ Ｐ明朝" w:eastAsia="ＭＳ Ｐ明朝" w:hAnsi="ＭＳ Ｐ明朝"/>
@@ -6281,6 +6447,7 @@
         </w:rPr>
         <w:t>MalwareFile</w:t>
       </w:r>
+      <w:proofErr w:type="spellEnd"/>
       <w:r>
         <w:rPr>
           <w:rFonts w:ascii="ＭＳ Ｐ明朝" w:eastAsia="ＭＳ Ｐ明朝" w:hAnsi="ＭＳ Ｐ明朝" w:hint="eastAsia"/>
@@ -6330,6 +6497,7 @@
         </w:rPr>
         <w:t>と</w:t>
       </w:r>
+      <w:proofErr w:type="gramStart"/>
       <w:r>
         <w:rPr>
           <w:rFonts w:ascii="ＭＳ Ｐ明朝" w:eastAsia="ＭＳ Ｐ明朝" w:hAnsi="ＭＳ Ｐ明朝"/>
@@ -6337,6 +6505,7 @@
         </w:rPr>
         <w:t>b</w:t>
       </w:r>
+      <w:proofErr w:type="gramEnd"/>
       <w:r>
         <w:rPr>
           <w:rFonts w:ascii="ＭＳ Ｐ明朝" w:eastAsia="ＭＳ Ｐ明朝" w:hAnsi="ＭＳ Ｐ明朝" w:hint="eastAsia"/>
@@ -6344,6 +6513,7 @@
         </w:rPr>
         <w:t>のメンバ変数と、コンストラクタ、ファイルの読み込みと値の格納をする</w:t>
       </w:r>
+      <w:proofErr w:type="spellStart"/>
       <w:r>
         <w:rPr>
           <w:rFonts w:ascii="ＭＳ Ｐ明朝" w:eastAsia="ＭＳ Ｐ明朝" w:hAnsi="ＭＳ Ｐ明朝"/>
@@ -6351,6 +6521,7 @@
         </w:rPr>
         <w:t>loadFile</w:t>
       </w:r>
+      <w:proofErr w:type="spellEnd"/>
       <w:r>
         <w:rPr>
           <w:rFonts w:ascii="ＭＳ Ｐ明朝" w:eastAsia="ＭＳ Ｐ明朝" w:hAnsi="ＭＳ Ｐ明朝" w:hint="eastAsia"/>
@@ -6358,6 +6529,7 @@
         </w:rPr>
         <w:t>、最小二乗法を行う</w:t>
       </w:r>
+      <w:proofErr w:type="spellStart"/>
       <w:r>
         <w:rPr>
           <w:rFonts w:ascii="ＭＳ Ｐ明朝" w:eastAsia="ＭＳ Ｐ明朝" w:hAnsi="ＭＳ Ｐ明朝"/>
@@ -6365,6 +6537,7 @@
         </w:rPr>
         <w:t>fitModel</w:t>
       </w:r>
+      <w:proofErr w:type="spellEnd"/>
       <w:r>
         <w:rPr>
           <w:rFonts w:ascii="ＭＳ Ｐ明朝" w:eastAsia="ＭＳ Ｐ明朝" w:hAnsi="ＭＳ Ｐ明朝" w:hint="eastAsia"/>
@@ -6372,6 +6545,7 @@
         </w:rPr>
         <w:t>、点と直線の距離を計算する</w:t>
       </w:r>
+      <w:proofErr w:type="spellStart"/>
       <w:r>
         <w:rPr>
           <w:rFonts w:ascii="ＭＳ Ｐ明朝" w:eastAsia="ＭＳ Ｐ明朝" w:hAnsi="ＭＳ Ｐ明朝"/>
@@ -6379,6 +6553,7 @@
         </w:rPr>
         <w:t>distToLine</w:t>
       </w:r>
+      <w:proofErr w:type="spellEnd"/>
       <w:r>
         <w:rPr>
           <w:rFonts w:ascii="ＭＳ Ｐ明朝" w:eastAsia="ＭＳ Ｐ明朝" w:hAnsi="ＭＳ Ｐ明朝" w:hint="eastAsia"/>
@@ -6386,6 +6561,7 @@
         </w:rPr>
         <w:t>、平均距離を計算する</w:t>
       </w:r>
+      <w:proofErr w:type="spellStart"/>
       <w:r>
         <w:rPr>
           <w:rFonts w:ascii="ＭＳ Ｐ明朝" w:eastAsia="ＭＳ Ｐ明朝" w:hAnsi="ＭＳ Ｐ明朝"/>
@@ -6393,13 +6569,23 @@
         </w:rPr>
         <w:t>avgDist</w:t>
       </w:r>
-      <w:r>
-        <w:rPr>
-          <w:rFonts w:ascii="ＭＳ Ｐ明朝" w:eastAsia="ＭＳ Ｐ明朝" w:hAnsi="ＭＳ Ｐ明朝" w:hint="eastAsia"/>
-          <w:sz w:val="24"/>
-        </w:rPr>
-        <w:t>、モデルの出力を行う</w:t>
-      </w:r>
+      <w:proofErr w:type="spellEnd"/>
+      <w:r>
+        <w:rPr>
+          <w:rFonts w:ascii="ＭＳ Ｐ明朝" w:eastAsia="ＭＳ Ｐ明朝" w:hAnsi="ＭＳ Ｐ明朝" w:hint="eastAsia"/>
+          <w:sz w:val="24"/>
+        </w:rPr>
+        <w:t>、モデ</w:t>
+      </w:r>
+      <w:r>
+        <w:rPr>
+          <w:rFonts w:ascii="ＭＳ Ｐ明朝" w:eastAsia="ＭＳ Ｐ明朝" w:hAnsi="ＭＳ Ｐ明朝" w:hint="eastAsia"/>
+          <w:sz w:val="24"/>
+        </w:rPr>
+        <w:lastRenderedPageBreak/>
+        <w:t>ルの出力を行う</w:t>
+      </w:r>
+      <w:proofErr w:type="spellStart"/>
       <w:r>
         <w:rPr>
           <w:rFonts w:ascii="ＭＳ Ｐ明朝" w:eastAsia="ＭＳ Ｐ明朝" w:hAnsi="ＭＳ Ｐ明朝"/>
@@ -6407,6 +6593,7 @@
         </w:rPr>
         <w:t>printModel</w:t>
       </w:r>
+      <w:proofErr w:type="spellEnd"/>
       <w:r>
         <w:rPr>
           <w:rFonts w:ascii="ＭＳ Ｐ明朝" w:eastAsia="ＭＳ Ｐ明朝" w:hAnsi="ＭＳ Ｐ明朝" w:hint="eastAsia"/>
@@ -6414,6 +6601,7 @@
         </w:rPr>
         <w:t>のメンバ関数によって構成されている。</w:t>
       </w:r>
+      <w:proofErr w:type="spellStart"/>
       <w:r>
         <w:rPr>
           <w:rFonts w:ascii="ＭＳ Ｐ明朝" w:eastAsia="ＭＳ Ｐ明朝" w:hAnsi="ＭＳ Ｐ明朝"/>
@@ -6421,6 +6609,7 @@
         </w:rPr>
         <w:t>DataPoint</w:t>
       </w:r>
+      <w:proofErr w:type="spellEnd"/>
       <w:r>
         <w:rPr>
           <w:rFonts w:ascii="ＭＳ Ｐ明朝" w:eastAsia="ＭＳ Ｐ明朝" w:hAnsi="ＭＳ Ｐ明朝" w:hint="eastAsia"/>
@@ -6428,6 +6617,7 @@
         </w:rPr>
         <w:t>はすでに説明仕切ったというほどの内容なので、</w:t>
       </w:r>
+      <w:proofErr w:type="spellStart"/>
       <w:r>
         <w:rPr>
           <w:rFonts w:ascii="ＭＳ Ｐ明朝" w:eastAsia="ＭＳ Ｐ明朝" w:hAnsi="ＭＳ Ｐ明朝"/>
@@ -6435,6 +6625,7 @@
         </w:rPr>
         <w:t>MalwareFile</w:t>
       </w:r>
+      <w:proofErr w:type="spellEnd"/>
       <w:r>
         <w:rPr>
           <w:rFonts w:ascii="ＭＳ Ｐ明朝" w:eastAsia="ＭＳ Ｐ明朝" w:hAnsi="ＭＳ Ｐ明朝" w:hint="eastAsia"/>
@@ -6457,6 +6648,7 @@
         </w:rPr>
         <w:t xml:space="preserve">　ファイルの読み込みと値の格納を行う</w:t>
       </w:r>
+      <w:proofErr w:type="spellStart"/>
       <w:r>
         <w:rPr>
           <w:rFonts w:ascii="ＭＳ Ｐ明朝" w:eastAsia="ＭＳ Ｐ明朝" w:hAnsi="ＭＳ Ｐ明朝"/>
@@ -6464,6 +6656,7 @@
         </w:rPr>
         <w:t>loadFile</w:t>
       </w:r>
+      <w:proofErr w:type="spellEnd"/>
       <w:r>
         <w:rPr>
           <w:rFonts w:ascii="ＭＳ Ｐ明朝" w:eastAsia="ＭＳ Ｐ明朝" w:hAnsi="ＭＳ Ｐ明朝" w:hint="eastAsia"/>
@@ -6555,6 +6748,7 @@
         </w:rPr>
         <w:t>型に変換して、それを</w:t>
       </w:r>
+      <w:proofErr w:type="spellStart"/>
       <w:r>
         <w:rPr>
           <w:rFonts w:ascii="ＭＳ Ｐ明朝" w:eastAsia="ＭＳ Ｐ明朝" w:hAnsi="ＭＳ Ｐ明朝"/>
@@ -6562,13 +6756,15 @@
         </w:rPr>
         <w:t>DataPoint</w:t>
       </w:r>
-      <w:r>
-        <w:rPr>
-          <w:rFonts w:ascii="ＭＳ Ｐ明朝" w:eastAsia="ＭＳ Ｐ明朝" w:hAnsi="ＭＳ Ｐ明朝" w:hint="eastAsia"/>
-          <w:sz w:val="24"/>
-        </w:rPr>
-        <w:t>クラスのオブジェクトとして定義する。この流れをファイル全て</w:t>
-      </w:r>
+      <w:proofErr w:type="spellEnd"/>
+      <w:r>
+        <w:rPr>
+          <w:rFonts w:ascii="ＭＳ Ｐ明朝" w:eastAsia="ＭＳ Ｐ明朝" w:hAnsi="ＭＳ Ｐ明朝" w:hint="eastAsia"/>
+          <w:sz w:val="24"/>
+        </w:rPr>
+        <w:t>クラスのオブジェクトとして定義する。この流れ</w:t>
+      </w:r>
+      <w:proofErr w:type="gramStart"/>
       <w:r>
         <w:rPr>
           <w:rFonts w:ascii="ＭＳ Ｐ明朝" w:eastAsia="ＭＳ Ｐ明朝" w:hAnsi="ＭＳ Ｐ明朝" w:hint="eastAsia"/>
@@ -6576,6 +6772,23 @@
         </w:rPr>
         <w:t>を</w:t>
       </w:r>
+      <w:proofErr w:type="gramEnd"/>
+      <w:r>
+        <w:rPr>
+          <w:rFonts w:ascii="ＭＳ Ｐ明朝" w:eastAsia="ＭＳ Ｐ明朝" w:hAnsi="ＭＳ Ｐ明朝" w:hint="eastAsia"/>
+          <w:sz w:val="24"/>
+        </w:rPr>
+        <w:t>ファイル全て</w:t>
+      </w:r>
+      <w:proofErr w:type="gramStart"/>
+      <w:r>
+        <w:rPr>
+          <w:rFonts w:ascii="ＭＳ Ｐ明朝" w:eastAsia="ＭＳ Ｐ明朝" w:hAnsi="ＭＳ Ｐ明朝" w:hint="eastAsia"/>
+          <w:sz w:val="24"/>
+        </w:rPr>
+        <w:t>を</w:t>
+      </w:r>
+      <w:proofErr w:type="gramEnd"/>
       <w:r>
         <w:rPr>
           <w:rFonts w:ascii="ＭＳ Ｐ明朝" w:eastAsia="ＭＳ Ｐ明朝" w:hAnsi="ＭＳ Ｐ明朝" w:hint="eastAsia"/>
@@ -6598,6 +6811,7 @@
         </w:rPr>
         <w:t xml:space="preserve">　次に最小二乗法のモデルを作成する</w:t>
       </w:r>
+      <w:proofErr w:type="spellStart"/>
       <w:r>
         <w:rPr>
           <w:rFonts w:ascii="ＭＳ Ｐ明朝" w:eastAsia="ＭＳ Ｐ明朝" w:hAnsi="ＭＳ Ｐ明朝"/>
@@ -6605,6 +6819,7 @@
         </w:rPr>
         <w:t>fitModel</w:t>
       </w:r>
+      <w:proofErr w:type="spellEnd"/>
       <w:r>
         <w:rPr>
           <w:rFonts w:ascii="ＭＳ Ｐ明朝" w:eastAsia="ＭＳ Ｐ明朝" w:hAnsi="ＭＳ Ｐ明朝" w:hint="eastAsia"/>
@@ -7024,16 +7239,15 @@
     <w:p>
       <w:pPr>
         <w:rPr>
-          <w:rFonts w:ascii="ＭＳ Ｐ明朝" w:eastAsia="ＭＳ Ｐ明朝" w:hAnsi="ＭＳ Ｐ明朝" w:hint="eastAsia"/>
-          <w:sz w:val="24"/>
-        </w:rPr>
-      </w:pPr>
-      <w:r>
-        <w:rPr>
-          <w:rFonts w:ascii="ＭＳ Ｐ明朝" w:eastAsia="ＭＳ Ｐ明朝" w:hAnsi="ＭＳ Ｐ明朝" w:hint="eastAsia"/>
-          <w:sz w:val="24"/>
-        </w:rPr>
-        <w:lastRenderedPageBreak/>
+          <w:rFonts w:ascii="ＭＳ Ｐ明朝" w:eastAsia="ＭＳ Ｐ明朝" w:hAnsi="ＭＳ Ｐ明朝"/>
+          <w:sz w:val="24"/>
+        </w:rPr>
+      </w:pPr>
+      <w:r>
+        <w:rPr>
+          <w:rFonts w:ascii="ＭＳ Ｐ明朝" w:eastAsia="ＭＳ Ｐ明朝" w:hAnsi="ＭＳ Ｐ明朝" w:hint="eastAsia"/>
+          <w:sz w:val="24"/>
+        </w:rPr>
         <w:t>の式よりモデルとなる直線の式を求めた。</w:t>
       </w:r>
       <w:r>
@@ -7043,6 +7257,7 @@
         </w:rPr>
         <w:t>従って</w:t>
       </w:r>
+      <w:proofErr w:type="spellStart"/>
       <w:r>
         <w:rPr>
           <w:rFonts w:ascii="ＭＳ Ｐ明朝" w:eastAsia="ＭＳ Ｐ明朝" w:hAnsi="ＭＳ Ｐ明朝"/>
@@ -7050,6 +7265,7 @@
         </w:rPr>
         <w:t>fitModel</w:t>
       </w:r>
+      <w:proofErr w:type="spellEnd"/>
       <w:r>
         <w:rPr>
           <w:rFonts w:ascii="ＭＳ Ｐ明朝" w:eastAsia="ＭＳ Ｐ明朝" w:hAnsi="ＭＳ Ｐ明朝" w:hint="eastAsia"/>
@@ -7057,6 +7273,7 @@
         </w:rPr>
         <w:t>関数では、最初にデータを取得して平均値を求めたあと、分散と共分散を算出し、最後に係数を求めるという処理を行なっている。また、このモデルを出力する</w:t>
       </w:r>
+      <w:proofErr w:type="spellStart"/>
       <w:r>
         <w:rPr>
           <w:rFonts w:ascii="ＭＳ Ｐ明朝" w:eastAsia="ＭＳ Ｐ明朝" w:hAnsi="ＭＳ Ｐ明朝"/>
@@ -7064,6 +7281,7 @@
         </w:rPr>
         <w:t>printModel</w:t>
       </w:r>
+      <w:proofErr w:type="spellEnd"/>
       <w:r>
         <w:rPr>
           <w:rFonts w:ascii="ＭＳ Ｐ明朝" w:eastAsia="ＭＳ Ｐ明朝" w:hAnsi="ＭＳ Ｐ明朝" w:hint="eastAsia"/>
@@ -7114,6 +7332,7 @@
         </w:rPr>
         <w:t>データの直線距離の平均を</w:t>
       </w:r>
+      <w:proofErr w:type="spellStart"/>
       <w:r>
         <w:rPr>
           <w:rFonts w:ascii="ＭＳ Ｐ明朝" w:eastAsia="ＭＳ Ｐ明朝" w:hAnsi="ＭＳ Ｐ明朝"/>
@@ -7121,6 +7340,7 @@
         </w:rPr>
         <w:t>avgDist</w:t>
       </w:r>
+      <w:proofErr w:type="spellEnd"/>
       <w:r>
         <w:rPr>
           <w:rFonts w:ascii="ＭＳ Ｐ明朝" w:eastAsia="ＭＳ Ｐ明朝" w:hAnsi="ＭＳ Ｐ明朝" w:hint="eastAsia"/>
@@ -7135,6 +7355,7 @@
         </w:rPr>
         <w:t>る。</w:t>
       </w:r>
+      <w:proofErr w:type="spellStart"/>
       <w:r>
         <w:rPr>
           <w:rFonts w:ascii="ＭＳ Ｐ明朝" w:eastAsia="ＭＳ Ｐ明朝" w:hAnsi="ＭＳ Ｐ明朝"/>
@@ -7142,6 +7363,7 @@
         </w:rPr>
         <w:t>DataPoint</w:t>
       </w:r>
+      <w:proofErr w:type="spellEnd"/>
       <w:r>
         <w:rPr>
           <w:rFonts w:ascii="ＭＳ Ｐ明朝" w:eastAsia="ＭＳ Ｐ明朝" w:hAnsi="ＭＳ Ｐ明朝" w:hint="eastAsia"/>
@@ -7226,6 +7448,7 @@
         </w:rPr>
         <w:t>点と直線の距離の計算は</w:t>
       </w:r>
+      <w:proofErr w:type="spellStart"/>
       <w:r>
         <w:rPr>
           <w:rFonts w:ascii="ＭＳ Ｐ明朝" w:eastAsia="ＭＳ Ｐ明朝" w:hAnsi="ＭＳ Ｐ明朝"/>
@@ -7233,6 +7456,7 @@
         </w:rPr>
         <w:t>distToLine</w:t>
       </w:r>
+      <w:proofErr w:type="spellEnd"/>
       <w:r>
         <w:rPr>
           <w:rFonts w:ascii="ＭＳ Ｐ明朝" w:eastAsia="ＭＳ Ｐ明朝" w:hAnsi="ＭＳ Ｐ明朝" w:hint="eastAsia"/>
@@ -7445,7 +7669,7 @@
     <w:p>
       <w:pPr>
         <w:rPr>
-          <w:rFonts w:ascii="ＭＳ Ｐ明朝" w:eastAsia="ＭＳ Ｐ明朝" w:hAnsi="ＭＳ Ｐ明朝" w:hint="eastAsia"/>
+          <w:rFonts w:ascii="ＭＳ Ｐ明朝" w:eastAsia="ＭＳ Ｐ明朝" w:hAnsi="ＭＳ Ｐ明朝"/>
           <w:sz w:val="24"/>
         </w:rPr>
       </w:pPr>
@@ -7456,6 +7680,7 @@
         </w:rPr>
         <w:t xml:space="preserve">　</w:t>
       </w:r>
+      <w:proofErr w:type="spellStart"/>
       <w:r>
         <w:rPr>
           <w:rFonts w:ascii="ＭＳ Ｐ明朝" w:eastAsia="ＭＳ Ｐ明朝" w:hAnsi="ＭＳ Ｐ明朝"/>
@@ -7468,7 +7693,15 @@
           <w:rFonts w:ascii="ＭＳ Ｐ明朝" w:eastAsia="ＭＳ Ｐ明朝" w:hAnsi="ＭＳ Ｐ明朝" w:hint="eastAsia"/>
           <w:sz w:val="24"/>
         </w:rPr>
-        <w:t>kクラスについての説明が完了したため、最後に</w:t>
+        <w:t>k</w:t>
+      </w:r>
+      <w:proofErr w:type="spellEnd"/>
+      <w:r>
+        <w:rPr>
+          <w:rFonts w:ascii="ＭＳ Ｐ明朝" w:eastAsia="ＭＳ Ｐ明朝" w:hAnsi="ＭＳ Ｐ明朝" w:hint="eastAsia"/>
+          <w:sz w:val="24"/>
+        </w:rPr>
+        <w:t>クラスについての説明が完了したため、最後に</w:t>
       </w:r>
       <w:r>
         <w:rPr>
@@ -7482,7 +7715,15 @@
           <w:rFonts w:ascii="ＭＳ Ｐ明朝" w:eastAsia="ＭＳ Ｐ明朝" w:hAnsi="ＭＳ Ｐ明朝" w:hint="eastAsia"/>
           <w:sz w:val="24"/>
         </w:rPr>
-        <w:t>関数を説明していく。</w:t>
+        <w:t>関数を説明してい</w:t>
+      </w:r>
+      <w:r>
+        <w:rPr>
+          <w:rFonts w:ascii="ＭＳ Ｐ明朝" w:eastAsia="ＭＳ Ｐ明朝" w:hAnsi="ＭＳ Ｐ明朝" w:hint="eastAsia"/>
+          <w:sz w:val="24"/>
+        </w:rPr>
+        <w:lastRenderedPageBreak/>
+        <w:t>く。</w:t>
       </w:r>
       <w:r>
         <w:rPr>
@@ -7526,6 +7767,7 @@
         </w:rPr>
         <w:t>次にそれぞれの引数の文字列とオブジェクトを対応させて</w:t>
       </w:r>
+      <w:proofErr w:type="spellStart"/>
       <w:r>
         <w:rPr>
           <w:rFonts w:ascii="ＭＳ Ｐ明朝" w:eastAsia="ＭＳ Ｐ明朝" w:hAnsi="ＭＳ Ｐ明朝"/>
@@ -7533,6 +7775,7 @@
         </w:rPr>
         <w:t>loadFile</w:t>
       </w:r>
+      <w:proofErr w:type="spellEnd"/>
       <w:r>
         <w:rPr>
           <w:rFonts w:ascii="ＭＳ Ｐ明朝" w:eastAsia="ＭＳ Ｐ明朝" w:hAnsi="ＭＳ Ｐ明朝" w:hint="eastAsia"/>
@@ -7547,6 +7790,7 @@
         </w:rPr>
         <w:t>そして</w:t>
       </w:r>
+      <w:proofErr w:type="spellStart"/>
       <w:r>
         <w:rPr>
           <w:rFonts w:ascii="ＭＳ Ｐ明朝" w:eastAsia="ＭＳ Ｐ明朝" w:hAnsi="ＭＳ Ｐ明朝"/>
@@ -7554,6 +7798,7 @@
         </w:rPr>
         <w:t>typeT</w:t>
       </w:r>
+      <w:proofErr w:type="spellEnd"/>
       <w:r>
         <w:rPr>
           <w:rFonts w:ascii="ＭＳ Ｐ明朝" w:eastAsia="ＭＳ Ｐ明朝" w:hAnsi="ＭＳ Ｐ明朝" w:hint="eastAsia"/>
@@ -7561,6 +7806,7 @@
         </w:rPr>
         <w:t>、</w:t>
       </w:r>
+      <w:proofErr w:type="spellStart"/>
       <w:r>
         <w:rPr>
           <w:rFonts w:ascii="ＭＳ Ｐ明朝" w:eastAsia="ＭＳ Ｐ明朝" w:hAnsi="ＭＳ Ｐ明朝"/>
@@ -7568,6 +7814,7 @@
         </w:rPr>
         <w:t>typeW</w:t>
       </w:r>
+      <w:proofErr w:type="spellEnd"/>
       <w:r>
         <w:rPr>
           <w:rFonts w:ascii="ＭＳ Ｐ明朝" w:eastAsia="ＭＳ Ｐ明朝" w:hAnsi="ＭＳ Ｐ明朝" w:hint="eastAsia"/>
@@ -7575,6 +7822,7 @@
         </w:rPr>
         <w:t>、</w:t>
       </w:r>
+      <w:proofErr w:type="spellStart"/>
       <w:r>
         <w:rPr>
           <w:rFonts w:ascii="ＭＳ Ｐ明朝" w:eastAsia="ＭＳ Ｐ明朝" w:hAnsi="ＭＳ Ｐ明朝"/>
@@ -7582,6 +7830,7 @@
         </w:rPr>
         <w:t>typeR</w:t>
       </w:r>
+      <w:proofErr w:type="spellEnd"/>
       <w:r>
         <w:rPr>
           <w:rFonts w:ascii="ＭＳ Ｐ明朝" w:eastAsia="ＭＳ Ｐ明朝" w:hAnsi="ＭＳ Ｐ明朝" w:hint="eastAsia"/>
@@ -7589,6 +7838,7 @@
         </w:rPr>
         <w:t>のモデルを</w:t>
       </w:r>
+      <w:proofErr w:type="spellStart"/>
       <w:r>
         <w:rPr>
           <w:rFonts w:ascii="ＭＳ Ｐ明朝" w:eastAsia="ＭＳ Ｐ明朝" w:hAnsi="ＭＳ Ｐ明朝"/>
@@ -7596,6 +7846,7 @@
         </w:rPr>
         <w:t>fitModel</w:t>
       </w:r>
+      <w:proofErr w:type="spellEnd"/>
       <w:r>
         <w:rPr>
           <w:rFonts w:ascii="ＭＳ Ｐ明朝" w:eastAsia="ＭＳ Ｐ明朝" w:hAnsi="ＭＳ Ｐ明朝" w:hint="eastAsia"/>
@@ -7603,6 +7854,7 @@
         </w:rPr>
         <w:t>で作成し、</w:t>
       </w:r>
+      <w:proofErr w:type="spellStart"/>
       <w:r>
         <w:rPr>
           <w:rFonts w:ascii="ＭＳ Ｐ明朝" w:eastAsia="ＭＳ Ｐ明朝" w:hAnsi="ＭＳ Ｐ明朝"/>
@@ -7610,6 +7862,7 @@
         </w:rPr>
         <w:t>printModel</w:t>
       </w:r>
+      <w:proofErr w:type="spellEnd"/>
       <w:r>
         <w:rPr>
           <w:rFonts w:ascii="ＭＳ Ｐ明朝" w:eastAsia="ＭＳ Ｐ明朝" w:hAnsi="ＭＳ Ｐ明朝" w:hint="eastAsia"/>
@@ -7692,17 +7945,52 @@
     </w:p>
     <w:p>
       <w:pPr>
-        <w:rPr>
-          <w:rFonts w:ascii="ＭＳ Ｐ明朝" w:eastAsia="ＭＳ Ｐ明朝" w:hAnsi="ＭＳ Ｐ明朝"/>
-          <w:sz w:val="24"/>
-        </w:rPr>
-      </w:pPr>
-      <w:r>
-        <w:rPr>
-          <w:rFonts w:ascii="ＭＳ Ｐ明朝" w:eastAsia="ＭＳ Ｐ明朝" w:hAnsi="ＭＳ Ｐ明朝" w:hint="eastAsia"/>
-          <w:sz w:val="24"/>
-        </w:rPr>
-        <w:t xml:space="preserve">　</w:t>
+        <w:jc w:val="center"/>
+        <w:rPr>
+          <w:rFonts w:ascii="ＭＳ Ｐ明朝" w:eastAsia="ＭＳ Ｐ明朝" w:hAnsi="ＭＳ Ｐ明朝" w:hint="eastAsia"/>
+          <w:sz w:val="24"/>
+        </w:rPr>
+      </w:pPr>
+      <w:r>
+        <w:rPr>
+          <w:rFonts w:ascii="ＭＳ Ｐ明朝" w:eastAsia="ＭＳ Ｐ明朝" w:hAnsi="ＭＳ Ｐ明朝"/>
+          <w:sz w:val="24"/>
+        </w:rPr>
+        <w:drawing>
+          <wp:inline distT="0" distB="0" distL="0" distR="0" wp14:anchorId="79D1C506" wp14:editId="7F80634C">
+            <wp:extent cx="4597400" cy="1612900"/>
+            <wp:effectExtent l="0" t="0" r="0" b="0"/>
+            <wp:docPr id="935336026" name="図 1"/>
+            <wp:cNvGraphicFramePr>
+              <a:graphicFrameLocks xmlns:a="http://schemas.openxmlformats.org/drawingml/2006/main" noChangeAspect="1"/>
+            </wp:cNvGraphicFramePr>
+            <a:graphic xmlns:a="http://schemas.openxmlformats.org/drawingml/2006/main">
+              <a:graphicData uri="http://schemas.openxmlformats.org/drawingml/2006/picture">
+                <pic:pic xmlns:pic="http://schemas.openxmlformats.org/drawingml/2006/picture">
+                  <pic:nvPicPr>
+                    <pic:cNvPr id="935336026" name=""/>
+                    <pic:cNvPicPr/>
+                  </pic:nvPicPr>
+                  <pic:blipFill>
+                    <a:blip r:embed="rId8"/>
+                    <a:stretch>
+                      <a:fillRect/>
+                    </a:stretch>
+                  </pic:blipFill>
+                  <pic:spPr>
+                    <a:xfrm>
+                      <a:off x="0" y="0"/>
+                      <a:ext cx="4597400" cy="1612900"/>
+                    </a:xfrm>
+                    <a:prstGeom prst="rect">
+                      <a:avLst/>
+                    </a:prstGeom>
+                  </pic:spPr>
+                </pic:pic>
+              </a:graphicData>
+            </a:graphic>
+          </wp:inline>
+        </w:drawing>
       </w:r>
     </w:p>
     <w:p>
@@ -7713,17 +8001,9 @@
         </w:rPr>
       </w:pPr>
     </w:p>
-    <w:p>
-      <w:pPr>
-        <w:rPr>
-          <w:rFonts w:ascii="ＭＳ Ｐ明朝" w:eastAsia="ＭＳ Ｐ明朝" w:hAnsi="ＭＳ Ｐ明朝"/>
-          <w:sz w:val="24"/>
-        </w:rPr>
-      </w:pPr>
-    </w:p>
     <w:sectPr>
-      <w:footerReference w:type="even" r:id="rId6"/>
-      <w:footerReference w:type="default" r:id="rId7"/>
+      <w:footerReference w:type="even" r:id="rId9"/>
+      <w:footerReference w:type="default" r:id="rId10"/>
       <w:pgSz w:w="11906" w:h="16838"/>
       <w:pgMar w:top="1985" w:right="1701" w:bottom="1701" w:left="1701" w:header="851" w:footer="992" w:gutter="0"/>
       <w:cols w:space="425"/>
@@ -8508,7 +8788,6 @@
   <w:style w:type="character" w:default="1" w:styleId="a0">
     <w:name w:val="Default Paragraph Font"/>
     <w:uiPriority w:val="1"/>
-    <w:semiHidden/>
     <w:unhideWhenUsed/>
   </w:style>
   <w:style w:type="table" w:default="1" w:styleId="a1">

--- a/latex/lec4/report_2412747_4.docx
+++ b/latex/lec4/report_2412747_4.docx
@@ -4845,6 +4845,7 @@
     </w:p>
     <w:p>
       <w:pPr>
+        <w:jc w:val="center"/>
         <w:rPr>
           <w:rFonts w:ascii="ＭＳ Ｐ明朝" w:eastAsia="ＭＳ Ｐ明朝" w:hAnsi="ＭＳ Ｐ明朝" w:hint="eastAsia"/>
           <w:sz w:val="24"/>
@@ -4852,10 +4853,44 @@
       </w:pPr>
       <w:r>
         <w:rPr>
-          <w:rFonts w:ascii="ＭＳ Ｐ明朝" w:eastAsia="ＭＳ Ｐ明朝" w:hAnsi="ＭＳ Ｐ明朝" w:hint="eastAsia"/>
-          <w:sz w:val="24"/>
-        </w:rPr>
-        <w:t xml:space="preserve">　</w:t>
+          <w:rFonts w:ascii="ＭＳ Ｐ明朝" w:eastAsia="ＭＳ Ｐ明朝" w:hAnsi="ＭＳ Ｐ明朝"/>
+          <w:sz w:val="24"/>
+        </w:rPr>
+        <w:drawing>
+          <wp:inline distT="0" distB="0" distL="0" distR="0" wp14:anchorId="57A65433" wp14:editId="22F91F24">
+            <wp:extent cx="3683000" cy="2552700"/>
+            <wp:effectExtent l="0" t="0" r="0" b="0"/>
+            <wp:docPr id="593137932" name="図 1"/>
+            <wp:cNvGraphicFramePr>
+              <a:graphicFrameLocks xmlns:a="http://schemas.openxmlformats.org/drawingml/2006/main" noChangeAspect="1"/>
+            </wp:cNvGraphicFramePr>
+            <a:graphic xmlns:a="http://schemas.openxmlformats.org/drawingml/2006/main">
+              <a:graphicData uri="http://schemas.openxmlformats.org/drawingml/2006/picture">
+                <pic:pic xmlns:pic="http://schemas.openxmlformats.org/drawingml/2006/picture">
+                  <pic:nvPicPr>
+                    <pic:cNvPr id="593137932" name=""/>
+                    <pic:cNvPicPr/>
+                  </pic:nvPicPr>
+                  <pic:blipFill>
+                    <a:blip r:embed="rId8"/>
+                    <a:stretch>
+                      <a:fillRect/>
+                    </a:stretch>
+                  </pic:blipFill>
+                  <pic:spPr>
+                    <a:xfrm>
+                      <a:off x="0" y="0"/>
+                      <a:ext cx="3683000" cy="2552700"/>
+                    </a:xfrm>
+                    <a:prstGeom prst="rect">
+                      <a:avLst/>
+                    </a:prstGeom>
+                  </pic:spPr>
+                </pic:pic>
+              </a:graphicData>
+            </a:graphic>
+          </wp:inline>
+        </w:drawing>
       </w:r>
     </w:p>
     <w:p>
@@ -4954,7 +4989,15 @@
           <w:rFonts w:ascii="ＭＳ Ｐ明朝" w:eastAsia="ＭＳ Ｐ明朝" w:hAnsi="ＭＳ Ｐ明朝"/>
           <w:sz w:val="24"/>
         </w:rPr>
-        <w:t xml:space="preserve"> alphabetA_2026.txt alphabetB_2026.txt</w:t>
+        <w:t xml:space="preserve"> </w:t>
+      </w:r>
+      <w:r>
+        <w:rPr>
+          <w:rFonts w:ascii="ＭＳ Ｐ明朝" w:eastAsia="ＭＳ Ｐ明朝" w:hAnsi="ＭＳ Ｐ明朝"/>
+          <w:sz w:val="24"/>
+        </w:rPr>
+        <w:lastRenderedPageBreak/>
+        <w:t>alphabetA_2026.txt alphabetB_2026.txt</w:t>
       </w:r>
       <w:r>
         <w:rPr>
@@ -5109,7 +5152,6 @@
           <w:rFonts w:ascii="ＭＳ Ｐ明朝" w:eastAsia="ＭＳ Ｐ明朝" w:hAnsi="ＭＳ Ｐ明朝" w:hint="eastAsia"/>
           <w:sz w:val="24"/>
         </w:rPr>
-        <w:lastRenderedPageBreak/>
         <w:t xml:space="preserve">　</w:t>
       </w:r>
       <w:proofErr w:type="spellStart"/>
@@ -5799,7 +5841,15 @@
           <w:rFonts w:ascii="ＭＳ Ｐ明朝" w:eastAsia="ＭＳ Ｐ明朝" w:hAnsi="ＭＳ Ｐ明朝" w:hint="eastAsia"/>
           <w:sz w:val="24"/>
         </w:rPr>
-        <w:t>変数を宣言し、単語群の中から単語の最大長がいくらかを求めた。そしてその値から単語長ごとの出現頻度を記録するための出現頻度テーブルを構成し、そして再度</w:t>
+        <w:t>変数を宣言し、単語群の中から単語の最大長がいくらかを求めた。そしてその値から単語長ごとの出現頻度を</w:t>
+      </w:r>
+      <w:r>
+        <w:rPr>
+          <w:rFonts w:ascii="ＭＳ Ｐ明朝" w:eastAsia="ＭＳ Ｐ明朝" w:hAnsi="ＭＳ Ｐ明朝" w:hint="eastAsia"/>
+          <w:sz w:val="24"/>
+        </w:rPr>
+        <w:lastRenderedPageBreak/>
+        <w:t>記録するための出現頻度テーブルを構成し、そして再度</w:t>
       </w:r>
       <w:r>
         <w:rPr>
@@ -6031,7 +6081,6 @@
           <w:rFonts w:ascii="ＭＳ Ｐ明朝" w:eastAsia="ＭＳ Ｐ明朝" w:hAnsi="ＭＳ Ｐ明朝"/>
           <w:sz w:val="24"/>
         </w:rPr>
-        <w:lastRenderedPageBreak/>
         <w:t>vector</w:t>
       </w:r>
       <w:r>
@@ -6102,6 +6151,7 @@
     </w:p>
     <w:p>
       <w:pPr>
+        <w:jc w:val="center"/>
         <w:rPr>
           <w:rFonts w:ascii="ＭＳ Ｐ明朝" w:eastAsia="ＭＳ Ｐ明朝" w:hAnsi="ＭＳ Ｐ明朝"/>
           <w:sz w:val="24"/>
@@ -6109,10 +6159,44 @@
       </w:pPr>
       <w:r>
         <w:rPr>
-          <w:rFonts w:ascii="ＭＳ Ｐ明朝" w:eastAsia="ＭＳ Ｐ明朝" w:hAnsi="ＭＳ Ｐ明朝" w:hint="eastAsia"/>
-          <w:sz w:val="24"/>
-        </w:rPr>
-        <w:t xml:space="preserve">　</w:t>
+          <w:rFonts w:ascii="ＭＳ Ｐ明朝" w:eastAsia="ＭＳ Ｐ明朝" w:hAnsi="ＭＳ Ｐ明朝"/>
+          <w:sz w:val="24"/>
+        </w:rPr>
+        <w:drawing>
+          <wp:inline distT="0" distB="0" distL="0" distR="0" wp14:anchorId="0BF94CC0" wp14:editId="167D5D75">
+            <wp:extent cx="2865447" cy="3335318"/>
+            <wp:effectExtent l="0" t="0" r="5080" b="0"/>
+            <wp:docPr id="292738125" name="図 1"/>
+            <wp:cNvGraphicFramePr>
+              <a:graphicFrameLocks xmlns:a="http://schemas.openxmlformats.org/drawingml/2006/main" noChangeAspect="1"/>
+            </wp:cNvGraphicFramePr>
+            <a:graphic xmlns:a="http://schemas.openxmlformats.org/drawingml/2006/main">
+              <a:graphicData uri="http://schemas.openxmlformats.org/drawingml/2006/picture">
+                <pic:pic xmlns:pic="http://schemas.openxmlformats.org/drawingml/2006/picture">
+                  <pic:nvPicPr>
+                    <pic:cNvPr id="292738125" name=""/>
+                    <pic:cNvPicPr/>
+                  </pic:nvPicPr>
+                  <pic:blipFill>
+                    <a:blip r:embed="rId9"/>
+                    <a:stretch>
+                      <a:fillRect/>
+                    </a:stretch>
+                  </pic:blipFill>
+                  <pic:spPr>
+                    <a:xfrm>
+                      <a:off x="0" y="0"/>
+                      <a:ext cx="2881924" cy="3354497"/>
+                    </a:xfrm>
+                    <a:prstGeom prst="rect">
+                      <a:avLst/>
+                    </a:prstGeom>
+                  </pic:spPr>
+                </pic:pic>
+              </a:graphicData>
+            </a:graphic>
+          </wp:inline>
+        </w:drawing>
       </w:r>
     </w:p>
     <w:p>
@@ -6575,15 +6659,7 @@
           <w:rFonts w:ascii="ＭＳ Ｐ明朝" w:eastAsia="ＭＳ Ｐ明朝" w:hAnsi="ＭＳ Ｐ明朝" w:hint="eastAsia"/>
           <w:sz w:val="24"/>
         </w:rPr>
-        <w:t>、モデ</w:t>
-      </w:r>
-      <w:r>
-        <w:rPr>
-          <w:rFonts w:ascii="ＭＳ Ｐ明朝" w:eastAsia="ＭＳ Ｐ明朝" w:hAnsi="ＭＳ Ｐ明朝" w:hint="eastAsia"/>
-          <w:sz w:val="24"/>
-        </w:rPr>
-        <w:lastRenderedPageBreak/>
-        <w:t>ルの出力を行う</w:t>
+        <w:t>、モデルの出力を行う</w:t>
       </w:r>
       <w:proofErr w:type="spellStart"/>
       <w:r>
@@ -6832,7 +6908,15 @@
           <w:rFonts w:ascii="ＭＳ Ｐ明朝" w:eastAsia="ＭＳ Ｐ明朝" w:hAnsi="ＭＳ Ｐ明朝" w:hint="eastAsia"/>
           <w:sz w:val="24"/>
         </w:rPr>
-        <w:t>最小二乗法とは、データとモデルとなる直線や曲線との誤差の二乗和が最小となるようにモデルを求める方法であり、これは数値解析での基本的なものである。</w:t>
+        <w:t>最小二乗法とは、データとモデルとなる直線や曲線との誤差の二乗和が最小となるようにモデルを求める方法</w:t>
+      </w:r>
+      <w:r>
+        <w:rPr>
+          <w:rFonts w:ascii="ＭＳ Ｐ明朝" w:eastAsia="ＭＳ Ｐ明朝" w:hAnsi="ＭＳ Ｐ明朝" w:hint="eastAsia"/>
+          <w:sz w:val="24"/>
+        </w:rPr>
+        <w:lastRenderedPageBreak/>
+        <w:t>であり、これは数値解析での基本的なものである。</w:t>
       </w:r>
       <w:r>
         <w:rPr>
@@ -7715,15 +7799,7 @@
           <w:rFonts w:ascii="ＭＳ Ｐ明朝" w:eastAsia="ＭＳ Ｐ明朝" w:hAnsi="ＭＳ Ｐ明朝" w:hint="eastAsia"/>
           <w:sz w:val="24"/>
         </w:rPr>
-        <w:t>関数を説明してい</w:t>
-      </w:r>
-      <w:r>
-        <w:rPr>
-          <w:rFonts w:ascii="ＭＳ Ｐ明朝" w:eastAsia="ＭＳ Ｐ明朝" w:hAnsi="ＭＳ Ｐ明朝" w:hint="eastAsia"/>
-          <w:sz w:val="24"/>
-        </w:rPr>
-        <w:lastRenderedPageBreak/>
-        <w:t>く。</w:t>
+        <w:t>関数を説明していく。</w:t>
       </w:r>
       <w:r>
         <w:rPr>
@@ -7956,6 +8032,7 @@
           <w:rFonts w:ascii="ＭＳ Ｐ明朝" w:eastAsia="ＭＳ Ｐ明朝" w:hAnsi="ＭＳ Ｐ明朝"/>
           <w:sz w:val="24"/>
         </w:rPr>
+        <w:lastRenderedPageBreak/>
         <w:drawing>
           <wp:inline distT="0" distB="0" distL="0" distR="0" wp14:anchorId="79D1C506" wp14:editId="7F80634C">
             <wp:extent cx="4597400" cy="1612900"/>
@@ -7972,7 +8049,7 @@
                     <pic:cNvPicPr/>
                   </pic:nvPicPr>
                   <pic:blipFill>
-                    <a:blip r:embed="rId8"/>
+                    <a:blip r:embed="rId10"/>
                     <a:stretch>
                       <a:fillRect/>
                     </a:stretch>
@@ -8002,8 +8079,8 @@
       </w:pPr>
     </w:p>
     <w:sectPr>
-      <w:footerReference w:type="even" r:id="rId9"/>
-      <w:footerReference w:type="default" r:id="rId10"/>
+      <w:footerReference w:type="even" r:id="rId11"/>
+      <w:footerReference w:type="default" r:id="rId12"/>
       <w:pgSz w:w="11906" w:h="16838"/>
       <w:pgMar w:top="1985" w:right="1701" w:bottom="1701" w:left="1701" w:header="851" w:footer="992" w:gutter="0"/>
       <w:cols w:space="425"/>
